--- a/downloads/teacher/ai-1-week-02.docx
+++ b/downloads/teacher/ai-1-week-02.docx
@@ -2953,6 +2953,396 @@
         <w:t>Choose sorter inputs that retain the clues needed for its decision; draw the transformation and identify discarded details.</w:t>
       </w:r>
     </w:p>
+    <w:p>
+      <w:pPr>
+        <w:pStyle w:val="Heading1"/>
+      </w:pPr>
+      <w:r>
+        <w:t>07. Prepare, teach and assess</w:t>
+      </w:r>
+    </w:p>
+    <w:p>
+      <w:r>
+        <w:t>Teaching target: Trace information through a system without confusing information with a physical action</w:t>
+      </w:r>
+    </w:p>
+    <w:p>
+      <w:r>
+        <w:t>Prepare the labelled worked-case picture, the matching workbook, fictional input cards and a place for individual responses. No paid AI account is required for the paper reasoning activities.</w:t>
+      </w:r>
+    </w:p>
+    <w:tbl>
+      <w:tblPr>
+        <w:tblStyle w:val="LightShading-Accent1"/>
+        <w:tblW w:type="auto" w:w="0"/>
+        <w:tblLook w:firstColumn="1" w:firstRow="1" w:lastColumn="0" w:lastRow="0" w:noHBand="0" w:noVBand="1" w:val="04A0"/>
+      </w:tblPr>
+      <w:tblGrid>
+        <w:gridCol w:w="3408"/>
+        <w:gridCol w:w="3408"/>
+        <w:gridCol w:w="3408"/>
+      </w:tblGrid>
+      <w:tr>
+        <w:trPr>
+          <w:tblHeader/>
+        </w:trPr>
+        <w:tc>
+          <w:tcPr>
+            <w:tcW w:type="dxa" w:w="3408"/>
+          </w:tcPr>
+          <w:p>
+            <w:r>
+              <w:t>Session</w:t>
+            </w:r>
+          </w:p>
+        </w:tc>
+        <w:tc>
+          <w:tcPr>
+            <w:tcW w:type="dxa" w:w="3408"/>
+          </w:tcPr>
+          <w:p>
+            <w:r>
+              <w:t>Plan</w:t>
+            </w:r>
+          </w:p>
+        </w:tc>
+        <w:tc>
+          <w:tcPr>
+            <w:tcW w:type="dxa" w:w="3408"/>
+          </w:tcPr>
+          <w:p>
+            <w:r>
+              <w:t>Resources</w:t>
+            </w:r>
+          </w:p>
+        </w:tc>
+      </w:tr>
+      <w:tr>
+        <w:tc>
+          <w:tcPr>
+            <w:tcW w:type="dxa" w:w="3408"/>
+          </w:tcPr>
+          <w:p>
+            <w:r>
+              <w:t>Session 1 · Understand · 45 min</w:t>
+            </w:r>
+          </w:p>
+        </w:tc>
+        <w:tc>
+          <w:tcPr>
+            <w:tcW w:type="dxa" w:w="3408"/>
+          </w:tcPr>
+          <w:p>
+            <w:r>
+              <w:t>0–7: recall and prerequisite; 7–15: inspect the concrete case and predict; 15–30: teacher models the worked trace; 30–40: learners explain a step using the text and visual; 40–45: check the core idea.</w:t>
+            </w:r>
+          </w:p>
+        </w:tc>
+        <w:tc>
+          <w:tcPr>
+            <w:tcW w:type="dxa" w:w="3408"/>
+          </w:tcPr>
+          <w:p>
+            <w:r>
+              <w:t>Sections 1–6; record the brief recall in the workbook.</w:t>
+            </w:r>
+          </w:p>
+        </w:tc>
+      </w:tr>
+      <w:tr>
+        <w:tc>
+          <w:tcPr>
+            <w:tcW w:type="dxa" w:w="3408"/>
+          </w:tcPr>
+          <w:p>
+            <w:r>
+              <w:t>Session 2 · Practise · 45 min</w:t>
+            </w:r>
+          </w:p>
+        </w:tc>
+        <w:tc>
+          <w:tcPr>
+            <w:tcW w:type="dxa" w:w="3408"/>
+          </w:tcPr>
+          <w:p>
+            <w:r>
+              <w:t>0–5: retrieve the procedure; 5–15: W2 completion practice; 15–23: explain and check with a partner; 23–30: each learner answers the misconception check; 30–40: targeted reteaching or a harder variation; 40–45: prepare the investigation.</w:t>
+            </w:r>
+          </w:p>
+        </w:tc>
+        <w:tc>
+          <w:tcPr>
+            <w:tcW w:type="dxa" w:w="3408"/>
+          </w:tcPr>
+          <w:p>
+            <w:r>
+              <w:t>Sections 7–10; use the matching workbook W2 and misconception check.</w:t>
+            </w:r>
+          </w:p>
+        </w:tc>
+      </w:tr>
+      <w:tr>
+        <w:tc>
+          <w:tcPr>
+            <w:tcW w:type="dxa" w:w="3408"/>
+          </w:tcPr>
+          <w:p>
+            <w:r>
+              <w:t>Session 3 · Investigate and transfer · 45 min</w:t>
+            </w:r>
+          </w:p>
+        </w:tc>
+        <w:tc>
+          <w:tcPr>
+            <w:tcW w:type="dxa" w:w="3408"/>
+          </w:tcPr>
+          <w:p>
+            <w:r>
+              <w:t>0–5: retrieve the decision rule; 5–20: investigate or trace; 20–30: start the independent case; 30–38: connect the project; 38–43: act on feedback; 43–45: plan the return check.</w:t>
+            </w:r>
+          </w:p>
+        </w:tc>
+        <w:tc>
+          <w:tcPr>
+            <w:tcW w:type="dxa" w:w="3408"/>
+          </w:tcPr>
+          <w:p>
+            <w:r>
+              <w:t>Sections 9 and 11–14. Give extra time to finish the full task set; use Section 15 when the week includes a coding lab.</w:t>
+            </w:r>
+          </w:p>
+        </w:tc>
+      </w:tr>
+    </w:tbl>
+    <w:p>
+      <w:r>
+        <w:t>Before class, solve the supported practice: A record stores only total visitors=3. Give two different arrival schedules that produce this total. Can the total tell us the busiest hour? Explain.</w:t>
+      </w:r>
+    </w:p>
+    <w:p>
+      <w:r>
+        <w:t>Reasoned practice answer: Examples: three visitors at 09:00, or one each at 09:00, 10:00 and 11:00. Both total 3, but their busiest-hour patterns differ. The total lacks arrival-time information, so the busiest hour cannot be recovered from it alone.</w:t>
+      </w:r>
+    </w:p>
+    <w:p>
+      <w:r>
+        <w:t>Check every learner before discussion: Use the worked case for Representations and information paths. Proposed explanation: “Every output is the final action”. Decide whether this explanation is supported. Point to the step or supplied fact that decides; explain your repair if needed.</w:t>
+      </w:r>
+    </w:p>
+    <w:p>
+      <w:r>
+        <w:t>Misconception repair: Trace an output entering the next stage. Ask whether the borrowing or speech stage exists and has run.</w:t>
+      </w:r>
+    </w:p>
+    <w:p>
+      <w:r>
+        <w:t>Support: read the exact case aloud, enlarge the labelled picture, supply input cards and model only the first deciding step. Accept a spoken explanation or drawing; retain the reasoning goal.</w:t>
+      </w:r>
+    </w:p>
+    <w:p>
+      <w:r>
+        <w:t>Extension: Store red count alongside total. Require a prediction and a reason before comparing. Expected result: The records become (6,2) and (6,5). Reason: Blue count can now be recovered by total minus red, assuming these are the only colours.</w:t>
+      </w:r>
+    </w:p>
+    <w:p>
+      <w:r>
+        <w:t>Independent assessment: withhold the reserved answer until the learner has attempted the new case. Record support separately from correctness.</w:t>
+      </w:r>
+    </w:p>
+    <w:tbl>
+      <w:tblPr>
+        <w:tblStyle w:val="LightShading-Accent1"/>
+        <w:tblW w:type="auto" w:w="0"/>
+        <w:tblLook w:firstColumn="1" w:firstRow="1" w:lastColumn="0" w:lastRow="0" w:noHBand="0" w:noVBand="1" w:val="04A0"/>
+      </w:tblPr>
+      <w:tblGrid>
+        <w:gridCol w:w="2556"/>
+        <w:gridCol w:w="2556"/>
+        <w:gridCol w:w="2556"/>
+        <w:gridCol w:w="2556"/>
+      </w:tblGrid>
+      <w:tr>
+        <w:trPr>
+          <w:tblHeader/>
+        </w:trPr>
+        <w:tc>
+          <w:tcPr>
+            <w:tcW w:type="dxa" w:w="2556"/>
+          </w:tcPr>
+          <w:p>
+            <w:r>
+              <w:t>Criterion</w:t>
+            </w:r>
+          </w:p>
+        </w:tc>
+        <w:tc>
+          <w:tcPr>
+            <w:tcW w:type="dxa" w:w="2556"/>
+          </w:tcPr>
+          <w:p>
+            <w:r>
+              <w:t>Not yet</w:t>
+            </w:r>
+          </w:p>
+        </w:tc>
+        <w:tc>
+          <w:tcPr>
+            <w:tcW w:type="dxa" w:w="2556"/>
+          </w:tcPr>
+          <w:p>
+            <w:r>
+              <w:t>With support</w:t>
+            </w:r>
+          </w:p>
+        </w:tc>
+        <w:tc>
+          <w:tcPr>
+            <w:tcW w:type="dxa" w:w="2556"/>
+          </w:tcPr>
+          <w:p>
+            <w:r>
+              <w:t>Independent</w:t>
+            </w:r>
+          </w:p>
+        </w:tc>
+      </w:tr>
+      <w:tr>
+        <w:tc>
+          <w:tcPr>
+            <w:tcW w:type="dxa" w:w="2556"/>
+          </w:tcPr>
+          <w:p>
+            <w:r>
+              <w:t>Explanation</w:t>
+            </w:r>
+          </w:p>
+        </w:tc>
+        <w:tc>
+          <w:tcPr>
+            <w:tcW w:type="dxa" w:w="2556"/>
+          </w:tcPr>
+          <w:p>
+            <w:r>
+              <w:t>Names an answer without a deciding fact</w:t>
+            </w:r>
+          </w:p>
+        </w:tc>
+        <w:tc>
+          <w:tcPr>
+            <w:tcW w:type="dxa" w:w="2556"/>
+          </w:tcPr>
+          <w:p>
+            <w:r>
+              <w:t>Uses a hint to link fact and decision</w:t>
+            </w:r>
+          </w:p>
+        </w:tc>
+        <w:tc>
+          <w:tcPr>
+            <w:tcW w:type="dxa" w:w="2556"/>
+          </w:tcPr>
+          <w:p>
+            <w:r>
+              <w:t>Explains the deciding fact in own words</w:t>
+            </w:r>
+          </w:p>
+        </w:tc>
+      </w:tr>
+      <w:tr>
+        <w:tc>
+          <w:tcPr>
+            <w:tcW w:type="dxa" w:w="2556"/>
+          </w:tcPr>
+          <w:p>
+            <w:r>
+              <w:t>Trace or test</w:t>
+            </w:r>
+          </w:p>
+        </w:tc>
+        <w:tc>
+          <w:tcPr>
+            <w:tcW w:type="dxa" w:w="2556"/>
+          </w:tcPr>
+          <w:p>
+            <w:r>
+              <w:t>Cannot connect input and result</w:t>
+            </w:r>
+          </w:p>
+        </w:tc>
+        <w:tc>
+          <w:tcPr>
+            <w:tcW w:type="dxa" w:w="2556"/>
+          </w:tcPr>
+          <w:p>
+            <w:r>
+              <w:t>Completes steps with prompts</w:t>
+            </w:r>
+          </w:p>
+        </w:tc>
+        <w:tc>
+          <w:tcPr>
+            <w:tcW w:type="dxa" w:w="2556"/>
+          </w:tcPr>
+          <w:p>
+            <w:r>
+              <w:t>Traces or tests a changed case accurately</w:t>
+            </w:r>
+          </w:p>
+        </w:tc>
+      </w:tr>
+      <w:tr>
+        <w:tc>
+          <w:tcPr>
+            <w:tcW w:type="dxa" w:w="2556"/>
+          </w:tcPr>
+          <w:p>
+            <w:r>
+              <w:t>Limits and revision</w:t>
+            </w:r>
+          </w:p>
+        </w:tc>
+        <w:tc>
+          <w:tcPr>
+            <w:tcW w:type="dxa" w:w="2556"/>
+          </w:tcPr>
+          <w:p>
+            <w:r>
+              <w:t>Claims more than evidence supports</w:t>
+            </w:r>
+          </w:p>
+        </w:tc>
+        <w:tc>
+          <w:tcPr>
+            <w:tcW w:type="dxa" w:w="2556"/>
+          </w:tcPr>
+          <w:p>
+            <w:r>
+              <w:t>Names a limit after a prompt</w:t>
+            </w:r>
+          </w:p>
+        </w:tc>
+        <w:tc>
+          <w:tcPr>
+            <w:tcW w:type="dxa" w:w="2556"/>
+          </w:tcPr>
+          <w:p>
+            <w:r>
+              <w:t>States a defensible limit and useful next test</w:t>
+            </w:r>
+          </w:p>
+        </w:tc>
+      </w:tr>
+    </w:tbl>
+    <w:p>
+      <w:r>
+        <w:t>Project checkpoint: Frame the need. Name the user, the problem, allowed inputs and a safe simple starting method.</w:t>
+      </w:r>
+    </w:p>
+    <w:p>
+      <w:r>
+        <w:t>Use the weekly teacher answer for topic-specific reasoning. A saved progress tick is an activity record; judge mastery from the learner’s explanation and evidence.</w:t>
+      </w:r>
+    </w:p>
     <w:sectPr>
       <w:pgSz w:w="12240" w:h="15840"/>
       <w:pgMar w:top="936" w:right="1008" w:bottom="936" w:left="1008" w:header="720" w:footer="720" w:gutter="0"/>

--- a/downloads/teacher/ai-1-week-02.docx
+++ b/downloads/teacher/ai-1-week-02.docx
@@ -3343,6 +3343,39 @@
         <w:t>Use the weekly teacher answer for topic-specific reasoning. A saved progress tick is an activity record; judge mastery from the learner’s explanation and evidence.</w:t>
       </w:r>
     </w:p>
+    <w:p>
+      <w:pPr>
+        <w:pStyle w:val="Heading1"/>
+      </w:pPr>
+      <w:r>
+        <w:t>08. Use feedback, labs and repair paths</w:t>
+      </w:r>
+    </w:p>
+    <w:p>
+      <w:r>
+        <w:t>Use the two formative questions as supported practice, not as independent mastery scores. Discuss the deciding evidence rather than accepting a guessed selection.</w:t>
+      </w:r>
+    </w:p>
+    <w:p>
+      <w:r>
+        <w:t>The feedback comes from the reviewed public worked case. Do not reveal the separately reserved independent teacher answer until the learner has attempted that case.</w:t>
+      </w:r>
+    </w:p>
+    <w:p>
+      <w:r>
+        <w:t>Ask students to predict before running code. Preserve errors and actual outputs; collect a changed test and an explanation. The branch-boundary and indexing lessons deliberately include failure cases.</w:t>
+      </w:r>
+    </w:p>
+    <w:p>
+      <w:r>
+        <w:t>Use the earlier worked-explanation links to address a specific missing building block, then return to the current question. Adapt this suggestion after observing the learner; it is not an automatic diagnosis.</w:t>
+      </w:r>
+    </w:p>
+    <w:p>
+      <w:r>
+        <w:t>Collect the completed-work portfolio as evidence. Record support separately from correctness, and assess explanation, trace/test and limitations. Progress ticks and quiz selections alone do not establish mastery.</w:t>
+      </w:r>
+    </w:p>
     <w:sectPr>
       <w:pgSz w:w="12240" w:h="15840"/>
       <w:pgMar w:top="936" w:right="1008" w:bottom="936" w:left="1008" w:header="720" w:footer="720" w:gutter="0"/>

--- a/downloads/teacher/ai-1-week-02.docx
+++ b/downloads/teacher/ai-1-week-02.docx
@@ -29,6 +29,11 @@
       </w:r>
     </w:p>
     <w:p>
+      <w:r>
+        <w:t>Prepare Input, Process, Output: check the target, prerequisites, resources and adaptable teaching schedule.</w:t>
+      </w:r>
+    </w:p>
+    <w:p>
       <w:pPr>
         <w:pStyle w:val="Heading3"/>
       </w:pPr>
@@ -37,8 +42,26 @@
       </w:r>
     </w:p>
     <w:p>
-      <w:r>
-        <w:t>Primary target: Trace information through a system without confusing information with a physical action</w:t>
+      <w:pPr>
+        <w:spacing w:line="336" w:lineRule="auto" w:after="180"/>
+      </w:pPr>
+      <w:r>
+        <w:rPr>
+          <w:b w:val="0"/>
+        </w:rPr>
+        <w:t xml:space="preserve">Primary target: </w:t>
+      </w:r>
+      <w:r>
+        <w:rPr>
+          <w:b/>
+        </w:rPr>
+        <w:t>Trace</w:t>
+      </w:r>
+      <w:r>
+        <w:rPr>
+          <w:b w:val="0"/>
+        </w:rPr>
+        <w:t xml:space="preserve"> information through a system without confusing information with a physical action</w:t>
       </w:r>
     </w:p>
     <w:tbl>
@@ -185,8 +208,37 @@
       </w:tr>
     </w:tbl>
     <w:p>
-      <w:r>
-        <w:t>This is a starting allocation of 135 minutes, not a validated duration. Preserve all named topics. Schedule extra time for connected examples, the full investigation, independent cases and project building. Repeated copies of a case share one recorded attempt; they are not new evidence.</w:t>
+      <w:pPr>
+        <w:spacing w:line="336" w:lineRule="auto" w:after="180"/>
+      </w:pPr>
+      <w:r>
+        <w:rPr>
+          <w:b w:val="0"/>
+        </w:rPr>
+        <w:t>This is a starting allocation of 135 minutes, not a validated duration. Preserve all named topics. Schedule extra time for connected examples, the full investigation, independent cases and project building.</w:t>
+      </w:r>
+    </w:p>
+    <w:p>
+      <w:pPr>
+        <w:spacing w:line="336" w:lineRule="auto" w:after="180"/>
+      </w:pPr>
+      <w:r>
+        <w:rPr>
+          <w:b w:val="0"/>
+        </w:rPr>
+        <w:t xml:space="preserve">Repeated copies of a case share one recorded attempt; they are not new </w:t>
+      </w:r>
+      <w:r>
+        <w:rPr>
+          <w:b/>
+        </w:rPr>
+        <w:t>evidence</w:t>
+      </w:r>
+      <w:r>
+        <w:rPr>
+          <w:b w:val="0"/>
+        </w:rPr>
+        <w:t>.</w:t>
       </w:r>
     </w:p>
     <w:p>
@@ -206,22 +258,93 @@
       </w:r>
     </w:p>
     <w:p>
-      <w:r>
+      <w:pPr>
+        <w:spacing w:line="336" w:lineRule="auto" w:after="180"/>
+      </w:pPr>
+      <w:r>
+        <w:rPr>
+          <w:b w:val="0"/>
+        </w:rPr>
         <w:t>Without opening the old lesson, explain one key idea from AI or Not?. Give an example and a mistake that the idea helps you avoid.</w:t>
       </w:r>
     </w:p>
     <w:p>
-      <w:r>
+      <w:pPr>
+        <w:spacing w:line="336" w:lineRule="auto" w:after="180"/>
+      </w:pPr>
+      <w:r>
+        <w:rPr>
+          <w:b w:val="0"/>
+        </w:rPr>
         <w:t>Look for: Distinguish an observed result from an explanation of how it was produced</w:t>
       </w:r>
     </w:p>
     <w:p>
-      <w:r>
-        <w:t>Reference example, not the only acceptable wording: Observations include that the door opened when the visitor approached and that its label says intelligent entrance. A useful question asks whether a written sensor threshold, a model fitted on examples or a person controls opening. The label is an observed marketing claim, not mechanism evidence.</w:t>
-      </w:r>
-    </w:p>
-    <w:p>
-      <w:r>
+      <w:pPr>
+        <w:spacing w:line="336" w:lineRule="auto" w:after="180"/>
+      </w:pPr>
+      <w:r>
+        <w:rPr>
+          <w:b w:val="0"/>
+        </w:rPr>
+        <w:t xml:space="preserve">Reference example, not the only acceptable wording: </w:t>
+      </w:r>
+      <w:r>
+        <w:rPr>
+          <w:b/>
+        </w:rPr>
+        <w:t>Observation</w:t>
+      </w:r>
+      <w:r>
+        <w:rPr>
+          <w:b w:val="0"/>
+        </w:rPr>
+        <w:t>s include that the door opened when the visitor approached and that its label says intelligent entrance.</w:t>
+      </w:r>
+    </w:p>
+    <w:p>
+      <w:pPr>
+        <w:spacing w:line="336" w:lineRule="auto" w:after="180"/>
+      </w:pPr>
+      <w:r>
+        <w:rPr>
+          <w:b w:val="0"/>
+        </w:rPr>
+        <w:t xml:space="preserve">A useful question asks whether a written sensor threshold, a model fitted on examples or a person controls opening. The label is an observed marketing claim, not </w:t>
+      </w:r>
+      <w:r>
+        <w:rPr>
+          <w:b/>
+        </w:rPr>
+        <w:t>mechanism</w:t>
+      </w:r>
+      <w:r>
+        <w:rPr>
+          <w:b w:val="0"/>
+        </w:rPr>
+        <w:t xml:space="preserve"> </w:t>
+      </w:r>
+      <w:r>
+        <w:rPr>
+          <w:b/>
+        </w:rPr>
+        <w:t>evidence</w:t>
+      </w:r>
+      <w:r>
+        <w:rPr>
+          <w:b w:val="0"/>
+        </w:rPr>
+        <w:t>.</w:t>
+      </w:r>
+    </w:p>
+    <w:p>
+      <w:pPr>
+        <w:spacing w:line="336" w:lineRule="auto" w:after="180"/>
+      </w:pPr>
+      <w:r>
+        <w:rPr>
+          <w:b w:val="0"/>
+        </w:rPr>
         <w:t>Use the student module and workbook section with this exact week title. The worked case, independent question and answers below form one aligned lesson sequence.</w:t>
       </w:r>
     </w:p>
@@ -234,7 +357,14 @@
       </w:r>
     </w:p>
     <w:p>
-      <w:r>
+      <w:pPr>
+        <w:spacing w:line="336" w:lineRule="auto" w:after="180"/>
+        <w:shd w:fill="F5F1FB"/>
+      </w:pPr>
+      <w:r>
+        <w:rPr>
+          <w:b w:val="0"/>
+        </w:rPr>
         <w:t>A library kiosk receives 'mystery', filters a catalogue by genre and displays three titles. No speaker is attached. Draw its information path. A visitor says it read three books aloud. Which stage contradicts that claim?</w:t>
       </w:r>
     </w:p>
@@ -247,7 +377,13 @@
       </w:r>
     </w:p>
     <w:p>
-      <w:r>
+      <w:pPr>
+        <w:spacing w:line="336" w:lineRule="auto" w:after="180"/>
+      </w:pPr>
+      <w:r>
+        <w:rPr>
+          <w:b w:val="0"/>
+        </w:rPr>
         <w:t>A system transforms information; it does not simply 'know.'</w:t>
       </w:r>
     </w:p>
@@ -384,12 +520,38 @@
       </w:r>
     </w:p>
     <w:p>
-      <w:r>
+      <w:pPr>
+        <w:spacing w:line="336" w:lineRule="auto" w:after="180"/>
+      </w:pPr>
+      <w:r>
+        <w:rPr>
+          <w:b w:val="0"/>
+        </w:rPr>
         <w:t>Use the supplied scenario, student illustrations and blank paper. For numeric work, offer counters or a calculator after learners show the setup. Fictional records are supplied; personal data and paid accounts are unnecessary.</w:t>
       </w:r>
     </w:p>
     <w:p>
-      <w:r>
+      <w:pPr>
+        <w:pStyle w:val="Heading3"/>
+      </w:pPr>
+      <w:r>
+        <w:t>Alternative compact allocation</w:t>
+      </w:r>
+    </w:p>
+    <w:p>
+      <w:r>
+        <w:t>This compact option is not the full-week schedule. Use the main teaching cycle and allow extra sessions for the investigation, independent work and project.</w:t>
+      </w:r>
+    </w:p>
+    <w:p>
+      <w:pPr>
+        <w:spacing w:line="336" w:lineRule="auto" w:after="180"/>
+        <w:shd w:fill="F1F6F8"/>
+      </w:pPr>
+      <w:r>
+        <w:rPr>
+          <w:b w:val="0"/>
+        </w:rPr>
         <w:t>Allow 80 minutes: recall 8; explanation 12; worked demonstration 15; guided practice 20; independent assessment 15; project and reflection 10. Extend the lab into a second session when needed.</w:t>
       </w:r>
     </w:p>
@@ -402,8 +564,84 @@
       </w:r>
     </w:p>
     <w:p>
-      <w:r>
-        <w:t>Teach input and output as relative to a stage. Avoid claiming that representations are inherently truthful or complete. This lesson introduces information loss through counterexamples, without requiring formal information theory. The two-originals method is the important reasoning move: if two source records map to one stored result but imply different answers, the stored result cannot decide that question alone.</w:t>
+      <w:pPr>
+        <w:spacing w:line="336" w:lineRule="auto" w:after="180"/>
+      </w:pPr>
+      <w:r>
+        <w:rPr>
+          <w:b w:val="0"/>
+        </w:rPr>
+        <w:t xml:space="preserve">Teach </w:t>
+      </w:r>
+      <w:r>
+        <w:rPr>
+          <w:b/>
+        </w:rPr>
+        <w:t>input</w:t>
+      </w:r>
+      <w:r>
+        <w:rPr>
+          <w:b w:val="0"/>
+        </w:rPr>
+        <w:t xml:space="preserve"> and </w:t>
+      </w:r>
+      <w:r>
+        <w:rPr>
+          <w:b/>
+        </w:rPr>
+        <w:t>output</w:t>
+      </w:r>
+      <w:r>
+        <w:rPr>
+          <w:b w:val="0"/>
+        </w:rPr>
+        <w:t xml:space="preserve"> as relative to a stage. Avoid claiming that </w:t>
+      </w:r>
+      <w:r>
+        <w:rPr>
+          <w:b/>
+        </w:rPr>
+        <w:t>representation</w:t>
+      </w:r>
+      <w:r>
+        <w:rPr>
+          <w:b w:val="0"/>
+        </w:rPr>
+        <w:t>s are inherently truthful or complete.</w:t>
+      </w:r>
+    </w:p>
+    <w:p>
+      <w:pPr>
+        <w:spacing w:line="336" w:lineRule="auto" w:after="180"/>
+      </w:pPr>
+      <w:r>
+        <w:rPr>
+          <w:b w:val="0"/>
+        </w:rPr>
+        <w:t xml:space="preserve">This lesson introduces </w:t>
+      </w:r>
+      <w:r>
+        <w:rPr>
+          <w:b/>
+        </w:rPr>
+        <w:t>information loss</w:t>
+      </w:r>
+      <w:r>
+        <w:rPr>
+          <w:b w:val="0"/>
+        </w:rPr>
+        <w:t xml:space="preserve"> through counterexamples, without requiring formal information theory.</w:t>
+      </w:r>
+    </w:p>
+    <w:p>
+      <w:pPr>
+        <w:spacing w:line="336" w:lineRule="auto" w:after="180"/>
+      </w:pPr>
+      <w:r>
+        <w:rPr>
+          <w:b w:val="0"/>
+        </w:rPr>
+        <w:t>The two-originals method is the important reasoning move: if two source records map to one stored result but imply different answers, the stored result cannot decide that question alone.</w:t>
       </w:r>
     </w:p>
     <w:p>
@@ -415,22 +653,46 @@
       </w:r>
     </w:p>
     <w:p>
-      <w:r>
+      <w:pPr>
+        <w:spacing w:line="336" w:lineRule="auto" w:after="180"/>
+      </w:pPr>
+      <w:r>
+        <w:rPr>
+          <w:b w:val="0"/>
+        </w:rPr>
         <w:t>The fitted model produced the delay estimate; the written greater-than-10 rule selected the colour. A caretaker or driver decision is a separate action.</w:t>
       </w:r>
     </w:p>
     <w:p>
-      <w:r>
+      <w:pPr>
+        <w:spacing w:line="336" w:lineRule="auto" w:after="180"/>
+      </w:pPr>
+      <w:r>
+        <w:rPr>
+          <w:b w:val="0"/>
+        </w:rPr>
         <w:t>Catalogue records A science 80, B science 150 and C mystery 90 written on cards</w:t>
       </w:r>
     </w:p>
     <w:p>
-      <w:r>
+      <w:pPr>
+        <w:spacing w:line="336" w:lineRule="auto" w:after="180"/>
+      </w:pPr>
+      <w:r>
+        <w:rPr>
+          <w:b w:val="0"/>
+        </w:rPr>
         <w:t>The information-path diagram and blank arrow diagrams</w:t>
       </w:r>
     </w:p>
     <w:p>
-      <w:r>
+      <w:pPr>
+        <w:spacing w:line="336" w:lineRule="auto" w:after="180"/>
+      </w:pPr>
+      <w:r>
+        <w:rPr>
+          <w:b w:val="0"/>
+        </w:rPr>
         <w:t>Paper for two four-number lists; no devices or accounts are needed</w:t>
       </w:r>
     </w:p>
@@ -443,12 +705,36 @@
       </w:r>
     </w:p>
     <w:p>
-      <w:r>
-        <w:t>By the end, I can trace an information path and name what a summary loses.</w:t>
-      </w:r>
-    </w:p>
-    <w:p>
-      <w:r>
+      <w:pPr>
+        <w:spacing w:line="336" w:lineRule="auto" w:after="180"/>
+      </w:pPr>
+      <w:r>
+        <w:rPr>
+          <w:b w:val="0"/>
+        </w:rPr>
+        <w:t xml:space="preserve">By the end, I can </w:t>
+      </w:r>
+      <w:r>
+        <w:rPr>
+          <w:b/>
+        </w:rPr>
+        <w:t>trace</w:t>
+      </w:r>
+      <w:r>
+        <w:rPr>
+          <w:b w:val="0"/>
+        </w:rPr>
+        <w:t xml:space="preserve"> an information path and name what a summary loses.</w:t>
+      </w:r>
+    </w:p>
+    <w:p>
+      <w:pPr>
+        <w:spacing w:line="336" w:lineRule="auto" w:after="180"/>
+      </w:pPr>
+      <w:r>
+        <w:rPr>
+          <w:b w:val="0"/>
+        </w:rPr>
         <w:t>This added worked case illustrates the week’s main idea. Retain all original and connected topics; schedule its practice within the teaching cycle.</w:t>
       </w:r>
     </w:p>
@@ -461,104 +747,547 @@
       </w:r>
     </w:p>
     <w:p>
+      <w:r>
+        <w:t>Model Input, Process, Output using the supplied case, labelled mechanism and reasoning. Make the scope of each conclusion explicit.</w:t>
+      </w:r>
+    </w:p>
+    <w:p>
+      <w:pPr>
+        <w:spacing w:line="336" w:lineRule="auto" w:after="180"/>
+      </w:pPr>
+      <w:r>
+        <w:rPr>
+          <w:b w:val="0"/>
+        </w:rPr>
+        <w:t>Follow the information instead of imagining magic inside the machine.</w:t>
+      </w:r>
+    </w:p>
+    <w:p>
       <w:pPr>
         <w:pStyle w:val="Heading3"/>
       </w:pPr>
       <w:r>
-        <w:t>Explain the mechanism</w:t>
-      </w:r>
-    </w:p>
-    <w:p>
-      <w:r>
-        <w:t>Follow the information instead of imagining magic inside the machine.</w:t>
-      </w:r>
-    </w:p>
-    <w:p>
-      <w:r>
-        <w:t>INPUT songs played, liked, or skipped</w:t>
-      </w:r>
-    </w:p>
-    <w:p>
-      <w:r>
-        <w:t>PROCESS compare clues and rank possible songs</w:t>
-      </w:r>
-    </w:p>
-    <w:p>
-      <w:r>
-        <w:t>OUTPUT a suggested song or a not-sure result</w:t>
-      </w:r>
-    </w:p>
-    <w:p>
-      <w:r>
+        <w:t>1. Input — information entering</w:t>
+      </w:r>
+    </w:p>
+    <w:p>
+      <w:pPr>
+        <w:spacing w:line="336" w:lineRule="auto" w:after="180"/>
+        <w:shd w:fill="F4F9FC"/>
+      </w:pPr>
+      <w:r>
+        <w:rPr>
+          <w:b/>
+        </w:rPr>
+        <w:t>INPUT</w:t>
+      </w:r>
+      <w:r>
+        <w:rPr>
+          <w:b w:val="0"/>
+        </w:rPr>
+        <w:t xml:space="preserve"> songs played, liked, or skipped</w:t>
+      </w:r>
+    </w:p>
+    <w:p>
+      <w:pPr>
+        <w:pStyle w:val="Heading3"/>
+      </w:pPr>
+      <w:r>
+        <w:t>2. Process — the deciding step</w:t>
+      </w:r>
+    </w:p>
+    <w:p>
+      <w:pPr>
+        <w:spacing w:line="336" w:lineRule="auto" w:after="180"/>
+        <w:shd w:fill="F4F9FC"/>
+      </w:pPr>
+      <w:r>
+        <w:rPr>
+          <w:b/>
+        </w:rPr>
+        <w:t>PROCESS</w:t>
+      </w:r>
+      <w:r>
+        <w:rPr>
+          <w:b w:val="0"/>
+        </w:rPr>
+        <w:t xml:space="preserve"> compare clues and rank possible songs</w:t>
+      </w:r>
+    </w:p>
+    <w:p>
+      <w:pPr>
+        <w:pStyle w:val="Heading3"/>
+      </w:pPr>
+      <w:r>
+        <w:t>3. Output — the result</w:t>
+      </w:r>
+    </w:p>
+    <w:p>
+      <w:pPr>
+        <w:spacing w:line="336" w:lineRule="auto" w:after="180"/>
+        <w:shd w:fill="F4F9FC"/>
+      </w:pPr>
+      <w:r>
+        <w:rPr>
+          <w:b/>
+        </w:rPr>
+        <w:t>OUTPUT</w:t>
+      </w:r>
+      <w:r>
+        <w:rPr>
+          <w:b w:val="0"/>
+        </w:rPr>
+        <w:t xml:space="preserve"> a suggested song or a not-sure result</w:t>
+      </w:r>
+    </w:p>
+    <w:p>
+      <w:pPr>
+        <w:pStyle w:val="Heading3"/>
+      </w:pPr>
+      <w:r>
+        <w:t>Key idea</w:t>
+      </w:r>
+    </w:p>
+    <w:p>
+      <w:pPr>
+        <w:spacing w:line="336" w:lineRule="auto" w:after="180"/>
+        <w:shd w:fill="EDF7F3"/>
+      </w:pPr>
+      <w:r>
+        <w:rPr>
+          <w:b w:val="0"/>
+        </w:rPr>
         <w:t>CORE IDEA A system transforms information; it does not simply 'know.'</w:t>
       </w:r>
     </w:p>
     <w:p>
-      <w:r>
-        <w:t>UNDER THE HOOD Input, process, and output are functional roles. The process may contain human choices, fixed rules, calculations, retrieval, or a learned model. Naming the three stages prevents magical explanations of computer behavior.</w:t>
-      </w:r>
-    </w:p>
-    <w:p>
-      <w:r>
+      <w:pPr>
+        <w:pStyle w:val="Heading3"/>
+      </w:pPr>
+      <w:r>
+        <w:t>How the mechanism works</w:t>
+      </w:r>
+    </w:p>
+    <w:p>
+      <w:pPr>
+        <w:spacing w:line="336" w:lineRule="auto" w:after="180"/>
+        <w:shd w:fill="F1F6F8"/>
+      </w:pPr>
+      <w:r>
+        <w:rPr>
+          <w:b w:val="0"/>
+        </w:rPr>
+        <w:t xml:space="preserve">UNDER THE HOOD </w:t>
+      </w:r>
+      <w:r>
+        <w:rPr>
+          <w:b/>
+        </w:rPr>
+        <w:t>Input</w:t>
+      </w:r>
+      <w:r>
+        <w:rPr>
+          <w:b w:val="0"/>
+        </w:rPr>
+        <w:t xml:space="preserve">, </w:t>
+      </w:r>
+      <w:r>
+        <w:rPr>
+          <w:b/>
+        </w:rPr>
+        <w:t>process</w:t>
+      </w:r>
+      <w:r>
+        <w:rPr>
+          <w:b w:val="0"/>
+        </w:rPr>
+        <w:t xml:space="preserve">, and </w:t>
+      </w:r>
+      <w:r>
+        <w:rPr>
+          <w:b/>
+        </w:rPr>
+        <w:t>output</w:t>
+      </w:r>
+      <w:r>
+        <w:rPr>
+          <w:b w:val="0"/>
+        </w:rPr>
+        <w:t xml:space="preserve"> are functional roles. The </w:t>
+      </w:r>
+      <w:r>
+        <w:rPr>
+          <w:b/>
+        </w:rPr>
+        <w:t>process</w:t>
+      </w:r>
+      <w:r>
+        <w:rPr>
+          <w:b w:val="0"/>
+        </w:rPr>
+        <w:t xml:space="preserve"> may contain human choices, fixed rules, calculations, retrieval, or a </w:t>
+      </w:r>
+      <w:r>
+        <w:rPr>
+          <w:b/>
+        </w:rPr>
+        <w:t>learned model</w:t>
+      </w:r>
+      <w:r>
+        <w:rPr>
+          <w:b w:val="0"/>
+        </w:rPr>
+        <w:t>.</w:t>
+      </w:r>
+    </w:p>
+    <w:p>
+      <w:pPr>
+        <w:spacing w:line="336" w:lineRule="auto" w:after="180"/>
+        <w:shd w:fill="F1F6F8"/>
+      </w:pPr>
+      <w:r>
+        <w:rPr>
+          <w:b w:val="0"/>
+        </w:rPr>
+        <w:t>Naming the three stages prevents magical explanations of computer behavior.</w:t>
+      </w:r>
+    </w:p>
+    <w:p>
+      <w:pPr>
+        <w:spacing w:line="336" w:lineRule="auto" w:after="180"/>
+      </w:pPr>
+      <w:r>
+        <w:rPr>
+          <w:b w:val="0"/>
+        </w:rPr>
         <w:t>Draw a fresh example with all three stages:</w:t>
       </w:r>
     </w:p>
     <w:p>
-      <w:r>
-        <w:t>Every step connects a claim to observable evidence.</w:t>
-      </w:r>
-    </w:p>
-    <w:p>
-      <w:r>
-        <w:t>CASE A music helper receives listening choices, compares them with a ranking process, and suggests a song. The suggestion appears only after information has moved through the system.</w:t>
-      </w:r>
-    </w:p>
-    <w:p>
-      <w:r>
+      <w:pPr>
+        <w:spacing w:line="336" w:lineRule="auto" w:after="180"/>
+      </w:pPr>
+      <w:r>
+        <w:rPr>
+          <w:b w:val="0"/>
+        </w:rPr>
+        <w:t xml:space="preserve">Every step connects a claim to observable </w:t>
+      </w:r>
+      <w:r>
+        <w:rPr>
+          <w:b/>
+        </w:rPr>
+        <w:t>evidence</w:t>
+      </w:r>
+      <w:r>
+        <w:rPr>
+          <w:b w:val="0"/>
+        </w:rPr>
+        <w:t>.</w:t>
+      </w:r>
+    </w:p>
+    <w:p>
+      <w:pPr>
+        <w:pStyle w:val="Heading3"/>
+      </w:pPr>
+      <w:r>
+        <w:t>The case to investigate</w:t>
+      </w:r>
+    </w:p>
+    <w:p>
+      <w:pPr>
+        <w:spacing w:line="336" w:lineRule="auto" w:after="180"/>
+        <w:shd w:fill="F1F6FC"/>
+      </w:pPr>
+      <w:r>
+        <w:rPr>
+          <w:b w:val="0"/>
+        </w:rPr>
+        <w:t xml:space="preserve">CASE A music helper receives listening choices, compares them with a ranking </w:t>
+      </w:r>
+      <w:r>
+        <w:rPr>
+          <w:b/>
+        </w:rPr>
+        <w:t>process</w:t>
+      </w:r>
+      <w:r>
+        <w:rPr>
+          <w:b w:val="0"/>
+        </w:rPr>
+        <w:t>, and suggests a song. The suggestion appears only after information has moved through the system.</w:t>
+      </w:r>
+    </w:p>
+    <w:p>
+      <w:pPr>
+        <w:pStyle w:val="Heading3"/>
+      </w:pPr>
+      <w:r>
+        <w:t>Step 1</w:t>
+      </w:r>
+    </w:p>
+    <w:p>
+      <w:pPr>
+        <w:spacing w:line="336" w:lineRule="auto" w:after="180"/>
+        <w:shd w:fill="F4F9FC"/>
+      </w:pPr>
+      <w:r>
+        <w:rPr>
+          <w:b w:val="0"/>
+        </w:rPr>
         <w:t>STEP 1 — OBSERVE songs played, liked, or skipped</w:t>
       </w:r>
     </w:p>
     <w:p>
-      <w:r>
-        <w:t>STEP 2 — TRACE compare clues and rank possible songs</w:t>
-      </w:r>
-    </w:p>
-    <w:p>
-      <w:r>
+      <w:pPr>
+        <w:pStyle w:val="Heading3"/>
+      </w:pPr>
+      <w:r>
+        <w:t>Step 2</w:t>
+      </w:r>
+    </w:p>
+    <w:p>
+      <w:pPr>
+        <w:spacing w:line="336" w:lineRule="auto" w:after="180"/>
+        <w:shd w:fill="F4F9FC"/>
+      </w:pPr>
+      <w:r>
+        <w:rPr>
+          <w:b w:val="0"/>
+        </w:rPr>
+        <w:t xml:space="preserve">STEP 2 — </w:t>
+      </w:r>
+      <w:r>
+        <w:rPr>
+          <w:b/>
+        </w:rPr>
+        <w:t>TRACE</w:t>
+      </w:r>
+      <w:r>
+        <w:rPr>
+          <w:b w:val="0"/>
+        </w:rPr>
+        <w:t xml:space="preserve"> compare clues and rank possible songs</w:t>
+      </w:r>
+    </w:p>
+    <w:p>
+      <w:pPr>
+        <w:pStyle w:val="Heading3"/>
+      </w:pPr>
+      <w:r>
+        <w:t>Step 3</w:t>
+      </w:r>
+    </w:p>
+    <w:p>
+      <w:pPr>
+        <w:spacing w:line="336" w:lineRule="auto" w:after="180"/>
+        <w:shd w:fill="F4F9FC"/>
+      </w:pPr>
+      <w:r>
+        <w:rPr>
+          <w:b w:val="0"/>
+        </w:rPr>
         <w:t>STEP 3 — CONCLUDE a suggested song or a not-sure result</w:t>
       </w:r>
     </w:p>
     <w:p>
-      <w:r>
-        <w:t>MODEL REASONING Start with what enters, name the actual transformation rather than saying the system thinks, and identify the result. If the process is unknown, state what evidence is missing instead of inventing a mechanism.</w:t>
-      </w:r>
-    </w:p>
-    <w:p>
-      <w:r>
-        <w:t>DO NOT OVERCLAIM The output is not proof that the system understood the input as a person would.</w:t>
-      </w:r>
-    </w:p>
-    <w:p>
-      <w:r>
-        <w:t>What new evidence could change this answer?</w:t>
-      </w:r>
-    </w:p>
-    <w:p>
       <w:pPr>
         <w:pStyle w:val="Heading3"/>
       </w:pPr>
       <w:r>
+        <w:t>Model answer</w:t>
+      </w:r>
+    </w:p>
+    <w:p>
+      <w:pPr>
+        <w:spacing w:line="336" w:lineRule="auto" w:after="180"/>
+        <w:shd w:fill="F1F6FC"/>
+      </w:pPr>
+      <w:r>
+        <w:rPr>
+          <w:b w:val="0"/>
+        </w:rPr>
+        <w:t xml:space="preserve">MODEL REASONING Start with what enters, name the actual transformation rather than saying the system thinks, and identify the result. If the </w:t>
+      </w:r>
+      <w:r>
+        <w:rPr>
+          <w:b/>
+        </w:rPr>
+        <w:t>process</w:t>
+      </w:r>
+      <w:r>
+        <w:rPr>
+          <w:b w:val="0"/>
+        </w:rPr>
+        <w:t xml:space="preserve"> is unknown, state what </w:t>
+      </w:r>
+      <w:r>
+        <w:rPr>
+          <w:b/>
+        </w:rPr>
+        <w:t>evidence</w:t>
+      </w:r>
+      <w:r>
+        <w:rPr>
+          <w:b w:val="0"/>
+        </w:rPr>
+        <w:t xml:space="preserve"> is missing instead of inventing a </w:t>
+      </w:r>
+      <w:r>
+        <w:rPr>
+          <w:b/>
+        </w:rPr>
+        <w:t>mechanism</w:t>
+      </w:r>
+      <w:r>
+        <w:rPr>
+          <w:b w:val="0"/>
+        </w:rPr>
+        <w:t>.</w:t>
+      </w:r>
+    </w:p>
+    <w:p>
+      <w:pPr>
+        <w:pStyle w:val="Heading3"/>
+      </w:pPr>
+      <w:r>
+        <w:t>A claim to avoid</w:t>
+      </w:r>
+    </w:p>
+    <w:p>
+      <w:pPr>
+        <w:spacing w:line="336" w:lineRule="auto" w:after="180"/>
+        <w:shd w:fill="FFF5E6"/>
+      </w:pPr>
+      <w:r>
+        <w:rPr>
+          <w:b w:val="0"/>
+        </w:rPr>
+        <w:t xml:space="preserve">DO NOT OVERCLAIM The </w:t>
+      </w:r>
+      <w:r>
+        <w:rPr>
+          <w:b/>
+        </w:rPr>
+        <w:t>output</w:t>
+      </w:r>
+      <w:r>
+        <w:rPr>
+          <w:b w:val="0"/>
+        </w:rPr>
+        <w:t xml:space="preserve"> is not proof that the system understood the </w:t>
+      </w:r>
+      <w:r>
+        <w:rPr>
+          <w:b/>
+        </w:rPr>
+        <w:t>input</w:t>
+      </w:r>
+      <w:r>
+        <w:rPr>
+          <w:b w:val="0"/>
+        </w:rPr>
+        <w:t xml:space="preserve"> as a person would.</w:t>
+      </w:r>
+    </w:p>
+    <w:p>
+      <w:pPr>
+        <w:spacing w:line="336" w:lineRule="auto" w:after="180"/>
+        <w:shd w:fill="F5F1FB"/>
+      </w:pPr>
+      <w:r>
+        <w:rPr>
+          <w:b w:val="0"/>
+        </w:rPr>
+        <w:t xml:space="preserve">What new </w:t>
+      </w:r>
+      <w:r>
+        <w:rPr>
+          <w:b/>
+        </w:rPr>
+        <w:t>evidence</w:t>
+      </w:r>
+      <w:r>
+        <w:rPr>
+          <w:b w:val="0"/>
+        </w:rPr>
+        <w:t xml:space="preserve"> could change this answer?</w:t>
+      </w:r>
+    </w:p>
+    <w:p>
+      <w:pPr>
+        <w:pStyle w:val="Heading3"/>
+      </w:pPr>
+      <w:r>
         <w:t>Concrete teaching case</w:t>
       </w:r>
     </w:p>
     <w:p>
-      <w:r>
+      <w:pPr>
+        <w:pStyle w:val="Heading3"/>
+      </w:pPr>
+      <w:r>
+        <w:t>The teaching case</w:t>
+      </w:r>
+    </w:p>
+    <w:p>
+      <w:pPr>
+        <w:spacing w:line="336" w:lineRule="auto" w:after="180"/>
+        <w:shd w:fill="F1F6FC"/>
+      </w:pPr>
+      <w:r>
+        <w:rPr>
+          <w:b w:val="0"/>
+        </w:rPr>
         <w:t>A playlist helper receives a mood, matches song tags and displays three titles.</w:t>
       </w:r>
     </w:p>
     <w:p>
-      <w:r>
-        <w:t>Name input, process and output. Is displaying titles the same as playing audio?</w:t>
+      <w:pPr>
+        <w:spacing w:line="336" w:lineRule="auto" w:after="180"/>
+        <w:shd w:fill="F5F1FB"/>
+      </w:pPr>
+      <w:r>
+        <w:rPr>
+          <w:b w:val="0"/>
+        </w:rPr>
+        <w:t xml:space="preserve">Name </w:t>
+      </w:r>
+      <w:r>
+        <w:rPr>
+          <w:b/>
+        </w:rPr>
+        <w:t>input</w:t>
+      </w:r>
+      <w:r>
+        <w:rPr>
+          <w:b w:val="0"/>
+        </w:rPr>
+        <w:t xml:space="preserve">, </w:t>
+      </w:r>
+      <w:r>
+        <w:rPr>
+          <w:b/>
+        </w:rPr>
+        <w:t>process</w:t>
+      </w:r>
+      <w:r>
+        <w:rPr>
+          <w:b w:val="0"/>
+        </w:rPr>
+        <w:t xml:space="preserve"> and </w:t>
+      </w:r>
+      <w:r>
+        <w:rPr>
+          <w:b/>
+        </w:rPr>
+        <w:t>output</w:t>
+      </w:r>
+      <w:r>
+        <w:rPr>
+          <w:b w:val="0"/>
+        </w:rPr>
+        <w:t>. Is displaying titles the same as playing audio?</w:t>
       </w:r>
     </w:p>
     <w:p>
@@ -570,41 +1299,315 @@
       </w:r>
     </w:p>
     <w:p>
-      <w:r>
-        <w:t>Input is mood; process is tag matching; output is titles. Audio playback is another step. Matching can use fixed rules; the description alone does not establish machine learning.</w:t>
-      </w:r>
-    </w:p>
-    <w:p>
       <w:pPr>
         <w:pStyle w:val="Heading3"/>
       </w:pPr>
       <w:r>
+        <w:t>Why the result follows</w:t>
+      </w:r>
+    </w:p>
+    <w:p>
+      <w:pPr>
+        <w:spacing w:line="336" w:lineRule="auto" w:after="180"/>
+        <w:shd w:fill="F1F6FC"/>
+      </w:pPr>
+      <w:r>
+        <w:rPr>
+          <w:b/>
+        </w:rPr>
+        <w:t>Input</w:t>
+      </w:r>
+      <w:r>
+        <w:rPr>
+          <w:b w:val="0"/>
+        </w:rPr>
+        <w:t xml:space="preserve"> is mood; </w:t>
+      </w:r>
+      <w:r>
+        <w:rPr>
+          <w:b/>
+        </w:rPr>
+        <w:t>process</w:t>
+      </w:r>
+      <w:r>
+        <w:rPr>
+          <w:b w:val="0"/>
+        </w:rPr>
+        <w:t xml:space="preserve"> is tag matching; </w:t>
+      </w:r>
+      <w:r>
+        <w:rPr>
+          <w:b/>
+        </w:rPr>
+        <w:t>output</w:t>
+      </w:r>
+      <w:r>
+        <w:rPr>
+          <w:b w:val="0"/>
+        </w:rPr>
+        <w:t xml:space="preserve"> is titles. Audio playback is another step. Matching can use fixed rules; the description alone does not establish machine learning.</w:t>
+      </w:r>
+    </w:p>
+    <w:p>
+      <w:pPr>
+        <w:pStyle w:val="Heading3"/>
+      </w:pPr>
+      <w:r>
         <w:t>Explain the added worked example</w:t>
       </w:r>
     </w:p>
     <w:p>
-      <w:r>
-        <w:t>A library kiosk asks Sam for a genre. Sam selects mystery. The kiosk compares that preference with catalogue tags and displays three book titles. Sam says the kiosk has read three books aloud. That conclusion adds an action that the description never supplied: displaying a title is different from producing spoken audio.</w:t>
-      </w:r>
-    </w:p>
-    <w:p>
-      <w:r>
-        <w:t>An information path names what enters each stage, what happens there and what leaves it. Treat input and output as roles relative to a stage. A list of titles is the output of the search, but it could become the input to a separate text-to-speech stage. A component can therefore receive the output of another component without doing the same job.</w:t>
-      </w:r>
-    </w:p>
-    <w:p>
-      <w:r>
-        <w:t>The kiosk's genre-matching operation can be implemented with a written rule. Nothing in this description establishes that a model was trained. This connects to Week 1: tracing information tells us what a process needs to do, while mechanism evidence tells us how it does it.</w:t>
-      </w:r>
-    </w:p>
-    <w:p>
-      <w:r>
-        <w:t>Notice the difference between a title, a description and an entire book. All three can be text, but they represent different amounts of information. Even a speech stage receiving three titles can speak only those supplied titles; it has not thereby read the full books. Always identify the content of an input, not just its data type.</w:t>
-      </w:r>
-    </w:p>
-    <w:p>
-      <w:r>
-        <w:t>A recommendation is also different from a loan. Selecting a title does not reserve a copy unless an authorised reservation step exists. Keeping these distinctions clear prevents us from crediting a system with actions it did not take.</w:t>
+      <w:pPr>
+        <w:pStyle w:val="Heading3"/>
+      </w:pPr>
+      <w:r>
+        <w:t>Explain the added worked example · 1</w:t>
+      </w:r>
+    </w:p>
+    <w:p>
+      <w:pPr>
+        <w:spacing w:line="336" w:lineRule="auto" w:after="180"/>
+      </w:pPr>
+      <w:r>
+        <w:rPr>
+          <w:b w:val="0"/>
+        </w:rPr>
+        <w:t>A library kiosk asks Sam for a genre. Sam selects mystery. The kiosk compares that preference with catalogue tags and displays three book titles. Sam says the kiosk has read three books aloud.</w:t>
+      </w:r>
+    </w:p>
+    <w:p>
+      <w:pPr>
+        <w:spacing w:line="336" w:lineRule="auto" w:after="180"/>
+      </w:pPr>
+      <w:r>
+        <w:rPr>
+          <w:b w:val="0"/>
+        </w:rPr>
+        <w:t>That conclusion adds an action that the description never supplied: displaying a title is different from producing spoken audio.</w:t>
+      </w:r>
+    </w:p>
+    <w:p>
+      <w:pPr>
+        <w:pStyle w:val="Heading3"/>
+      </w:pPr>
+      <w:r>
+        <w:t>Explain the added worked example · 2</w:t>
+      </w:r>
+    </w:p>
+    <w:p>
+      <w:pPr>
+        <w:spacing w:line="336" w:lineRule="auto" w:after="180"/>
+      </w:pPr>
+      <w:r>
+        <w:rPr>
+          <w:b w:val="0"/>
+        </w:rPr>
+        <w:t xml:space="preserve">An information path names what enters each stage, what happens there and what leaves it. Treat </w:t>
+      </w:r>
+      <w:r>
+        <w:rPr>
+          <w:b/>
+        </w:rPr>
+        <w:t>input</w:t>
+      </w:r>
+      <w:r>
+        <w:rPr>
+          <w:b w:val="0"/>
+        </w:rPr>
+        <w:t xml:space="preserve"> and </w:t>
+      </w:r>
+      <w:r>
+        <w:rPr>
+          <w:b/>
+        </w:rPr>
+        <w:t>output</w:t>
+      </w:r>
+      <w:r>
+        <w:rPr>
+          <w:b w:val="0"/>
+        </w:rPr>
+        <w:t xml:space="preserve"> as roles relative to a stage.</w:t>
+      </w:r>
+    </w:p>
+    <w:p>
+      <w:pPr>
+        <w:spacing w:line="336" w:lineRule="auto" w:after="180"/>
+      </w:pPr>
+      <w:r>
+        <w:rPr>
+          <w:b w:val="0"/>
+        </w:rPr>
+        <w:t xml:space="preserve">A list of titles is the </w:t>
+      </w:r>
+      <w:r>
+        <w:rPr>
+          <w:b/>
+        </w:rPr>
+        <w:t>output</w:t>
+      </w:r>
+      <w:r>
+        <w:rPr>
+          <w:b w:val="0"/>
+        </w:rPr>
+        <w:t xml:space="preserve"> of the search, but it could become the </w:t>
+      </w:r>
+      <w:r>
+        <w:rPr>
+          <w:b/>
+        </w:rPr>
+        <w:t>input</w:t>
+      </w:r>
+      <w:r>
+        <w:rPr>
+          <w:b w:val="0"/>
+        </w:rPr>
+        <w:t xml:space="preserve"> to a separate text-to-speech stage. A component can therefore receive the </w:t>
+      </w:r>
+      <w:r>
+        <w:rPr>
+          <w:b/>
+        </w:rPr>
+        <w:t>output</w:t>
+      </w:r>
+      <w:r>
+        <w:rPr>
+          <w:b w:val="0"/>
+        </w:rPr>
+        <w:t xml:space="preserve"> of another component without doing the same job.</w:t>
+      </w:r>
+    </w:p>
+    <w:p>
+      <w:pPr>
+        <w:spacing w:line="336" w:lineRule="auto" w:after="180"/>
+      </w:pPr>
+      <w:r>
+        <w:rPr>
+          <w:b w:val="0"/>
+        </w:rPr>
+        <w:t xml:space="preserve">The kiosk's genre-matching operation can be implemented with a </w:t>
+      </w:r>
+      <w:r>
+        <w:rPr>
+          <w:b/>
+        </w:rPr>
+        <w:t>written rule</w:t>
+      </w:r>
+      <w:r>
+        <w:rPr>
+          <w:b w:val="0"/>
+        </w:rPr>
+        <w:t>. Nothing in this description establishes that a model was trained.</w:t>
+      </w:r>
+    </w:p>
+    <w:p>
+      <w:pPr>
+        <w:spacing w:line="336" w:lineRule="auto" w:after="180"/>
+      </w:pPr>
+      <w:r>
+        <w:rPr>
+          <w:b w:val="0"/>
+        </w:rPr>
+        <w:t xml:space="preserve">This connects to Week 1: tracing information tells us what a </w:t>
+      </w:r>
+      <w:r>
+        <w:rPr>
+          <w:b/>
+        </w:rPr>
+        <w:t>process</w:t>
+      </w:r>
+      <w:r>
+        <w:rPr>
+          <w:b w:val="0"/>
+        </w:rPr>
+        <w:t xml:space="preserve"> needs to do, while </w:t>
+      </w:r>
+      <w:r>
+        <w:rPr>
+          <w:b/>
+        </w:rPr>
+        <w:t>mechanism</w:t>
+      </w:r>
+      <w:r>
+        <w:rPr>
+          <w:b w:val="0"/>
+        </w:rPr>
+        <w:t xml:space="preserve"> </w:t>
+      </w:r>
+      <w:r>
+        <w:rPr>
+          <w:b/>
+        </w:rPr>
+        <w:t>evidence</w:t>
+      </w:r>
+      <w:r>
+        <w:rPr>
+          <w:b w:val="0"/>
+        </w:rPr>
+        <w:t xml:space="preserve"> tells us how it does it.</w:t>
+      </w:r>
+    </w:p>
+    <w:p>
+      <w:pPr>
+        <w:pStyle w:val="Heading3"/>
+      </w:pPr>
+      <w:r>
+        <w:t>Explain the added worked example · 3</w:t>
+      </w:r>
+    </w:p>
+    <w:p>
+      <w:pPr>
+        <w:spacing w:line="336" w:lineRule="auto" w:after="180"/>
+      </w:pPr>
+      <w:r>
+        <w:rPr>
+          <w:b w:val="0"/>
+        </w:rPr>
+        <w:t>Notice the difference between a title, a description and an entire book. All three can be text, but they represent different amounts of information.</w:t>
+      </w:r>
+    </w:p>
+    <w:p>
+      <w:pPr>
+        <w:spacing w:line="336" w:lineRule="auto" w:after="180"/>
+      </w:pPr>
+      <w:r>
+        <w:rPr>
+          <w:b w:val="0"/>
+        </w:rPr>
+        <w:t xml:space="preserve">Even a speech stage receiving three titles can speak only those supplied titles; it has not thereby read the full books. Always identify the content of an </w:t>
+      </w:r>
+      <w:r>
+        <w:rPr>
+          <w:b/>
+        </w:rPr>
+        <w:t>input</w:t>
+      </w:r>
+      <w:r>
+        <w:rPr>
+          <w:b w:val="0"/>
+        </w:rPr>
+        <w:t>, not just its data type.</w:t>
+      </w:r>
+    </w:p>
+    <w:p>
+      <w:pPr>
+        <w:spacing w:line="336" w:lineRule="auto" w:after="180"/>
+      </w:pPr>
+      <w:r>
+        <w:rPr>
+          <w:b w:val="0"/>
+        </w:rPr>
+        <w:t>A recommendation is also different from a loan. Selecting a title does not reserve a copy unless an authorised reservation step exists.</w:t>
+      </w:r>
+    </w:p>
+    <w:p>
+      <w:pPr>
+        <w:spacing w:line="336" w:lineRule="auto" w:after="180"/>
+      </w:pPr>
+      <w:r>
+        <w:rPr>
+          <w:b w:val="0"/>
+        </w:rPr>
+        <w:t>Keeping these distinctions clear prevents us from crediting a system with actions it did not take.</w:t>
       </w:r>
     </w:p>
     <w:p>
@@ -770,13 +1773,67 @@
       </w:r>
     </w:p>
     <w:p>
-      <w:r>
-        <w:t>Use the complete worked example below before asking learners to complete W2. Reveal a small part, invite a prediction, then explain the deciding step. These teacher notes contain solutions; do not reveal the independent case answer during modelling.</w:t>
-      </w:r>
-    </w:p>
-    <w:p>
-      <w:r>
-        <w:t>Consider two catalogue records. Book A has 90 pages and is about a child solving a seaside mystery. Book B has 90 pages and is about a lost spaceship. If we keep only page count, both become the number 90. The number is useful for a length limit, but it cannot tell us which story is a mystery. Information that was never retained cannot be recovered just by calculating harder.</w:t>
+      <w:pPr>
+        <w:spacing w:line="336" w:lineRule="auto" w:after="180"/>
+      </w:pPr>
+      <w:r>
+        <w:rPr>
+          <w:b w:val="0"/>
+        </w:rPr>
+        <w:t xml:space="preserve">Use the complete worked example below before asking learners to complete W2. Reveal a small part, invite a </w:t>
+      </w:r>
+      <w:r>
+        <w:rPr>
+          <w:b/>
+        </w:rPr>
+        <w:t>prediction</w:t>
+      </w:r>
+      <w:r>
+        <w:rPr>
+          <w:b w:val="0"/>
+        </w:rPr>
+        <w:t>, then explain the deciding step.</w:t>
+      </w:r>
+    </w:p>
+    <w:p>
+      <w:pPr>
+        <w:spacing w:line="336" w:lineRule="auto" w:after="180"/>
+      </w:pPr>
+      <w:r>
+        <w:rPr>
+          <w:b w:val="0"/>
+        </w:rPr>
+        <w:t>These teacher notes contain solutions; do not reveal the independent case answer during modelling.</w:t>
+      </w:r>
+    </w:p>
+    <w:p>
+      <w:pPr>
+        <w:pStyle w:val="Heading3"/>
+      </w:pPr>
+      <w:r>
+        <w:t>Model the reasoning aloud · 4</w:t>
+      </w:r>
+    </w:p>
+    <w:p>
+      <w:pPr>
+        <w:spacing w:line="336" w:lineRule="auto" w:after="180"/>
+      </w:pPr>
+      <w:r>
+        <w:rPr>
+          <w:b w:val="0"/>
+        </w:rPr>
+        <w:t>Consider two catalogue records. Book A has 90 pages and is about a child solving a seaside mystery. Book B has 90 pages and is about a lost spaceship. If we keep only page count, both become the number 90.</w:t>
+      </w:r>
+    </w:p>
+    <w:p>
+      <w:pPr>
+        <w:spacing w:line="336" w:lineRule="auto" w:after="180"/>
+      </w:pPr>
+      <w:r>
+        <w:rPr>
+          <w:b w:val="0"/>
+        </w:rPr>
+        <w:t>The number is useful for a length limit, but it cannot tell us which story is a mystery. Information that was never retained cannot be recovered just by calculating harder.</w:t>
       </w:r>
     </w:p>
     <w:tbl>
@@ -794,6 +1851,38 @@
         <w:trPr>
           <w:tblHeader/>
         </w:trPr>
+        <w:tc>
+          <w:tcPr>
+            <w:tcW w:type="dxa" w:w="3408"/>
+          </w:tcPr>
+          <w:p>
+            <w:r>
+              <w:t>Representation kept</w:t>
+            </w:r>
+          </w:p>
+        </w:tc>
+        <w:tc>
+          <w:tcPr>
+            <w:tcW w:type="dxa" w:w="3408"/>
+          </w:tcPr>
+          <w:p>
+            <w:r>
+              <w:t>Question it can help answer</w:t>
+            </w:r>
+          </w:p>
+        </w:tc>
+        <w:tc>
+          <w:tcPr>
+            <w:tcW w:type="dxa" w:w="3408"/>
+          </w:tcPr>
+          <w:p>
+            <w:r>
+              <w:t>Question it cannot settle alone</w:t>
+            </w:r>
+          </w:p>
+        </w:tc>
+      </w:tr>
+      <w:tr>
         <w:tc>
           <w:tcPr>
             <w:tcW w:type="dxa" w:w="3408"/>
@@ -891,8 +1980,45 @@
       </w:tr>
     </w:tbl>
     <w:p>
-      <w:r>
-        <w:t>The phrase cannot settle alone matters. A genre tag might be inaccurate, and a reader might enjoy an unfamiliar genre. A representation is useful only in relation to a question and its limits. More detail is not automatically better: unnecessary personal information can add risk without helping the task.</w:t>
+      <w:pPr>
+        <w:pStyle w:val="Heading3"/>
+      </w:pPr>
+      <w:r>
+        <w:t>Model the reasoning aloud · 5</w:t>
+      </w:r>
+    </w:p>
+    <w:p>
+      <w:pPr>
+        <w:spacing w:line="336" w:lineRule="auto" w:after="180"/>
+      </w:pPr>
+      <w:r>
+        <w:rPr>
+          <w:b w:val="0"/>
+        </w:rPr>
+        <w:t xml:space="preserve">The phrase cannot settle alone matters. A genre tag might be inaccurate, and a reader might enjoy an unfamiliar genre. A </w:t>
+      </w:r>
+      <w:r>
+        <w:rPr>
+          <w:b/>
+        </w:rPr>
+        <w:t>representation</w:t>
+      </w:r>
+      <w:r>
+        <w:rPr>
+          <w:b w:val="0"/>
+        </w:rPr>
+        <w:t xml:space="preserve"> is useful only in relation to a question and its limits.</w:t>
+      </w:r>
+    </w:p>
+    <w:p>
+      <w:pPr>
+        <w:spacing w:line="336" w:lineRule="auto" w:after="180"/>
+      </w:pPr>
+      <w:r>
+        <w:rPr>
+          <w:b w:val="0"/>
+        </w:rPr>
+        <w:t>More detail is not automatically better: unnecessary personal information can add risk without helping the task.</w:t>
       </w:r>
     </w:p>
     <w:tbl>
@@ -998,7 +2124,13 @@
       </w:tr>
     </w:tbl>
     <w:p>
-      <w:r>
+      <w:pPr>
+        <w:spacing w:line="336" w:lineRule="auto" w:after="180"/>
+      </w:pPr>
+      <w:r>
+        <w:rPr>
+          <w:b w:val="0"/>
+        </w:rPr>
         <w:t>Use the diagram and verbal explanation together. Ask learners to match a sentence to a specific visual step; do not assign learners fixed visual or auditory learning styles.</w:t>
       </w:r>
     </w:p>
@@ -1011,7 +2143,13 @@
       </w:r>
     </w:p>
     <w:p>
-      <w:r>
+      <w:pPr>
+        <w:spacing w:line="336" w:lineRule="auto" w:after="180"/>
+      </w:pPr>
+      <w:r>
+        <w:rPr>
+          <w:b w:val="0"/>
+        </w:rPr>
         <w:t>A fictional classroom cupboard records coloured pencils, then reports just a total.</w:t>
       </w:r>
     </w:p>
@@ -1024,13 +2162,55 @@
       </w:r>
     </w:p>
     <w:p>
-      <w:r>
+      <w:pPr>
+        <w:pStyle w:val="Heading3"/>
+      </w:pPr>
+      <w:r>
+        <w:t>Supplied facts</w:t>
+      </w:r>
+    </w:p>
+    <w:p>
+      <w:pPr>
+        <w:spacing w:line="336" w:lineRule="auto" w:after="180"/>
+        <w:shd w:fill="F1F6FC"/>
+      </w:pPr>
+      <w:r>
+        <w:rPr>
+          <w:b w:val="0"/>
+        </w:rPr>
         <w:t>Box A has 2 red and 4 blue pencils. Box B has 5 red and 1 blue.</w:t>
       </w:r>
     </w:p>
     <w:p>
-      <w:r>
-        <w:t>The process adds colour counts and stores only the total, not the two counts.</w:t>
+      <w:pPr>
+        <w:pStyle w:val="Heading3"/>
+      </w:pPr>
+      <w:r>
+        <w:t>Supplied facts</w:t>
+      </w:r>
+    </w:p>
+    <w:p>
+      <w:pPr>
+        <w:spacing w:line="336" w:lineRule="auto" w:after="180"/>
+        <w:shd w:fill="F1F6FC"/>
+      </w:pPr>
+      <w:r>
+        <w:rPr>
+          <w:b w:val="0"/>
+        </w:rPr>
+        <w:t xml:space="preserve">The </w:t>
+      </w:r>
+      <w:r>
+        <w:rPr>
+          <w:b/>
+        </w:rPr>
+        <w:t>process</w:t>
+      </w:r>
+      <w:r>
+        <w:rPr>
+          <w:b w:val="0"/>
+        </w:rPr>
+        <w:t xml:space="preserve"> adds colour counts and stores only the total, not the two counts.</w:t>
       </w:r>
     </w:p>
     <w:p>
@@ -1251,20 +2431,86 @@
       </w:r>
     </w:p>
     <w:p>
-      <w:r>
-        <w:t>Adding preserves the number of pencils but discards how that number was divided between colours. Both distinct inputs lead to the same stored output. Working backwards from 6 therefore has several possible answers; it is not an instruction to divide equally.</w:t>
-      </w:r>
-    </w:p>
-    <w:p>
       <w:pPr>
         <w:pStyle w:val="Heading3"/>
       </w:pPr>
       <w:r>
+        <w:t>Why the result follows</w:t>
+      </w:r>
+    </w:p>
+    <w:p>
+      <w:pPr>
+        <w:spacing w:line="336" w:lineRule="auto" w:after="180"/>
+        <w:shd w:fill="F1F6FC"/>
+      </w:pPr>
+      <w:r>
+        <w:rPr>
+          <w:b w:val="0"/>
+        </w:rPr>
+        <w:t xml:space="preserve">Adding preserves the number of pencils but discards how that number was divided between colours. Both distinct </w:t>
+      </w:r>
+      <w:r>
+        <w:rPr>
+          <w:b/>
+        </w:rPr>
+        <w:t>input</w:t>
+      </w:r>
+      <w:r>
+        <w:rPr>
+          <w:b w:val="0"/>
+        </w:rPr>
+        <w:t xml:space="preserve">s lead to the same stored </w:t>
+      </w:r>
+      <w:r>
+        <w:rPr>
+          <w:b/>
+        </w:rPr>
+        <w:t>output</w:t>
+      </w:r>
+      <w:r>
+        <w:rPr>
+          <w:b w:val="0"/>
+        </w:rPr>
+        <w:t>.</w:t>
+      </w:r>
+    </w:p>
+    <w:p>
+      <w:pPr>
+        <w:spacing w:line="336" w:lineRule="auto" w:after="180"/>
+        <w:shd w:fill="F1F6FC"/>
+      </w:pPr>
+      <w:r>
+        <w:rPr>
+          <w:b w:val="0"/>
+        </w:rPr>
+        <w:t>Working backwards from 6 therefore has several possible answers; it is not an instruction to divide equally.</w:t>
+      </w:r>
+    </w:p>
+    <w:p>
+      <w:pPr>
+        <w:pStyle w:val="Heading3"/>
+      </w:pPr>
+      <w:r>
         <w:t>What this example does not establish</w:t>
       </w:r>
     </w:p>
     <w:p>
-      <w:r>
+      <w:pPr>
+        <w:pStyle w:val="Heading3"/>
+      </w:pPr>
+      <w:r>
+        <w:t>Keep the stated limit</w:t>
+      </w:r>
+    </w:p>
+    <w:p>
+      <w:pPr>
+        <w:spacing w:line="336" w:lineRule="auto" w:after="180"/>
+        <w:shd w:fill="FFF5E6"/>
+      </w:pPr>
+      <w:r>
+        <w:rPr>
+          <w:b w:val="0"/>
+        </w:rPr>
         <w:t>The two-colour assumption matters. Extra colours would prevent inferring blue from total and red alone.</w:t>
       </w:r>
     </w:p>
@@ -1277,17 +2523,68 @@
       </w:r>
     </w:p>
     <w:p>
-      <w:r>
+      <w:pPr>
+        <w:pStyle w:val="Heading3"/>
+      </w:pPr>
+      <w:r>
+        <w:t>Change one thing</w:t>
+      </w:r>
+    </w:p>
+    <w:p>
+      <w:pPr>
+        <w:spacing w:line="336" w:lineRule="auto" w:after="180"/>
+        <w:shd w:fill="F5F1FB"/>
+      </w:pPr>
+      <w:r>
+        <w:rPr>
+          <w:b w:val="0"/>
+        </w:rPr>
         <w:t>Change: Store red count alongside total.</w:t>
       </w:r>
     </w:p>
     <w:p>
-      <w:r>
-        <w:t>Prediction: The records become (6,2) and (6,5).</w:t>
-      </w:r>
-    </w:p>
-    <w:p>
-      <w:r>
+      <w:pPr>
+        <w:pStyle w:val="Heading3"/>
+      </w:pPr>
+      <w:r>
+        <w:t>Predicted result</w:t>
+      </w:r>
+    </w:p>
+    <w:p>
+      <w:pPr>
+        <w:spacing w:line="336" w:lineRule="auto" w:after="180"/>
+        <w:shd w:fill="F1F6FC"/>
+      </w:pPr>
+      <w:r>
+        <w:rPr>
+          <w:b/>
+        </w:rPr>
+        <w:t>Prediction</w:t>
+      </w:r>
+      <w:r>
+        <w:rPr>
+          <w:b w:val="0"/>
+        </w:rPr>
+        <w:t>: The records become (6,2) and (6,5).</w:t>
+      </w:r>
+    </w:p>
+    <w:p>
+      <w:pPr>
+        <w:pStyle w:val="Heading3"/>
+      </w:pPr>
+      <w:r>
+        <w:t>Why the result follows</w:t>
+      </w:r>
+    </w:p>
+    <w:p>
+      <w:pPr>
+        <w:spacing w:line="336" w:lineRule="auto" w:after="180"/>
+        <w:shd w:fill="F1F6FC"/>
+      </w:pPr>
+      <w:r>
+        <w:rPr>
+          <w:b w:val="0"/>
+        </w:rPr>
         <w:t>Reason: Blue count can now be recovered by total minus red, assuming these are the only colours.</w:t>
       </w:r>
     </w:p>
@@ -1300,8 +2597,69 @@
       </w:r>
     </w:p>
     <w:p>
-      <w:r>
-        <w:t>Cover the result. Ask learners to name the inputs and predict the next step. Uncover one step, connect the icon to the actual procedure, and explain its evidence. Then change the supplied condition and compare. The picture is a representation; it does not document execution of a real AI model.</w:t>
+      <w:pPr>
+        <w:pStyle w:val="Heading3"/>
+      </w:pPr>
+      <w:r>
+        <w:t>Ask while showing the picture · 6</w:t>
+      </w:r>
+    </w:p>
+    <w:p>
+      <w:pPr>
+        <w:spacing w:line="336" w:lineRule="auto" w:after="180"/>
+      </w:pPr>
+      <w:r>
+        <w:rPr>
+          <w:b w:val="0"/>
+        </w:rPr>
+        <w:t xml:space="preserve">Cover the result. Ask learners to name the </w:t>
+      </w:r>
+      <w:r>
+        <w:rPr>
+          <w:b/>
+        </w:rPr>
+        <w:t>input</w:t>
+      </w:r>
+      <w:r>
+        <w:rPr>
+          <w:b w:val="0"/>
+        </w:rPr>
+        <w:t xml:space="preserve">s and predict the next step. Uncover one step, connect the icon to the actual procedure, and explain its </w:t>
+      </w:r>
+      <w:r>
+        <w:rPr>
+          <w:b/>
+        </w:rPr>
+        <w:t>evidence</w:t>
+      </w:r>
+      <w:r>
+        <w:rPr>
+          <w:b w:val="0"/>
+        </w:rPr>
+        <w:t>. Then change the supplied condition and compare.</w:t>
+      </w:r>
+    </w:p>
+    <w:p>
+      <w:pPr>
+        <w:spacing w:line="336" w:lineRule="auto" w:after="180"/>
+      </w:pPr>
+      <w:r>
+        <w:rPr>
+          <w:b w:val="0"/>
+        </w:rPr>
+        <w:t xml:space="preserve">The picture is a </w:t>
+      </w:r>
+      <w:r>
+        <w:rPr>
+          <w:b/>
+        </w:rPr>
+        <w:t>representation</w:t>
+      </w:r>
+      <w:r>
+        <w:rPr>
+          <w:b w:val="0"/>
+        </w:rPr>
+        <w:t>; it does not document execution of a real AI model.</w:t>
       </w:r>
     </w:p>
     <w:p>
@@ -1313,11 +2671,16 @@
       </w:r>
     </w:p>
     <w:p>
+      <w:r>
+        <w:t>Demonstrate Input, Process, Output, reduce support deliberately and check individual reasoning before discussing answers.</w:t>
+      </w:r>
+    </w:p>
+    <w:p>
       <w:pPr>
         <w:pStyle w:val="Heading3"/>
       </w:pPr>
       <w:r>
-        <w:t>Demonstrate and guide practice</w:t>
+        <w:t>Board sequence</w:t>
       </w:r>
     </w:p>
     <w:p>
@@ -1325,55 +2688,293 @@
         <w:pStyle w:val="Heading3"/>
       </w:pPr>
       <w:r>
-        <w:t>Board sequence</w:t>
-      </w:r>
-    </w:p>
-    <w:p>
-      <w:r>
+        <w:t>1. Put the facts on the board</w:t>
+      </w:r>
+    </w:p>
+    <w:p>
+      <w:pPr>
+        <w:spacing w:line="336" w:lineRule="auto" w:after="180"/>
+        <w:shd w:fill="F4F9FC"/>
+      </w:pPr>
+      <w:r>
+        <w:rPr>
+          <w:b w:val="0"/>
+        </w:rPr>
         <w:t>Write the given facts: A playlist helper receives a mood, matches song tags and displays three titles.</w:t>
       </w:r>
     </w:p>
     <w:p>
-      <w:r>
-        <w:t>Write the question to explain: Name input, process and output. Is displaying titles the same as playing audio?</w:t>
-      </w:r>
-    </w:p>
-    <w:p>
-      <w:r>
-        <w:t>Reveal after predictions: Input is mood; process is tag matching; output is titles. Audio playback is another step. Matching can use fixed rules; the description alone does not establish machine learning.</w:t>
-      </w:r>
-    </w:p>
-    <w:p>
-      <w:r>
-        <w:t>Keep for an independent attempt: A classroom fan receives a temperature reading, compares it with 25 degrees C, and turns on. Name the input, process and output. What should happen if the reading is missing?</w:t>
-      </w:r>
-    </w:p>
-    <w:p>
       <w:pPr>
         <w:pStyle w:val="Heading3"/>
       </w:pPr>
       <w:r>
+        <w:t>2. State the decision to explain</w:t>
+      </w:r>
+    </w:p>
+    <w:p>
+      <w:pPr>
+        <w:spacing w:line="336" w:lineRule="auto" w:after="180"/>
+        <w:shd w:fill="F5F1FB"/>
+      </w:pPr>
+      <w:r>
+        <w:rPr>
+          <w:b w:val="0"/>
+        </w:rPr>
+        <w:t xml:space="preserve">Write the question to explain: Name </w:t>
+      </w:r>
+      <w:r>
+        <w:rPr>
+          <w:b/>
+        </w:rPr>
+        <w:t>input</w:t>
+      </w:r>
+      <w:r>
+        <w:rPr>
+          <w:b w:val="0"/>
+        </w:rPr>
+        <w:t xml:space="preserve">, </w:t>
+      </w:r>
+      <w:r>
+        <w:rPr>
+          <w:b/>
+        </w:rPr>
+        <w:t>process</w:t>
+      </w:r>
+      <w:r>
+        <w:rPr>
+          <w:b w:val="0"/>
+        </w:rPr>
+        <w:t xml:space="preserve"> and </w:t>
+      </w:r>
+      <w:r>
+        <w:rPr>
+          <w:b/>
+        </w:rPr>
+        <w:t>output</w:t>
+      </w:r>
+      <w:r>
+        <w:rPr>
+          <w:b w:val="0"/>
+        </w:rPr>
+        <w:t>. Is displaying titles the same as playing audio?</w:t>
+      </w:r>
+    </w:p>
+    <w:p>
+      <w:pPr>
+        <w:pStyle w:val="Heading3"/>
+      </w:pPr>
+      <w:r>
+        <w:t>3. Reveal the worked reasoning</w:t>
+      </w:r>
+    </w:p>
+    <w:p>
+      <w:pPr>
+        <w:spacing w:line="336" w:lineRule="auto" w:after="180"/>
+        <w:shd w:fill="F1F6FC"/>
+      </w:pPr>
+      <w:r>
+        <w:rPr>
+          <w:b w:val="0"/>
+        </w:rPr>
+        <w:t xml:space="preserve">Reveal after </w:t>
+      </w:r>
+      <w:r>
+        <w:rPr>
+          <w:b/>
+        </w:rPr>
+        <w:t>prediction</w:t>
+      </w:r>
+      <w:r>
+        <w:rPr>
+          <w:b w:val="0"/>
+        </w:rPr>
+        <w:t xml:space="preserve">s: </w:t>
+      </w:r>
+      <w:r>
+        <w:rPr>
+          <w:b/>
+        </w:rPr>
+        <w:t>Input</w:t>
+      </w:r>
+      <w:r>
+        <w:rPr>
+          <w:b w:val="0"/>
+        </w:rPr>
+        <w:t xml:space="preserve"> is mood; </w:t>
+      </w:r>
+      <w:r>
+        <w:rPr>
+          <w:b/>
+        </w:rPr>
+        <w:t>process</w:t>
+      </w:r>
+      <w:r>
+        <w:rPr>
+          <w:b w:val="0"/>
+        </w:rPr>
+        <w:t xml:space="preserve"> is tag matching; </w:t>
+      </w:r>
+      <w:r>
+        <w:rPr>
+          <w:b/>
+        </w:rPr>
+        <w:t>output</w:t>
+      </w:r>
+      <w:r>
+        <w:rPr>
+          <w:b w:val="0"/>
+        </w:rPr>
+        <w:t xml:space="preserve"> is titles. Audio playback is another step. Matching can use fixed rules; the description alone does not establish machine learning.</w:t>
+      </w:r>
+    </w:p>
+    <w:p>
+      <w:pPr>
+        <w:pStyle w:val="Heading3"/>
+      </w:pPr>
+      <w:r>
+        <w:t>Hold back the independent task</w:t>
+      </w:r>
+    </w:p>
+    <w:p>
+      <w:pPr>
+        <w:spacing w:line="336" w:lineRule="auto" w:after="180"/>
+        <w:shd w:fill="F5F1FB"/>
+      </w:pPr>
+      <w:r>
+        <w:rPr>
+          <w:b w:val="0"/>
+        </w:rPr>
+        <w:t xml:space="preserve">Keep for an independent attempt: A classroom fan receives a temperature reading, compares it with 25 degrees C, and turns on. Name the </w:t>
+      </w:r>
+      <w:r>
+        <w:rPr>
+          <w:b/>
+        </w:rPr>
+        <w:t>input</w:t>
+      </w:r>
+      <w:r>
+        <w:rPr>
+          <w:b w:val="0"/>
+        </w:rPr>
+        <w:t xml:space="preserve">, </w:t>
+      </w:r>
+      <w:r>
+        <w:rPr>
+          <w:b/>
+        </w:rPr>
+        <w:t>process</w:t>
+      </w:r>
+      <w:r>
+        <w:rPr>
+          <w:b w:val="0"/>
+        </w:rPr>
+        <w:t xml:space="preserve"> and </w:t>
+      </w:r>
+      <w:r>
+        <w:rPr>
+          <w:b/>
+        </w:rPr>
+        <w:t>output</w:t>
+      </w:r>
+      <w:r>
+        <w:rPr>
+          <w:b w:val="0"/>
+        </w:rPr>
+        <w:t>. What should happen if the reading is missing?</w:t>
+      </w:r>
+    </w:p>
+    <w:p>
+      <w:pPr>
+        <w:pStyle w:val="Heading3"/>
+      </w:pPr>
+      <w:r>
         <w:t>Classroom dialogue</w:t>
       </w:r>
     </w:p>
     <w:p>
-      <w:r>
+      <w:pPr>
+        <w:pStyle w:val="Heading3"/>
+      </w:pPr>
+      <w:r>
+        <w:t>Ask the class</w:t>
+      </w:r>
+    </w:p>
+    <w:p>
+      <w:pPr>
+        <w:spacing w:line="336" w:lineRule="auto" w:after="180"/>
+        <w:shd w:fill="F5F1FB"/>
+      </w:pPr>
+      <w:r>
+        <w:rPr>
+          <w:b w:val="0"/>
+        </w:rPr>
         <w:t>Ask: Which facts are given, and which would we have to assume? Learners mark relevant details before discussing answers.</w:t>
       </w:r>
     </w:p>
     <w:p>
-      <w:r>
+      <w:pPr>
+        <w:pStyle w:val="Heading3"/>
+      </w:pPr>
+      <w:r>
+        <w:t>Language to model</w:t>
+      </w:r>
+    </w:p>
+    <w:p>
+      <w:pPr>
+        <w:spacing w:line="336" w:lineRule="auto" w:after="180"/>
+        <w:shd w:fill="F1F6F8"/>
+      </w:pPr>
+      <w:r>
+        <w:rPr>
+          <w:b w:val="0"/>
+        </w:rPr>
         <w:t>Say: Predict first. Show the rule, information path or calculation that would produce the result. A correct guess is not yet an explanation.</w:t>
       </w:r>
     </w:p>
     <w:p>
-      <w:r>
-        <w:t>Reveal reasoning one step at a time. Explain why a tempting alternative fails. Write units and denominators for arithmetic, trace conditions for decisions, and identify supporting sources for claims.</w:t>
-      </w:r>
-    </w:p>
-    <w:p>
-      <w:r>
-        <w:t>In pairs, one learner solves while the other checks evidence; exchange roles. Remove the worked answer before independent assessment.</w:t>
+      <w:pPr>
+        <w:spacing w:line="336" w:lineRule="auto" w:after="180"/>
+      </w:pPr>
+      <w:r>
+        <w:rPr>
+          <w:b w:val="0"/>
+        </w:rPr>
+        <w:t xml:space="preserve">Reveal reasoning one step at a time. Explain why a tempting alternative fails. Write units and denominators for arithmetic, </w:t>
+      </w:r>
+      <w:r>
+        <w:rPr>
+          <w:b/>
+        </w:rPr>
+        <w:t>trace</w:t>
+      </w:r>
+      <w:r>
+        <w:rPr>
+          <w:b w:val="0"/>
+        </w:rPr>
+        <w:t xml:space="preserve"> conditions for decisions, and identify supporting sources for claims.</w:t>
+      </w:r>
+    </w:p>
+    <w:p>
+      <w:pPr>
+        <w:spacing w:line="336" w:lineRule="auto" w:after="180"/>
+      </w:pPr>
+      <w:r>
+        <w:rPr>
+          <w:b w:val="0"/>
+        </w:rPr>
+        <w:t xml:space="preserve">In pairs, one learner solves while the other checks </w:t>
+      </w:r>
+      <w:r>
+        <w:rPr>
+          <w:b/>
+        </w:rPr>
+        <w:t>evidence</w:t>
+      </w:r>
+      <w:r>
+        <w:rPr>
+          <w:b w:val="0"/>
+        </w:rPr>
+        <w:t>; exchange roles. Remove the worked answer before independent assessment.</w:t>
       </w:r>
     </w:p>
     <w:p>
@@ -1385,8 +2986,25 @@
       </w:r>
     </w:p>
     <w:p>
-      <w:r>
-        <w:t>Visitor schedules can be three at 09:00 or one each at 09:00, 10:00 and 11:00. The total does not reveal timing or busiest hour. Displaying a book title produces text on a screen; speaking needs audio generation, reserving needs an authorised availability update and reading the whole book needs its full content.</w:t>
+      <w:pPr>
+        <w:spacing w:line="336" w:lineRule="auto" w:after="180"/>
+      </w:pPr>
+      <w:r>
+        <w:rPr>
+          <w:b w:val="0"/>
+        </w:rPr>
+        <w:t>Visitor schedules can be three at 09:00 or one each at 09:00, 10:00 and 11:00. The total does not reveal timing or busiest hour.</w:t>
+      </w:r>
+    </w:p>
+    <w:p>
+      <w:pPr>
+        <w:spacing w:line="336" w:lineRule="auto" w:after="180"/>
+      </w:pPr>
+      <w:r>
+        <w:rPr>
+          <w:b w:val="0"/>
+        </w:rPr>
+        <w:t>Displaying a book title produces text on a screen; speaking needs audio generation, reserving needs an authorised availability update and reading the whole book needs its full content.</w:t>
       </w:r>
     </w:p>
     <w:p>
@@ -1618,41 +3236,167 @@
       </w:r>
     </w:p>
     <w:p>
-      <w:r>
+      <w:pPr>
+        <w:pStyle w:val="Heading3"/>
+      </w:pPr>
+      <w:r>
+        <w:t>Completion practice</w:t>
+      </w:r>
+    </w:p>
+    <w:p>
+      <w:pPr>
+        <w:spacing w:line="336" w:lineRule="auto" w:after="180"/>
+        <w:shd w:fill="F5F1FB"/>
+      </w:pPr>
+      <w:r>
+        <w:rPr>
+          <w:b w:val="0"/>
+        </w:rPr>
         <w:t>Completion task: A record stores only total visitors=3. Give two different arrival schedules that produce this total. Can the total tell us the busiest hour? Explain.</w:t>
       </w:r>
     </w:p>
     <w:p>
-      <w:r>
-        <w:t>Teacher check: Examples: three visitors at 09:00, or one each at 09:00, 10:00 and 11:00. Both total 3, but their busiest-hour patterns differ. The total lacks arrival-time information, so the busiest hour cannot be recovered from it alone.</w:t>
-      </w:r>
-    </w:p>
-    <w:p>
-      <w:r>
-        <w:t>Start by identifying the given inputs together. Leave the intermediate steps blank. If needed, model one step, then withdraw that help on the next step. Move to a full trace only when the partial trace is understood. For partners, alternate explainer and checker; collect a response from every learner before discussion.</w:t>
-      </w:r>
-    </w:p>
-    <w:p>
       <w:pPr>
         <w:pStyle w:val="Heading3"/>
       </w:pPr>
       <w:r>
+        <w:t>Reasoning to listen for</w:t>
+      </w:r>
+    </w:p>
+    <w:p>
+      <w:pPr>
+        <w:spacing w:line="336" w:lineRule="auto" w:after="180"/>
+        <w:shd w:fill="F1F6FC"/>
+      </w:pPr>
+      <w:r>
+        <w:rPr>
+          <w:b w:val="0"/>
+        </w:rPr>
+        <w:t>Teacher check: Examples: three visitors at 09:00, or one each at 09:00, 10:00 and 11:00. Both total 3, but their busiest-hour patterns differ.</w:t>
+      </w:r>
+    </w:p>
+    <w:p>
+      <w:pPr>
+        <w:spacing w:line="336" w:lineRule="auto" w:after="180"/>
+        <w:shd w:fill="F1F6FC"/>
+      </w:pPr>
+      <w:r>
+        <w:rPr>
+          <w:b w:val="0"/>
+        </w:rPr>
+        <w:t>The total lacks arrival-time information, so the busiest hour cannot be recovered from it alone.</w:t>
+      </w:r>
+    </w:p>
+    <w:p>
+      <w:pPr>
+        <w:spacing w:line="336" w:lineRule="auto" w:after="180"/>
+      </w:pPr>
+      <w:r>
+        <w:rPr>
+          <w:b w:val="0"/>
+        </w:rPr>
+        <w:t xml:space="preserve">Start by identifying the given </w:t>
+      </w:r>
+      <w:r>
+        <w:rPr>
+          <w:b/>
+        </w:rPr>
+        <w:t>input</w:t>
+      </w:r>
+      <w:r>
+        <w:rPr>
+          <w:b w:val="0"/>
+        </w:rPr>
+        <w:t xml:space="preserve">s together. Leave the intermediate steps blank. If needed, model one step, then withdraw that help on the next step. Move to a full </w:t>
+      </w:r>
+      <w:r>
+        <w:rPr>
+          <w:b/>
+        </w:rPr>
+        <w:t>trace</w:t>
+      </w:r>
+      <w:r>
+        <w:rPr>
+          <w:b w:val="0"/>
+        </w:rPr>
+        <w:t xml:space="preserve"> only when the partial </w:t>
+      </w:r>
+      <w:r>
+        <w:rPr>
+          <w:b/>
+        </w:rPr>
+        <w:t>trace</w:t>
+      </w:r>
+      <w:r>
+        <w:rPr>
+          <w:b w:val="0"/>
+        </w:rPr>
+        <w:t xml:space="preserve"> is understood.</w:t>
+      </w:r>
+    </w:p>
+    <w:p>
+      <w:pPr>
+        <w:spacing w:line="336" w:lineRule="auto" w:after="180"/>
+      </w:pPr>
+      <w:r>
+        <w:rPr>
+          <w:b w:val="0"/>
+        </w:rPr>
+        <w:t>For partners, alternate explainer and checker; collect a response from every learner before discussion.</w:t>
+      </w:r>
+    </w:p>
+    <w:p>
+      <w:pPr>
+        <w:pStyle w:val="Heading3"/>
+      </w:pPr>
+      <w:r>
         <w:t>Individual reasoning check</w:t>
       </w:r>
     </w:p>
     <w:p>
-      <w:r>
-        <w:t>Use the worked case for Representations and information paths. Proposed explanation: “Every output is the final action”. Decide whether this explanation is supported. Point to the step or supplied fact that decides; explain your repair if needed.</w:t>
-      </w:r>
-    </w:p>
-    <w:p>
-      <w:r>
-        <w:t>Expected correction: Trace an output entering the next stage. Ask whether the borrowing or speech stage exists and has run.</w:t>
-      </w:r>
-    </w:p>
-    <w:p>
-      <w:r>
-        <w:t>Collect explanations, not only yes/no votes. If a misunderstanding is common, re-model the relevant step for the class. If it affects a few learners, give a short targeted group explanation while others solve a more demanding variation.</w:t>
+      <w:pPr>
+        <w:spacing w:line="336" w:lineRule="auto" w:after="180"/>
+      </w:pPr>
+      <w:r>
+        <w:rPr>
+          <w:b w:val="0"/>
+        </w:rPr>
+        <w:t xml:space="preserve">Use the worked case for </w:t>
+      </w:r>
+      <w:r>
+        <w:rPr>
+          <w:b/>
+        </w:rPr>
+        <w:t>Representation</w:t>
+      </w:r>
+      <w:r>
+        <w:rPr>
+          <w:b w:val="0"/>
+        </w:rPr>
+        <w:t xml:space="preserve">s and information paths. Proposed explanation: “Every </w:t>
+      </w:r>
+      <w:r>
+        <w:rPr>
+          <w:b/>
+        </w:rPr>
+        <w:t>output</w:t>
+      </w:r>
+      <w:r>
+        <w:rPr>
+          <w:b w:val="0"/>
+        </w:rPr>
+        <w:t xml:space="preserve"> is the final action”. Decide whether this explanation is supported.</w:t>
+      </w:r>
+    </w:p>
+    <w:p>
+      <w:pPr>
+        <w:spacing w:line="336" w:lineRule="auto" w:after="180"/>
+      </w:pPr>
+      <w:r>
+        <w:rPr>
+          <w:b w:val="0"/>
+        </w:rPr>
+        <w:t>Point to the step or supplied fact that decides; explain your repair if needed.</w:t>
       </w:r>
     </w:p>
     <w:p>
@@ -1660,11 +3404,83 @@
         <w:pStyle w:val="Heading3"/>
       </w:pPr>
       <w:r>
+        <w:t>Expected repair</w:t>
+      </w:r>
+    </w:p>
+    <w:p>
+      <w:pPr>
+        <w:spacing w:line="336" w:lineRule="auto" w:after="180"/>
+        <w:shd w:fill="F1F6FC"/>
+      </w:pPr>
+      <w:r>
+        <w:rPr>
+          <w:b w:val="0"/>
+        </w:rPr>
+        <w:t xml:space="preserve">Expected correction: </w:t>
+      </w:r>
+      <w:r>
+        <w:rPr>
+          <w:b/>
+        </w:rPr>
+        <w:t>Trace</w:t>
+      </w:r>
+      <w:r>
+        <w:rPr>
+          <w:b w:val="0"/>
+        </w:rPr>
+        <w:t xml:space="preserve"> an </w:t>
+      </w:r>
+      <w:r>
+        <w:rPr>
+          <w:b/>
+        </w:rPr>
+        <w:t>output</w:t>
+      </w:r>
+      <w:r>
+        <w:rPr>
+          <w:b w:val="0"/>
+        </w:rPr>
+        <w:t xml:space="preserve"> entering the next stage. Ask whether the borrowing or speech stage exists and has run.</w:t>
+      </w:r>
+    </w:p>
+    <w:p>
+      <w:pPr>
+        <w:spacing w:line="336" w:lineRule="auto" w:after="180"/>
+      </w:pPr>
+      <w:r>
+        <w:rPr>
+          <w:b w:val="0"/>
+        </w:rPr>
+        <w:t>Collect explanations, not only yes/no votes. If a misunderstanding is common, re-model the relevant step for the class.</w:t>
+      </w:r>
+    </w:p>
+    <w:p>
+      <w:pPr>
+        <w:spacing w:line="336" w:lineRule="auto" w:after="180"/>
+      </w:pPr>
+      <w:r>
+        <w:rPr>
+          <w:b w:val="0"/>
+        </w:rPr>
+        <w:t>If it affects a few learners, give a short targeted group explanation while others solve a more demanding variation.</w:t>
+      </w:r>
+    </w:p>
+    <w:p>
+      <w:pPr>
+        <w:pStyle w:val="Heading3"/>
+      </w:pPr>
+      <w:r>
         <w:t>Pictorial practice question</w:t>
       </w:r>
     </w:p>
     <w:p>
-      <w:r>
+      <w:pPr>
+        <w:spacing w:line="336" w:lineRule="auto" w:after="180"/>
+      </w:pPr>
+      <w:r>
+        <w:rPr>
+          <w:b w:val="0"/>
+        </w:rPr>
         <w:t>Use the richer record to find blue pencils in Box B. Explain why total alone was insufficient.</w:t>
       </w:r>
     </w:p>
@@ -1677,18 +3493,60 @@
       </w:r>
     </w:p>
     <w:p>
-      <w:r>
+      <w:pPr>
+        <w:spacing w:line="336" w:lineRule="auto" w:after="180"/>
+      </w:pPr>
+      <w:r>
+        <w:rPr>
+          <w:b w:val="0"/>
+        </w:rPr>
         <w:t>6−5=1 blue pencil. Total 6 alone fits many red/blue combinations, including both boxes.</w:t>
       </w:r>
     </w:p>
     <w:p>
-      <w:r>
+      <w:pPr>
+        <w:spacing w:line="336" w:lineRule="auto" w:after="180"/>
+      </w:pPr>
+      <w:r>
+        <w:rPr>
+          <w:b w:val="0"/>
+        </w:rPr>
         <w:t>Changed-case reasoning: The records become (6,2) and (6,5). Blue count can now be recovered by total minus red, assuming these are the only colours.</w:t>
       </w:r>
     </w:p>
     <w:p>
-      <w:r>
-        <w:t>Collect each learner’s explanation before discussion. Use the first missing connection between input, deciding step and result to choose support. This question is worked-case practice, not fresh mastery evidence.</w:t>
+      <w:pPr>
+        <w:spacing w:line="336" w:lineRule="auto" w:after="180"/>
+      </w:pPr>
+      <w:r>
+        <w:rPr>
+          <w:b w:val="0"/>
+        </w:rPr>
+        <w:t xml:space="preserve">Collect each learner’s explanation before discussion. Use the first missing connection between </w:t>
+      </w:r>
+      <w:r>
+        <w:rPr>
+          <w:b/>
+        </w:rPr>
+        <w:t>input</w:t>
+      </w:r>
+      <w:r>
+        <w:rPr>
+          <w:b w:val="0"/>
+        </w:rPr>
+        <w:t xml:space="preserve">, deciding step and result to choose support. This question is worked-case practice, not fresh mastery </w:t>
+      </w:r>
+      <w:r>
+        <w:rPr>
+          <w:b/>
+        </w:rPr>
+        <w:t>evidence</w:t>
+      </w:r>
+      <w:r>
+        <w:rPr>
+          <w:b w:val="0"/>
+        </w:rPr>
+        <w:t>.</w:t>
       </w:r>
     </w:p>
     <w:p>
@@ -1700,45 +3558,186 @@
       </w:r>
     </w:p>
     <w:p>
+      <w:r>
+        <w:t>Run the Input, Process, Output investigation and use the first unsupported step to choose a teaching response.</w:t>
+      </w:r>
+    </w:p>
+    <w:p>
+      <w:pPr>
+        <w:spacing w:line="336" w:lineRule="auto" w:after="180"/>
+      </w:pPr>
+      <w:r>
+        <w:rPr>
+          <w:b w:val="0"/>
+        </w:rPr>
+        <w:t xml:space="preserve">Predict first, test honestly, and explain what the </w:t>
+      </w:r>
+      <w:r>
+        <w:rPr>
+          <w:b/>
+        </w:rPr>
+        <w:t>evidence</w:t>
+      </w:r>
+      <w:r>
+        <w:rPr>
+          <w:b w:val="0"/>
+        </w:rPr>
+        <w:t xml:space="preserve"> means.</w:t>
+      </w:r>
+    </w:p>
+    <w:p>
       <w:pPr>
         <w:pStyle w:val="Heading3"/>
       </w:pPr>
       <w:r>
-        <w:t>Run the weekly evidence lab</w:t>
-      </w:r>
-    </w:p>
-    <w:p>
-      <w:r>
-        <w:t>Predict first, test honestly, and explain what the evidence means.</w:t>
-      </w:r>
-    </w:p>
-    <w:p>
-      <w:r>
-        <w:t>State your prediction before the result is known.</w:t>
-      </w:r>
-    </w:p>
-    <w:p>
-      <w:r>
-        <w:t>Complete the task: Trace a music recommender and draw all three stages.</w:t>
-      </w:r>
-    </w:p>
-    <w:p>
-      <w:r>
+        <w:t>1. Predict</w:t>
+      </w:r>
+    </w:p>
+    <w:p>
+      <w:pPr>
+        <w:spacing w:line="336" w:lineRule="auto" w:after="180"/>
+        <w:shd w:fill="F4F9FC"/>
+      </w:pPr>
+      <w:r>
+        <w:rPr>
+          <w:b w:val="0"/>
+        </w:rPr>
+        <w:t xml:space="preserve">State your </w:t>
+      </w:r>
+      <w:r>
+        <w:rPr>
+          <w:b/>
+        </w:rPr>
+        <w:t>prediction</w:t>
+      </w:r>
+      <w:r>
+        <w:rPr>
+          <w:b w:val="0"/>
+        </w:rPr>
+        <w:t xml:space="preserve"> before the result is known.</w:t>
+      </w:r>
+    </w:p>
+    <w:p>
+      <w:pPr>
+        <w:pStyle w:val="Heading3"/>
+      </w:pPr>
+      <w:r>
+        <w:t>2. Investigate</w:t>
+      </w:r>
+    </w:p>
+    <w:p>
+      <w:pPr>
+        <w:spacing w:line="336" w:lineRule="auto" w:after="180"/>
+        <w:shd w:fill="F4F9FC"/>
+      </w:pPr>
+      <w:r>
+        <w:rPr>
+          <w:b w:val="0"/>
+        </w:rPr>
+        <w:t xml:space="preserve">Complete the task: </w:t>
+      </w:r>
+      <w:r>
+        <w:rPr>
+          <w:b/>
+        </w:rPr>
+        <w:t>Trace</w:t>
+      </w:r>
+      <w:r>
+        <w:rPr>
+          <w:b w:val="0"/>
+        </w:rPr>
+        <w:t xml:space="preserve"> a music recommender and draw all three stages.</w:t>
+      </w:r>
+    </w:p>
+    <w:p>
+      <w:pPr>
+        <w:pStyle w:val="Heading3"/>
+      </w:pPr>
+      <w:r>
+        <w:t>3. Compare cases</w:t>
+      </w:r>
+    </w:p>
+    <w:p>
+      <w:pPr>
+        <w:spacing w:line="336" w:lineRule="auto" w:after="180"/>
+        <w:shd w:fill="F4F9FC"/>
+      </w:pPr>
+      <w:r>
+        <w:rPr>
+          <w:b w:val="0"/>
+        </w:rPr>
         <w:t>Keep a normal case and an edge case clearly separated.</w:t>
       </w:r>
     </w:p>
     <w:p>
-      <w:r>
-        <w:t>Record what happened—even when it does not match your prediction.</w:t>
-      </w:r>
-    </w:p>
-    <w:p>
-      <w:r>
+      <w:pPr>
+        <w:pStyle w:val="Heading3"/>
+      </w:pPr>
+      <w:r>
+        <w:t>4. Record honestly</w:t>
+      </w:r>
+    </w:p>
+    <w:p>
+      <w:pPr>
+        <w:spacing w:line="336" w:lineRule="auto" w:after="180"/>
+        <w:shd w:fill="F4F9FC"/>
+      </w:pPr>
+      <w:r>
+        <w:rPr>
+          <w:b w:val="0"/>
+        </w:rPr>
+        <w:t xml:space="preserve">Record what happened—even when it does not match your </w:t>
+      </w:r>
+      <w:r>
+        <w:rPr>
+          <w:b/>
+        </w:rPr>
+        <w:t>prediction</w:t>
+      </w:r>
+      <w:r>
+        <w:rPr>
+          <w:b w:val="0"/>
+        </w:rPr>
+        <w:t>.</w:t>
+      </w:r>
+    </w:p>
+    <w:p>
+      <w:pPr>
+        <w:pStyle w:val="Heading3"/>
+      </w:pPr>
+      <w:r>
+        <w:t>5. Explain and plan the next test</w:t>
+      </w:r>
+    </w:p>
+    <w:p>
+      <w:pPr>
+        <w:spacing w:line="336" w:lineRule="auto" w:after="180"/>
+        <w:shd w:fill="F4F9FC"/>
+      </w:pPr>
+      <w:r>
+        <w:rPr>
+          <w:b w:val="0"/>
+        </w:rPr>
         <w:t>Explain the result, one limitation, and the next useful test.</w:t>
       </w:r>
     </w:p>
     <w:p>
-      <w:r>
+      <w:pPr>
+        <w:pStyle w:val="Heading3"/>
+      </w:pPr>
+      <w:r>
+        <w:t>Use a fresh case after support</w:t>
+      </w:r>
+    </w:p>
+    <w:p>
+      <w:pPr>
+        <w:spacing w:line="336" w:lineRule="auto" w:after="180"/>
+        <w:shd w:fill="FFF5E6"/>
+      </w:pPr>
+      <w:r>
+        <w:rPr>
+          <w:b w:val="0"/>
+        </w:rPr>
         <w:t>INDEPENDENCE After support is removed, repeat the proof with a fresh case.</w:t>
       </w:r>
     </w:p>
@@ -1751,8 +3750,25 @@
       </w:r>
     </w:p>
     <w:p>
-      <w:r>
-        <w:t>Use the concrete case as the shared normal case and the independent question as a second case. Each pair creates a boundary or missing-information case and predicts its result before testing. Keep the expected result separate from an observed mistake.</w:t>
+      <w:pPr>
+        <w:spacing w:line="336" w:lineRule="auto" w:after="180"/>
+      </w:pPr>
+      <w:r>
+        <w:rPr>
+          <w:b w:val="0"/>
+        </w:rPr>
+        <w:t>Use the concrete case as the shared normal case and the independent question as a second case. Each pair creates a boundary or missing-information case and predicts its result before testing.</w:t>
+      </w:r>
+    </w:p>
+    <w:p>
+      <w:pPr>
+        <w:spacing w:line="336" w:lineRule="auto" w:after="180"/>
+      </w:pPr>
+      <w:r>
+        <w:rPr>
+          <w:b w:val="0"/>
+        </w:rPr>
+        <w:t>Keep the expected result separate from an observed mistake.</w:t>
       </w:r>
     </w:p>
     <w:tbl>
@@ -1910,35 +3926,145 @@
       </w:r>
     </w:p>
     <w:p>
-      <w:r>
-        <w:t>CLAIM TO REPAIR The fan's movement is the input.</w:t>
-      </w:r>
-    </w:p>
-    <w:p>
-      <w:r>
-        <w:t>For guessing, return to given facts and request a trace. For vocabulary without application, use one example and one non-example. For arithmetic errors, check the setup before the calculation. Finish with a different uncoached case before recording mastery.</w:t>
-      </w:r>
-    </w:p>
-    <w:p>
       <w:pPr>
         <w:pStyle w:val="Heading3"/>
       </w:pPr>
       <w:r>
+        <w:t>Find the unsupported claim</w:t>
+      </w:r>
+    </w:p>
+    <w:p>
+      <w:pPr>
+        <w:spacing w:line="336" w:lineRule="auto" w:after="180"/>
+        <w:shd w:fill="F5F1FB"/>
+      </w:pPr>
+      <w:r>
+        <w:rPr>
+          <w:b w:val="0"/>
+        </w:rPr>
+        <w:t xml:space="preserve">CLAIM TO REPAIR The fan's movement is the </w:t>
+      </w:r>
+      <w:r>
+        <w:rPr>
+          <w:b/>
+        </w:rPr>
+        <w:t>input</w:t>
+      </w:r>
+      <w:r>
+        <w:rPr>
+          <w:b w:val="0"/>
+        </w:rPr>
+        <w:t>.</w:t>
+      </w:r>
+    </w:p>
+    <w:p>
+      <w:pPr>
+        <w:spacing w:line="336" w:lineRule="auto" w:after="180"/>
+      </w:pPr>
+      <w:r>
+        <w:rPr>
+          <w:b w:val="0"/>
+        </w:rPr>
+        <w:t xml:space="preserve">For guessing, return to given facts and request a </w:t>
+      </w:r>
+      <w:r>
+        <w:rPr>
+          <w:b/>
+        </w:rPr>
+        <w:t>trace</w:t>
+      </w:r>
+      <w:r>
+        <w:rPr>
+          <w:b w:val="0"/>
+        </w:rPr>
+        <w:t>. For vocabulary without application, use one example and one non-example. For arithmetic errors, check the setup before the calculation.</w:t>
+      </w:r>
+    </w:p>
+    <w:p>
+      <w:pPr>
+        <w:spacing w:line="336" w:lineRule="auto" w:after="180"/>
+      </w:pPr>
+      <w:r>
+        <w:rPr>
+          <w:b w:val="0"/>
+        </w:rPr>
+        <w:t>Finish with a different uncoached case before recording mastery.</w:t>
+      </w:r>
+    </w:p>
+    <w:p>
+      <w:pPr>
+        <w:pStyle w:val="Heading3"/>
+      </w:pPr>
+      <w:r>
         <w:t>Address these additional misconceptions</w:t>
       </w:r>
     </w:p>
     <w:p>
-      <w:r>
-        <w:t>Every output is the final action: Trace an output entering the next stage. Ask whether the borrowing or speech stage exists and has run.</w:t>
-      </w:r>
-    </w:p>
-    <w:p>
-      <w:r>
+      <w:pPr>
+        <w:spacing w:line="336" w:lineRule="auto" w:after="180"/>
+      </w:pPr>
+      <w:r>
+        <w:rPr>
+          <w:b w:val="0"/>
+        </w:rPr>
+        <w:t xml:space="preserve">Every </w:t>
+      </w:r>
+      <w:r>
+        <w:rPr>
+          <w:b/>
+        </w:rPr>
+        <w:t>output</w:t>
+      </w:r>
+      <w:r>
+        <w:rPr>
+          <w:b w:val="0"/>
+        </w:rPr>
+        <w:t xml:space="preserve"> is the final action: </w:t>
+      </w:r>
+      <w:r>
+        <w:rPr>
+          <w:b/>
+        </w:rPr>
+        <w:t>Trace</w:t>
+      </w:r>
+      <w:r>
+        <w:rPr>
+          <w:b w:val="0"/>
+        </w:rPr>
+        <w:t xml:space="preserve"> an </w:t>
+      </w:r>
+      <w:r>
+        <w:rPr>
+          <w:b/>
+        </w:rPr>
+        <w:t>output</w:t>
+      </w:r>
+      <w:r>
+        <w:rPr>
+          <w:b w:val="0"/>
+        </w:rPr>
+        <w:t xml:space="preserve"> entering the next stage. Ask whether the borrowing or speech stage exists and has run.</w:t>
+      </w:r>
+    </w:p>
+    <w:p>
+      <w:pPr>
+        <w:spacing w:line="336" w:lineRule="auto" w:after="180"/>
+      </w:pPr>
+      <w:r>
+        <w:rPr>
+          <w:b w:val="0"/>
+        </w:rPr>
         <w:t>More calculation can recover discarded details: Ask students to distinguish two original records with the same retained value. No deterministic calculation of that value alone can know which original occurred.</w:t>
       </w:r>
     </w:p>
     <w:p>
-      <w:r>
+      <w:pPr>
+        <w:spacing w:line="336" w:lineRule="auto" w:after="180"/>
+      </w:pPr>
+      <w:r>
+        <w:rPr>
+          <w:b w:val="0"/>
+        </w:rPr>
         <w:t>A data type tells us what the data means: Compare a title, a summary and a full chapter. All can be text while supporting different questions.</w:t>
       </w:r>
     </w:p>
@@ -2097,8 +4223,25 @@
       </w:tr>
     </w:tbl>
     <w:p>
-      <w:r>
-        <w:t>Offer an oral explanation, drawing, enlarged visual or fewer examples when that removes a reading/writing barrier. Keep the same reasoning goal. Stretch secure learners by changing a boundary or assumption and asking them to defend the effect, not simply by assigning more of the same questions.</w:t>
+      <w:pPr>
+        <w:spacing w:line="336" w:lineRule="auto" w:after="180"/>
+      </w:pPr>
+      <w:r>
+        <w:rPr>
+          <w:b w:val="0"/>
+        </w:rPr>
+        <w:t>Offer an oral explanation, drawing, enlarged visual or fewer examples when that removes a reading/writing barrier. Keep the same reasoning goal.</w:t>
+      </w:r>
+    </w:p>
+    <w:p>
+      <w:pPr>
+        <w:spacing w:line="336" w:lineRule="auto" w:after="180"/>
+      </w:pPr>
+      <w:r>
+        <w:rPr>
+          <w:b w:val="0"/>
+        </w:rPr>
+        <w:t>Stretch secure learners by changing a boundary or assumption and asking them to defend the effect, not simply by assigning more of the same questions.</w:t>
       </w:r>
     </w:p>
     <w:p>
@@ -2110,11 +4253,16 @@
       </w:r>
     </w:p>
     <w:p>
+      <w:r>
+        <w:t>Use the Input, Process, Output questions, teacher keys and criteria after the relevant attempts. Previously discussed cases are practice; protect the separately selected independent task.</w:t>
+      </w:r>
+    </w:p>
+    <w:p>
       <w:pPr>
         <w:pStyle w:val="Heading3"/>
       </w:pPr>
       <w:r>
-        <w:t>Assess and explain the answers</w:t>
+        <w:t>Worked case answer</w:t>
       </w:r>
     </w:p>
     <w:p>
@@ -2122,12 +4270,49 @@
         <w:pStyle w:val="Heading3"/>
       </w:pPr>
       <w:r>
-        <w:t>Worked case answer</w:t>
-      </w:r>
-    </w:p>
-    <w:p>
-      <w:r>
-        <w:t>Input is mood; process is tag matching; output is titles. Audio playback is another step. Matching can use fixed rules; the description alone does not establish machine learning.</w:t>
+        <w:t>Teacher key · Worked case answer</w:t>
+      </w:r>
+    </w:p>
+    <w:p>
+      <w:pPr>
+        <w:spacing w:line="336" w:lineRule="auto" w:after="180"/>
+        <w:shd w:fill="F1F6FC"/>
+      </w:pPr>
+      <w:r>
+        <w:rPr>
+          <w:b/>
+        </w:rPr>
+        <w:t>Input</w:t>
+      </w:r>
+      <w:r>
+        <w:rPr>
+          <w:b w:val="0"/>
+        </w:rPr>
+        <w:t xml:space="preserve"> is mood; </w:t>
+      </w:r>
+      <w:r>
+        <w:rPr>
+          <w:b/>
+        </w:rPr>
+        <w:t>process</w:t>
+      </w:r>
+      <w:r>
+        <w:rPr>
+          <w:b w:val="0"/>
+        </w:rPr>
+        <w:t xml:space="preserve"> is tag matching; </w:t>
+      </w:r>
+      <w:r>
+        <w:rPr>
+          <w:b/>
+        </w:rPr>
+        <w:t>output</w:t>
+      </w:r>
+      <w:r>
+        <w:rPr>
+          <w:b w:val="0"/>
+        </w:rPr>
+        <w:t xml:space="preserve"> is titles. Audio playback is another step. Matching can use fixed rules; the description alone does not establish machine learning.</w:t>
       </w:r>
     </w:p>
     <w:p>
@@ -2139,21 +4324,117 @@
       </w:r>
     </w:p>
     <w:p>
-      <w:r>
-        <w:t>A classroom fan receives a temperature reading, compares it with 25 degrees C, and turns on. Name the input, process and output. What should happen if the reading is missing?</w:t>
-      </w:r>
-    </w:p>
-    <w:p>
       <w:pPr>
         <w:pStyle w:val="Heading3"/>
       </w:pPr>
       <w:r>
+        <w:t>Independent question · withhold the key</w:t>
+      </w:r>
+    </w:p>
+    <w:p>
+      <w:pPr>
+        <w:spacing w:line="336" w:lineRule="auto" w:after="180"/>
+        <w:shd w:fill="F5F1FB"/>
+      </w:pPr>
+      <w:r>
+        <w:rPr>
+          <w:b w:val="0"/>
+        </w:rPr>
+        <w:t xml:space="preserve">A classroom fan receives a temperature reading, compares it with 25 degrees C, and turns on. Name the </w:t>
+      </w:r>
+      <w:r>
+        <w:rPr>
+          <w:b/>
+        </w:rPr>
+        <w:t>input</w:t>
+      </w:r>
+      <w:r>
+        <w:rPr>
+          <w:b w:val="0"/>
+        </w:rPr>
+        <w:t xml:space="preserve">, </w:t>
+      </w:r>
+      <w:r>
+        <w:rPr>
+          <w:b/>
+        </w:rPr>
+        <w:t>process</w:t>
+      </w:r>
+      <w:r>
+        <w:rPr>
+          <w:b w:val="0"/>
+        </w:rPr>
+        <w:t xml:space="preserve"> and </w:t>
+      </w:r>
+      <w:r>
+        <w:rPr>
+          <w:b/>
+        </w:rPr>
+        <w:t>output</w:t>
+      </w:r>
+      <w:r>
+        <w:rPr>
+          <w:b w:val="0"/>
+        </w:rPr>
+        <w:t>. What should happen if the reading is missing?</w:t>
+      </w:r>
+    </w:p>
+    <w:p>
+      <w:pPr>
+        <w:pStyle w:val="Heading3"/>
+      </w:pPr>
+      <w:r>
         <w:t>Expected independent answer</w:t>
       </w:r>
     </w:p>
     <w:p>
-      <w:r>
-        <w:t>Input is the reading; process is comparison with 25 degrees C; output is the fan command. A missing reading calls for a fault signal or human review, not an invented temperature.</w:t>
+      <w:pPr>
+        <w:pStyle w:val="Heading3"/>
+      </w:pPr>
+      <w:r>
+        <w:t>Teacher key · Expected independent answer</w:t>
+      </w:r>
+    </w:p>
+    <w:p>
+      <w:pPr>
+        <w:spacing w:line="336" w:lineRule="auto" w:after="180"/>
+        <w:shd w:fill="F1F6FC"/>
+      </w:pPr>
+      <w:r>
+        <w:rPr>
+          <w:b/>
+        </w:rPr>
+        <w:t>Input</w:t>
+      </w:r>
+      <w:r>
+        <w:rPr>
+          <w:b w:val="0"/>
+        </w:rPr>
+        <w:t xml:space="preserve"> is the reading; </w:t>
+      </w:r>
+      <w:r>
+        <w:rPr>
+          <w:b/>
+        </w:rPr>
+        <w:t>process</w:t>
+      </w:r>
+      <w:r>
+        <w:rPr>
+          <w:b w:val="0"/>
+        </w:rPr>
+        <w:t xml:space="preserve"> is comparison with 25 degrees C; </w:t>
+      </w:r>
+      <w:r>
+        <w:rPr>
+          <w:b/>
+        </w:rPr>
+        <w:t>output</w:t>
+      </w:r>
+      <w:r>
+        <w:rPr>
+          <w:b w:val="0"/>
+        </w:rPr>
+        <w:t xml:space="preserve"> is the fan command. A missing reading calls for a fault signal or human review, not an invented temperature.</w:t>
       </w:r>
     </w:p>
     <w:p>
@@ -2391,8 +4672,25 @@
       </w:tr>
     </w:tbl>
     <w:p>
-      <w:r>
-        <w:t>Use 6/8 as a classroom checkpoint, with 2 required for both Result and Reasoning. This is a proposed teaching rule, not a validated certification threshold. Do not count a coached answer as independent mastery; correct unsafe or unsupported claims regardless of total.</w:t>
+      <w:pPr>
+        <w:spacing w:line="336" w:lineRule="auto" w:after="180"/>
+      </w:pPr>
+      <w:r>
+        <w:rPr>
+          <w:b w:val="0"/>
+        </w:rPr>
+        <w:t>Use 6/8 as a classroom checkpoint, with 2 required for both Result and Reasoning. This is a proposed teaching rule, not a validated certification threshold.</w:t>
+      </w:r>
+    </w:p>
+    <w:p>
+      <w:pPr>
+        <w:spacing w:line="336" w:lineRule="auto" w:after="180"/>
+      </w:pPr>
+      <w:r>
+        <w:rPr>
+          <w:b w:val="0"/>
+        </w:rPr>
+        <w:t>Do not count a coached answer as independent mastery; correct unsafe or unsupported claims regardless of total.</w:t>
       </w:r>
     </w:p>
     <w:p>
@@ -2404,8 +4702,38 @@
       </w:r>
     </w:p>
     <w:p>
-      <w:r>
-        <w:t>Ask the learner to find the evidence that challenges this claim: “The fan's movement is the input.” Keep the first attempt and an uncoached retry separate.</w:t>
+      <w:pPr>
+        <w:spacing w:line="336" w:lineRule="auto" w:after="180"/>
+      </w:pPr>
+      <w:r>
+        <w:rPr>
+          <w:b w:val="0"/>
+        </w:rPr>
+        <w:t xml:space="preserve">Ask the learner to find the </w:t>
+      </w:r>
+      <w:r>
+        <w:rPr>
+          <w:b/>
+        </w:rPr>
+        <w:t>evidence</w:t>
+      </w:r>
+      <w:r>
+        <w:rPr>
+          <w:b w:val="0"/>
+        </w:rPr>
+        <w:t xml:space="preserve"> that challenges this claim: “The fan's movement is the </w:t>
+      </w:r>
+      <w:r>
+        <w:rPr>
+          <w:b/>
+        </w:rPr>
+        <w:t>input</w:t>
+      </w:r>
+      <w:r>
+        <w:rPr>
+          <w:b w:val="0"/>
+        </w:rPr>
+        <w:t>.” Keep the first attempt and an uncoached retry separate.</w:t>
       </w:r>
     </w:p>
     <w:p>
@@ -2417,15 +4745,96 @@
       </w:r>
     </w:p>
     <w:p>
-      <w:r>
-        <w:t>Input is the genre request, processing is catalogue filtering, output is three titles. There is no audio-output stage. Filtering could use a written rule; the description does not establish learning. The claim confuses title display with reading aloud.</w:t>
-      </w:r>
-    </w:p>
-    <w:p>
       <w:pPr>
         <w:pStyle w:val="Heading3"/>
       </w:pPr>
       <w:r>
+        <w:t>Teacher key · Original transfer answer</w:t>
+      </w:r>
+    </w:p>
+    <w:p>
+      <w:pPr>
+        <w:spacing w:line="336" w:lineRule="auto" w:after="180"/>
+        <w:shd w:fill="F1F6FC"/>
+      </w:pPr>
+      <w:r>
+        <w:rPr>
+          <w:b/>
+        </w:rPr>
+        <w:t>Input</w:t>
+      </w:r>
+      <w:r>
+        <w:rPr>
+          <w:b w:val="0"/>
+        </w:rPr>
+        <w:t xml:space="preserve"> is the genre request, </w:t>
+      </w:r>
+      <w:r>
+        <w:rPr>
+          <w:b/>
+        </w:rPr>
+        <w:t>process</w:t>
+      </w:r>
+      <w:r>
+        <w:rPr>
+          <w:b w:val="0"/>
+        </w:rPr>
+        <w:t xml:space="preserve">ing is catalogue filtering, </w:t>
+      </w:r>
+      <w:r>
+        <w:rPr>
+          <w:b/>
+        </w:rPr>
+        <w:t>output</w:t>
+      </w:r>
+      <w:r>
+        <w:rPr>
+          <w:b w:val="0"/>
+        </w:rPr>
+        <w:t xml:space="preserve"> is three titles. There is no audio-</w:t>
+      </w:r>
+      <w:r>
+        <w:rPr>
+          <w:b/>
+        </w:rPr>
+        <w:t>output</w:t>
+      </w:r>
+      <w:r>
+        <w:rPr>
+          <w:b w:val="0"/>
+        </w:rPr>
+        <w:t xml:space="preserve"> stage. Filtering could use a </w:t>
+      </w:r>
+      <w:r>
+        <w:rPr>
+          <w:b/>
+        </w:rPr>
+        <w:t>written rule</w:t>
+      </w:r>
+      <w:r>
+        <w:rPr>
+          <w:b w:val="0"/>
+        </w:rPr>
+        <w:t>; the description does not establish learning.</w:t>
+      </w:r>
+    </w:p>
+    <w:p>
+      <w:pPr>
+        <w:spacing w:line="336" w:lineRule="auto" w:after="180"/>
+        <w:shd w:fill="F1F6FC"/>
+      </w:pPr>
+      <w:r>
+        <w:rPr>
+          <w:b w:val="0"/>
+        </w:rPr>
+        <w:t>The claim confuses title display with reading aloud.</w:t>
+      </w:r>
+    </w:p>
+    <w:p>
+      <w:pPr>
+        <w:pStyle w:val="Heading3"/>
+      </w:pPr>
+      <w:r>
         <w:t>Explanations for the additional workbook examples</w:t>
       </w:r>
     </w:p>
@@ -2438,30 +4847,180 @@
       </w:r>
     </w:p>
     <w:p>
-      <w:r>
-        <w:t>The kiosk receives genre=science and maximum pages=120. The catalogue contains A science 80 pages, B science 150 pages and C mystery 90 pages. It keeps records with the requested genre and no more than 120 pages. Draw the input, process and output, naming the surviving record.</w:t>
-      </w:r>
-    </w:p>
-    <w:p>
-      <w:r>
-        <w:t>Input includes both request fields and all three catalogue records. The process checks science AND pages&lt;=120. Output contains A only; B fails the length condition and C fails the genre condition. Listing A does not establish that a copy was reserved.</w:t>
-      </w:r>
-    </w:p>
-    <w:p>
       <w:pPr>
         <w:pStyle w:val="Heading3"/>
       </w:pPr>
       <w:r>
+        <w:t>Workbook question · W1</w:t>
+      </w:r>
+    </w:p>
+    <w:p>
+      <w:pPr>
+        <w:spacing w:line="336" w:lineRule="auto" w:after="180"/>
+        <w:shd w:fill="F5F1FB"/>
+      </w:pPr>
+      <w:r>
+        <w:rPr>
+          <w:b w:val="0"/>
+        </w:rPr>
+        <w:t>The kiosk receives genre=science and maximum pages=120. The catalogue contains A science 80 pages, B science 150 pages and C mystery 90 pages. It keeps records with the requested genre and no more than 120 pages.</w:t>
+      </w:r>
+    </w:p>
+    <w:p>
+      <w:pPr>
+        <w:spacing w:line="336" w:lineRule="auto" w:after="180"/>
+        <w:shd w:fill="F5F1FB"/>
+      </w:pPr>
+      <w:r>
+        <w:rPr>
+          <w:b w:val="0"/>
+        </w:rPr>
+        <w:t xml:space="preserve">Draw the </w:t>
+      </w:r>
+      <w:r>
+        <w:rPr>
+          <w:b/>
+        </w:rPr>
+        <w:t>input</w:t>
+      </w:r>
+      <w:r>
+        <w:rPr>
+          <w:b w:val="0"/>
+        </w:rPr>
+        <w:t xml:space="preserve">, </w:t>
+      </w:r>
+      <w:r>
+        <w:rPr>
+          <w:b/>
+        </w:rPr>
+        <w:t>process</w:t>
+      </w:r>
+      <w:r>
+        <w:rPr>
+          <w:b w:val="0"/>
+        </w:rPr>
+        <w:t xml:space="preserve"> and </w:t>
+      </w:r>
+      <w:r>
+        <w:rPr>
+          <w:b/>
+        </w:rPr>
+        <w:t>output</w:t>
+      </w:r>
+      <w:r>
+        <w:rPr>
+          <w:b w:val="0"/>
+        </w:rPr>
+        <w:t>, naming the surviving record.</w:t>
+      </w:r>
+    </w:p>
+    <w:p>
+      <w:pPr>
+        <w:pStyle w:val="Heading3"/>
+      </w:pPr>
+      <w:r>
+        <w:t>Teacher reasoning · W1</w:t>
+      </w:r>
+    </w:p>
+    <w:p>
+      <w:pPr>
+        <w:spacing w:line="336" w:lineRule="auto" w:after="180"/>
+        <w:shd w:fill="F1F6FC"/>
+      </w:pPr>
+      <w:r>
+        <w:rPr>
+          <w:b/>
+        </w:rPr>
+        <w:t>Input</w:t>
+      </w:r>
+      <w:r>
+        <w:rPr>
+          <w:b w:val="0"/>
+        </w:rPr>
+        <w:t xml:space="preserve"> includes both request fields and all three catalogue records. The </w:t>
+      </w:r>
+      <w:r>
+        <w:rPr>
+          <w:b/>
+        </w:rPr>
+        <w:t>process</w:t>
+      </w:r>
+      <w:r>
+        <w:rPr>
+          <w:b w:val="0"/>
+        </w:rPr>
+        <w:t xml:space="preserve"> checks science AND pages&lt;=120. </w:t>
+      </w:r>
+      <w:r>
+        <w:rPr>
+          <w:b/>
+        </w:rPr>
+        <w:t>Output</w:t>
+      </w:r>
+      <w:r>
+        <w:rPr>
+          <w:b w:val="0"/>
+        </w:rPr>
+        <w:t xml:space="preserve"> contains A only; B fails the length condition and C fails the genre condition.</w:t>
+      </w:r>
+    </w:p>
+    <w:p>
+      <w:pPr>
+        <w:spacing w:line="336" w:lineRule="auto" w:after="180"/>
+        <w:shd w:fill="F1F6FC"/>
+      </w:pPr>
+      <w:r>
+        <w:rPr>
+          <w:b w:val="0"/>
+        </w:rPr>
+        <w:t>Listing A does not establish that a copy was reserved.</w:t>
+      </w:r>
+    </w:p>
+    <w:p>
+      <w:pPr>
+        <w:pStyle w:val="Heading3"/>
+      </w:pPr>
+      <w:r>
         <w:t>W2 Finish the visitor example</w:t>
       </w:r>
     </w:p>
     <w:p>
-      <w:r>
+      <w:pPr>
+        <w:pStyle w:val="Heading3"/>
+      </w:pPr>
+      <w:r>
+        <w:t>Workbook question · W2</w:t>
+      </w:r>
+    </w:p>
+    <w:p>
+      <w:pPr>
+        <w:spacing w:line="336" w:lineRule="auto" w:after="180"/>
+        <w:shd w:fill="F5F1FB"/>
+      </w:pPr>
+      <w:r>
+        <w:rPr>
+          <w:b w:val="0"/>
+        </w:rPr>
         <w:t>A record stores only total visitors=3. Give two different arrival schedules that produce this total. Can the total tell us the busiest hour? Explain.</w:t>
       </w:r>
     </w:p>
     <w:p>
-      <w:r>
+      <w:pPr>
+        <w:pStyle w:val="Heading3"/>
+      </w:pPr>
+      <w:r>
+        <w:t>Teacher reasoning · W2</w:t>
+      </w:r>
+    </w:p>
+    <w:p>
+      <w:pPr>
+        <w:spacing w:line="336" w:lineRule="auto" w:after="180"/>
+        <w:shd w:fill="F1F6FC"/>
+      </w:pPr>
+      <w:r>
+        <w:rPr>
+          <w:b w:val="0"/>
+        </w:rPr>
         <w:t>Examples: three visitors at 09:00, or one each at 09:00, 10:00 and 11:00. Both total 3, but their busiest-hour patterns differ. The total lacks arrival-time information, so the busiest hour cannot be recovered from it alone.</w:t>
       </w:r>
     </w:p>
@@ -2474,75 +5033,303 @@
       </w:r>
     </w:p>
     <w:p>
-      <w:r>
+      <w:pPr>
+        <w:pStyle w:val="Heading3"/>
+      </w:pPr>
+      <w:r>
+        <w:t>Workbook question · W3</w:t>
+      </w:r>
+    </w:p>
+    <w:p>
+      <w:pPr>
+        <w:spacing w:line="336" w:lineRule="auto" w:after="180"/>
+        <w:shd w:fill="F5F1FB"/>
+      </w:pPr>
+      <w:r>
+        <w:rPr>
+          <w:b w:val="0"/>
+        </w:rPr>
         <w:t>For each task, choose the information needed: decide whether a book is under 120 pages; quote its first sentence exactly; decide whether a copy is available now. Explain why a genre tag alone is insufficient for all three.</w:t>
       </w:r>
     </w:p>
     <w:p>
-      <w:r>
-        <w:t>Use the page count for the length condition, the actual first sentence from the correct edition for an exact quote, and a current copy-availability record for availability. Genre supplies none of those facts. Even suitable records must be checked for the correct edition or time.</w:t>
-      </w:r>
-    </w:p>
-    <w:p>
       <w:pPr>
         <w:pStyle w:val="Heading3"/>
       </w:pPr>
       <w:r>
+        <w:t>Teacher reasoning · W3</w:t>
+      </w:r>
+    </w:p>
+    <w:p>
+      <w:pPr>
+        <w:spacing w:line="336" w:lineRule="auto" w:after="180"/>
+        <w:shd w:fill="F1F6FC"/>
+      </w:pPr>
+      <w:r>
+        <w:rPr>
+          <w:b w:val="0"/>
+        </w:rPr>
+        <w:t>Use the page count for the length condition, the actual first sentence from the correct edition for an exact quote, and a current copy-availability record for availability. Genre supplies none of those facts.</w:t>
+      </w:r>
+    </w:p>
+    <w:p>
+      <w:pPr>
+        <w:spacing w:line="336" w:lineRule="auto" w:after="180"/>
+        <w:shd w:fill="F1F6FC"/>
+      </w:pPr>
+      <w:r>
+        <w:rPr>
+          <w:b w:val="0"/>
+        </w:rPr>
+        <w:t>Even suitable records must be checked for the correct edition or time.</w:t>
+      </w:r>
+    </w:p>
+    <w:p>
+      <w:pPr>
+        <w:pStyle w:val="Heading3"/>
+      </w:pPr>
+      <w:r>
         <w:t>W4 Investigate a new loss of information</w:t>
       </w:r>
     </w:p>
     <w:p>
-      <w:r>
-        <w:t>A classroom device receives four scores and stores only their total, 20. A student claims that every score must be 5. Give two different lists of four nonnegative whole-number scores with total 20. Explain precisely what the stored total establishes and what it does not.</w:t>
-      </w:r>
-    </w:p>
-    <w:p>
-      <w:r>
-        <w:t>For example [5,5,5,5] and [2,4,6,8] both total 20. The stored total establishes the sum under the stated recording process, but not the individual scores or their equality. A list with fewer than four entries or a different total is not a valid counterexample.</w:t>
-      </w:r>
-    </w:p>
-    <w:p>
       <w:pPr>
         <w:pStyle w:val="Heading3"/>
       </w:pPr>
       <w:r>
+        <w:t>Workbook question · W4</w:t>
+      </w:r>
+    </w:p>
+    <w:p>
+      <w:pPr>
+        <w:spacing w:line="336" w:lineRule="auto" w:after="180"/>
+        <w:shd w:fill="F5F1FB"/>
+      </w:pPr>
+      <w:r>
+        <w:rPr>
+          <w:b w:val="0"/>
+        </w:rPr>
+        <w:t>A classroom device receives four scores and stores only their total, 20. A student claims that every score must be 5. Give two different lists of four nonnegative whole-number scores with total 20.</w:t>
+      </w:r>
+    </w:p>
+    <w:p>
+      <w:pPr>
+        <w:spacing w:line="336" w:lineRule="auto" w:after="180"/>
+        <w:shd w:fill="F5F1FB"/>
+      </w:pPr>
+      <w:r>
+        <w:rPr>
+          <w:b w:val="0"/>
+        </w:rPr>
+        <w:t>Explain precisely what the stored total establishes and what it does not.</w:t>
+      </w:r>
+    </w:p>
+    <w:p>
+      <w:pPr>
+        <w:pStyle w:val="Heading3"/>
+      </w:pPr>
+      <w:r>
+        <w:t>Teacher reasoning · W4</w:t>
+      </w:r>
+    </w:p>
+    <w:p>
+      <w:pPr>
+        <w:spacing w:line="336" w:lineRule="auto" w:after="180"/>
+        <w:shd w:fill="F1F6FC"/>
+      </w:pPr>
+      <w:r>
+        <w:rPr>
+          <w:b w:val="0"/>
+        </w:rPr>
+        <w:t xml:space="preserve">For example [5,5,5,5] and [2,4,6,8] both total 20. The stored total establishes the sum under the stated recording </w:t>
+      </w:r>
+      <w:r>
+        <w:rPr>
+          <w:b/>
+        </w:rPr>
+        <w:t>process</w:t>
+      </w:r>
+      <w:r>
+        <w:rPr>
+          <w:b w:val="0"/>
+        </w:rPr>
+        <w:t>, but not the individual scores or their equality.</w:t>
+      </w:r>
+    </w:p>
+    <w:p>
+      <w:pPr>
+        <w:spacing w:line="336" w:lineRule="auto" w:after="180"/>
+        <w:shd w:fill="F1F6FC"/>
+      </w:pPr>
+      <w:r>
+        <w:rPr>
+          <w:b w:val="0"/>
+        </w:rPr>
+        <w:t>A list with fewer than four entries or a different total is not a valid counterexample.</w:t>
+      </w:r>
+    </w:p>
+    <w:p>
+      <w:pPr>
+        <w:pStyle w:val="Heading3"/>
+      </w:pPr>
+      <w:r>
         <w:t>W5 Diagnose before repairing</w:t>
       </w:r>
     </w:p>
     <w:p>
-      <w:r>
-        <w:t>A voice calculator receives a spoken request for 16 divided by 4. Its transcript says 60 divided by 4 and its calculator returns 15. Identify the first incorrect stage, show the intended result and propose a check before calculation.</w:t>
-      </w:r>
-    </w:p>
-    <w:p>
-      <w:r>
-        <w:t>Transcription first changes 16 to 60. The calculator correctly computes the wrong supplied expression. The intended result is 4. Display or confirm the interpreted numbers before calculating, rather than changing the arithmetic code to force the expected answer.</w:t>
-      </w:r>
-    </w:p>
-    <w:p>
       <w:pPr>
         <w:pStyle w:val="Heading3"/>
       </w:pPr>
       <w:r>
+        <w:t>Workbook question · W5</w:t>
+      </w:r>
+    </w:p>
+    <w:p>
+      <w:pPr>
+        <w:spacing w:line="336" w:lineRule="auto" w:after="180"/>
+        <w:shd w:fill="F5F1FB"/>
+      </w:pPr>
+      <w:r>
+        <w:rPr>
+          <w:b w:val="0"/>
+        </w:rPr>
+        <w:t>A voice calculator receives a spoken request for 16 divided by 4. Its transcript says 60 divided by 4 and its calculator returns 15.</w:t>
+      </w:r>
+    </w:p>
+    <w:p>
+      <w:pPr>
+        <w:spacing w:line="336" w:lineRule="auto" w:after="180"/>
+        <w:shd w:fill="F5F1FB"/>
+      </w:pPr>
+      <w:r>
+        <w:rPr>
+          <w:b w:val="0"/>
+        </w:rPr>
+        <w:t>Identify the first incorrect stage, show the intended result and propose a check before calculation.</w:t>
+      </w:r>
+    </w:p>
+    <w:p>
+      <w:pPr>
+        <w:pStyle w:val="Heading3"/>
+      </w:pPr>
+      <w:r>
+        <w:t>Teacher reasoning · W5</w:t>
+      </w:r>
+    </w:p>
+    <w:p>
+      <w:pPr>
+        <w:spacing w:line="336" w:lineRule="auto" w:after="180"/>
+        <w:shd w:fill="F1F6FC"/>
+      </w:pPr>
+      <w:r>
+        <w:rPr>
+          <w:b w:val="0"/>
+        </w:rPr>
+        <w:t>Transcription first changes 16 to 60. The calculator correctly computes the wrong supplied expression. The intended result is 4.</w:t>
+      </w:r>
+    </w:p>
+    <w:p>
+      <w:pPr>
+        <w:spacing w:line="336" w:lineRule="auto" w:after="180"/>
+        <w:shd w:fill="F1F6FC"/>
+      </w:pPr>
+      <w:r>
+        <w:rPr>
+          <w:b w:val="0"/>
+        </w:rPr>
+        <w:t>Display or confirm the interpreted numbers before calculating, rather than changing the arithmetic code to force the expected answer.</w:t>
+      </w:r>
+    </w:p>
+    <w:p>
+      <w:pPr>
+        <w:pStyle w:val="Heading3"/>
+      </w:pPr>
+      <w:r>
         <w:t>Assess independent transfer</w:t>
       </w:r>
     </w:p>
     <w:p>
-      <w:r>
-        <w:t>Selected case: A classroom device receives four scores and stores only their total, 20. A student claims that every score must be 5. Give two different lists of four nonnegative whole-number scores with total 20. Explain precisely what the stored total establishes and what it does not.</w:t>
-      </w:r>
-    </w:p>
-    <w:p>
       <w:pPr>
         <w:pStyle w:val="Heading3"/>
       </w:pPr>
       <w:r>
+        <w:t>Independent question · withhold the key</w:t>
+      </w:r>
+    </w:p>
+    <w:p>
+      <w:pPr>
+        <w:spacing w:line="336" w:lineRule="auto" w:after="180"/>
+        <w:shd w:fill="F5F1FB"/>
+      </w:pPr>
+      <w:r>
+        <w:rPr>
+          <w:b w:val="0"/>
+        </w:rPr>
+        <w:t>Selected case: A classroom device receives four scores and stores only their total, 20. A student claims that every score must be 5. Give two different lists of four nonnegative whole-number scores with total 20.</w:t>
+      </w:r>
+    </w:p>
+    <w:p>
+      <w:pPr>
+        <w:spacing w:line="336" w:lineRule="auto" w:after="180"/>
+        <w:shd w:fill="F5F1FB"/>
+      </w:pPr>
+      <w:r>
+        <w:rPr>
+          <w:b w:val="0"/>
+        </w:rPr>
+        <w:t>Explain precisely what the stored total establishes and what it does not.</w:t>
+      </w:r>
+    </w:p>
+    <w:p>
+      <w:pPr>
+        <w:pStyle w:val="Heading3"/>
+      </w:pPr>
+      <w:r>
         <w:t>Selected case answer</w:t>
       </w:r>
     </w:p>
     <w:p>
-      <w:r>
-        <w:t>For example [5,5,5,5] and [2,4,6,8] both total 20. The stored total establishes the sum under the stated recording process, but not the individual scores or their equality. A list with fewer than four entries or a different total is not a valid counterexample.</w:t>
+      <w:pPr>
+        <w:pStyle w:val="Heading3"/>
+      </w:pPr>
+      <w:r>
+        <w:t>Teacher key · Selected case answer</w:t>
+      </w:r>
+    </w:p>
+    <w:p>
+      <w:pPr>
+        <w:spacing w:line="336" w:lineRule="auto" w:after="180"/>
+        <w:shd w:fill="F1F6FC"/>
+      </w:pPr>
+      <w:r>
+        <w:rPr>
+          <w:b w:val="0"/>
+        </w:rPr>
+        <w:t xml:space="preserve">For example [5,5,5,5] and [2,4,6,8] both total 20. The stored total establishes the sum under the stated recording </w:t>
+      </w:r>
+      <w:r>
+        <w:rPr>
+          <w:b/>
+        </w:rPr>
+        <w:t>process</w:t>
+      </w:r>
+      <w:r>
+        <w:rPr>
+          <w:b w:val="0"/>
+        </w:rPr>
+        <w:t>, but not the individual scores or their equality.</w:t>
+      </w:r>
+    </w:p>
+    <w:p>
+      <w:pPr>
+        <w:spacing w:line="336" w:lineRule="auto" w:after="180"/>
+        <w:shd w:fill="F1F6FC"/>
+      </w:pPr>
+      <w:r>
+        <w:rPr>
+          <w:b w:val="0"/>
+        </w:rPr>
+        <w:t>A list with fewer than four entries or a different total is not a valid counterexample.</w:t>
       </w:r>
     </w:p>
     <w:tbl>
@@ -2648,21 +5435,89 @@
       </w:tr>
     </w:tbl>
     <w:p>
-      <w:r>
-        <w:t>Record each dimension as not yet, with support, or independent. Accept a valid alternative procedure with a defensible trace. Do not penalise an honestly recorded model failure if the learner correctly explains its evidence and limits.</w:t>
-      </w:r>
-    </w:p>
-    <w:p>
       <w:pPr>
         <w:pStyle w:val="Heading3"/>
       </w:pPr>
       <w:r>
+        <w:t>Teacher key · Selected case answer</w:t>
+      </w:r>
+    </w:p>
+    <w:p>
+      <w:pPr>
+        <w:spacing w:line="336" w:lineRule="auto" w:after="180"/>
+        <w:shd w:fill="F1F6FC"/>
+      </w:pPr>
+      <w:r>
+        <w:rPr>
+          <w:b w:val="0"/>
+        </w:rPr>
+        <w:t xml:space="preserve">Record each dimension as not yet, with support, or independent. Accept a valid alternative procedure with a defensible </w:t>
+      </w:r>
+      <w:r>
+        <w:rPr>
+          <w:b/>
+        </w:rPr>
+        <w:t>trace</w:t>
+      </w:r>
+      <w:r>
+        <w:rPr>
+          <w:b w:val="0"/>
+        </w:rPr>
+        <w:t>.</w:t>
+      </w:r>
+    </w:p>
+    <w:p>
+      <w:pPr>
+        <w:spacing w:line="336" w:lineRule="auto" w:after="180"/>
+        <w:shd w:fill="F1F6FC"/>
+      </w:pPr>
+      <w:r>
+        <w:rPr>
+          <w:b w:val="0"/>
+        </w:rPr>
+        <w:t xml:space="preserve">Do not penalise an honestly recorded model failure if the learner correctly explains its </w:t>
+      </w:r>
+      <w:r>
+        <w:rPr>
+          <w:b/>
+        </w:rPr>
+        <w:t>evidence</w:t>
+      </w:r>
+      <w:r>
+        <w:rPr>
+          <w:b w:val="0"/>
+        </w:rPr>
+        <w:t xml:space="preserve"> and limits.</w:t>
+      </w:r>
+    </w:p>
+    <w:p>
+      <w:pPr>
+        <w:pStyle w:val="Heading3"/>
+      </w:pPr>
+      <w:r>
         <w:t>Feedback that the learner uses</w:t>
       </w:r>
     </w:p>
     <w:p>
-      <w:r>
-        <w:t>Name the earliest unsupported step and give one action to repair it. Have the learner make that repair now and explain why. Then assess the relevant skill on a fresh, fully specified case. Confirm it was not previously practised with feedback; solve and check the new case before assigning it. A follow-up design prompt is a starting brief, not automatically an equivalent test.</w:t>
+      <w:pPr>
+        <w:spacing w:line="336" w:lineRule="auto" w:after="180"/>
+      </w:pPr>
+      <w:r>
+        <w:rPr>
+          <w:b w:val="0"/>
+        </w:rPr>
+        <w:t>Name the earliest unsupported step and give one action to repair it. Have the learner make that repair now and explain why. Then assess the relevant skill on a fresh, fully specified case.</w:t>
+      </w:r>
+    </w:p>
+    <w:p>
+      <w:pPr>
+        <w:spacing w:line="336" w:lineRule="auto" w:after="180"/>
+      </w:pPr>
+      <w:r>
+        <w:rPr>
+          <w:b w:val="0"/>
+        </w:rPr>
+        <w:t>Confirm it was not previously practised with feedback; solve and check the new case before assigning it. A follow-up design prompt is a starting brief, not automatically an equivalent test.</w:t>
       </w:r>
     </w:p>
     <w:p>
@@ -2674,11 +5529,98 @@
       </w:r>
     </w:p>
     <w:p>
+      <w:r>
+        <w:t>Connect Input, Process, Output to Helpful Classroom Sorter, adapt support and plan a later changed-case check.</w:t>
+      </w:r>
+    </w:p>
+    <w:p>
       <w:pPr>
         <w:pStyle w:val="Heading3"/>
       </w:pPr>
       <w:r>
-        <w:t>Connect and extend learning</w:t>
+        <w:t>Helpful Classroom Sorter</w:t>
+      </w:r>
+    </w:p>
+    <w:p>
+      <w:pPr>
+        <w:spacing w:line="336" w:lineRule="auto" w:after="180"/>
+      </w:pPr>
+      <w:r>
+        <w:rPr>
+          <w:b w:val="0"/>
+        </w:rPr>
+        <w:t xml:space="preserve">Draw the Classroom Sorter's first </w:t>
+      </w:r>
+      <w:r>
+        <w:rPr>
+          <w:b/>
+        </w:rPr>
+        <w:t>input</w:t>
+      </w:r>
+      <w:r>
+        <w:rPr>
+          <w:b w:val="0"/>
+        </w:rPr>
+        <w:t>-</w:t>
+      </w:r>
+      <w:r>
+        <w:rPr>
+          <w:b/>
+        </w:rPr>
+        <w:t>process</w:t>
+      </w:r>
+      <w:r>
+        <w:rPr>
+          <w:b w:val="0"/>
+        </w:rPr>
+        <w:t>-</w:t>
+      </w:r>
+      <w:r>
+        <w:rPr>
+          <w:b/>
+        </w:rPr>
+        <w:t>output</w:t>
+      </w:r>
+      <w:r>
+        <w:rPr>
+          <w:b w:val="0"/>
+        </w:rPr>
+        <w:t xml:space="preserve"> map and show where a person may review the result.</w:t>
+      </w:r>
+    </w:p>
+    <w:p>
+      <w:pPr>
+        <w:spacing w:line="336" w:lineRule="auto" w:after="180"/>
+      </w:pPr>
+      <w:r>
+        <w:rPr>
+          <w:b w:val="0"/>
+        </w:rPr>
+        <w:t xml:space="preserve">Keep the decision, </w:t>
+      </w:r>
+      <w:r>
+        <w:rPr>
+          <w:b/>
+        </w:rPr>
+        <w:t>input</w:t>
+      </w:r>
+      <w:r>
+        <w:rPr>
+          <w:b w:val="0"/>
+        </w:rPr>
+        <w:t xml:space="preserve">, result, explanation and remaining limitation in the project </w:t>
+      </w:r>
+      <w:r>
+        <w:rPr>
+          <w:b/>
+        </w:rPr>
+        <w:t>evidence</w:t>
+      </w:r>
+      <w:r>
+        <w:rPr>
+          <w:b w:val="0"/>
+        </w:rPr>
+        <w:t xml:space="preserve"> record. Retrieve this record next week rather than restarting the project.</w:t>
       </w:r>
     </w:p>
     <w:p>
@@ -2686,17 +5628,54 @@
         <w:pStyle w:val="Heading3"/>
       </w:pPr>
       <w:r>
-        <w:t>Helpful Classroom Sorter</w:t>
-      </w:r>
-    </w:p>
-    <w:p>
-      <w:r>
-        <w:t>Draw the Classroom Sorter's first input-process-output map and show where a person may review the result.</w:t>
-      </w:r>
-    </w:p>
-    <w:p>
-      <w:r>
-        <w:t>Keep the decision, input, result, explanation and remaining limitation in the project evidence record. Retrieve this record next week rather than restarting the project.</w:t>
+        <w:t>Support and stretch</w:t>
+      </w:r>
+    </w:p>
+    <w:p>
+      <w:pPr>
+        <w:spacing w:line="336" w:lineRule="auto" w:after="180"/>
+      </w:pPr>
+      <w:r>
+        <w:rPr>
+          <w:b w:val="0"/>
+        </w:rPr>
+        <w:t xml:space="preserve">Use physical cards, spoken explanations and a three-stage drawing. Read aloud without giving the answer. Stretch: compare two </w:t>
+      </w:r>
+      <w:r>
+        <w:rPr>
+          <w:b/>
+        </w:rPr>
+        <w:t>mechanism</w:t>
+      </w:r>
+      <w:r>
+        <w:rPr>
+          <w:b w:val="0"/>
+        </w:rPr>
+        <w:t xml:space="preserve">s with the same visible </w:t>
+      </w:r>
+      <w:r>
+        <w:rPr>
+          <w:b/>
+        </w:rPr>
+        <w:t>output</w:t>
+      </w:r>
+      <w:r>
+        <w:rPr>
+          <w:b w:val="0"/>
+        </w:rPr>
+        <w:t xml:space="preserve"> and explain what </w:t>
+      </w:r>
+      <w:r>
+        <w:rPr>
+          <w:b/>
+        </w:rPr>
+        <w:t>evidence</w:t>
+      </w:r>
+      <w:r>
+        <w:rPr>
+          <w:b w:val="0"/>
+        </w:rPr>
+        <w:t xml:space="preserve"> distinguishes them.</w:t>
       </w:r>
     </w:p>
     <w:p>
@@ -2704,12 +5683,30 @@
         <w:pStyle w:val="Heading3"/>
       </w:pPr>
       <w:r>
-        <w:t>Support and stretch</w:t>
-      </w:r>
-    </w:p>
-    <w:p>
-      <w:r>
-        <w:t>Use physical cards, spoken explanations and a three-stage drawing. Read aloud without giving the answer. Stretch: compare two mechanisms with the same visible output and explain what evidence distinguishes them.</w:t>
+        <w:t>Exit reflection</w:t>
+      </w:r>
+    </w:p>
+    <w:p>
+      <w:pPr>
+        <w:spacing w:line="336" w:lineRule="auto" w:after="180"/>
+      </w:pPr>
+      <w:r>
+        <w:rPr>
+          <w:b w:val="0"/>
+        </w:rPr>
+        <w:t xml:space="preserve">Ask for one decision the learner can now justify and one situation requiring more </w:t>
+      </w:r>
+      <w:r>
+        <w:rPr>
+          <w:b/>
+        </w:rPr>
+        <w:t>evidence</w:t>
+      </w:r>
+      <w:r>
+        <w:rPr>
+          <w:b w:val="0"/>
+        </w:rPr>
+        <w:t xml:space="preserve"> or human review. Confidence ratings are separate from correct independent performance.</w:t>
       </w:r>
     </w:p>
     <w:p>
@@ -2717,12 +5714,30 @@
         <w:pStyle w:val="Heading3"/>
       </w:pPr>
       <w:r>
-        <w:t>Exit reflection</w:t>
-      </w:r>
-    </w:p>
-    <w:p>
-      <w:r>
-        <w:t>Ask for one decision the learner can now justify and one situation requiring more evidence or human review. Confidence ratings are separate from correct independent performance.</w:t>
+        <w:t>Bridge to the next week</w:t>
+      </w:r>
+    </w:p>
+    <w:p>
+      <w:pPr>
+        <w:spacing w:line="336" w:lineRule="auto" w:after="180"/>
+      </w:pPr>
+      <w:r>
+        <w:rPr>
+          <w:b w:val="0"/>
+        </w:rPr>
+        <w:t xml:space="preserve">Next: Week 3: Sensors Are Messengers. Retrieve today’s </w:t>
+      </w:r>
+      <w:r>
+        <w:rPr>
+          <w:b/>
+        </w:rPr>
+        <w:t>evidence</w:t>
+      </w:r>
+      <w:r>
+        <w:rPr>
+          <w:b w:val="0"/>
+        </w:rPr>
+        <w:t xml:space="preserve"> and identify what carries forward and what is new.</w:t>
       </w:r>
     </w:p>
     <w:p>
@@ -2730,12 +5745,74 @@
         <w:pStyle w:val="Heading3"/>
       </w:pPr>
       <w:r>
-        <w:t>Bridge to the next week</w:t>
-      </w:r>
-    </w:p>
-    <w:p>
-      <w:r>
-        <w:t>Next: Week 3: Sensors Are Messengers. Retrieve today’s evidence and identify what carries forward and what is new.</w:t>
+        <w:t>Support and fresh reassessment</w:t>
+      </w:r>
+    </w:p>
+    <w:p>
+      <w:pPr>
+        <w:spacing w:line="336" w:lineRule="auto" w:after="180"/>
+      </w:pPr>
+      <w:r>
+        <w:rPr>
+          <w:b w:val="0"/>
+        </w:rPr>
+        <w:t xml:space="preserve">Provide four empty boxes and counters for learners who need arithmetic support. Let them explain </w:t>
+      </w:r>
+      <w:r>
+        <w:rPr>
+          <w:b/>
+        </w:rPr>
+        <w:t>information loss</w:t>
+      </w:r>
+      <w:r>
+        <w:rPr>
+          <w:b w:val="0"/>
+        </w:rPr>
+        <w:t xml:space="preserve"> orally.</w:t>
+      </w:r>
+    </w:p>
+    <w:p>
+      <w:pPr>
+        <w:spacing w:line="336" w:lineRule="auto" w:after="180"/>
+      </w:pPr>
+      <w:r>
+        <w:rPr>
+          <w:b w:val="0"/>
+        </w:rPr>
+        <w:t>Extension: ask which extra field, such as minimum score, would rule out one of their lists and whether it would uniquely determine the original list.</w:t>
+      </w:r>
+    </w:p>
+    <w:p>
+      <w:pPr>
+        <w:spacing w:line="336" w:lineRule="auto" w:after="180"/>
+      </w:pPr>
+      <w:r>
+        <w:rPr>
+          <w:b w:val="0"/>
+        </w:rPr>
+        <w:t>W4 is secure when both lists contain four nonnegative whole numbers, both sum to 20, at least one is not all fives, and the explanation distinguishes sum from individual values.</w:t>
+      </w:r>
+    </w:p>
+    <w:p>
+      <w:pPr>
+        <w:spacing w:line="336" w:lineRule="auto" w:after="180"/>
+      </w:pPr>
+      <w:r>
+        <w:rPr>
+          <w:b w:val="0"/>
+        </w:rPr>
+        <w:t>If the learner offers only one list, request another record consistent with the same total. Use a different total for the uncoached retry.</w:t>
+      </w:r>
+    </w:p>
+    <w:p>
+      <w:pPr>
+        <w:spacing w:line="336" w:lineRule="auto" w:after="180"/>
+      </w:pPr>
+      <w:r>
+        <w:rPr>
+          <w:b w:val="0"/>
+        </w:rPr>
+        <w:t>Week 3 examines how physical signals become measurements, including the units and conditions needed to interpret recorded values.</w:t>
       </w:r>
     </w:p>
     <w:p>
@@ -2743,40 +5820,40 @@
         <w:pStyle w:val="Heading3"/>
       </w:pPr>
       <w:r>
-        <w:t>Support and fresh reassessment</w:t>
-      </w:r>
-    </w:p>
-    <w:p>
-      <w:r>
-        <w:t>Provide four empty boxes and counters for learners who need arithmetic support. Let them explain information loss orally. Extension: ask which extra field, such as minimum score, would rule out one of their lists and whether it would uniquely determine the original list.</w:t>
-      </w:r>
-    </w:p>
-    <w:p>
-      <w:r>
-        <w:t>W4 is secure when both lists contain four nonnegative whole numbers, both sum to 20, at least one is not all fives, and the explanation distinguishes sum from individual values. If the learner offers only one list, request another record consistent with the same total. Use a different total for the uncoached retry.</w:t>
-      </w:r>
-    </w:p>
-    <w:p>
-      <w:r>
-        <w:t>Week 3 examines how physical signals become measurements, including the units and conditions needed to interpret recorded values.</w:t>
-      </w:r>
-    </w:p>
-    <w:p>
-      <w:pPr>
-        <w:pStyle w:val="Heading3"/>
-      </w:pPr>
-      <w:r>
         <w:t>Plan the delayed return</w:t>
       </w:r>
     </w:p>
     <w:p>
-      <w:r>
+      <w:pPr>
+        <w:spacing w:line="336" w:lineRule="auto" w:after="180"/>
+      </w:pPr>
+      <w:r>
+        <w:rPr>
+          <w:b w:val="0"/>
+        </w:rPr>
         <w:t>Suggested return points in this level: ai-1/3, ai-1/5, ai-1/8. Use actual classroom dates, adjusting for holidays and gaps. One, three and six teaching weeks are scheduling choices, not a claimed optimal spacing.</w:t>
       </w:r>
     </w:p>
     <w:p>
-      <w:r>
-        <w:t>At a delayed check, ask for the idea from memory and a changed application. Compare with the earlier independent response and record support used. For a new level, revisit the previous capstone before checking the new prerequisites.</w:t>
+      <w:pPr>
+        <w:spacing w:line="336" w:lineRule="auto" w:after="180"/>
+      </w:pPr>
+      <w:r>
+        <w:rPr>
+          <w:b w:val="0"/>
+        </w:rPr>
+        <w:t>At a delayed check, ask for the idea from memory and a changed application. Compare with the earlier independent response and record support used.</w:t>
+      </w:r>
+    </w:p>
+    <w:p>
+      <w:pPr>
+        <w:spacing w:line="336" w:lineRule="auto" w:after="180"/>
+      </w:pPr>
+      <w:r>
+        <w:rPr>
+          <w:b w:val="0"/>
+        </w:rPr>
+        <w:t>For a new level, revisit the previous capstone before checking the new prerequisites.</w:t>
       </w:r>
     </w:p>
     <w:tbl>
@@ -2936,8 +6013,26 @@
       </w:tr>
     </w:tbl>
     <w:p>
-      <w:r>
-        <w:t>Use the evidence to choose reteaching or the next step. A completed page, confidence rating or attractive project does not by itself demonstrate understanding.</w:t>
+      <w:pPr>
+        <w:spacing w:line="336" w:lineRule="auto" w:after="180"/>
+      </w:pPr>
+      <w:r>
+        <w:rPr>
+          <w:b w:val="0"/>
+        </w:rPr>
+        <w:t xml:space="preserve">Use the </w:t>
+      </w:r>
+      <w:r>
+        <w:rPr>
+          <w:b/>
+        </w:rPr>
+        <w:t>evidence</w:t>
+      </w:r>
+      <w:r>
+        <w:rPr>
+          <w:b w:val="0"/>
+        </w:rPr>
+        <w:t xml:space="preserve"> to choose reteaching or the next step. A completed page, confidence rating or attractive project does not by itself demonstrate understanding.</w:t>
       </w:r>
     </w:p>
     <w:p>
@@ -2949,8 +6044,26 @@
       </w:r>
     </w:p>
     <w:p>
-      <w:r>
-        <w:t>Choose sorter inputs that retain the clues needed for its decision; draw the transformation and identify discarded details.</w:t>
+      <w:pPr>
+        <w:spacing w:line="336" w:lineRule="auto" w:after="180"/>
+      </w:pPr>
+      <w:r>
+        <w:rPr>
+          <w:b w:val="0"/>
+        </w:rPr>
+        <w:t xml:space="preserve">Choose sorter </w:t>
+      </w:r>
+      <w:r>
+        <w:rPr>
+          <w:b/>
+        </w:rPr>
+        <w:t>input</w:t>
+      </w:r>
+      <w:r>
+        <w:rPr>
+          <w:b w:val="0"/>
+        </w:rPr>
+        <w:t>s that retain the clues needed for its decision; draw the transformation and identify discarded details.</w:t>
       </w:r>
     </w:p>
     <w:p>
@@ -2963,12 +6076,62 @@
     </w:p>
     <w:p>
       <w:r>
-        <w:t>Teaching target: Trace information through a system without confusing information with a physical action</w:t>
-      </w:r>
-    </w:p>
-    <w:p>
-      <w:r>
-        <w:t>Prepare the labelled worked-case picture, the matching workbook, fictional input cards and a place for individual responses. No paid AI account is required for the paper reasoning activities.</w:t>
+        <w:t>Use this preparation summary alongside the detailed Input, Process, Output lesson; it is a checklist rather than a replacement for the full sequence.</w:t>
+      </w:r>
+    </w:p>
+    <w:p>
+      <w:pPr>
+        <w:pStyle w:val="Heading3"/>
+      </w:pPr>
+      <w:r>
+        <w:t>Teaching target</w:t>
+      </w:r>
+    </w:p>
+    <w:p>
+      <w:pPr>
+        <w:spacing w:line="336" w:lineRule="auto" w:after="180"/>
+        <w:shd w:fill="EDF7F3"/>
+      </w:pPr>
+      <w:r>
+        <w:rPr>
+          <w:b w:val="0"/>
+        </w:rPr>
+        <w:t xml:space="preserve">Teaching target: </w:t>
+      </w:r>
+      <w:r>
+        <w:rPr>
+          <w:b/>
+        </w:rPr>
+        <w:t>Trace</w:t>
+      </w:r>
+      <w:r>
+        <w:rPr>
+          <w:b w:val="0"/>
+        </w:rPr>
+        <w:t xml:space="preserve"> information through a system without confusing information with a physical action</w:t>
+      </w:r>
+    </w:p>
+    <w:p>
+      <w:pPr>
+        <w:spacing w:line="336" w:lineRule="auto" w:after="180"/>
+      </w:pPr>
+      <w:r>
+        <w:rPr>
+          <w:b w:val="0"/>
+        </w:rPr>
+        <w:t xml:space="preserve">Prepare the labelled worked-case picture, the matching workbook, fictional </w:t>
+      </w:r>
+      <w:r>
+        <w:rPr>
+          <w:b/>
+        </w:rPr>
+        <w:t>input</w:t>
+      </w:r>
+      <w:r>
+        <w:rPr>
+          <w:b w:val="0"/>
+        </w:rPr>
+        <w:t xml:space="preserve"> cards and a place for individual responses. No paid AI account is required for the paper reasoning activities.</w:t>
       </w:r>
     </w:p>
     <w:tbl>
@@ -3115,37 +6278,231 @@
       </w:tr>
     </w:tbl>
     <w:p>
-      <w:r>
+      <w:pPr>
+        <w:spacing w:line="336" w:lineRule="auto" w:after="180"/>
+      </w:pPr>
+      <w:r>
+        <w:rPr>
+          <w:b w:val="0"/>
+        </w:rPr>
         <w:t>Before class, solve the supported practice: A record stores only total visitors=3. Give two different arrival schedules that produce this total. Can the total tell us the busiest hour? Explain.</w:t>
       </w:r>
     </w:p>
     <w:p>
-      <w:r>
-        <w:t>Reasoned practice answer: Examples: three visitors at 09:00, or one each at 09:00, 10:00 and 11:00. Both total 3, but their busiest-hour patterns differ. The total lacks arrival-time information, so the busiest hour cannot be recovered from it alone.</w:t>
-      </w:r>
-    </w:p>
-    <w:p>
-      <w:r>
-        <w:t>Check every learner before discussion: Use the worked case for Representations and information paths. Proposed explanation: “Every output is the final action”. Decide whether this explanation is supported. Point to the step or supplied fact that decides; explain your repair if needed.</w:t>
-      </w:r>
-    </w:p>
-    <w:p>
-      <w:r>
-        <w:t>Misconception repair: Trace an output entering the next stage. Ask whether the borrowing or speech stage exists and has run.</w:t>
-      </w:r>
-    </w:p>
-    <w:p>
-      <w:r>
-        <w:t>Support: read the exact case aloud, enlarge the labelled picture, supply input cards and model only the first deciding step. Accept a spoken explanation or drawing; retain the reasoning goal.</w:t>
-      </w:r>
-    </w:p>
-    <w:p>
-      <w:r>
-        <w:t>Extension: Store red count alongside total. Require a prediction and a reason before comparing. Expected result: The records become (6,2) and (6,5). Reason: Blue count can now be recovered by total minus red, assuming these are the only colours.</w:t>
-      </w:r>
-    </w:p>
-    <w:p>
-      <w:r>
+      <w:pPr>
+        <w:pStyle w:val="Heading3"/>
+      </w:pPr>
+      <w:r>
+        <w:t>Supported practice answer</w:t>
+      </w:r>
+    </w:p>
+    <w:p>
+      <w:pPr>
+        <w:spacing w:line="336" w:lineRule="auto" w:after="180"/>
+        <w:shd w:fill="F1F6FC"/>
+      </w:pPr>
+      <w:r>
+        <w:rPr>
+          <w:b w:val="0"/>
+        </w:rPr>
+        <w:t>Reasoned practice answer: Examples: three visitors at 09:00, or one each at 09:00, 10:00 and 11:00. Both total 3, but their busiest-hour patterns differ.</w:t>
+      </w:r>
+    </w:p>
+    <w:p>
+      <w:pPr>
+        <w:spacing w:line="336" w:lineRule="auto" w:after="180"/>
+        <w:shd w:fill="F1F6FC"/>
+      </w:pPr>
+      <w:r>
+        <w:rPr>
+          <w:b w:val="0"/>
+        </w:rPr>
+        <w:t>The total lacks arrival-time information, so the busiest hour cannot be recovered from it alone.</w:t>
+      </w:r>
+    </w:p>
+    <w:p>
+      <w:pPr>
+        <w:spacing w:line="336" w:lineRule="auto" w:after="180"/>
+      </w:pPr>
+      <w:r>
+        <w:rPr>
+          <w:b w:val="0"/>
+        </w:rPr>
+        <w:t xml:space="preserve">Check every learner before discussion: Use the worked case for </w:t>
+      </w:r>
+      <w:r>
+        <w:rPr>
+          <w:b/>
+        </w:rPr>
+        <w:t>Representation</w:t>
+      </w:r>
+      <w:r>
+        <w:rPr>
+          <w:b w:val="0"/>
+        </w:rPr>
+        <w:t xml:space="preserve">s and information paths. Proposed explanation: “Every </w:t>
+      </w:r>
+      <w:r>
+        <w:rPr>
+          <w:b/>
+        </w:rPr>
+        <w:t>output</w:t>
+      </w:r>
+      <w:r>
+        <w:rPr>
+          <w:b w:val="0"/>
+        </w:rPr>
+        <w:t xml:space="preserve"> is the final action”. Decide whether this explanation is supported.</w:t>
+      </w:r>
+    </w:p>
+    <w:p>
+      <w:pPr>
+        <w:spacing w:line="336" w:lineRule="auto" w:after="180"/>
+      </w:pPr>
+      <w:r>
+        <w:rPr>
+          <w:b w:val="0"/>
+        </w:rPr>
+        <w:t>Point to the step or supplied fact that decides; explain your repair if needed.</w:t>
+      </w:r>
+    </w:p>
+    <w:p>
+      <w:pPr>
+        <w:pStyle w:val="Heading3"/>
+      </w:pPr>
+      <w:r>
+        <w:t>Repair the misconception</w:t>
+      </w:r>
+    </w:p>
+    <w:p>
+      <w:pPr>
+        <w:spacing w:line="336" w:lineRule="auto" w:after="180"/>
+        <w:shd w:fill="FFF5E6"/>
+      </w:pPr>
+      <w:r>
+        <w:rPr>
+          <w:b w:val="0"/>
+        </w:rPr>
+        <w:t xml:space="preserve">Misconception repair: </w:t>
+      </w:r>
+      <w:r>
+        <w:rPr>
+          <w:b/>
+        </w:rPr>
+        <w:t>Trace</w:t>
+      </w:r>
+      <w:r>
+        <w:rPr>
+          <w:b w:val="0"/>
+        </w:rPr>
+        <w:t xml:space="preserve"> an </w:t>
+      </w:r>
+      <w:r>
+        <w:rPr>
+          <w:b/>
+        </w:rPr>
+        <w:t>output</w:t>
+      </w:r>
+      <w:r>
+        <w:rPr>
+          <w:b w:val="0"/>
+        </w:rPr>
+        <w:t xml:space="preserve"> entering the next stage. Ask whether the borrowing or speech stage exists and has run.</w:t>
+      </w:r>
+    </w:p>
+    <w:p>
+      <w:pPr>
+        <w:pStyle w:val="Heading3"/>
+      </w:pPr>
+      <w:r>
+        <w:t>Support without giving away the answer</w:t>
+      </w:r>
+    </w:p>
+    <w:p>
+      <w:pPr>
+        <w:spacing w:line="336" w:lineRule="auto" w:after="180"/>
+        <w:shd w:fill="F1F6F8"/>
+      </w:pPr>
+      <w:r>
+        <w:rPr>
+          <w:b w:val="0"/>
+        </w:rPr>
+        <w:t xml:space="preserve">Support: read the exact case aloud, enlarge the labelled picture, supply </w:t>
+      </w:r>
+      <w:r>
+        <w:rPr>
+          <w:b/>
+        </w:rPr>
+        <w:t>input</w:t>
+      </w:r>
+      <w:r>
+        <w:rPr>
+          <w:b w:val="0"/>
+        </w:rPr>
+        <w:t xml:space="preserve"> cards and model only the first deciding step. Accept a spoken explanation or drawing; retain the reasoning goal.</w:t>
+      </w:r>
+    </w:p>
+    <w:p>
+      <w:pPr>
+        <w:pStyle w:val="Heading3"/>
+      </w:pPr>
+      <w:r>
+        <w:t>Extend the reasoning</w:t>
+      </w:r>
+    </w:p>
+    <w:p>
+      <w:pPr>
+        <w:spacing w:line="336" w:lineRule="auto" w:after="180"/>
+        <w:shd w:fill="F5F1FB"/>
+      </w:pPr>
+      <w:r>
+        <w:rPr>
+          <w:b w:val="0"/>
+        </w:rPr>
+        <w:t xml:space="preserve">Extension: Store red count alongside total. Require a </w:t>
+      </w:r>
+      <w:r>
+        <w:rPr>
+          <w:b/>
+        </w:rPr>
+        <w:t>prediction</w:t>
+      </w:r>
+      <w:r>
+        <w:rPr>
+          <w:b w:val="0"/>
+        </w:rPr>
+        <w:t xml:space="preserve"> and a reason before comparing. Expected result: The records become (6,2) and (6,5).</w:t>
+      </w:r>
+    </w:p>
+    <w:p>
+      <w:pPr>
+        <w:spacing w:line="336" w:lineRule="auto" w:after="180"/>
+        <w:shd w:fill="F5F1FB"/>
+      </w:pPr>
+      <w:r>
+        <w:rPr>
+          <w:b w:val="0"/>
+        </w:rPr>
+        <w:t>Reason: Blue count can now be recovered by total minus red, assuming these are the only colours.</w:t>
+      </w:r>
+    </w:p>
+    <w:p>
+      <w:pPr>
+        <w:pStyle w:val="Heading3"/>
+      </w:pPr>
+      <w:r>
+        <w:t>Protect the independent attempt</w:t>
+      </w:r>
+    </w:p>
+    <w:p>
+      <w:pPr>
+        <w:spacing w:line="336" w:lineRule="auto" w:after="180"/>
+        <w:shd w:fill="FFF5E6"/>
+      </w:pPr>
+      <w:r>
+        <w:rPr>
+          <w:b w:val="0"/>
+        </w:rPr>
         <w:t>Independent assessment: withhold the reserved answer until the learner has attempted the new case. Record support separately from correctness.</w:t>
       </w:r>
     </w:p>
@@ -3334,13 +6691,58 @@
       </w:tr>
     </w:tbl>
     <w:p>
-      <w:r>
-        <w:t>Project checkpoint: Frame the need. Name the user, the problem, allowed inputs and a safe simple starting method.</w:t>
-      </w:r>
-    </w:p>
-    <w:p>
-      <w:r>
-        <w:t>Use the weekly teacher answer for topic-specific reasoning. A saved progress tick is an activity record; judge mastery from the learner’s explanation and evidence.</w:t>
+      <w:pPr>
+        <w:pStyle w:val="Heading3"/>
+      </w:pPr>
+      <w:r>
+        <w:t>Project checkpoint</w:t>
+      </w:r>
+    </w:p>
+    <w:p>
+      <w:pPr>
+        <w:spacing w:line="336" w:lineRule="auto" w:after="180"/>
+        <w:shd w:fill="EDF7F3"/>
+      </w:pPr>
+      <w:r>
+        <w:rPr>
+          <w:b w:val="0"/>
+        </w:rPr>
+        <w:t xml:space="preserve">Project checkpoint: Frame the need. Name the user, the problem, allowed </w:t>
+      </w:r>
+      <w:r>
+        <w:rPr>
+          <w:b/>
+        </w:rPr>
+        <w:t>input</w:t>
+      </w:r>
+      <w:r>
+        <w:rPr>
+          <w:b w:val="0"/>
+        </w:rPr>
+        <w:t>s and a safe simple starting method.</w:t>
+      </w:r>
+    </w:p>
+    <w:p>
+      <w:pPr>
+        <w:spacing w:line="336" w:lineRule="auto" w:after="180"/>
+      </w:pPr>
+      <w:r>
+        <w:rPr>
+          <w:b w:val="0"/>
+        </w:rPr>
+        <w:t xml:space="preserve">Use the weekly teacher answer for topic-specific reasoning. A saved progress tick is an activity record; judge mastery from the learner’s explanation and </w:t>
+      </w:r>
+      <w:r>
+        <w:rPr>
+          <w:b/>
+        </w:rPr>
+        <w:t>evidence</w:t>
+      </w:r>
+      <w:r>
+        <w:rPr>
+          <w:b w:val="0"/>
+        </w:rPr>
+        <w:t>.</w:t>
       </w:r>
     </w:p>
     <w:p>
@@ -3353,27 +6755,906 @@
     </w:p>
     <w:p>
       <w:r>
-        <w:t>Use the two formative questions as supported practice, not as independent mastery scores. Discuss the deciding evidence rather than accepting a guessed selection.</w:t>
-      </w:r>
-    </w:p>
-    <w:p>
-      <w:r>
+        <w:t>Use feedback, earlier review and portfolios purposefully. Apply the coding routine only when this lesson has an executable lab.</w:t>
+      </w:r>
+    </w:p>
+    <w:p>
+      <w:pPr>
+        <w:spacing w:line="336" w:lineRule="auto" w:after="180"/>
+      </w:pPr>
+      <w:r>
+        <w:rPr>
+          <w:b w:val="0"/>
+        </w:rPr>
+        <w:t xml:space="preserve">Use the two formative questions as supported practice, not as independent mastery scores. Discuss the deciding </w:t>
+      </w:r>
+      <w:r>
+        <w:rPr>
+          <w:b/>
+        </w:rPr>
+        <w:t>evidence</w:t>
+      </w:r>
+      <w:r>
+        <w:rPr>
+          <w:b w:val="0"/>
+        </w:rPr>
+        <w:t xml:space="preserve"> rather than accepting a guessed selection.</w:t>
+      </w:r>
+    </w:p>
+    <w:p>
+      <w:pPr>
+        <w:spacing w:line="336" w:lineRule="auto" w:after="180"/>
+      </w:pPr>
+      <w:r>
+        <w:rPr>
+          <w:b w:val="0"/>
+        </w:rPr>
         <w:t>The feedback comes from the reviewed public worked case. Do not reveal the separately reserved independent teacher answer until the learner has attempted that case.</w:t>
       </w:r>
     </w:p>
     <w:p>
-      <w:r>
-        <w:t>Ask students to predict before running code. Preserve errors and actual outputs; collect a changed test and an explanation. The branch-boundary and indexing lessons deliberately include failure cases.</w:t>
-      </w:r>
-    </w:p>
-    <w:p>
-      <w:r>
+      <w:pPr>
+        <w:pStyle w:val="Heading3"/>
+      </w:pPr>
+      <w:r>
+        <w:t>For later coding lessons</w:t>
+      </w:r>
+    </w:p>
+    <w:p>
+      <w:r>
+        <w:t>This week has no code block. Use this routine when a later lesson includes an executable lab.</w:t>
+      </w:r>
+    </w:p>
+    <w:p>
+      <w:pPr>
+        <w:spacing w:line="336" w:lineRule="auto" w:after="180"/>
+        <w:shd w:fill="F1F6F8"/>
+      </w:pPr>
+      <w:r>
+        <w:rPr>
+          <w:b w:val="0"/>
+        </w:rPr>
+        <w:t xml:space="preserve">Ask students to predict before running code. Preserve errors and actual </w:t>
+      </w:r>
+      <w:r>
+        <w:rPr>
+          <w:b/>
+        </w:rPr>
+        <w:t>output</w:t>
+      </w:r>
+      <w:r>
+        <w:rPr>
+          <w:b w:val="0"/>
+        </w:rPr>
+        <w:t>s; collect a changed test and an explanation. The branch-boundary and indexing lessons deliberately include failure cases.</w:t>
+      </w:r>
+    </w:p>
+    <w:p>
+      <w:pPr>
+        <w:spacing w:line="336" w:lineRule="auto" w:after="180"/>
+      </w:pPr>
+      <w:r>
+        <w:rPr>
+          <w:b w:val="0"/>
+        </w:rPr>
         <w:t>Use the earlier worked-explanation links to address a specific missing building block, then return to the current question. Adapt this suggestion after observing the learner; it is not an automatic diagnosis.</w:t>
       </w:r>
     </w:p>
     <w:p>
-      <w:r>
-        <w:t>Collect the completed-work portfolio as evidence. Record support separately from correctness, and assess explanation, trace/test and limitations. Progress ticks and quiz selections alone do not establish mastery.</w:t>
+      <w:pPr>
+        <w:spacing w:line="336" w:lineRule="auto" w:after="180"/>
+      </w:pPr>
+      <w:r>
+        <w:rPr>
+          <w:b w:val="0"/>
+        </w:rPr>
+        <w:t xml:space="preserve">Collect the completed-work portfolio as </w:t>
+      </w:r>
+      <w:r>
+        <w:rPr>
+          <w:b/>
+        </w:rPr>
+        <w:t>evidence</w:t>
+      </w:r>
+      <w:r>
+        <w:rPr>
+          <w:b w:val="0"/>
+        </w:rPr>
+        <w:t xml:space="preserve">. Record support separately from correctness, and assess explanation, </w:t>
+      </w:r>
+      <w:r>
+        <w:rPr>
+          <w:b/>
+        </w:rPr>
+        <w:t>trace</w:t>
+      </w:r>
+      <w:r>
+        <w:rPr>
+          <w:b w:val="0"/>
+        </w:rPr>
+        <w:t>/test and limitations. Progress ticks and quiz selections alone do not establish mastery.</w:t>
+      </w:r>
+    </w:p>
+    <w:p>
+      <w:pPr>
+        <w:pStyle w:val="Heading1"/>
+      </w:pPr>
+      <w:r>
+        <w:t>09. Visual concept journey</w:t>
+      </w:r>
+    </w:p>
+    <w:p>
+      <w:r>
+        <w:t>Show one Input, Process, Output graphic at a time, request a prediction and discuss its trace before the independent assessment.</w:t>
+      </w:r>
+    </w:p>
+    <w:p>
+      <w:pPr>
+        <w:spacing w:line="336" w:lineRule="auto" w:after="180"/>
+      </w:pPr>
+      <w:r>
+        <w:rPr>
+          <w:b w:val="0"/>
+        </w:rPr>
+        <w:t xml:space="preserve">Use one picture at a time. Hide a worked result before asking for a </w:t>
+      </w:r>
+      <w:r>
+        <w:rPr>
+          <w:b/>
+        </w:rPr>
+        <w:t>prediction</w:t>
+      </w:r>
+      <w:r>
+        <w:rPr>
+          <w:b w:val="0"/>
+        </w:rPr>
+        <w:t>, then reveal it for feedback. These are supported teaching cases; retain the separate independent assessment for a fresh first attempt.</w:t>
+      </w:r>
+    </w:p>
+    <w:p>
+      <w:pPr>
+        <w:pStyle w:val="Heading3"/>
+      </w:pPr>
+      <w:r>
+        <w:t>01. Input, Process, Output: the case</w:t>
+      </w:r>
+    </w:p>
+    <w:p>
+      <w:r>
+        <w:drawing>
+          <wp:inline xmlns:a="http://schemas.openxmlformats.org/drawingml/2006/main" xmlns:pic="http://schemas.openxmlformats.org/drawingml/2006/picture">
+            <wp:extent cx="5486400" cy="2834640"/>
+            <wp:docPr id="3" name="Picture 3" descr="A fictional classroom cupboard records coloured pencils, then reports just a total. Supplied facts: Box A has 2 red and 4 blue pencils. Box B has 5 red and 1 blue. The process adds colour counts and stores only the total, not the two counts."/>
+            <wp:cNvGraphicFramePr>
+              <a:graphicFrameLocks noChangeAspect="1"/>
+            </wp:cNvGraphicFramePr>
+            <a:graphic>
+              <a:graphicData uri="http://schemas.openxmlformats.org/drawingml/2006/picture">
+                <pic:pic>
+                  <pic:nvPicPr>
+                    <pic:cNvPr id="0" name="academy-story-ai-1-2-01.png"/>
+                    <pic:cNvPicPr/>
+                  </pic:nvPicPr>
+                  <pic:blipFill>
+                    <a:blip r:embed="rId11"/>
+                    <a:stretch>
+                      <a:fillRect/>
+                    </a:stretch>
+                  </pic:blipFill>
+                  <pic:spPr>
+                    <a:xfrm>
+                      <a:off x="0" y="0"/>
+                      <a:ext cx="5486400" cy="2834640"/>
+                    </a:xfrm>
+                    <a:prstGeom prst="rect"/>
+                  </pic:spPr>
+                </pic:pic>
+              </a:graphicData>
+            </a:graphic>
+          </wp:inline>
+        </w:drawing>
+      </w:r>
+    </w:p>
+    <w:p>
+      <w:pPr>
+        <w:spacing w:line="336" w:lineRule="auto" w:after="180"/>
+      </w:pPr>
+      <w:r>
+        <w:rPr>
+          <w:b w:val="0"/>
+        </w:rPr>
+        <w:t>A fictional classroom cupboard records coloured pencils, then reports just a total. Supplied facts: Box A has 2 red and 4 blue pencils. Box B has 5 red and 1 blue.</w:t>
+      </w:r>
+    </w:p>
+    <w:p>
+      <w:pPr>
+        <w:spacing w:line="336" w:lineRule="auto" w:after="180"/>
+      </w:pPr>
+      <w:r>
+        <w:rPr>
+          <w:b w:val="0"/>
+        </w:rPr>
+        <w:t xml:space="preserve">The </w:t>
+      </w:r>
+      <w:r>
+        <w:rPr>
+          <w:b/>
+        </w:rPr>
+        <w:t>process</w:t>
+      </w:r>
+      <w:r>
+        <w:rPr>
+          <w:b w:val="0"/>
+        </w:rPr>
+        <w:t xml:space="preserve"> adds colour counts and stores only the total, not the two counts.</w:t>
+      </w:r>
+    </w:p>
+    <w:p>
+      <w:pPr>
+        <w:spacing w:line="336" w:lineRule="auto" w:after="180"/>
+        <w:shd w:fill="F5F1FB"/>
+      </w:pPr>
+      <w:r>
+        <w:rPr>
+          <w:b w:val="0"/>
+        </w:rPr>
+        <w:t>Point to the given fact that matters most. Explain why it matters.</w:t>
+      </w:r>
+    </w:p>
+    <w:p>
+      <w:pPr>
+        <w:pStyle w:val="Heading3"/>
+      </w:pPr>
+      <w:r>
+        <w:t>Discuss while showing the picture</w:t>
+      </w:r>
+    </w:p>
+    <w:p>
+      <w:pPr>
+        <w:spacing w:line="336" w:lineRule="auto" w:after="180"/>
+        <w:shd w:fill="F1F6F8"/>
+      </w:pPr>
+      <w:r>
+        <w:rPr>
+          <w:b w:val="0"/>
+        </w:rPr>
+        <w:t>Teacher prompt: Point to the given fact that matters most. Explain why it matters. Ask learners to describe one label or arrow in ordinary words. Use the adjacent transcript if the image is difficult to see.</w:t>
+      </w:r>
+    </w:p>
+    <w:p>
+      <w:pPr>
+        <w:pStyle w:val="Heading3"/>
+      </w:pPr>
+      <w:r>
+        <w:t>02. Follow the deciding steps</w:t>
+      </w:r>
+    </w:p>
+    <w:p>
+      <w:r>
+        <w:drawing>
+          <wp:inline xmlns:a="http://schemas.openxmlformats.org/drawingml/2006/main" xmlns:pic="http://schemas.openxmlformats.org/drawingml/2006/picture">
+            <wp:extent cx="5486400" cy="4005072"/>
+            <wp:docPr id="4" name="Picture 4" descr="Read colours: A: red 2, blue 4. B: red 5, blue 1. → Add counts: A: 2+4=6. B: 5+1=6. → Store total: Both records become total 6. → Ask a new question: The saved totals cannot tell which box has more red pencils."/>
+            <wp:cNvGraphicFramePr>
+              <a:graphicFrameLocks noChangeAspect="1"/>
+            </wp:cNvGraphicFramePr>
+            <a:graphic>
+              <a:graphicData uri="http://schemas.openxmlformats.org/drawingml/2006/picture">
+                <pic:pic>
+                  <pic:nvPicPr>
+                    <pic:cNvPr id="0" name="academy-story-ai-1-2-02.png"/>
+                    <pic:cNvPicPr/>
+                  </pic:nvPicPr>
+                  <pic:blipFill>
+                    <a:blip r:embed="rId12"/>
+                    <a:stretch>
+                      <a:fillRect/>
+                    </a:stretch>
+                  </pic:blipFill>
+                  <pic:spPr>
+                    <a:xfrm>
+                      <a:off x="0" y="0"/>
+                      <a:ext cx="5486400" cy="4005072"/>
+                    </a:xfrm>
+                    <a:prstGeom prst="rect"/>
+                  </pic:spPr>
+                </pic:pic>
+              </a:graphicData>
+            </a:graphic>
+          </wp:inline>
+        </w:drawing>
+      </w:r>
+    </w:p>
+    <w:p>
+      <w:pPr>
+        <w:spacing w:line="336" w:lineRule="auto" w:after="180"/>
+      </w:pPr>
+      <w:r>
+        <w:rPr>
+          <w:b w:val="0"/>
+        </w:rPr>
+        <w:t>Read colours: A: red 2, blue 4. B: red 5, blue 1. → Add counts: A: 2+4=6. B: 5+1=6. → Store total: Both records become total 6. → Ask a new question: The saved totals cannot tell which box has more red pencils.</w:t>
+      </w:r>
+    </w:p>
+    <w:p>
+      <w:pPr>
+        <w:spacing w:line="336" w:lineRule="auto" w:after="180"/>
+        <w:shd w:fill="F5F1FB"/>
+      </w:pPr>
+      <w:r>
+        <w:rPr>
+          <w:b w:val="0"/>
+        </w:rPr>
+        <w:t xml:space="preserve">Point to each numbered stage and explain which recorded </w:t>
+      </w:r>
+      <w:r>
+        <w:rPr>
+          <w:b/>
+        </w:rPr>
+        <w:t>input</w:t>
+      </w:r>
+      <w:r>
+        <w:rPr>
+          <w:b w:val="0"/>
+        </w:rPr>
+        <w:t xml:space="preserve"> it uses.</w:t>
+      </w:r>
+    </w:p>
+    <w:p>
+      <w:pPr>
+        <w:pStyle w:val="Heading3"/>
+      </w:pPr>
+      <w:r>
+        <w:t>Discuss while showing the picture</w:t>
+      </w:r>
+    </w:p>
+    <w:p>
+      <w:pPr>
+        <w:spacing w:line="336" w:lineRule="auto" w:after="180"/>
+        <w:shd w:fill="F1F6F8"/>
+      </w:pPr>
+      <w:r>
+        <w:rPr>
+          <w:b w:val="0"/>
+        </w:rPr>
+        <w:t xml:space="preserve">Teacher prompt: Point to each numbered stage and explain which recorded </w:t>
+      </w:r>
+      <w:r>
+        <w:rPr>
+          <w:b/>
+        </w:rPr>
+        <w:t>input</w:t>
+      </w:r>
+      <w:r>
+        <w:rPr>
+          <w:b w:val="0"/>
+        </w:rPr>
+        <w:t xml:space="preserve"> it uses. Ask learners to describe one label or arrow in ordinary words. Use the adjacent transcript if the image is difficult to see.</w:t>
+      </w:r>
+    </w:p>
+    <w:p>
+      <w:pPr>
+        <w:pStyle w:val="Heading3"/>
+      </w:pPr>
+      <w:r>
+        <w:t>03. Different pencil colours. The same total.</w:t>
+      </w:r>
+    </w:p>
+    <w:p>
+      <w:r>
+        <w:drawing>
+          <wp:inline xmlns:a="http://schemas.openxmlformats.org/drawingml/2006/main" xmlns:pic="http://schemas.openxmlformats.org/drawingml/2006/picture">
+            <wp:extent cx="5486400" cy="3014472"/>
+            <wp:docPr id="5" name="Picture 5" descr="Box A: 2 red pencils and 4 blue, total 6. Box B: 5 red pencils and 1 blue, total 6. The equal totals do not preserve the colour counts."/>
+            <wp:cNvGraphicFramePr>
+              <a:graphicFrameLocks noChangeAspect="1"/>
+            </wp:cNvGraphicFramePr>
+            <a:graphic>
+              <a:graphicData uri="http://schemas.openxmlformats.org/drawingml/2006/picture">
+                <pic:pic>
+                  <pic:nvPicPr>
+                    <pic:cNvPr id="0" name="academy-story-ai-1-2-03.png"/>
+                    <pic:cNvPicPr/>
+                  </pic:nvPicPr>
+                  <pic:blipFill>
+                    <a:blip r:embed="rId13"/>
+                    <a:stretch>
+                      <a:fillRect/>
+                    </a:stretch>
+                  </pic:blipFill>
+                  <pic:spPr>
+                    <a:xfrm>
+                      <a:off x="0" y="0"/>
+                      <a:ext cx="5486400" cy="3014472"/>
+                    </a:xfrm>
+                    <a:prstGeom prst="rect"/>
+                  </pic:spPr>
+                </pic:pic>
+              </a:graphicData>
+            </a:graphic>
+          </wp:inline>
+        </w:drawing>
+      </w:r>
+    </w:p>
+    <w:p>
+      <w:pPr>
+        <w:spacing w:line="336" w:lineRule="auto" w:after="180"/>
+      </w:pPr>
+      <w:r>
+        <w:rPr>
+          <w:b w:val="0"/>
+        </w:rPr>
+        <w:t>Box A: 2 red pencils and 4 blue, total 6. Box B: 5 red pencils and 1 blue, total 6. The equal totals do not preserve the colour counts.</w:t>
+      </w:r>
+    </w:p>
+    <w:p>
+      <w:pPr>
+        <w:spacing w:line="336" w:lineRule="auto" w:after="180"/>
+        <w:shd w:fill="F5F1FB"/>
+      </w:pPr>
+      <w:r>
+        <w:rPr>
+          <w:b w:val="0"/>
+        </w:rPr>
+        <w:t>Read the labels and values. Explain the relationship the model shows.</w:t>
+      </w:r>
+    </w:p>
+    <w:p>
+      <w:pPr>
+        <w:pStyle w:val="Heading3"/>
+      </w:pPr>
+      <w:r>
+        <w:t>Discuss while showing the picture</w:t>
+      </w:r>
+    </w:p>
+    <w:p>
+      <w:pPr>
+        <w:spacing w:line="336" w:lineRule="auto" w:after="180"/>
+        <w:shd w:fill="F1F6F8"/>
+      </w:pPr>
+      <w:r>
+        <w:rPr>
+          <w:b w:val="0"/>
+        </w:rPr>
+        <w:t>Teacher prompt: Read the labels and values. Explain the relationship the model shows. Ask learners to describe one label or arrow in ordinary words. Use the adjacent transcript if the image is difficult to see.</w:t>
+      </w:r>
+    </w:p>
+    <w:p>
+      <w:pPr>
+        <w:spacing w:line="336" w:lineRule="auto" w:after="180"/>
+        <w:shd w:fill="F1F6F8"/>
+      </w:pPr>
+      <w:r>
+        <w:rPr>
+          <w:b w:val="0"/>
+        </w:rPr>
+        <w:t>Check row/column meanings, units and denominators before discussing a difference. Supplied toy values are not real class or model results.</w:t>
+      </w:r>
+    </w:p>
+    <w:p>
+      <w:pPr>
+        <w:pStyle w:val="Heading3"/>
+      </w:pPr>
+      <w:r>
+        <w:t>04. Change one thing. Trace what follows.</w:t>
+      </w:r>
+    </w:p>
+    <w:p>
+      <w:r>
+        <w:drawing>
+          <wp:inline xmlns:a="http://schemas.openxmlformats.org/drawingml/2006/main" xmlns:pic="http://schemas.openxmlformats.org/drawingml/2006/picture">
+            <wp:extent cx="5486400" cy="3026664"/>
+            <wp:docPr id="6" name="Picture 6" descr="Original case: The saved totals cannot tell which box has more red pencils. Changed condition: Store red count alongside total. Expected result: The records become (6,2) and (6,5). Reason: Blue count can now be recovered by total minus red, assuming these are the only colours."/>
+            <wp:cNvGraphicFramePr>
+              <a:graphicFrameLocks noChangeAspect="1"/>
+            </wp:cNvGraphicFramePr>
+            <a:graphic>
+              <a:graphicData uri="http://schemas.openxmlformats.org/drawingml/2006/picture">
+                <pic:pic>
+                  <pic:nvPicPr>
+                    <pic:cNvPr id="0" name="academy-story-ai-1-2-04.png"/>
+                    <pic:cNvPicPr/>
+                  </pic:nvPicPr>
+                  <pic:blipFill>
+                    <a:blip r:embed="rId14"/>
+                    <a:stretch>
+                      <a:fillRect/>
+                    </a:stretch>
+                  </pic:blipFill>
+                  <pic:spPr>
+                    <a:xfrm>
+                      <a:off x="0" y="0"/>
+                      <a:ext cx="5486400" cy="3026664"/>
+                    </a:xfrm>
+                    <a:prstGeom prst="rect"/>
+                  </pic:spPr>
+                </pic:pic>
+              </a:graphicData>
+            </a:graphic>
+          </wp:inline>
+        </w:drawing>
+      </w:r>
+    </w:p>
+    <w:p>
+      <w:pPr>
+        <w:spacing w:line="336" w:lineRule="auto" w:after="180"/>
+      </w:pPr>
+      <w:r>
+        <w:rPr>
+          <w:b w:val="0"/>
+        </w:rPr>
+        <w:t>Original case: The saved totals cannot tell which box has more red pencils. Changed condition: Store red count alongside total. Expected result: The records become (6,2) and (6,5).</w:t>
+      </w:r>
+    </w:p>
+    <w:p>
+      <w:pPr>
+        <w:spacing w:line="336" w:lineRule="auto" w:after="180"/>
+      </w:pPr>
+      <w:r>
+        <w:rPr>
+          <w:b w:val="0"/>
+        </w:rPr>
+        <w:t>Reason: Blue count can now be recovered by total minus red, assuming these are the only colours.</w:t>
+      </w:r>
+    </w:p>
+    <w:p>
+      <w:pPr>
+        <w:spacing w:line="336" w:lineRule="auto" w:after="180"/>
+        <w:shd w:fill="F5F1FB"/>
+      </w:pPr>
+      <w:r>
+        <w:rPr>
+          <w:b w:val="0"/>
+        </w:rPr>
+        <w:t>Predict before checking the worked changed-case result. Name what changed and what the supplied facts allow you to conclude.</w:t>
+      </w:r>
+    </w:p>
+    <w:p>
+      <w:pPr>
+        <w:pStyle w:val="Heading3"/>
+      </w:pPr>
+      <w:r>
+        <w:t>Discuss while showing the picture</w:t>
+      </w:r>
+    </w:p>
+    <w:p>
+      <w:pPr>
+        <w:spacing w:line="336" w:lineRule="auto" w:after="180"/>
+        <w:shd w:fill="F1F6F8"/>
+      </w:pPr>
+      <w:r>
+        <w:rPr>
+          <w:b w:val="0"/>
+        </w:rPr>
+        <w:t>Teacher prompt: Predict before checking the worked changed-case result. Name what changed and what the supplied facts allow you to conclude. Ask learners to describe one label or arrow in ordinary words.</w:t>
+      </w:r>
+    </w:p>
+    <w:p>
+      <w:pPr>
+        <w:spacing w:line="336" w:lineRule="auto" w:after="180"/>
+        <w:shd w:fill="F1F6F8"/>
+      </w:pPr>
+      <w:r>
+        <w:rPr>
+          <w:b w:val="0"/>
+        </w:rPr>
+        <w:t>Use the adjacent transcript if the image is difficult to see. Changed-case reasoning: Blue count can now be recovered by total minus red, assuming these are the only colours.</w:t>
+      </w:r>
+    </w:p>
+    <w:p>
+      <w:pPr>
+        <w:pStyle w:val="Heading3"/>
+      </w:pPr>
+      <w:r>
+        <w:t>05. Connect the explanation to its limit</w:t>
+      </w:r>
+    </w:p>
+    <w:p>
+      <w:r>
+        <w:drawing>
+          <wp:inline xmlns:a="http://schemas.openxmlformats.org/drawingml/2006/main" xmlns:pic="http://schemas.openxmlformats.org/drawingml/2006/picture">
+            <wp:extent cx="5486400" cy="2834640"/>
+            <wp:docPr id="7" name="Picture 7" descr="Adding preserves the number of pencils but discards how that number was divided between colours. Both distinct inputs lead to the same stored output. Working backwards from 6 therefore has several possible answers; it is not an instruction to divide equally. Limit: The two-colour assumption matters. Extra colours would prevent inferring blue from total and red alone."/>
+            <wp:cNvGraphicFramePr>
+              <a:graphicFrameLocks noChangeAspect="1"/>
+            </wp:cNvGraphicFramePr>
+            <a:graphic>
+              <a:graphicData uri="http://schemas.openxmlformats.org/drawingml/2006/picture">
+                <pic:pic>
+                  <pic:nvPicPr>
+                    <pic:cNvPr id="0" name="academy-story-ai-1-2-05.png"/>
+                    <pic:cNvPicPr/>
+                  </pic:nvPicPr>
+                  <pic:blipFill>
+                    <a:blip r:embed="rId15"/>
+                    <a:stretch>
+                      <a:fillRect/>
+                    </a:stretch>
+                  </pic:blipFill>
+                  <pic:spPr>
+                    <a:xfrm>
+                      <a:off x="0" y="0"/>
+                      <a:ext cx="5486400" cy="2834640"/>
+                    </a:xfrm>
+                    <a:prstGeom prst="rect"/>
+                  </pic:spPr>
+                </pic:pic>
+              </a:graphicData>
+            </a:graphic>
+          </wp:inline>
+        </w:drawing>
+      </w:r>
+    </w:p>
+    <w:p>
+      <w:pPr>
+        <w:spacing w:line="336" w:lineRule="auto" w:after="180"/>
+      </w:pPr>
+      <w:r>
+        <w:rPr>
+          <w:b w:val="0"/>
+        </w:rPr>
+        <w:t xml:space="preserve">Adding preserves the number of pencils but discards how that number was divided between colours. Both distinct </w:t>
+      </w:r>
+      <w:r>
+        <w:rPr>
+          <w:b/>
+        </w:rPr>
+        <w:t>input</w:t>
+      </w:r>
+      <w:r>
+        <w:rPr>
+          <w:b w:val="0"/>
+        </w:rPr>
+        <w:t xml:space="preserve">s lead to the same stored </w:t>
+      </w:r>
+      <w:r>
+        <w:rPr>
+          <w:b/>
+        </w:rPr>
+        <w:t>output</w:t>
+      </w:r>
+      <w:r>
+        <w:rPr>
+          <w:b w:val="0"/>
+        </w:rPr>
+        <w:t>.</w:t>
+      </w:r>
+    </w:p>
+    <w:p>
+      <w:pPr>
+        <w:spacing w:line="336" w:lineRule="auto" w:after="180"/>
+      </w:pPr>
+      <w:r>
+        <w:rPr>
+          <w:b w:val="0"/>
+        </w:rPr>
+        <w:t>Working backwards from 6 therefore has several possible answers; it is not an instruction to divide equally. Limit: The two-colour assumption matters. Extra colours would prevent inferring blue from total and red alone.</w:t>
+      </w:r>
+    </w:p>
+    <w:p>
+      <w:pPr>
+        <w:spacing w:line="336" w:lineRule="auto" w:after="180"/>
+        <w:shd w:fill="F5F1FB"/>
+      </w:pPr>
+      <w:r>
+        <w:rPr>
+          <w:b w:val="0"/>
+        </w:rPr>
+        <w:t>Explain the case, then point to a limit on the claim.</w:t>
+      </w:r>
+    </w:p>
+    <w:p>
+      <w:pPr>
+        <w:pStyle w:val="Heading3"/>
+      </w:pPr>
+      <w:r>
+        <w:t>Discuss while showing the picture</w:t>
+      </w:r>
+    </w:p>
+    <w:p>
+      <w:pPr>
+        <w:spacing w:line="336" w:lineRule="auto" w:after="180"/>
+        <w:shd w:fill="F1F6F8"/>
+      </w:pPr>
+      <w:r>
+        <w:rPr>
+          <w:b w:val="0"/>
+        </w:rPr>
+        <w:t>Teacher prompt: Explain the case, then point to a limit on the claim. Ask learners to describe one label or arrow in ordinary words. Use the adjacent transcript if the image is difficult to see.</w:t>
+      </w:r>
+    </w:p>
+    <w:p>
+      <w:pPr>
+        <w:spacing w:line="336" w:lineRule="auto" w:after="180"/>
+        <w:shd w:fill="F1F6F8"/>
+      </w:pPr>
+      <w:r>
+        <w:rPr>
+          <w:b w:val="0"/>
+        </w:rPr>
+        <w:t>Keep the stated scope: The two-colour assumption matters. Extra colours would prevent inferring blue from total and red alone.</w:t>
+      </w:r>
+    </w:p>
+    <w:p>
+      <w:pPr>
+        <w:pStyle w:val="Heading3"/>
+      </w:pPr>
+      <w:r>
+        <w:t>06. Make the idea visible in your project</w:t>
+      </w:r>
+    </w:p>
+    <w:p>
+      <w:r>
+        <w:drawing>
+          <wp:inline xmlns:a="http://schemas.openxmlformats.org/drawingml/2006/main" xmlns:pic="http://schemas.openxmlformats.org/drawingml/2006/picture">
+            <wp:extent cx="5486400" cy="3380232"/>
+            <wp:docPr id="8" name="Picture 8" descr="Choose sorter inputs that retain the clues needed for its decision; draw the transformation and identify discarded details. Draw your input, deciding step, result and limit. Supported question: Use the richer record to find blue pencils in Box B. Explain why total alone was insufficient."/>
+            <wp:cNvGraphicFramePr>
+              <a:graphicFrameLocks noChangeAspect="1"/>
+            </wp:cNvGraphicFramePr>
+            <a:graphic>
+              <a:graphicData uri="http://schemas.openxmlformats.org/drawingml/2006/picture">
+                <pic:pic>
+                  <pic:nvPicPr>
+                    <pic:cNvPr id="0" name="academy-story-ai-1-2-06.png"/>
+                    <pic:cNvPicPr/>
+                  </pic:nvPicPr>
+                  <pic:blipFill>
+                    <a:blip r:embed="rId16"/>
+                    <a:stretch>
+                      <a:fillRect/>
+                    </a:stretch>
+                  </pic:blipFill>
+                  <pic:spPr>
+                    <a:xfrm>
+                      <a:off x="0" y="0"/>
+                      <a:ext cx="5486400" cy="3380232"/>
+                    </a:xfrm>
+                    <a:prstGeom prst="rect"/>
+                  </pic:spPr>
+                </pic:pic>
+              </a:graphicData>
+            </a:graphic>
+          </wp:inline>
+        </w:drawing>
+      </w:r>
+    </w:p>
+    <w:p>
+      <w:pPr>
+        <w:spacing w:line="336" w:lineRule="auto" w:after="180"/>
+      </w:pPr>
+      <w:r>
+        <w:rPr>
+          <w:b w:val="0"/>
+        </w:rPr>
+        <w:t xml:space="preserve">Choose sorter </w:t>
+      </w:r>
+      <w:r>
+        <w:rPr>
+          <w:b/>
+        </w:rPr>
+        <w:t>input</w:t>
+      </w:r>
+      <w:r>
+        <w:rPr>
+          <w:b w:val="0"/>
+        </w:rPr>
+        <w:t xml:space="preserve">s that retain the clues needed for its decision; draw the transformation and identify discarded details. Draw your </w:t>
+      </w:r>
+      <w:r>
+        <w:rPr>
+          <w:b/>
+        </w:rPr>
+        <w:t>input</w:t>
+      </w:r>
+      <w:r>
+        <w:rPr>
+          <w:b w:val="0"/>
+        </w:rPr>
+        <w:t>, deciding step, result and limit.</w:t>
+      </w:r>
+    </w:p>
+    <w:p>
+      <w:pPr>
+        <w:spacing w:line="336" w:lineRule="auto" w:after="180"/>
+      </w:pPr>
+      <w:r>
+        <w:rPr>
+          <w:b w:val="0"/>
+        </w:rPr>
+        <w:t>Supported question: Use the richer record to find blue pencils in Box B. Explain why total alone was insufficient.</w:t>
+      </w:r>
+    </w:p>
+    <w:p>
+      <w:pPr>
+        <w:spacing w:line="336" w:lineRule="auto" w:after="180"/>
+        <w:shd w:fill="F5F1FB"/>
+      </w:pPr>
+      <w:r>
+        <w:rPr>
+          <w:b w:val="0"/>
+        </w:rPr>
+        <w:t xml:space="preserve">Draw your project </w:t>
+      </w:r>
+      <w:r>
+        <w:rPr>
+          <w:b/>
+        </w:rPr>
+        <w:t>trace</w:t>
+      </w:r>
+      <w:r>
+        <w:rPr>
+          <w:b w:val="0"/>
+        </w:rPr>
+        <w:t xml:space="preserve"> and justify the deciding step using </w:t>
+      </w:r>
+      <w:r>
+        <w:rPr>
+          <w:b/>
+        </w:rPr>
+        <w:t>evidence</w:t>
+      </w:r>
+      <w:r>
+        <w:rPr>
+          <w:b w:val="0"/>
+        </w:rPr>
+        <w:t>.</w:t>
+      </w:r>
+    </w:p>
+    <w:p>
+      <w:pPr>
+        <w:pStyle w:val="Heading3"/>
+      </w:pPr>
+      <w:r>
+        <w:t>Discuss while showing the picture</w:t>
+      </w:r>
+    </w:p>
+    <w:p>
+      <w:pPr>
+        <w:spacing w:line="336" w:lineRule="auto" w:after="180"/>
+        <w:shd w:fill="F1F6F8"/>
+      </w:pPr>
+      <w:r>
+        <w:rPr>
+          <w:b w:val="0"/>
+        </w:rPr>
+        <w:t xml:space="preserve">Teacher prompt: Draw your project </w:t>
+      </w:r>
+      <w:r>
+        <w:rPr>
+          <w:b/>
+        </w:rPr>
+        <w:t>trace</w:t>
+      </w:r>
+      <w:r>
+        <w:rPr>
+          <w:b w:val="0"/>
+        </w:rPr>
+        <w:t xml:space="preserve"> and justify the deciding step using </w:t>
+      </w:r>
+      <w:r>
+        <w:rPr>
+          <w:b/>
+        </w:rPr>
+        <w:t>evidence</w:t>
+      </w:r>
+      <w:r>
+        <w:rPr>
+          <w:b w:val="0"/>
+        </w:rPr>
+        <w:t>. Ask learners to describe one label or arrow in ordinary words. Use the adjacent transcript if the image is difficult to see.</w:t>
+      </w:r>
+    </w:p>
+    <w:p>
+      <w:pPr>
+        <w:spacing w:line="336" w:lineRule="auto" w:after="180"/>
+        <w:shd w:fill="F1F6F8"/>
+      </w:pPr>
+      <w:r>
+        <w:rPr>
+          <w:b w:val="0"/>
+        </w:rPr>
+        <w:t>Supported practice key: 6−5=1 blue pencil. Total 6 alone fits many red/blue combinations, including both boxes.</w:t>
       </w:r>
     </w:p>
     <w:sectPr>

--- a/downloads/teacher/ai-1-week-02.docx
+++ b/downloads/teacher/ai-1-week-02.docx
@@ -137,7 +137,7 @@
           </w:tcPr>
           <w:p>
             <w:r>
-              <w:t>Sections 1–6; record the brief recall in the workbook.</w:t>
+              <w:t>Use Your mission, Notice the evidence, See how it works, Compare the cases, Words that unlock the idea and Follow a worked example; record the brief recall in the workbook.</w:t>
             </w:r>
           </w:p>
         </w:tc>
@@ -169,7 +169,7 @@
           </w:tcPr>
           <w:p>
             <w:r>
-              <w:t>Sections 7–10; use the matching workbook W2 and misconception check.</w:t>
+              <w:t>Use Find and repair a mistake, Practise together, Run the investigation and Build your understanding; use the matching workbook W2 and misconception check.</w:t>
             </w:r>
           </w:p>
         </w:tc>
@@ -201,7 +201,7 @@
           </w:tcPr>
           <w:p>
             <w:r>
-              <w:t>Sections 9 and 11–14. Give extra time to finish the full task set; use Section 15 when the week includes a coding lab.</w:t>
+              <w:t>Use Run the investigation, Connect your project, Show what you know, Study a complete case and Try a new case independently. Allow extra time for the full task set. Use a coding lab only when this week actually provides one; Your lesson route is the planning section.</w:t>
             </w:r>
           </w:p>
         </w:tc>
@@ -6207,7 +6207,7 @@
           </w:tcPr>
           <w:p>
             <w:r>
-              <w:t>Sections 1–6; record the brief recall in the workbook.</w:t>
+              <w:t>Use Your mission, Notice the evidence, See how it works, Compare the cases, Words that unlock the idea and Follow a worked example; record the brief recall in the workbook.</w:t>
             </w:r>
           </w:p>
         </w:tc>
@@ -6239,7 +6239,7 @@
           </w:tcPr>
           <w:p>
             <w:r>
-              <w:t>Sections 7–10; use the matching workbook W2 and misconception check.</w:t>
+              <w:t>Use Find and repair a mistake, Practise together, Run the investigation and Build your understanding; use the matching workbook W2 and misconception check.</w:t>
             </w:r>
           </w:p>
         </w:tc>
@@ -6271,7 +6271,7 @@
           </w:tcPr>
           <w:p>
             <w:r>
-              <w:t>Sections 9 and 11–14. Give extra time to finish the full task set; use Section 15 when the week includes a coding lab.</w:t>
+              <w:t>Use Run the investigation, Connect your project, Show what you know, Study a complete case and Try a new case independently. Allow extra time for the full task set. Use a coding lab only when this week actually provides one; Your lesson route is the planning section.</w:t>
             </w:r>
           </w:p>
         </w:tc>

--- a/downloads/teacher/ai-1-week-02.docx
+++ b/downloads/teacher/ai-1-week-02.docx
@@ -25,20 +25,38 @@
         <w:pStyle w:val="Heading1"/>
       </w:pPr>
       <w:r>
-        <w:t>01. Input, Process, Output</w:t>
-      </w:r>
-    </w:p>
-    <w:p>
-      <w:r>
-        <w:t>Prepare Input, Process, Output: check the target, prerequisites, resources and adaptable teaching schedule.</w:t>
-      </w:r>
-    </w:p>
-    <w:p>
-      <w:pPr>
-        <w:pStyle w:val="Heading3"/>
-      </w:pPr>
-      <w:r>
-        <w:t>Teach the learning cycle</w:t>
+        <w:t>Teach one information story.</w:t>
+      </w:r>
+    </w:p>
+    <w:p>
+      <w:r>
+        <w:t>Trace the kiosk, model information loss, guide visitor schedules, run the supplied music rule and reserve the four-score case for independent evidence.</w:t>
+      </w:r>
+    </w:p>
+    <w:p>
+      <w:r>
+        <w:t>Look for a valid trace, two originals when needed, and a defensible limit.</w:t>
+      </w:r>
+    </w:p>
+    <w:p>
+      <w:pPr>
+        <w:pStyle w:val="Heading1"/>
+      </w:pPr>
+      <w:r>
+        <w:t>01. Prepare the information-path lesson</w:t>
+      </w:r>
+    </w:p>
+    <w:p>
+      <w:r>
+        <w:t>Plan one route through tracing, information loss, diagnosis and independent explanation.</w:t>
+      </w:r>
+    </w:p>
+    <w:p>
+      <w:pPr>
+        <w:pStyle w:val="Heading2"/>
+      </w:pPr>
+      <w:r>
+        <w:t>Learning goals and preparation</w:t>
       </w:r>
     </w:p>
     <w:p>
@@ -62,6 +80,158 @@
           <w:b w:val="0"/>
         </w:rPr>
         <w:t xml:space="preserve"> information through a system without confusing information with a physical action</w:t>
+      </w:r>
+    </w:p>
+    <w:p>
+      <w:pPr>
+        <w:spacing w:line="336" w:lineRule="auto" w:after="180"/>
+      </w:pPr>
+      <w:r>
+        <w:rPr>
+          <w:b w:val="0"/>
+        </w:rPr>
+        <w:t xml:space="preserve">Teach </w:t>
+      </w:r>
+      <w:r>
+        <w:rPr>
+          <w:b/>
+        </w:rPr>
+        <w:t>input</w:t>
+      </w:r>
+      <w:r>
+        <w:rPr>
+          <w:b w:val="0"/>
+        </w:rPr>
+        <w:t xml:space="preserve"> and </w:t>
+      </w:r>
+      <w:r>
+        <w:rPr>
+          <w:b/>
+        </w:rPr>
+        <w:t>output</w:t>
+      </w:r>
+      <w:r>
+        <w:rPr>
+          <w:b w:val="0"/>
+        </w:rPr>
+        <w:t xml:space="preserve"> as relative to a stage. Avoid claiming that </w:t>
+      </w:r>
+      <w:r>
+        <w:rPr>
+          <w:b/>
+        </w:rPr>
+        <w:t>representation</w:t>
+      </w:r>
+      <w:r>
+        <w:rPr>
+          <w:b w:val="0"/>
+        </w:rPr>
+        <w:t>s are inherently truthful or complete.</w:t>
+      </w:r>
+    </w:p>
+    <w:p>
+      <w:pPr>
+        <w:spacing w:line="336" w:lineRule="auto" w:after="180"/>
+      </w:pPr>
+      <w:r>
+        <w:rPr>
+          <w:b w:val="0"/>
+        </w:rPr>
+        <w:t xml:space="preserve">This lesson introduces </w:t>
+      </w:r>
+      <w:r>
+        <w:rPr>
+          <w:b/>
+        </w:rPr>
+        <w:t>information loss</w:t>
+      </w:r>
+      <w:r>
+        <w:rPr>
+          <w:b w:val="0"/>
+        </w:rPr>
+        <w:t xml:space="preserve"> through counterexamples, without requiring formal information theory.</w:t>
+      </w:r>
+    </w:p>
+    <w:p>
+      <w:pPr>
+        <w:spacing w:line="336" w:lineRule="auto" w:after="180"/>
+      </w:pPr>
+      <w:r>
+        <w:rPr>
+          <w:b w:val="0"/>
+        </w:rPr>
+        <w:t>The two-originals method is the important reasoning move: if two source records map to one stored result but imply different answers, the stored result cannot decide that question alone.</w:t>
+      </w:r>
+    </w:p>
+    <w:p>
+      <w:pPr>
+        <w:spacing w:line="336" w:lineRule="auto" w:after="180"/>
+      </w:pPr>
+      <w:r>
+        <w:rPr>
+          <w:b w:val="0"/>
+        </w:rPr>
+        <w:t xml:space="preserve">By the end, I can </w:t>
+      </w:r>
+      <w:r>
+        <w:rPr>
+          <w:b/>
+        </w:rPr>
+        <w:t>trace</w:t>
+      </w:r>
+      <w:r>
+        <w:rPr>
+          <w:b w:val="0"/>
+        </w:rPr>
+        <w:t xml:space="preserve"> an information path and name what a summary loses.</w:t>
+      </w:r>
+    </w:p>
+    <w:p>
+      <w:pPr>
+        <w:pStyle w:val="Heading2"/>
+      </w:pPr>
+      <w:r>
+        <w:t>What to prepare</w:t>
+      </w:r>
+    </w:p>
+    <w:p>
+      <w:pPr>
+        <w:pStyle w:val="ListBullet"/>
+      </w:pPr>
+      <w:r>
+        <w:t>Use the supplied scenario, student illustrations and blank paper. For numeric work, offer counters or a calculator after learners show the setup. Fictional records are supplied; personal data and paid accounts are unnecessary.</w:t>
+      </w:r>
+    </w:p>
+    <w:p>
+      <w:pPr>
+        <w:pStyle w:val="ListBullet"/>
+      </w:pPr>
+      <w:r>
+        <w:t>Catalogue records A science 80, B science 150 and C mystery 90 written on cards</w:t>
+      </w:r>
+    </w:p>
+    <w:p>
+      <w:pPr>
+        <w:pStyle w:val="ListBullet"/>
+      </w:pPr>
+      <w:r>
+        <w:t>The information-path diagram and blank arrow diagrams</w:t>
+      </w:r>
+    </w:p>
+    <w:p>
+      <w:pPr>
+        <w:pStyle w:val="ListBullet"/>
+      </w:pPr>
+      <w:r>
+        <w:t>Paper for two four-number lists; no devices or accounts are needed</w:t>
+      </w:r>
+    </w:p>
+    <w:p>
+      <w:pPr>
+        <w:pStyle w:val="Heading2"/>
+      </w:pPr>
+      <w:r>
+        <w:t>Main teaching plan</w:t>
       </w:r>
     </w:p>
     <w:tbl>
@@ -243,9 +413,124 @@
     </w:p>
     <w:p>
       <w:pPr>
+        <w:pStyle w:val="Heading2"/>
+      </w:pPr>
+      <w:r>
+        <w:t>Retrieve Week 1</w:t>
+      </w:r>
+    </w:p>
+    <w:p>
+      <w:pPr>
+        <w:spacing w:line="336" w:lineRule="auto" w:after="180"/>
+      </w:pPr>
+      <w:r>
+        <w:rPr>
+          <w:b w:val="0"/>
+        </w:rPr>
+        <w:t>Without opening the old lesson, explain one key idea from AI or Not?. Give an example and a mistake that the idea helps you avoid.</w:t>
+      </w:r>
+    </w:p>
+    <w:p>
+      <w:pPr>
+        <w:spacing w:line="336" w:lineRule="auto" w:after="180"/>
+      </w:pPr>
+      <w:r>
+        <w:rPr>
+          <w:b w:val="0"/>
+        </w:rPr>
+        <w:t>Look for: Distinguish an observed result from an explanation of how it was produced</w:t>
+      </w:r>
+    </w:p>
+    <w:p>
+      <w:pPr>
+        <w:spacing w:line="336" w:lineRule="auto" w:after="180"/>
+      </w:pPr>
+      <w:r>
+        <w:rPr>
+          <w:b w:val="0"/>
+        </w:rPr>
+        <w:t xml:space="preserve">Reference example, not the only acceptable wording: </w:t>
+      </w:r>
+      <w:r>
+        <w:rPr>
+          <w:b/>
+        </w:rPr>
+        <w:t>Observation</w:t>
+      </w:r>
+      <w:r>
+        <w:rPr>
+          <w:b w:val="0"/>
+        </w:rPr>
+        <w:t>s include that the door opened when the visitor approached and that its label says intelligent entrance.</w:t>
+      </w:r>
+    </w:p>
+    <w:p>
+      <w:pPr>
+        <w:spacing w:line="336" w:lineRule="auto" w:after="180"/>
+      </w:pPr>
+      <w:r>
+        <w:rPr>
+          <w:b w:val="0"/>
+        </w:rPr>
+        <w:t xml:space="preserve">A useful question asks whether a written sensor threshold, a model fitted on examples or a person controls opening. The label is an observed marketing claim, not </w:t>
+      </w:r>
+      <w:r>
+        <w:rPr>
+          <w:b/>
+        </w:rPr>
+        <w:t>mechanism</w:t>
+      </w:r>
+      <w:r>
+        <w:rPr>
+          <w:b w:val="0"/>
+        </w:rPr>
+        <w:t xml:space="preserve"> </w:t>
+      </w:r>
+      <w:r>
+        <w:rPr>
+          <w:b/>
+        </w:rPr>
+        <w:t>evidence</w:t>
+      </w:r>
+      <w:r>
+        <w:rPr>
+          <w:b w:val="0"/>
+        </w:rPr>
+        <w:t>.</w:t>
+      </w:r>
+    </w:p>
+    <w:p>
+      <w:pPr>
+        <w:spacing w:line="336" w:lineRule="auto" w:after="180"/>
+      </w:pPr>
+      <w:r>
+        <w:rPr>
+          <w:b w:val="0"/>
+        </w:rPr>
+        <w:t>The fitted model produced the delay estimate; the written greater-than-10 rule selected the colour. A caretaker or driver decision is a separate action.</w:t>
+      </w:r>
+    </w:p>
+    <w:p>
+      <w:pPr>
+        <w:pStyle w:val="Heading2"/>
+      </w:pPr>
+      <w:r>
+        <w:t>Earlier wording, alternative practice and picture transcripts · reference / check after trying</w:t>
+      </w:r>
+    </w:p>
+    <w:p>
+      <w:pPr>
         <w:pStyle w:val="Heading3"/>
       </w:pPr>
       <w:r>
+        <w:t>Teach the learning cycle</w:t>
+      </w:r>
+    </w:p>
+    <w:p>
+      <w:pPr>
+        <w:pStyle w:val="Heading3"/>
+      </w:pPr>
+      <w:r>
         <w:t>Retrieval answer guidance</w:t>
       </w:r>
     </w:p>
@@ -265,101 +550,20 @@
         <w:rPr>
           <w:b w:val="0"/>
         </w:rPr>
-        <w:t>Without opening the old lesson, explain one key idea from AI or Not?. Give an example and a mistake that the idea helps you avoid.</w:t>
+        <w:t>Use the student module and workbook section with this exact week title. The worked case, independent question and answers below form one aligned lesson sequence.</w:t>
+      </w:r>
+    </w:p>
+    <w:p>
+      <w:pPr>
+        <w:pStyle w:val="Heading3"/>
+      </w:pPr>
+      <w:r>
+        <w:t>What the learner must demonstrate</w:t>
       </w:r>
     </w:p>
     <w:p>
       <w:pPr>
         <w:spacing w:line="336" w:lineRule="auto" w:after="180"/>
-      </w:pPr>
-      <w:r>
-        <w:rPr>
-          <w:b w:val="0"/>
-        </w:rPr>
-        <w:t>Look for: Distinguish an observed result from an explanation of how it was produced</w:t>
-      </w:r>
-    </w:p>
-    <w:p>
-      <w:pPr>
-        <w:spacing w:line="336" w:lineRule="auto" w:after="180"/>
-      </w:pPr>
-      <w:r>
-        <w:rPr>
-          <w:b w:val="0"/>
-        </w:rPr>
-        <w:t xml:space="preserve">Reference example, not the only acceptable wording: </w:t>
-      </w:r>
-      <w:r>
-        <w:rPr>
-          <w:b/>
-        </w:rPr>
-        <w:t>Observation</w:t>
-      </w:r>
-      <w:r>
-        <w:rPr>
-          <w:b w:val="0"/>
-        </w:rPr>
-        <w:t>s include that the door opened when the visitor approached and that its label says intelligent entrance.</w:t>
-      </w:r>
-    </w:p>
-    <w:p>
-      <w:pPr>
-        <w:spacing w:line="336" w:lineRule="auto" w:after="180"/>
-      </w:pPr>
-      <w:r>
-        <w:rPr>
-          <w:b w:val="0"/>
-        </w:rPr>
-        <w:t xml:space="preserve">A useful question asks whether a written sensor threshold, a model fitted on examples or a person controls opening. The label is an observed marketing claim, not </w:t>
-      </w:r>
-      <w:r>
-        <w:rPr>
-          <w:b/>
-        </w:rPr>
-        <w:t>mechanism</w:t>
-      </w:r>
-      <w:r>
-        <w:rPr>
-          <w:b w:val="0"/>
-        </w:rPr>
-        <w:t xml:space="preserve"> </w:t>
-      </w:r>
-      <w:r>
-        <w:rPr>
-          <w:b/>
-        </w:rPr>
-        <w:t>evidence</w:t>
-      </w:r>
-      <w:r>
-        <w:rPr>
-          <w:b w:val="0"/>
-        </w:rPr>
-        <w:t>.</w:t>
-      </w:r>
-    </w:p>
-    <w:p>
-      <w:pPr>
-        <w:spacing w:line="336" w:lineRule="auto" w:after="180"/>
-      </w:pPr>
-      <w:r>
-        <w:rPr>
-          <w:b w:val="0"/>
-        </w:rPr>
-        <w:t>Use the student module and workbook section with this exact week title. The worked case, independent question and answers below form one aligned lesson sequence.</w:t>
-      </w:r>
-    </w:p>
-    <w:p>
-      <w:pPr>
-        <w:pStyle w:val="Heading3"/>
-      </w:pPr>
-      <w:r>
-        <w:t>What the learner must demonstrate</w:t>
-      </w:r>
-    </w:p>
-    <w:p>
-      <w:pPr>
-        <w:spacing w:line="336" w:lineRule="auto" w:after="180"/>
-        <w:shd w:fill="F5F1FB"/>
       </w:pPr>
       <w:r>
         <w:rPr>
@@ -520,6 +724,11 @@
       </w:r>
     </w:p>
     <w:p>
+      <w:r>
+        <w:t>This compact option is not the full-week schedule. Use the main teaching cycle and allow extra sessions for the investigation, independent work and project.</w:t>
+      </w:r>
+    </w:p>
+    <w:p>
       <w:pPr>
         <w:spacing w:line="336" w:lineRule="auto" w:after="180"/>
       </w:pPr>
@@ -527,7 +736,7 @@
         <w:rPr>
           <w:b w:val="0"/>
         </w:rPr>
-        <w:t>Use the supplied scenario, student illustrations and blank paper. For numeric work, offer counters or a calculator after learners show the setup. Fictional records are supplied; personal data and paid accounts are unnecessary.</w:t>
+        <w:t>Allow 80 minutes: recall 8; explanation 12; worked demonstration 15; guided practice 20; independent assessment 15; project and reflection 10. Extend the lab into a second session when needed.</w:t>
       </w:r>
     </w:p>
     <w:p>
@@ -535,32 +744,55 @@
         <w:pStyle w:val="Heading3"/>
       </w:pPr>
       <w:r>
-        <w:t>Alternative compact allocation</w:t>
-      </w:r>
-    </w:p>
-    <w:p>
-      <w:r>
-        <w:t>This compact option is not the full-week schedule. Use the main teaching cycle and allow extra sessions for the investigation, independent work and project.</w:t>
+        <w:t>Preparation for the connected explanation</w:t>
+      </w:r>
+    </w:p>
+    <w:p>
+      <w:pPr>
+        <w:pStyle w:val="Heading3"/>
+      </w:pPr>
+      <w:r>
+        <w:t>Readiness answer</w:t>
+      </w:r>
+    </w:p>
+    <w:p>
+      <w:pPr>
+        <w:pStyle w:val="Heading3"/>
+      </w:pPr>
+      <w:r>
+        <w:t>End goal for the pictorial case</w:t>
       </w:r>
     </w:p>
     <w:p>
       <w:pPr>
         <w:spacing w:line="336" w:lineRule="auto" w:after="180"/>
-        <w:shd w:fill="F1F6F8"/>
-      </w:pPr>
-      <w:r>
-        <w:rPr>
-          <w:b w:val="0"/>
-        </w:rPr>
-        <w:t>Allow 80 minutes: recall 8; explanation 12; worked demonstration 15; guided practice 20; independent assessment 15; project and reflection 10. Extend the lab into a second session when needed.</w:t>
-      </w:r>
-    </w:p>
-    <w:p>
-      <w:pPr>
-        <w:pStyle w:val="Heading3"/>
-      </w:pPr>
-      <w:r>
-        <w:t>Preparation for the connected explanation</w:t>
+      </w:pPr>
+      <w:r>
+        <w:rPr>
+          <w:b w:val="0"/>
+        </w:rPr>
+        <w:t>This added worked case illustrates the week’s main idea. Retain all original and connected topics; schedule its practice within the teaching cycle.</w:t>
+      </w:r>
+    </w:p>
+    <w:p>
+      <w:pPr>
+        <w:pStyle w:val="Heading1"/>
+      </w:pPr>
+      <w:r>
+        <w:t>02. Teach the path and the information it loses</w:t>
+      </w:r>
+    </w:p>
+    <w:p>
+      <w:r>
+        <w:t>Keep the kiosk, book records and pencil boxes attached to the same question: what does this record support?</w:t>
+      </w:r>
+    </w:p>
+    <w:p>
+      <w:pPr>
+        <w:pStyle w:val="Heading2"/>
+      </w:pPr>
+      <w:r>
+        <w:t>Begin with Sam’s kiosk</w:t>
       </w:r>
     </w:p>
     <w:p>
@@ -571,7 +803,29 @@
         <w:rPr>
           <w:b w:val="0"/>
         </w:rPr>
-        <w:t xml:space="preserve">Teach </w:t>
+        <w:t>A library kiosk asks Sam for a genre. Sam selects mystery. The kiosk compares that preference with catalogue tags and displays three book titles. Sam says the kiosk has read three books aloud.</w:t>
+      </w:r>
+    </w:p>
+    <w:p>
+      <w:pPr>
+        <w:spacing w:line="336" w:lineRule="auto" w:after="180"/>
+      </w:pPr>
+      <w:r>
+        <w:rPr>
+          <w:b w:val="0"/>
+        </w:rPr>
+        <w:t>That conclusion adds an action that the description never supplied: displaying a title is different from producing spoken audio.</w:t>
+      </w:r>
+    </w:p>
+    <w:p>
+      <w:pPr>
+        <w:spacing w:line="336" w:lineRule="auto" w:after="180"/>
+      </w:pPr>
+      <w:r>
+        <w:rPr>
+          <w:b w:val="0"/>
+        </w:rPr>
+        <w:t xml:space="preserve">An information path names what enters each stage, what happens there and what leaves it. Treat </w:t>
       </w:r>
       <w:r>
         <w:rPr>
@@ -595,19 +849,384 @@
         <w:rPr>
           <w:b w:val="0"/>
         </w:rPr>
-        <w:t xml:space="preserve"> as relative to a stage. Avoid claiming that </w:t>
+        <w:t xml:space="preserve"> as roles relative to a stage.</w:t>
+      </w:r>
+    </w:p>
+    <w:p>
+      <w:pPr>
+        <w:spacing w:line="336" w:lineRule="auto" w:after="180"/>
+      </w:pPr>
+      <w:r>
+        <w:rPr>
+          <w:b w:val="0"/>
+        </w:rPr>
+        <w:t xml:space="preserve">A list of titles is the </w:t>
       </w:r>
       <w:r>
         <w:rPr>
           <w:b/>
         </w:rPr>
+        <w:t>output</w:t>
+      </w:r>
+      <w:r>
+        <w:rPr>
+          <w:b w:val="0"/>
+        </w:rPr>
+        <w:t xml:space="preserve"> of the search, but it could become the </w:t>
+      </w:r>
+      <w:r>
+        <w:rPr>
+          <w:b/>
+        </w:rPr>
+        <w:t>input</w:t>
+      </w:r>
+      <w:r>
+        <w:rPr>
+          <w:b w:val="0"/>
+        </w:rPr>
+        <w:t xml:space="preserve"> to a separate text-to-speech stage. A component can therefore receive the </w:t>
+      </w:r>
+      <w:r>
+        <w:rPr>
+          <w:b/>
+        </w:rPr>
+        <w:t>output</w:t>
+      </w:r>
+      <w:r>
+        <w:rPr>
+          <w:b w:val="0"/>
+        </w:rPr>
+        <w:t xml:space="preserve"> of another component without doing the same job.</w:t>
+      </w:r>
+    </w:p>
+    <w:p>
+      <w:pPr>
+        <w:spacing w:line="336" w:lineRule="auto" w:after="180"/>
+      </w:pPr>
+      <w:r>
+        <w:rPr>
+          <w:b w:val="0"/>
+        </w:rPr>
+        <w:t xml:space="preserve">The kiosk's genre-matching operation can be implemented with a </w:t>
+      </w:r>
+      <w:r>
+        <w:rPr>
+          <w:b/>
+        </w:rPr>
+        <w:t>written rule</w:t>
+      </w:r>
+      <w:r>
+        <w:rPr>
+          <w:b w:val="0"/>
+        </w:rPr>
+        <w:t>. Nothing in this description establishes that a model was trained.</w:t>
+      </w:r>
+    </w:p>
+    <w:p>
+      <w:pPr>
+        <w:spacing w:line="336" w:lineRule="auto" w:after="180"/>
+      </w:pPr>
+      <w:r>
+        <w:rPr>
+          <w:b w:val="0"/>
+        </w:rPr>
+        <w:t xml:space="preserve">This connects to Week 1: tracing information tells us what a </w:t>
+      </w:r>
+      <w:r>
+        <w:rPr>
+          <w:b/>
+        </w:rPr>
+        <w:t>process</w:t>
+      </w:r>
+      <w:r>
+        <w:rPr>
+          <w:b w:val="0"/>
+        </w:rPr>
+        <w:t xml:space="preserve"> needs to do, while </w:t>
+      </w:r>
+      <w:r>
+        <w:rPr>
+          <w:b/>
+        </w:rPr>
+        <w:t>mechanism</w:t>
+      </w:r>
+      <w:r>
+        <w:rPr>
+          <w:b w:val="0"/>
+        </w:rPr>
+        <w:t xml:space="preserve"> </w:t>
+      </w:r>
+      <w:r>
+        <w:rPr>
+          <w:b/>
+        </w:rPr>
+        <w:t>evidence</w:t>
+      </w:r>
+      <w:r>
+        <w:rPr>
+          <w:b w:val="0"/>
+        </w:rPr>
+        <w:t xml:space="preserve"> tells us how it does it.</w:t>
+      </w:r>
+    </w:p>
+    <w:p>
+      <w:pPr>
+        <w:pStyle w:val="Heading2"/>
+      </w:pPr>
+      <w:r>
+        <w:t>Separate titles, speech and borrowing</w:t>
+      </w:r>
+    </w:p>
+    <w:p>
+      <w:pPr>
+        <w:spacing w:line="336" w:lineRule="auto" w:after="180"/>
+      </w:pPr>
+      <w:r>
+        <w:rPr>
+          <w:b w:val="0"/>
+        </w:rPr>
+        <w:t>Notice the difference between a title, a description and an entire book. All three can be text, but they represent different amounts of information.</w:t>
+      </w:r>
+    </w:p>
+    <w:p>
+      <w:pPr>
+        <w:spacing w:line="336" w:lineRule="auto" w:after="180"/>
+      </w:pPr>
+      <w:r>
+        <w:rPr>
+          <w:b w:val="0"/>
+        </w:rPr>
+        <w:t xml:space="preserve">Even a speech stage receiving three titles can speak only those supplied titles; it has not thereby read the full books. Always identify the content of an </w:t>
+      </w:r>
+      <w:r>
+        <w:rPr>
+          <w:b/>
+        </w:rPr>
+        <w:t>input</w:t>
+      </w:r>
+      <w:r>
+        <w:rPr>
+          <w:b w:val="0"/>
+        </w:rPr>
+        <w:t>, not just its data type.</w:t>
+      </w:r>
+    </w:p>
+    <w:p>
+      <w:pPr>
+        <w:spacing w:line="336" w:lineRule="auto" w:after="180"/>
+      </w:pPr>
+      <w:r>
+        <w:rPr>
+          <w:b w:val="0"/>
+        </w:rPr>
+        <w:t>A recommendation is also different from a loan. Selecting a title does not reserve a copy unless an authorised reservation step exists.</w:t>
+      </w:r>
+    </w:p>
+    <w:p>
+      <w:pPr>
+        <w:spacing w:line="336" w:lineRule="auto" w:after="180"/>
+      </w:pPr>
+      <w:r>
+        <w:rPr>
+          <w:b w:val="0"/>
+        </w:rPr>
+        <w:t>Keeping these distinctions clear prevents us from crediting a system with actions it did not take.</w:t>
+      </w:r>
+    </w:p>
+    <w:p>
+      <w:pPr>
+        <w:pStyle w:val="Heading2"/>
+      </w:pPr>
+      <w:r>
+        <w:t>Choose a representation for a question</w:t>
+      </w:r>
+    </w:p>
+    <w:p>
+      <w:pPr>
+        <w:spacing w:line="336" w:lineRule="auto" w:after="180"/>
+      </w:pPr>
+      <w:r>
+        <w:rPr>
+          <w:b w:val="0"/>
+        </w:rPr>
+        <w:t>Consider two catalogue records. Book A has 90 pages and is about a child solving a seaside mystery. Book B has 90 pages and is about a lost spaceship. If we keep only page count, both become the number 90.</w:t>
+      </w:r>
+    </w:p>
+    <w:p>
+      <w:pPr>
+        <w:spacing w:line="336" w:lineRule="auto" w:after="180"/>
+      </w:pPr>
+      <w:r>
+        <w:rPr>
+          <w:b w:val="0"/>
+        </w:rPr>
+        <w:t>The number is useful for a length limit, but it cannot tell us which story is a mystery. Information that was never retained cannot be recovered just by calculating harder.</w:t>
+      </w:r>
+    </w:p>
+    <w:tbl>
+      <w:tblPr>
+        <w:tblStyle w:val="LightShading-Accent1"/>
+        <w:tblW w:type="auto" w:w="0"/>
+        <w:tblLook w:firstColumn="1" w:firstRow="1" w:lastColumn="0" w:lastRow="0" w:noHBand="0" w:noVBand="1" w:val="04A0"/>
+      </w:tblPr>
+      <w:tblGrid>
+        <w:gridCol w:w="3408"/>
+        <w:gridCol w:w="3408"/>
+        <w:gridCol w:w="3408"/>
+      </w:tblGrid>
+      <w:tr>
+        <w:trPr>
+          <w:tblHeader/>
+        </w:trPr>
+        <w:tc>
+          <w:tcPr>
+            <w:tcW w:type="dxa" w:w="3408"/>
+          </w:tcPr>
+          <w:p>
+            <w:r>
+              <w:t>Representation kept</w:t>
+            </w:r>
+          </w:p>
+        </w:tc>
+        <w:tc>
+          <w:tcPr>
+            <w:tcW w:type="dxa" w:w="3408"/>
+          </w:tcPr>
+          <w:p>
+            <w:r>
+              <w:t>Question it can help answer</w:t>
+            </w:r>
+          </w:p>
+        </w:tc>
+        <w:tc>
+          <w:tcPr>
+            <w:tcW w:type="dxa" w:w="3408"/>
+          </w:tcPr>
+          <w:p>
+            <w:r>
+              <w:t>Question it cannot settle alone</w:t>
+            </w:r>
+          </w:p>
+        </w:tc>
+      </w:tr>
+      <w:tr>
+        <w:tc>
+          <w:tcPr>
+            <w:tcW w:type="dxa" w:w="3408"/>
+          </w:tcPr>
+          <w:p>
+            <w:r>
+              <w:t>Page count 90</w:t>
+            </w:r>
+          </w:p>
+        </w:tc>
+        <w:tc>
+          <w:tcPr>
+            <w:tcW w:type="dxa" w:w="3408"/>
+          </w:tcPr>
+          <w:p>
+            <w:r>
+              <w:t>Is the book under 100 pages?</w:t>
+            </w:r>
+          </w:p>
+        </w:tc>
+        <w:tc>
+          <w:tcPr>
+            <w:tcW w:type="dxa" w:w="3408"/>
+          </w:tcPr>
+          <w:p>
+            <w:r>
+              <w:t>Is its story a mystery?</w:t>
+            </w:r>
+          </w:p>
+        </w:tc>
+      </w:tr>
+      <w:tr>
+        <w:tc>
+          <w:tcPr>
+            <w:tcW w:type="dxa" w:w="3408"/>
+          </w:tcPr>
+          <w:p>
+            <w:r>
+              <w:t>Genre tag mystery</w:t>
+            </w:r>
+          </w:p>
+        </w:tc>
+        <w:tc>
+          <w:tcPr>
+            <w:tcW w:type="dxa" w:w="3408"/>
+          </w:tcPr>
+          <w:p>
+            <w:r>
+              <w:t>Does it match a mystery request?</w:t>
+            </w:r>
+          </w:p>
+        </w:tc>
+        <w:tc>
+          <w:tcPr>
+            <w:tcW w:type="dxa" w:w="3408"/>
+          </w:tcPr>
+          <w:p>
+            <w:r>
+              <w:t>Will this particular reader enjoy it?</w:t>
+            </w:r>
+          </w:p>
+        </w:tc>
+      </w:tr>
+      <w:tr>
+        <w:tc>
+          <w:tcPr>
+            <w:tcW w:type="dxa" w:w="3408"/>
+          </w:tcPr>
+          <w:p>
+            <w:r>
+              <w:t>Short summary</w:t>
+            </w:r>
+          </w:p>
+        </w:tc>
+        <w:tc>
+          <w:tcPr>
+            <w:tcW w:type="dxa" w:w="3408"/>
+          </w:tcPr>
+          <w:p>
+            <w:r>
+              <w:t>What does the description say happens?</w:t>
+            </w:r>
+          </w:p>
+        </w:tc>
+        <w:tc>
+          <w:tcPr>
+            <w:tcW w:type="dxa" w:w="3408"/>
+          </w:tcPr>
+          <w:p>
+            <w:r>
+              <w:t>What exact sentence occurs on page 42?</w:t>
+            </w:r>
+          </w:p>
+        </w:tc>
+      </w:tr>
+    </w:tbl>
+    <w:p>
+      <w:pPr>
+        <w:spacing w:line="336" w:lineRule="auto" w:after="180"/>
+      </w:pPr>
+      <w:r>
+        <w:rPr>
+          <w:b w:val="0"/>
+        </w:rPr>
+        <w:t xml:space="preserve">The phrase cannot settle alone matters. A genre tag might be inaccurate, and a reader might enjoy an unfamiliar genre. A </w:t>
+      </w:r>
+      <w:r>
+        <w:rPr>
+          <w:b/>
+        </w:rPr>
         <w:t>representation</w:t>
       </w:r>
       <w:r>
         <w:rPr>
           <w:b w:val="0"/>
         </w:rPr>
-        <w:t>s are inherently truthful or complete.</w:t>
+        <w:t xml:space="preserve"> is useful only in relation to a question and its limits.</w:t>
       </w:r>
     </w:p>
     <w:p>
@@ -618,19 +1237,132 @@
         <w:rPr>
           <w:b w:val="0"/>
         </w:rPr>
-        <w:t xml:space="preserve">This lesson introduces </w:t>
+        <w:t>More detail is not automatically better: unnecessary personal information can add risk without helping the task.</w:t>
+      </w:r>
+    </w:p>
+    <w:p>
+      <w:pPr>
+        <w:pStyle w:val="Heading2"/>
+      </w:pPr>
+      <w:r>
+        <w:t>Use the pencil-box counterexample</w:t>
+      </w:r>
+    </w:p>
+    <w:p>
+      <w:pPr>
+        <w:spacing w:line="336" w:lineRule="auto" w:after="180"/>
+      </w:pPr>
+      <w:r>
+        <w:rPr>
+          <w:b w:val="0"/>
+        </w:rPr>
+        <w:t>A fictional classroom cupboard records coloured pencils, then reports just a total.</w:t>
+      </w:r>
+    </w:p>
+    <w:p>
+      <w:pPr>
+        <w:spacing w:line="336" w:lineRule="auto" w:after="180"/>
+      </w:pPr>
+      <w:r>
+        <w:rPr>
+          <w:b w:val="0"/>
+        </w:rPr>
+        <w:t>Box A has 2 red and 4 blue pencils. Box B has 5 red and 1 blue.</w:t>
+      </w:r>
+    </w:p>
+    <w:p>
+      <w:pPr>
+        <w:spacing w:line="336" w:lineRule="auto" w:after="180"/>
+      </w:pPr>
+      <w:r>
+        <w:rPr>
+          <w:b w:val="0"/>
+        </w:rPr>
+        <w:t xml:space="preserve">The </w:t>
       </w:r>
       <w:r>
         <w:rPr>
           <w:b/>
         </w:rPr>
-        <w:t>information loss</w:t>
-      </w:r>
-      <w:r>
-        <w:rPr>
-          <w:b w:val="0"/>
-        </w:rPr>
-        <w:t xml:space="preserve"> through counterexamples, without requiring formal information theory.</w:t>
+        <w:t>process</w:t>
+      </w:r>
+      <w:r>
+        <w:rPr>
+          <w:b w:val="0"/>
+        </w:rPr>
+        <w:t xml:space="preserve"> adds colour counts and stores only the total, not the two counts.</w:t>
+      </w:r>
+    </w:p>
+    <w:p>
+      <w:r>
+        <w:drawing>
+          <wp:inline xmlns:a="http://schemas.openxmlformats.org/drawingml/2006/main" xmlns:pic="http://schemas.openxmlformats.org/drawingml/2006/picture">
+            <wp:extent cx="5486400" cy="3014472"/>
+            <wp:docPr id="1" name="Picture 1" descr="Box A: 2 red pencils and 4 blue, total 6. Box B: 5 red pencils and 1 blue, total 6. The equal totals do not preserve the colour counts."/>
+            <wp:cNvGraphicFramePr>
+              <a:graphicFrameLocks noChangeAspect="1"/>
+            </wp:cNvGraphicFramePr>
+            <a:graphic>
+              <a:graphicData uri="http://schemas.openxmlformats.org/drawingml/2006/picture">
+                <pic:pic>
+                  <pic:nvPicPr>
+                    <pic:cNvPr id="0" name="academy-story-ai-1-2-03.png"/>
+                    <pic:cNvPicPr/>
+                  </pic:nvPicPr>
+                  <pic:blipFill>
+                    <a:blip r:embed="rId9"/>
+                    <a:stretch>
+                      <a:fillRect/>
+                    </a:stretch>
+                  </pic:blipFill>
+                  <pic:spPr>
+                    <a:xfrm>
+                      <a:off x="0" y="0"/>
+                      <a:ext cx="5486400" cy="3014472"/>
+                    </a:xfrm>
+                    <a:prstGeom prst="rect"/>
+                  </pic:spPr>
+                </pic:pic>
+              </a:graphicData>
+            </a:graphic>
+          </wp:inline>
+        </w:drawing>
+      </w:r>
+    </w:p>
+    <w:p>
+      <w:r>
+        <w:drawing>
+          <wp:inline xmlns:a="http://schemas.openxmlformats.org/drawingml/2006/main" xmlns:pic="http://schemas.openxmlformats.org/drawingml/2006/picture">
+            <wp:extent cx="5486400" cy="4005072"/>
+            <wp:docPr id="2" name="Picture 2" descr="Read colours: A: red 2, blue 4. B: red 5, blue 1. → Add counts: A: 2+4=6. B: 5+1=6. → Store total: Both records become total 6. → Ask a new question: The saved totals cannot tell which box has more red pencils."/>
+            <wp:cNvGraphicFramePr>
+              <a:graphicFrameLocks noChangeAspect="1"/>
+            </wp:cNvGraphicFramePr>
+            <a:graphic>
+              <a:graphicData uri="http://schemas.openxmlformats.org/drawingml/2006/picture">
+                <pic:pic>
+                  <pic:nvPicPr>
+                    <pic:cNvPr id="0" name="academy-story-ai-1-2-02.png"/>
+                    <pic:cNvPicPr/>
+                  </pic:nvPicPr>
+                  <pic:blipFill>
+                    <a:blip r:embed="rId10"/>
+                    <a:stretch>
+                      <a:fillRect/>
+                    </a:stretch>
+                  </pic:blipFill>
+                  <pic:spPr>
+                    <a:xfrm>
+                      <a:off x="0" y="0"/>
+                      <a:ext cx="5486400" cy="4005072"/>
+                    </a:xfrm>
+                    <a:prstGeom prst="rect"/>
+                  </pic:spPr>
+                </pic:pic>
+              </a:graphicData>
+            </a:graphic>
+          </wp:inline>
+        </w:drawing>
       </w:r>
     </w:p>
     <w:p>
@@ -641,15 +1373,31 @@
         <w:rPr>
           <w:b w:val="0"/>
         </w:rPr>
-        <w:t>The two-originals method is the important reasoning move: if two source records map to one stored result but imply different answers, the stored result cannot decide that question alone.</w:t>
-      </w:r>
-    </w:p>
-    <w:p>
-      <w:pPr>
-        <w:pStyle w:val="Heading3"/>
-      </w:pPr>
-      <w:r>
-        <w:t>Readiness answer</w:t>
+        <w:t xml:space="preserve">Adding preserves the number of pencils but discards how that number was divided between colours. Both distinct </w:t>
+      </w:r>
+      <w:r>
+        <w:rPr>
+          <w:b/>
+        </w:rPr>
+        <w:t>input</w:t>
+      </w:r>
+      <w:r>
+        <w:rPr>
+          <w:b w:val="0"/>
+        </w:rPr>
+        <w:t xml:space="preserve">s lead to the same stored </w:t>
+      </w:r>
+      <w:r>
+        <w:rPr>
+          <w:b/>
+        </w:rPr>
+        <w:t>output</w:t>
+      </w:r>
+      <w:r>
+        <w:rPr>
+          <w:b w:val="0"/>
+        </w:rPr>
+        <w:t>.</w:t>
       </w:r>
     </w:p>
     <w:p>
@@ -660,7 +1408,47 @@
         <w:rPr>
           <w:b w:val="0"/>
         </w:rPr>
-        <w:t>The fitted model produced the delay estimate; the written greater-than-10 rule selected the colour. A caretaker or driver decision is a separate action.</w:t>
+        <w:t>Working backwards from 6 therefore has several possible answers; it is not an instruction to divide equally.</w:t>
+      </w:r>
+    </w:p>
+    <w:p>
+      <w:pPr>
+        <w:pStyle w:val="Heading2"/>
+      </w:pPr>
+      <w:r>
+        <w:t>Store one more field</w:t>
+      </w:r>
+    </w:p>
+    <w:p>
+      <w:pPr>
+        <w:pStyle w:val="ListNumber"/>
+      </w:pPr>
+      <w:r>
+        <w:t>Change: Store red count alongside total.</w:t>
+      </w:r>
+    </w:p>
+    <w:p>
+      <w:pPr>
+        <w:pStyle w:val="ListNumber"/>
+      </w:pPr>
+      <w:r>
+        <w:t>Prediction: The records become (6,2) and (6,5).</w:t>
+      </w:r>
+    </w:p>
+    <w:p>
+      <w:pPr>
+        <w:pStyle w:val="ListNumber"/>
+      </w:pPr>
+      <w:r>
+        <w:t>Reason: Blue count can now be recovered by total minus red, assuming these are the only colours.</w:t>
+      </w:r>
+    </w:p>
+    <w:p>
+      <w:pPr>
+        <w:pStyle w:val="Heading2"/>
+      </w:pPr>
+      <w:r>
+        <w:t>Keep the two-colour assumption</w:t>
       </w:r>
     </w:p>
     <w:p>
@@ -671,7 +1459,15 @@
         <w:rPr>
           <w:b w:val="0"/>
         </w:rPr>
-        <w:t>Catalogue records A science 80, B science 150 and C mystery 90 written on cards</w:t>
+        <w:t>The two-colour assumption matters. Extra colours would prevent inferring blue from total and red alone.</w:t>
+      </w:r>
+    </w:p>
+    <w:p>
+      <w:pPr>
+        <w:pStyle w:val="Heading2"/>
+      </w:pPr>
+      <w:r>
+        <w:t>Use the picture deliberately</w:t>
       </w:r>
     </w:p>
     <w:p>
@@ -682,7 +1478,7 @@
         <w:rPr>
           <w:b w:val="0"/>
         </w:rPr>
-        <w:t>The information-path diagram and blank arrow diagrams</w:t>
+        <w:t>Use the diagram and verbal explanation together. Ask learners to match a sentence to a specific visual step; do not assign learners fixed visual or auditory learning styles.</w:t>
       </w:r>
     </w:p>
     <w:p>
@@ -693,15 +1489,31 @@
         <w:rPr>
           <w:b w:val="0"/>
         </w:rPr>
-        <w:t>Paper for two four-number lists; no devices or accounts are needed</w:t>
-      </w:r>
-    </w:p>
-    <w:p>
-      <w:pPr>
-        <w:pStyle w:val="Heading3"/>
-      </w:pPr>
-      <w:r>
-        <w:t>End goal for the pictorial case</w:t>
+        <w:t xml:space="preserve">Cover the result. Ask learners to name the </w:t>
+      </w:r>
+      <w:r>
+        <w:rPr>
+          <w:b/>
+        </w:rPr>
+        <w:t>input</w:t>
+      </w:r>
+      <w:r>
+        <w:rPr>
+          <w:b w:val="0"/>
+        </w:rPr>
+        <w:t xml:space="preserve">s and predict the next step. Uncover one step, connect the icon to the actual procedure, and explain its </w:t>
+      </w:r>
+      <w:r>
+        <w:rPr>
+          <w:b/>
+        </w:rPr>
+        <w:t>evidence</w:t>
+      </w:r>
+      <w:r>
+        <w:rPr>
+          <w:b w:val="0"/>
+        </w:rPr>
+        <w:t>. Then change the supplied condition and compare.</w:t>
       </w:r>
     </w:p>
     <w:p>
@@ -712,19 +1524,27 @@
         <w:rPr>
           <w:b w:val="0"/>
         </w:rPr>
-        <w:t xml:space="preserve">By the end, I can </w:t>
+        <w:t xml:space="preserve">The picture is a </w:t>
       </w:r>
       <w:r>
         <w:rPr>
           <w:b/>
         </w:rPr>
-        <w:t>trace</w:t>
-      </w:r>
-      <w:r>
-        <w:rPr>
-          <w:b w:val="0"/>
-        </w:rPr>
-        <w:t xml:space="preserve"> an information path and name what a summary loses.</w:t>
+        <w:t>representation</w:t>
+      </w:r>
+      <w:r>
+        <w:rPr>
+          <w:b w:val="0"/>
+        </w:rPr>
+        <w:t>; it does not document execution of a real AI model.</w:t>
+      </w:r>
+    </w:p>
+    <w:p>
+      <w:pPr>
+        <w:pStyle w:val="Heading2"/>
+      </w:pPr>
+      <w:r>
+        <w:t>Earlier wording, alternative practice and picture transcripts · reference / check after trying</w:t>
       </w:r>
     </w:p>
     <w:p>
@@ -735,20 +1555,7 @@
         <w:rPr>
           <w:b w:val="0"/>
         </w:rPr>
-        <w:t>This added worked case illustrates the week’s main idea. Retain all original and connected topics; schedule its practice within the teaching cycle.</w:t>
-      </w:r>
-    </w:p>
-    <w:p>
-      <w:pPr>
-        <w:pStyle w:val="Heading1"/>
-      </w:pPr>
-      <w:r>
-        <w:t>02. Explain the mechanism</w:t>
-      </w:r>
-    </w:p>
-    <w:p>
-      <w:r>
-        <w:t>Model Input, Process, Output using the supplied case, labelled mechanism and reasoning. Make the scope of each conclusion explicit.</w:t>
+        <w:t>Explain the mechanism</w:t>
       </w:r>
     </w:p>
     <w:p>
@@ -842,22 +1649,368 @@
     </w:p>
     <w:p>
       <w:pPr>
+        <w:spacing w:line="336" w:lineRule="auto" w:after="180"/>
+      </w:pPr>
+      <w:r>
+        <w:rPr>
+          <w:b w:val="0"/>
+        </w:rPr>
+        <w:t>CORE IDEA A system transforms information; it does not simply 'know.'</w:t>
+      </w:r>
+    </w:p>
+    <w:p>
+      <w:pPr>
+        <w:spacing w:line="336" w:lineRule="auto" w:after="180"/>
+      </w:pPr>
+      <w:r>
+        <w:rPr>
+          <w:b w:val="0"/>
+        </w:rPr>
+        <w:t xml:space="preserve">UNDER THE HOOD </w:t>
+      </w:r>
+      <w:r>
+        <w:rPr>
+          <w:b/>
+        </w:rPr>
+        <w:t>Input</w:t>
+      </w:r>
+      <w:r>
+        <w:rPr>
+          <w:b w:val="0"/>
+        </w:rPr>
+        <w:t xml:space="preserve">, </w:t>
+      </w:r>
+      <w:r>
+        <w:rPr>
+          <w:b/>
+        </w:rPr>
+        <w:t>process</w:t>
+      </w:r>
+      <w:r>
+        <w:rPr>
+          <w:b w:val="0"/>
+        </w:rPr>
+        <w:t xml:space="preserve">, and </w:t>
+      </w:r>
+      <w:r>
+        <w:rPr>
+          <w:b/>
+        </w:rPr>
+        <w:t>output</w:t>
+      </w:r>
+      <w:r>
+        <w:rPr>
+          <w:b w:val="0"/>
+        </w:rPr>
+        <w:t xml:space="preserve"> are functional roles. The </w:t>
+      </w:r>
+      <w:r>
+        <w:rPr>
+          <w:b/>
+        </w:rPr>
+        <w:t>process</w:t>
+      </w:r>
+      <w:r>
+        <w:rPr>
+          <w:b w:val="0"/>
+        </w:rPr>
+        <w:t xml:space="preserve"> may contain human choices, fixed rules, calculations, retrieval, or a </w:t>
+      </w:r>
+      <w:r>
+        <w:rPr>
+          <w:b/>
+        </w:rPr>
+        <w:t>learned model</w:t>
+      </w:r>
+      <w:r>
+        <w:rPr>
+          <w:b w:val="0"/>
+        </w:rPr>
+        <w:t>.</w:t>
+      </w:r>
+    </w:p>
+    <w:p>
+      <w:pPr>
+        <w:spacing w:line="336" w:lineRule="auto" w:after="180"/>
+      </w:pPr>
+      <w:r>
+        <w:rPr>
+          <w:b w:val="0"/>
+        </w:rPr>
+        <w:t>Naming the three stages prevents magical explanations of computer behavior.</w:t>
+      </w:r>
+    </w:p>
+    <w:p>
+      <w:pPr>
+        <w:spacing w:line="336" w:lineRule="auto" w:after="180"/>
+      </w:pPr>
+      <w:r>
+        <w:rPr>
+          <w:b w:val="0"/>
+        </w:rPr>
+        <w:t>Draw a fresh example with all three stages:</w:t>
+      </w:r>
+    </w:p>
+    <w:p>
+      <w:pPr>
+        <w:spacing w:line="336" w:lineRule="auto" w:after="180"/>
+      </w:pPr>
+      <w:r>
+        <w:rPr>
+          <w:b w:val="0"/>
+        </w:rPr>
+        <w:t xml:space="preserve">Every step connects a claim to observable </w:t>
+      </w:r>
+      <w:r>
+        <w:rPr>
+          <w:b/>
+        </w:rPr>
+        <w:t>evidence</w:t>
+      </w:r>
+      <w:r>
+        <w:rPr>
+          <w:b w:val="0"/>
+        </w:rPr>
+        <w:t>.</w:t>
+      </w:r>
+    </w:p>
+    <w:p>
+      <w:pPr>
+        <w:spacing w:line="336" w:lineRule="auto" w:after="180"/>
+      </w:pPr>
+      <w:r>
+        <w:rPr>
+          <w:b w:val="0"/>
+        </w:rPr>
+        <w:t xml:space="preserve">CASE A music helper receives listening choices, compares them with a ranking </w:t>
+      </w:r>
+      <w:r>
+        <w:rPr>
+          <w:b/>
+        </w:rPr>
+        <w:t>process</w:t>
+      </w:r>
+      <w:r>
+        <w:rPr>
+          <w:b w:val="0"/>
+        </w:rPr>
+        <w:t>, and suggests a song. The suggestion appears only after information has moved through the system.</w:t>
+      </w:r>
+    </w:p>
+    <w:p>
+      <w:pPr>
+        <w:spacing w:line="336" w:lineRule="auto" w:after="180"/>
+      </w:pPr>
+      <w:r>
+        <w:rPr>
+          <w:b w:val="0"/>
+        </w:rPr>
+        <w:t>STEP 1 — OBSERVE songs played, liked, or skipped</w:t>
+      </w:r>
+    </w:p>
+    <w:p>
+      <w:pPr>
+        <w:spacing w:line="336" w:lineRule="auto" w:after="180"/>
+      </w:pPr>
+      <w:r>
+        <w:rPr>
+          <w:b w:val="0"/>
+        </w:rPr>
+        <w:t xml:space="preserve">STEP 2 — </w:t>
+      </w:r>
+      <w:r>
+        <w:rPr>
+          <w:b/>
+        </w:rPr>
+        <w:t>TRACE</w:t>
+      </w:r>
+      <w:r>
+        <w:rPr>
+          <w:b w:val="0"/>
+        </w:rPr>
+        <w:t xml:space="preserve"> compare clues and rank possible songs</w:t>
+      </w:r>
+    </w:p>
+    <w:p>
+      <w:pPr>
+        <w:spacing w:line="336" w:lineRule="auto" w:after="180"/>
+      </w:pPr>
+      <w:r>
+        <w:rPr>
+          <w:b w:val="0"/>
+        </w:rPr>
+        <w:t>STEP 3 — CONCLUDE a suggested song or a not-sure result</w:t>
+      </w:r>
+    </w:p>
+    <w:p>
+      <w:pPr>
+        <w:spacing w:line="336" w:lineRule="auto" w:after="180"/>
+      </w:pPr>
+      <w:r>
+        <w:rPr>
+          <w:b w:val="0"/>
+        </w:rPr>
+        <w:t xml:space="preserve">MODEL REASONING Start with what enters, name the actual transformation rather than saying the system thinks, and identify the result. If the </w:t>
+      </w:r>
+      <w:r>
+        <w:rPr>
+          <w:b/>
+        </w:rPr>
+        <w:t>process</w:t>
+      </w:r>
+      <w:r>
+        <w:rPr>
+          <w:b w:val="0"/>
+        </w:rPr>
+        <w:t xml:space="preserve"> is unknown, state what </w:t>
+      </w:r>
+      <w:r>
+        <w:rPr>
+          <w:b/>
+        </w:rPr>
+        <w:t>evidence</w:t>
+      </w:r>
+      <w:r>
+        <w:rPr>
+          <w:b w:val="0"/>
+        </w:rPr>
+        <w:t xml:space="preserve"> is missing instead of inventing a </w:t>
+      </w:r>
+      <w:r>
+        <w:rPr>
+          <w:b/>
+        </w:rPr>
+        <w:t>mechanism</w:t>
+      </w:r>
+      <w:r>
+        <w:rPr>
+          <w:b w:val="0"/>
+        </w:rPr>
+        <w:t>.</w:t>
+      </w:r>
+    </w:p>
+    <w:p>
+      <w:pPr>
+        <w:spacing w:line="336" w:lineRule="auto" w:after="180"/>
+      </w:pPr>
+      <w:r>
+        <w:rPr>
+          <w:b w:val="0"/>
+        </w:rPr>
+        <w:t xml:space="preserve">DO NOT OVERCLAIM The </w:t>
+      </w:r>
+      <w:r>
+        <w:rPr>
+          <w:b/>
+        </w:rPr>
+        <w:t>output</w:t>
+      </w:r>
+      <w:r>
+        <w:rPr>
+          <w:b w:val="0"/>
+        </w:rPr>
+        <w:t xml:space="preserve"> is not proof that the system understood the </w:t>
+      </w:r>
+      <w:r>
+        <w:rPr>
+          <w:b/>
+        </w:rPr>
+        <w:t>input</w:t>
+      </w:r>
+      <w:r>
+        <w:rPr>
+          <w:b w:val="0"/>
+        </w:rPr>
+        <w:t xml:space="preserve"> as a person would.</w:t>
+      </w:r>
+    </w:p>
+    <w:p>
+      <w:pPr>
+        <w:spacing w:line="336" w:lineRule="auto" w:after="180"/>
+      </w:pPr>
+      <w:r>
+        <w:rPr>
+          <w:b w:val="0"/>
+        </w:rPr>
+        <w:t xml:space="preserve">What new </w:t>
+      </w:r>
+      <w:r>
+        <w:rPr>
+          <w:b/>
+        </w:rPr>
+        <w:t>evidence</w:t>
+      </w:r>
+      <w:r>
+        <w:rPr>
+          <w:b w:val="0"/>
+        </w:rPr>
+        <w:t xml:space="preserve"> could change this answer?</w:t>
+      </w:r>
+    </w:p>
+    <w:p>
+      <w:pPr>
         <w:pStyle w:val="Heading3"/>
       </w:pPr>
       <w:r>
-        <w:t>Key idea</w:t>
+        <w:t>Concrete teaching case</w:t>
       </w:r>
     </w:p>
     <w:p>
       <w:pPr>
         <w:spacing w:line="336" w:lineRule="auto" w:after="180"/>
-        <w:shd w:fill="EDF7F3"/>
-      </w:pPr>
-      <w:r>
-        <w:rPr>
-          <w:b w:val="0"/>
-        </w:rPr>
-        <w:t>CORE IDEA A system transforms information; it does not simply 'know.'</w:t>
+      </w:pPr>
+      <w:r>
+        <w:rPr>
+          <w:b w:val="0"/>
+        </w:rPr>
+        <w:t>A playlist helper receives a mood, matches song tags and displays three titles.</w:t>
+      </w:r>
+    </w:p>
+    <w:p>
+      <w:pPr>
+        <w:spacing w:line="336" w:lineRule="auto" w:after="180"/>
+      </w:pPr>
+      <w:r>
+        <w:rPr>
+          <w:b w:val="0"/>
+        </w:rPr>
+        <w:t xml:space="preserve">Name </w:t>
+      </w:r>
+      <w:r>
+        <w:rPr>
+          <w:b/>
+        </w:rPr>
+        <w:t>input</w:t>
+      </w:r>
+      <w:r>
+        <w:rPr>
+          <w:b w:val="0"/>
+        </w:rPr>
+        <w:t xml:space="preserve">, </w:t>
+      </w:r>
+      <w:r>
+        <w:rPr>
+          <w:b/>
+        </w:rPr>
+        <w:t>process</w:t>
+      </w:r>
+      <w:r>
+        <w:rPr>
+          <w:b w:val="0"/>
+        </w:rPr>
+        <w:t xml:space="preserve"> and </w:t>
+      </w:r>
+      <w:r>
+        <w:rPr>
+          <w:b/>
+        </w:rPr>
+        <w:t>output</w:t>
+      </w:r>
+      <w:r>
+        <w:rPr>
+          <w:b w:val="0"/>
+        </w:rPr>
+        <w:t>. Is displaying titles the same as playing audio?</w:t>
       </w:r>
     </w:p>
     <w:p>
@@ -865,20 +2018,13 @@
         <w:pStyle w:val="Heading3"/>
       </w:pPr>
       <w:r>
-        <w:t>How the mechanism works</w:t>
+        <w:t>Exact explanation to model</w:t>
       </w:r>
     </w:p>
     <w:p>
       <w:pPr>
         <w:spacing w:line="336" w:lineRule="auto" w:after="180"/>
-        <w:shd w:fill="F1F6F8"/>
-      </w:pPr>
-      <w:r>
-        <w:rPr>
-          <w:b w:val="0"/>
-        </w:rPr>
-        <w:t xml:space="preserve">UNDER THE HOOD </w:t>
-      </w:r>
+      </w:pPr>
       <w:r>
         <w:rPr>
           <w:b/>
@@ -889,7 +2035,7 @@
         <w:rPr>
           <w:b w:val="0"/>
         </w:rPr>
-        <w:t xml:space="preserve">, </w:t>
+        <w:t xml:space="preserve"> is mood; </w:t>
       </w:r>
       <w:r>
         <w:rPr>
@@ -901,7 +2047,7 @@
         <w:rPr>
           <w:b w:val="0"/>
         </w:rPr>
-        <w:t xml:space="preserve">, and </w:t>
+        <w:t xml:space="preserve"> is tag matching; </w:t>
       </w:r>
       <w:r>
         <w:rPr>
@@ -913,77 +2059,7 @@
         <w:rPr>
           <w:b w:val="0"/>
         </w:rPr>
-        <w:t xml:space="preserve"> are functional roles. The </w:t>
-      </w:r>
-      <w:r>
-        <w:rPr>
-          <w:b/>
-        </w:rPr>
-        <w:t>process</w:t>
-      </w:r>
-      <w:r>
-        <w:rPr>
-          <w:b w:val="0"/>
-        </w:rPr>
-        <w:t xml:space="preserve"> may contain human choices, fixed rules, calculations, retrieval, or a </w:t>
-      </w:r>
-      <w:r>
-        <w:rPr>
-          <w:b/>
-        </w:rPr>
-        <w:t>learned model</w:t>
-      </w:r>
-      <w:r>
-        <w:rPr>
-          <w:b w:val="0"/>
-        </w:rPr>
-        <w:t>.</w:t>
-      </w:r>
-    </w:p>
-    <w:p>
-      <w:pPr>
-        <w:spacing w:line="336" w:lineRule="auto" w:after="180"/>
-        <w:shd w:fill="F1F6F8"/>
-      </w:pPr>
-      <w:r>
-        <w:rPr>
-          <w:b w:val="0"/>
-        </w:rPr>
-        <w:t>Naming the three stages prevents magical explanations of computer behavior.</w:t>
-      </w:r>
-    </w:p>
-    <w:p>
-      <w:pPr>
-        <w:spacing w:line="336" w:lineRule="auto" w:after="180"/>
-      </w:pPr>
-      <w:r>
-        <w:rPr>
-          <w:b w:val="0"/>
-        </w:rPr>
-        <w:t>Draw a fresh example with all three stages:</w:t>
-      </w:r>
-    </w:p>
-    <w:p>
-      <w:pPr>
-        <w:spacing w:line="336" w:lineRule="auto" w:after="180"/>
-      </w:pPr>
-      <w:r>
-        <w:rPr>
-          <w:b w:val="0"/>
-        </w:rPr>
-        <w:t xml:space="preserve">Every step connects a claim to observable </w:t>
-      </w:r>
-      <w:r>
-        <w:rPr>
-          <w:b/>
-        </w:rPr>
-        <w:t>evidence</w:t>
-      </w:r>
-      <w:r>
-        <w:rPr>
-          <w:b w:val="0"/>
-        </w:rPr>
-        <w:t>.</w:t>
+        <w:t xml:space="preserve"> is titles. Audio playback is another step. Matching can use fixed rules; the description alone does not establish machine learning.</w:t>
       </w:r>
     </w:p>
     <w:p>
@@ -991,623 +2067,7 @@
         <w:pStyle w:val="Heading3"/>
       </w:pPr>
       <w:r>
-        <w:t>The case to investigate</w:t>
-      </w:r>
-    </w:p>
-    <w:p>
-      <w:pPr>
-        <w:spacing w:line="336" w:lineRule="auto" w:after="180"/>
-        <w:shd w:fill="F1F6FC"/>
-      </w:pPr>
-      <w:r>
-        <w:rPr>
-          <w:b w:val="0"/>
-        </w:rPr>
-        <w:t xml:space="preserve">CASE A music helper receives listening choices, compares them with a ranking </w:t>
-      </w:r>
-      <w:r>
-        <w:rPr>
-          <w:b/>
-        </w:rPr>
-        <w:t>process</w:t>
-      </w:r>
-      <w:r>
-        <w:rPr>
-          <w:b w:val="0"/>
-        </w:rPr>
-        <w:t>, and suggests a song. The suggestion appears only after information has moved through the system.</w:t>
-      </w:r>
-    </w:p>
-    <w:p>
-      <w:pPr>
-        <w:pStyle w:val="Heading3"/>
-      </w:pPr>
-      <w:r>
-        <w:t>Step 1</w:t>
-      </w:r>
-    </w:p>
-    <w:p>
-      <w:pPr>
-        <w:spacing w:line="336" w:lineRule="auto" w:after="180"/>
-        <w:shd w:fill="F4F9FC"/>
-      </w:pPr>
-      <w:r>
-        <w:rPr>
-          <w:b w:val="0"/>
-        </w:rPr>
-        <w:t>STEP 1 — OBSERVE songs played, liked, or skipped</w:t>
-      </w:r>
-    </w:p>
-    <w:p>
-      <w:pPr>
-        <w:pStyle w:val="Heading3"/>
-      </w:pPr>
-      <w:r>
-        <w:t>Step 2</w:t>
-      </w:r>
-    </w:p>
-    <w:p>
-      <w:pPr>
-        <w:spacing w:line="336" w:lineRule="auto" w:after="180"/>
-        <w:shd w:fill="F4F9FC"/>
-      </w:pPr>
-      <w:r>
-        <w:rPr>
-          <w:b w:val="0"/>
-        </w:rPr>
-        <w:t xml:space="preserve">STEP 2 — </w:t>
-      </w:r>
-      <w:r>
-        <w:rPr>
-          <w:b/>
-        </w:rPr>
-        <w:t>TRACE</w:t>
-      </w:r>
-      <w:r>
-        <w:rPr>
-          <w:b w:val="0"/>
-        </w:rPr>
-        <w:t xml:space="preserve"> compare clues and rank possible songs</w:t>
-      </w:r>
-    </w:p>
-    <w:p>
-      <w:pPr>
-        <w:pStyle w:val="Heading3"/>
-      </w:pPr>
-      <w:r>
-        <w:t>Step 3</w:t>
-      </w:r>
-    </w:p>
-    <w:p>
-      <w:pPr>
-        <w:spacing w:line="336" w:lineRule="auto" w:after="180"/>
-        <w:shd w:fill="F4F9FC"/>
-      </w:pPr>
-      <w:r>
-        <w:rPr>
-          <w:b w:val="0"/>
-        </w:rPr>
-        <w:t>STEP 3 — CONCLUDE a suggested song or a not-sure result</w:t>
-      </w:r>
-    </w:p>
-    <w:p>
-      <w:pPr>
-        <w:pStyle w:val="Heading3"/>
-      </w:pPr>
-      <w:r>
-        <w:t>Model answer</w:t>
-      </w:r>
-    </w:p>
-    <w:p>
-      <w:pPr>
-        <w:spacing w:line="336" w:lineRule="auto" w:after="180"/>
-        <w:shd w:fill="F1F6FC"/>
-      </w:pPr>
-      <w:r>
-        <w:rPr>
-          <w:b w:val="0"/>
-        </w:rPr>
-        <w:t xml:space="preserve">MODEL REASONING Start with what enters, name the actual transformation rather than saying the system thinks, and identify the result. If the </w:t>
-      </w:r>
-      <w:r>
-        <w:rPr>
-          <w:b/>
-        </w:rPr>
-        <w:t>process</w:t>
-      </w:r>
-      <w:r>
-        <w:rPr>
-          <w:b w:val="0"/>
-        </w:rPr>
-        <w:t xml:space="preserve"> is unknown, state what </w:t>
-      </w:r>
-      <w:r>
-        <w:rPr>
-          <w:b/>
-        </w:rPr>
-        <w:t>evidence</w:t>
-      </w:r>
-      <w:r>
-        <w:rPr>
-          <w:b w:val="0"/>
-        </w:rPr>
-        <w:t xml:space="preserve"> is missing instead of inventing a </w:t>
-      </w:r>
-      <w:r>
-        <w:rPr>
-          <w:b/>
-        </w:rPr>
-        <w:t>mechanism</w:t>
-      </w:r>
-      <w:r>
-        <w:rPr>
-          <w:b w:val="0"/>
-        </w:rPr>
-        <w:t>.</w:t>
-      </w:r>
-    </w:p>
-    <w:p>
-      <w:pPr>
-        <w:pStyle w:val="Heading3"/>
-      </w:pPr>
-      <w:r>
-        <w:t>A claim to avoid</w:t>
-      </w:r>
-    </w:p>
-    <w:p>
-      <w:pPr>
-        <w:spacing w:line="336" w:lineRule="auto" w:after="180"/>
-        <w:shd w:fill="FFF5E6"/>
-      </w:pPr>
-      <w:r>
-        <w:rPr>
-          <w:b w:val="0"/>
-        </w:rPr>
-        <w:t xml:space="preserve">DO NOT OVERCLAIM The </w:t>
-      </w:r>
-      <w:r>
-        <w:rPr>
-          <w:b/>
-        </w:rPr>
-        <w:t>output</w:t>
-      </w:r>
-      <w:r>
-        <w:rPr>
-          <w:b w:val="0"/>
-        </w:rPr>
-        <w:t xml:space="preserve"> is not proof that the system understood the </w:t>
-      </w:r>
-      <w:r>
-        <w:rPr>
-          <w:b/>
-        </w:rPr>
-        <w:t>input</w:t>
-      </w:r>
-      <w:r>
-        <w:rPr>
-          <w:b w:val="0"/>
-        </w:rPr>
-        <w:t xml:space="preserve"> as a person would.</w:t>
-      </w:r>
-    </w:p>
-    <w:p>
-      <w:pPr>
-        <w:spacing w:line="336" w:lineRule="auto" w:after="180"/>
-        <w:shd w:fill="F5F1FB"/>
-      </w:pPr>
-      <w:r>
-        <w:rPr>
-          <w:b w:val="0"/>
-        </w:rPr>
-        <w:t xml:space="preserve">What new </w:t>
-      </w:r>
-      <w:r>
-        <w:rPr>
-          <w:b/>
-        </w:rPr>
-        <w:t>evidence</w:t>
-      </w:r>
-      <w:r>
-        <w:rPr>
-          <w:b w:val="0"/>
-        </w:rPr>
-        <w:t xml:space="preserve"> could change this answer?</w:t>
-      </w:r>
-    </w:p>
-    <w:p>
-      <w:pPr>
-        <w:pStyle w:val="Heading3"/>
-      </w:pPr>
-      <w:r>
-        <w:t>Concrete teaching case</w:t>
-      </w:r>
-    </w:p>
-    <w:p>
-      <w:pPr>
-        <w:pStyle w:val="Heading3"/>
-      </w:pPr>
-      <w:r>
-        <w:t>The teaching case</w:t>
-      </w:r>
-    </w:p>
-    <w:p>
-      <w:pPr>
-        <w:spacing w:line="336" w:lineRule="auto" w:after="180"/>
-        <w:shd w:fill="F1F6FC"/>
-      </w:pPr>
-      <w:r>
-        <w:rPr>
-          <w:b w:val="0"/>
-        </w:rPr>
-        <w:t>A playlist helper receives a mood, matches song tags and displays three titles.</w:t>
-      </w:r>
-    </w:p>
-    <w:p>
-      <w:pPr>
-        <w:spacing w:line="336" w:lineRule="auto" w:after="180"/>
-        <w:shd w:fill="F5F1FB"/>
-      </w:pPr>
-      <w:r>
-        <w:rPr>
-          <w:b w:val="0"/>
-        </w:rPr>
-        <w:t xml:space="preserve">Name </w:t>
-      </w:r>
-      <w:r>
-        <w:rPr>
-          <w:b/>
-        </w:rPr>
-        <w:t>input</w:t>
-      </w:r>
-      <w:r>
-        <w:rPr>
-          <w:b w:val="0"/>
-        </w:rPr>
-        <w:t xml:space="preserve">, </w:t>
-      </w:r>
-      <w:r>
-        <w:rPr>
-          <w:b/>
-        </w:rPr>
-        <w:t>process</w:t>
-      </w:r>
-      <w:r>
-        <w:rPr>
-          <w:b w:val="0"/>
-        </w:rPr>
-        <w:t xml:space="preserve"> and </w:t>
-      </w:r>
-      <w:r>
-        <w:rPr>
-          <w:b/>
-        </w:rPr>
-        <w:t>output</w:t>
-      </w:r>
-      <w:r>
-        <w:rPr>
-          <w:b w:val="0"/>
-        </w:rPr>
-        <w:t>. Is displaying titles the same as playing audio?</w:t>
-      </w:r>
-    </w:p>
-    <w:p>
-      <w:pPr>
-        <w:pStyle w:val="Heading3"/>
-      </w:pPr>
-      <w:r>
-        <w:t>Exact explanation to model</w:t>
-      </w:r>
-    </w:p>
-    <w:p>
-      <w:pPr>
-        <w:pStyle w:val="Heading3"/>
-      </w:pPr>
-      <w:r>
-        <w:t>Why the result follows</w:t>
-      </w:r>
-    </w:p>
-    <w:p>
-      <w:pPr>
-        <w:spacing w:line="336" w:lineRule="auto" w:after="180"/>
-        <w:shd w:fill="F1F6FC"/>
-      </w:pPr>
-      <w:r>
-        <w:rPr>
-          <w:b/>
-        </w:rPr>
-        <w:t>Input</w:t>
-      </w:r>
-      <w:r>
-        <w:rPr>
-          <w:b w:val="0"/>
-        </w:rPr>
-        <w:t xml:space="preserve"> is mood; </w:t>
-      </w:r>
-      <w:r>
-        <w:rPr>
-          <w:b/>
-        </w:rPr>
-        <w:t>process</w:t>
-      </w:r>
-      <w:r>
-        <w:rPr>
-          <w:b w:val="0"/>
-        </w:rPr>
-        <w:t xml:space="preserve"> is tag matching; </w:t>
-      </w:r>
-      <w:r>
-        <w:rPr>
-          <w:b/>
-        </w:rPr>
-        <w:t>output</w:t>
-      </w:r>
-      <w:r>
-        <w:rPr>
-          <w:b w:val="0"/>
-        </w:rPr>
-        <w:t xml:space="preserve"> is titles. Audio playback is another step. Matching can use fixed rules; the description alone does not establish machine learning.</w:t>
-      </w:r>
-    </w:p>
-    <w:p>
-      <w:pPr>
-        <w:pStyle w:val="Heading3"/>
-      </w:pPr>
-      <w:r>
         <w:t>Explain the added worked example</w:t>
-      </w:r>
-    </w:p>
-    <w:p>
-      <w:pPr>
-        <w:pStyle w:val="Heading3"/>
-      </w:pPr>
-      <w:r>
-        <w:t>Explain the added worked example · 1</w:t>
-      </w:r>
-    </w:p>
-    <w:p>
-      <w:pPr>
-        <w:spacing w:line="336" w:lineRule="auto" w:after="180"/>
-      </w:pPr>
-      <w:r>
-        <w:rPr>
-          <w:b w:val="0"/>
-        </w:rPr>
-        <w:t>A library kiosk asks Sam for a genre. Sam selects mystery. The kiosk compares that preference with catalogue tags and displays three book titles. Sam says the kiosk has read three books aloud.</w:t>
-      </w:r>
-    </w:p>
-    <w:p>
-      <w:pPr>
-        <w:spacing w:line="336" w:lineRule="auto" w:after="180"/>
-      </w:pPr>
-      <w:r>
-        <w:rPr>
-          <w:b w:val="0"/>
-        </w:rPr>
-        <w:t>That conclusion adds an action that the description never supplied: displaying a title is different from producing spoken audio.</w:t>
-      </w:r>
-    </w:p>
-    <w:p>
-      <w:pPr>
-        <w:pStyle w:val="Heading3"/>
-      </w:pPr>
-      <w:r>
-        <w:t>Explain the added worked example · 2</w:t>
-      </w:r>
-    </w:p>
-    <w:p>
-      <w:pPr>
-        <w:spacing w:line="336" w:lineRule="auto" w:after="180"/>
-      </w:pPr>
-      <w:r>
-        <w:rPr>
-          <w:b w:val="0"/>
-        </w:rPr>
-        <w:t xml:space="preserve">An information path names what enters each stage, what happens there and what leaves it. Treat </w:t>
-      </w:r>
-      <w:r>
-        <w:rPr>
-          <w:b/>
-        </w:rPr>
-        <w:t>input</w:t>
-      </w:r>
-      <w:r>
-        <w:rPr>
-          <w:b w:val="0"/>
-        </w:rPr>
-        <w:t xml:space="preserve"> and </w:t>
-      </w:r>
-      <w:r>
-        <w:rPr>
-          <w:b/>
-        </w:rPr>
-        <w:t>output</w:t>
-      </w:r>
-      <w:r>
-        <w:rPr>
-          <w:b w:val="0"/>
-        </w:rPr>
-        <w:t xml:space="preserve"> as roles relative to a stage.</w:t>
-      </w:r>
-    </w:p>
-    <w:p>
-      <w:pPr>
-        <w:spacing w:line="336" w:lineRule="auto" w:after="180"/>
-      </w:pPr>
-      <w:r>
-        <w:rPr>
-          <w:b w:val="0"/>
-        </w:rPr>
-        <w:t xml:space="preserve">A list of titles is the </w:t>
-      </w:r>
-      <w:r>
-        <w:rPr>
-          <w:b/>
-        </w:rPr>
-        <w:t>output</w:t>
-      </w:r>
-      <w:r>
-        <w:rPr>
-          <w:b w:val="0"/>
-        </w:rPr>
-        <w:t xml:space="preserve"> of the search, but it could become the </w:t>
-      </w:r>
-      <w:r>
-        <w:rPr>
-          <w:b/>
-        </w:rPr>
-        <w:t>input</w:t>
-      </w:r>
-      <w:r>
-        <w:rPr>
-          <w:b w:val="0"/>
-        </w:rPr>
-        <w:t xml:space="preserve"> to a separate text-to-speech stage. A component can therefore receive the </w:t>
-      </w:r>
-      <w:r>
-        <w:rPr>
-          <w:b/>
-        </w:rPr>
-        <w:t>output</w:t>
-      </w:r>
-      <w:r>
-        <w:rPr>
-          <w:b w:val="0"/>
-        </w:rPr>
-        <w:t xml:space="preserve"> of another component without doing the same job.</w:t>
-      </w:r>
-    </w:p>
-    <w:p>
-      <w:pPr>
-        <w:spacing w:line="336" w:lineRule="auto" w:after="180"/>
-      </w:pPr>
-      <w:r>
-        <w:rPr>
-          <w:b w:val="0"/>
-        </w:rPr>
-        <w:t xml:space="preserve">The kiosk's genre-matching operation can be implemented with a </w:t>
-      </w:r>
-      <w:r>
-        <w:rPr>
-          <w:b/>
-        </w:rPr>
-        <w:t>written rule</w:t>
-      </w:r>
-      <w:r>
-        <w:rPr>
-          <w:b w:val="0"/>
-        </w:rPr>
-        <w:t>. Nothing in this description establishes that a model was trained.</w:t>
-      </w:r>
-    </w:p>
-    <w:p>
-      <w:pPr>
-        <w:spacing w:line="336" w:lineRule="auto" w:after="180"/>
-      </w:pPr>
-      <w:r>
-        <w:rPr>
-          <w:b w:val="0"/>
-        </w:rPr>
-        <w:t xml:space="preserve">This connects to Week 1: tracing information tells us what a </w:t>
-      </w:r>
-      <w:r>
-        <w:rPr>
-          <w:b/>
-        </w:rPr>
-        <w:t>process</w:t>
-      </w:r>
-      <w:r>
-        <w:rPr>
-          <w:b w:val="0"/>
-        </w:rPr>
-        <w:t xml:space="preserve"> needs to do, while </w:t>
-      </w:r>
-      <w:r>
-        <w:rPr>
-          <w:b/>
-        </w:rPr>
-        <w:t>mechanism</w:t>
-      </w:r>
-      <w:r>
-        <w:rPr>
-          <w:b w:val="0"/>
-        </w:rPr>
-        <w:t xml:space="preserve"> </w:t>
-      </w:r>
-      <w:r>
-        <w:rPr>
-          <w:b/>
-        </w:rPr>
-        <w:t>evidence</w:t>
-      </w:r>
-      <w:r>
-        <w:rPr>
-          <w:b w:val="0"/>
-        </w:rPr>
-        <w:t xml:space="preserve"> tells us how it does it.</w:t>
-      </w:r>
-    </w:p>
-    <w:p>
-      <w:pPr>
-        <w:pStyle w:val="Heading3"/>
-      </w:pPr>
-      <w:r>
-        <w:t>Explain the added worked example · 3</w:t>
-      </w:r>
-    </w:p>
-    <w:p>
-      <w:pPr>
-        <w:spacing w:line="336" w:lineRule="auto" w:after="180"/>
-      </w:pPr>
-      <w:r>
-        <w:rPr>
-          <w:b w:val="0"/>
-        </w:rPr>
-        <w:t>Notice the difference between a title, a description and an entire book. All three can be text, but they represent different amounts of information.</w:t>
-      </w:r>
-    </w:p>
-    <w:p>
-      <w:pPr>
-        <w:spacing w:line="336" w:lineRule="auto" w:after="180"/>
-      </w:pPr>
-      <w:r>
-        <w:rPr>
-          <w:b w:val="0"/>
-        </w:rPr>
-        <w:t xml:space="preserve">Even a speech stage receiving three titles can speak only those supplied titles; it has not thereby read the full books. Always identify the content of an </w:t>
-      </w:r>
-      <w:r>
-        <w:rPr>
-          <w:b/>
-        </w:rPr>
-        <w:t>input</w:t>
-      </w:r>
-      <w:r>
-        <w:rPr>
-          <w:b w:val="0"/>
-        </w:rPr>
-        <w:t>, not just its data type.</w:t>
-      </w:r>
-    </w:p>
-    <w:p>
-      <w:pPr>
-        <w:spacing w:line="336" w:lineRule="auto" w:after="180"/>
-      </w:pPr>
-      <w:r>
-        <w:rPr>
-          <w:b w:val="0"/>
-        </w:rPr>
-        <w:t>A recommendation is also different from a loan. Selecting a title does not reserve a copy unless an authorised reservation step exists.</w:t>
-      </w:r>
-    </w:p>
-    <w:p>
-      <w:pPr>
-        <w:spacing w:line="336" w:lineRule="auto" w:after="180"/>
-      </w:pPr>
-      <w:r>
-        <w:rPr>
-          <w:b w:val="0"/>
-        </w:rPr>
-        <w:t>Keeping these distinctions clear prevents us from crediting a system with actions it did not take.</w:t>
       </w:r>
     </w:p>
     <w:p>
@@ -1806,221 +2266,6 @@
         <w:t>These teacher notes contain solutions; do not reveal the independent case answer during modelling.</w:t>
       </w:r>
     </w:p>
-    <w:p>
-      <w:pPr>
-        <w:pStyle w:val="Heading3"/>
-      </w:pPr>
-      <w:r>
-        <w:t>Model the reasoning aloud · 4</w:t>
-      </w:r>
-    </w:p>
-    <w:p>
-      <w:pPr>
-        <w:spacing w:line="336" w:lineRule="auto" w:after="180"/>
-      </w:pPr>
-      <w:r>
-        <w:rPr>
-          <w:b w:val="0"/>
-        </w:rPr>
-        <w:t>Consider two catalogue records. Book A has 90 pages and is about a child solving a seaside mystery. Book B has 90 pages and is about a lost spaceship. If we keep only page count, both become the number 90.</w:t>
-      </w:r>
-    </w:p>
-    <w:p>
-      <w:pPr>
-        <w:spacing w:line="336" w:lineRule="auto" w:after="180"/>
-      </w:pPr>
-      <w:r>
-        <w:rPr>
-          <w:b w:val="0"/>
-        </w:rPr>
-        <w:t>The number is useful for a length limit, but it cannot tell us which story is a mystery. Information that was never retained cannot be recovered just by calculating harder.</w:t>
-      </w:r>
-    </w:p>
-    <w:tbl>
-      <w:tblPr>
-        <w:tblStyle w:val="LightShading-Accent1"/>
-        <w:tblW w:type="auto" w:w="0"/>
-        <w:tblLook w:firstColumn="1" w:firstRow="1" w:lastColumn="0" w:lastRow="0" w:noHBand="0" w:noVBand="1" w:val="04A0"/>
-      </w:tblPr>
-      <w:tblGrid>
-        <w:gridCol w:w="3408"/>
-        <w:gridCol w:w="3408"/>
-        <w:gridCol w:w="3408"/>
-      </w:tblGrid>
-      <w:tr>
-        <w:trPr>
-          <w:tblHeader/>
-        </w:trPr>
-        <w:tc>
-          <w:tcPr>
-            <w:tcW w:type="dxa" w:w="3408"/>
-          </w:tcPr>
-          <w:p>
-            <w:r>
-              <w:t>Representation kept</w:t>
-            </w:r>
-          </w:p>
-        </w:tc>
-        <w:tc>
-          <w:tcPr>
-            <w:tcW w:type="dxa" w:w="3408"/>
-          </w:tcPr>
-          <w:p>
-            <w:r>
-              <w:t>Question it can help answer</w:t>
-            </w:r>
-          </w:p>
-        </w:tc>
-        <w:tc>
-          <w:tcPr>
-            <w:tcW w:type="dxa" w:w="3408"/>
-          </w:tcPr>
-          <w:p>
-            <w:r>
-              <w:t>Question it cannot settle alone</w:t>
-            </w:r>
-          </w:p>
-        </w:tc>
-      </w:tr>
-      <w:tr>
-        <w:tc>
-          <w:tcPr>
-            <w:tcW w:type="dxa" w:w="3408"/>
-          </w:tcPr>
-          <w:p>
-            <w:r>
-              <w:t>Page count 90</w:t>
-            </w:r>
-          </w:p>
-        </w:tc>
-        <w:tc>
-          <w:tcPr>
-            <w:tcW w:type="dxa" w:w="3408"/>
-          </w:tcPr>
-          <w:p>
-            <w:r>
-              <w:t>Is the book under 100 pages?</w:t>
-            </w:r>
-          </w:p>
-        </w:tc>
-        <w:tc>
-          <w:tcPr>
-            <w:tcW w:type="dxa" w:w="3408"/>
-          </w:tcPr>
-          <w:p>
-            <w:r>
-              <w:t>Is its story a mystery?</w:t>
-            </w:r>
-          </w:p>
-        </w:tc>
-      </w:tr>
-      <w:tr>
-        <w:tc>
-          <w:tcPr>
-            <w:tcW w:type="dxa" w:w="3408"/>
-          </w:tcPr>
-          <w:p>
-            <w:r>
-              <w:t>Genre tag mystery</w:t>
-            </w:r>
-          </w:p>
-        </w:tc>
-        <w:tc>
-          <w:tcPr>
-            <w:tcW w:type="dxa" w:w="3408"/>
-          </w:tcPr>
-          <w:p>
-            <w:r>
-              <w:t>Does it match a mystery request?</w:t>
-            </w:r>
-          </w:p>
-        </w:tc>
-        <w:tc>
-          <w:tcPr>
-            <w:tcW w:type="dxa" w:w="3408"/>
-          </w:tcPr>
-          <w:p>
-            <w:r>
-              <w:t>Will this particular reader enjoy it?</w:t>
-            </w:r>
-          </w:p>
-        </w:tc>
-      </w:tr>
-      <w:tr>
-        <w:tc>
-          <w:tcPr>
-            <w:tcW w:type="dxa" w:w="3408"/>
-          </w:tcPr>
-          <w:p>
-            <w:r>
-              <w:t>Short summary</w:t>
-            </w:r>
-          </w:p>
-        </w:tc>
-        <w:tc>
-          <w:tcPr>
-            <w:tcW w:type="dxa" w:w="3408"/>
-          </w:tcPr>
-          <w:p>
-            <w:r>
-              <w:t>What does the description say happens?</w:t>
-            </w:r>
-          </w:p>
-        </w:tc>
-        <w:tc>
-          <w:tcPr>
-            <w:tcW w:type="dxa" w:w="3408"/>
-          </w:tcPr>
-          <w:p>
-            <w:r>
-              <w:t>What exact sentence occurs on page 42?</w:t>
-            </w:r>
-          </w:p>
-        </w:tc>
-      </w:tr>
-    </w:tbl>
-    <w:p>
-      <w:pPr>
-        <w:pStyle w:val="Heading3"/>
-      </w:pPr>
-      <w:r>
-        <w:t>Model the reasoning aloud · 5</w:t>
-      </w:r>
-    </w:p>
-    <w:p>
-      <w:pPr>
-        <w:spacing w:line="336" w:lineRule="auto" w:after="180"/>
-      </w:pPr>
-      <w:r>
-        <w:rPr>
-          <w:b w:val="0"/>
-        </w:rPr>
-        <w:t xml:space="preserve">The phrase cannot settle alone matters. A genre tag might be inaccurate, and a reader might enjoy an unfamiliar genre. A </w:t>
-      </w:r>
-      <w:r>
-        <w:rPr>
-          <w:b/>
-        </w:rPr>
-        <w:t>representation</w:t>
-      </w:r>
-      <w:r>
-        <w:rPr>
-          <w:b w:val="0"/>
-        </w:rPr>
-        <w:t xml:space="preserve"> is useful only in relation to a question and its limits.</w:t>
-      </w:r>
-    </w:p>
-    <w:p>
-      <w:pPr>
-        <w:spacing w:line="336" w:lineRule="auto" w:after="180"/>
-      </w:pPr>
-      <w:r>
-        <w:rPr>
-          <w:b w:val="0"/>
-        </w:rPr>
-        <w:t>More detail is not automatically better: unnecessary personal information can add risk without helping the task.</w:t>
-      </w:r>
-    </w:p>
     <w:tbl>
       <w:tblPr>
         <w:tblStyle w:val="LightShading-Accent1"/>
@@ -2125,17 +2370,6 @@
     </w:tbl>
     <w:p>
       <w:pPr>
-        <w:spacing w:line="336" w:lineRule="auto" w:after="180"/>
-      </w:pPr>
-      <w:r>
-        <w:rPr>
-          <w:b w:val="0"/>
-        </w:rPr>
-        <w:t>Use the diagram and verbal explanation together. Ask learners to match a sentence to a specific visual step; do not assign learners fixed visual or auditory learning styles.</w:t>
-      </w:r>
-    </w:p>
-    <w:p>
-      <w:pPr>
         <w:pStyle w:val="Heading3"/>
       </w:pPr>
       <w:r>
@@ -2144,73 +2378,10 @@
     </w:p>
     <w:p>
       <w:pPr>
-        <w:spacing w:line="336" w:lineRule="auto" w:after="180"/>
-      </w:pPr>
-      <w:r>
-        <w:rPr>
-          <w:b w:val="0"/>
-        </w:rPr>
-        <w:t>A fictional classroom cupboard records coloured pencils, then reports just a total.</w:t>
-      </w:r>
-    </w:p>
-    <w:p>
-      <w:pPr>
         <w:pStyle w:val="Heading3"/>
       </w:pPr>
       <w:r>
         <w:t>The facts we will use</w:t>
-      </w:r>
-    </w:p>
-    <w:p>
-      <w:pPr>
-        <w:pStyle w:val="Heading3"/>
-      </w:pPr>
-      <w:r>
-        <w:t>Supplied facts</w:t>
-      </w:r>
-    </w:p>
-    <w:p>
-      <w:pPr>
-        <w:spacing w:line="336" w:lineRule="auto" w:after="180"/>
-        <w:shd w:fill="F1F6FC"/>
-      </w:pPr>
-      <w:r>
-        <w:rPr>
-          <w:b w:val="0"/>
-        </w:rPr>
-        <w:t>Box A has 2 red and 4 blue pencils. Box B has 5 red and 1 blue.</w:t>
-      </w:r>
-    </w:p>
-    <w:p>
-      <w:pPr>
-        <w:pStyle w:val="Heading3"/>
-      </w:pPr>
-      <w:r>
-        <w:t>Supplied facts</w:t>
-      </w:r>
-    </w:p>
-    <w:p>
-      <w:pPr>
-        <w:spacing w:line="336" w:lineRule="auto" w:after="180"/>
-        <w:shd w:fill="F1F6FC"/>
-      </w:pPr>
-      <w:r>
-        <w:rPr>
-          <w:b w:val="0"/>
-        </w:rPr>
-        <w:t xml:space="preserve">The </w:t>
-      </w:r>
-      <w:r>
-        <w:rPr>
-          <w:b/>
-        </w:rPr>
-        <w:t>process</w:t>
-      </w:r>
-      <w:r>
-        <w:rPr>
-          <w:b w:val="0"/>
-        </w:rPr>
-        <w:t xml:space="preserve"> adds colour counts and stores only the total, not the two counts.</w:t>
       </w:r>
     </w:p>
     <w:p>
@@ -2218,7 +2389,7 @@
         <w:drawing>
           <wp:inline xmlns:a="http://schemas.openxmlformats.org/drawingml/2006/main" xmlns:pic="http://schemas.openxmlformats.org/drawingml/2006/picture">
             <wp:extent cx="5486400" cy="3077029"/>
-            <wp:docPr id="1" name="Picture 1" descr="Different colour counts, same total"/>
+            <wp:docPr id="3" name="Picture 3" descr="Different colour counts, same total"/>
             <wp:cNvGraphicFramePr>
               <a:graphicFrameLocks noChangeAspect="1"/>
             </wp:cNvGraphicFramePr>
@@ -2230,7 +2401,7 @@
                     <pic:cNvPicPr/>
                   </pic:nvPicPr>
                   <pic:blipFill>
-                    <a:blip r:embed="rId9"/>
+                    <a:blip r:embed="rId11"/>
                     <a:stretch>
                       <a:fillRect/>
                     </a:stretch>
@@ -2254,7 +2425,7 @@
         <w:drawing>
           <wp:inline xmlns:a="http://schemas.openxmlformats.org/drawingml/2006/main" xmlns:pic="http://schemas.openxmlformats.org/drawingml/2006/picture">
             <wp:extent cx="5346057" cy="5943599"/>
-            <wp:docPr id="2" name="Picture 2" descr="Input, Process, Output. Read colours: A: red 2, blue 4. B: red 5, blue 1.. Add counts: A: 2+4=6. B: 5+1=6.. Store total: Both records become total 6.. Ask a new question: The saved totals cannot tell which box has more red pencils."/>
+            <wp:docPr id="4" name="Picture 4" descr="Input, Process, Output. Read colours: A: red 2, blue 4. B: red 5, blue 1.. Add counts: A: 2+4=6. B: 5+1=6.. Store total: Both records become total 6.. Ask a new question: The saved totals cannot tell which box has more red pencils."/>
             <wp:cNvGraphicFramePr>
               <a:graphicFrameLocks noChangeAspect="1"/>
             </wp:cNvGraphicFramePr>
@@ -2266,7 +2437,7 @@
                     <pic:cNvPicPr/>
                   </pic:nvPicPr>
                   <pic:blipFill>
-                    <a:blip r:embed="rId10"/>
+                    <a:blip r:embed="rId12"/>
                     <a:stretch>
                       <a:fillRect/>
                     </a:stretch>
@@ -2435,19 +2606,96 @@
         <w:pStyle w:val="Heading3"/>
       </w:pPr>
       <w:r>
-        <w:t>Why the result follows</w:t>
+        <w:t>What this example does not establish</w:t>
+      </w:r>
+    </w:p>
+    <w:p>
+      <w:pPr>
+        <w:pStyle w:val="Heading3"/>
+      </w:pPr>
+      <w:r>
+        <w:t>Change one thing in the pictured case</w:t>
+      </w:r>
+    </w:p>
+    <w:p>
+      <w:pPr>
+        <w:pStyle w:val="Heading3"/>
+      </w:pPr>
+      <w:r>
+        <w:t>Ask while showing the picture</w:t>
+      </w:r>
+    </w:p>
+    <w:p>
+      <w:pPr>
+        <w:pStyle w:val="Heading1"/>
+      </w:pPr>
+      <w:r>
+        <w:t>03. Guide practice, then remove the help</w:t>
+      </w:r>
+    </w:p>
+    <w:p>
+      <w:r>
+        <w:t>Use visitor schedules to check whether learners can construct a counterexample themselves.</w:t>
+      </w:r>
+    </w:p>
+    <w:p>
+      <w:pPr>
+        <w:pStyle w:val="Heading2"/>
+      </w:pPr>
+      <w:r>
+        <w:t>Prompt before revealing</w:t>
       </w:r>
     </w:p>
     <w:p>
       <w:pPr>
         <w:spacing w:line="336" w:lineRule="auto" w:after="180"/>
-        <w:shd w:fill="F1F6FC"/>
-      </w:pPr>
-      <w:r>
-        <w:rPr>
-          <w:b w:val="0"/>
-        </w:rPr>
-        <w:t xml:space="preserve">Adding preserves the number of pencils but discards how that number was divided between colours. Both distinct </w:t>
+      </w:pPr>
+      <w:r>
+        <w:rPr>
+          <w:b w:val="0"/>
+        </w:rPr>
+        <w:t>Completion task: A record stores only total visitors=3. Give two different arrival schedules that produce this total. Can the total tell us the busiest hour? Explain.</w:t>
+      </w:r>
+    </w:p>
+    <w:p>
+      <w:pPr>
+        <w:pStyle w:val="Heading2"/>
+      </w:pPr>
+      <w:r>
+        <w:t>Listen for two valid schedules</w:t>
+      </w:r>
+    </w:p>
+    <w:p>
+      <w:pPr>
+        <w:spacing w:line="336" w:lineRule="auto" w:after="180"/>
+      </w:pPr>
+      <w:r>
+        <w:rPr>
+          <w:b w:val="0"/>
+        </w:rPr>
+        <w:t>Teacher check: Examples: three visitors at 09:00, or one each at 09:00, 10:00 and 11:00. Both total 3, but their busiest-hour patterns differ.</w:t>
+      </w:r>
+    </w:p>
+    <w:p>
+      <w:pPr>
+        <w:spacing w:line="336" w:lineRule="auto" w:after="180"/>
+      </w:pPr>
+      <w:r>
+        <w:rPr>
+          <w:b w:val="0"/>
+        </w:rPr>
+        <w:t>The total lacks arrival-time information, so the busiest hour cannot be recovered from it alone.</w:t>
+      </w:r>
+    </w:p>
+    <w:p>
+      <w:pPr>
+        <w:spacing w:line="336" w:lineRule="auto" w:after="180"/>
+      </w:pPr>
+      <w:r>
+        <w:rPr>
+          <w:b w:val="0"/>
+        </w:rPr>
+        <w:t xml:space="preserve">Start by identifying the given </w:t>
       </w:r>
       <w:r>
         <w:rPr>
@@ -2459,31 +2707,280 @@
         <w:rPr>
           <w:b w:val="0"/>
         </w:rPr>
-        <w:t xml:space="preserve">s lead to the same stored </w:t>
+        <w:t xml:space="preserve">s together. Leave the intermediate steps blank. If needed, model one step, then withdraw that help on the next step. Move to a full </w:t>
       </w:r>
       <w:r>
         <w:rPr>
           <w:b/>
         </w:rPr>
+        <w:t>trace</w:t>
+      </w:r>
+      <w:r>
+        <w:rPr>
+          <w:b w:val="0"/>
+        </w:rPr>
+        <w:t xml:space="preserve"> only when the partial </w:t>
+      </w:r>
+      <w:r>
+        <w:rPr>
+          <w:b/>
+        </w:rPr>
+        <w:t>trace</w:t>
+      </w:r>
+      <w:r>
+        <w:rPr>
+          <w:b w:val="0"/>
+        </w:rPr>
+        <w:t xml:space="preserve"> is understood.</w:t>
+      </w:r>
+    </w:p>
+    <w:p>
+      <w:pPr>
+        <w:spacing w:line="336" w:lineRule="auto" w:after="180"/>
+      </w:pPr>
+      <w:r>
+        <w:rPr>
+          <w:b w:val="0"/>
+        </w:rPr>
+        <w:t>For partners, alternate explainer and checker; collect a response from every learner before discussion.</w:t>
+      </w:r>
+    </w:p>
+    <w:p>
+      <w:pPr>
+        <w:pStyle w:val="Heading2"/>
+      </w:pPr>
+      <w:r>
+        <w:t>Check the multi-stage misconception</w:t>
+      </w:r>
+    </w:p>
+    <w:p>
+      <w:pPr>
+        <w:spacing w:line="336" w:lineRule="auto" w:after="180"/>
+      </w:pPr>
+      <w:r>
+        <w:rPr>
+          <w:b w:val="0"/>
+        </w:rPr>
+        <w:t xml:space="preserve">Use the worked case for </w:t>
+      </w:r>
+      <w:r>
+        <w:rPr>
+          <w:b/>
+        </w:rPr>
+        <w:t>Representation</w:t>
+      </w:r>
+      <w:r>
+        <w:rPr>
+          <w:b w:val="0"/>
+        </w:rPr>
+        <w:t xml:space="preserve">s and information paths. Proposed explanation: “Every </w:t>
+      </w:r>
+      <w:r>
+        <w:rPr>
+          <w:b/>
+        </w:rPr>
         <w:t>output</w:t>
       </w:r>
       <w:r>
         <w:rPr>
           <w:b w:val="0"/>
         </w:rPr>
+        <w:t xml:space="preserve"> is the final action”. Decide whether this explanation is supported.</w:t>
+      </w:r>
+    </w:p>
+    <w:p>
+      <w:pPr>
+        <w:spacing w:line="336" w:lineRule="auto" w:after="180"/>
+      </w:pPr>
+      <w:r>
+        <w:rPr>
+          <w:b w:val="0"/>
+        </w:rPr>
+        <w:t>Point to the step or supplied fact that decides; explain your repair if needed.</w:t>
+      </w:r>
+    </w:p>
+    <w:p>
+      <w:pPr>
+        <w:spacing w:line="336" w:lineRule="auto" w:after="180"/>
+      </w:pPr>
+      <w:r>
+        <w:rPr>
+          <w:b w:val="0"/>
+        </w:rPr>
+        <w:t xml:space="preserve">Expected correction: </w:t>
+      </w:r>
+      <w:r>
+        <w:rPr>
+          <w:b/>
+        </w:rPr>
+        <w:t>Trace</w:t>
+      </w:r>
+      <w:r>
+        <w:rPr>
+          <w:b w:val="0"/>
+        </w:rPr>
+        <w:t xml:space="preserve"> an </w:t>
+      </w:r>
+      <w:r>
+        <w:rPr>
+          <w:b/>
+        </w:rPr>
+        <w:t>output</w:t>
+      </w:r>
+      <w:r>
+        <w:rPr>
+          <w:b w:val="0"/>
+        </w:rPr>
+        <w:t xml:space="preserve"> entering the next stage. Ask whether the borrowing or speech stage exists and has run.</w:t>
+      </w:r>
+    </w:p>
+    <w:p>
+      <w:pPr>
+        <w:spacing w:line="336" w:lineRule="auto" w:after="180"/>
+      </w:pPr>
+      <w:r>
+        <w:rPr>
+          <w:b w:val="0"/>
+        </w:rPr>
+        <w:t>Collect explanations, not only yes/no votes. If a misunderstanding is common, re-model the relevant step for the class.</w:t>
+      </w:r>
+    </w:p>
+    <w:p>
+      <w:pPr>
+        <w:spacing w:line="336" w:lineRule="auto" w:after="180"/>
+      </w:pPr>
+      <w:r>
+        <w:rPr>
+          <w:b w:val="0"/>
+        </w:rPr>
+        <w:t>If it affects a few learners, give a short targeted group explanation while others solve a more demanding variation.</w:t>
+      </w:r>
+    </w:p>
+    <w:p>
+      <w:pPr>
+        <w:pStyle w:val="Heading2"/>
+      </w:pPr>
+      <w:r>
+        <w:t>Return to the pencil question</w:t>
+      </w:r>
+    </w:p>
+    <w:p>
+      <w:pPr>
+        <w:spacing w:line="336" w:lineRule="auto" w:after="180"/>
+      </w:pPr>
+      <w:r>
+        <w:rPr>
+          <w:b w:val="0"/>
+        </w:rPr>
+        <w:t>Use the richer record to find blue pencils in Box B. Explain why total alone was insufficient.</w:t>
+      </w:r>
+    </w:p>
+    <w:p>
+      <w:pPr>
+        <w:spacing w:line="336" w:lineRule="auto" w:after="180"/>
+      </w:pPr>
+      <w:r>
+        <w:rPr>
+          <w:b w:val="0"/>
+        </w:rPr>
+        <w:t>6−5=1 blue pencil. Total 6 alone fits many red/blue combinations, including both boxes.</w:t>
+      </w:r>
+    </w:p>
+    <w:p>
+      <w:pPr>
+        <w:spacing w:line="336" w:lineRule="auto" w:after="180"/>
+      </w:pPr>
+      <w:r>
+        <w:rPr>
+          <w:b w:val="0"/>
+        </w:rPr>
+        <w:t>Changed-case reasoning: The records become (6,2) and (6,5). Blue count can now be recovered by total minus red, assuming these are the only colours.</w:t>
+      </w:r>
+    </w:p>
+    <w:p>
+      <w:pPr>
+        <w:spacing w:line="336" w:lineRule="auto" w:after="180"/>
+      </w:pPr>
+      <w:r>
+        <w:rPr>
+          <w:b w:val="0"/>
+        </w:rPr>
+        <w:t xml:space="preserve">Collect each learner’s explanation before discussion. Use the first missing connection between </w:t>
+      </w:r>
+      <w:r>
+        <w:rPr>
+          <w:b/>
+        </w:rPr>
+        <w:t>input</w:t>
+      </w:r>
+      <w:r>
+        <w:rPr>
+          <w:b w:val="0"/>
+        </w:rPr>
+        <w:t xml:space="preserve">, deciding step and result to choose support. This question is worked-case practice, not fresh mastery </w:t>
+      </w:r>
+      <w:r>
+        <w:rPr>
+          <w:b/>
+        </w:rPr>
+        <w:t>evidence</w:t>
+      </w:r>
+      <w:r>
+        <w:rPr>
+          <w:b w:val="0"/>
+        </w:rPr>
         <w:t>.</w:t>
       </w:r>
     </w:p>
     <w:p>
       <w:pPr>
+        <w:pStyle w:val="Heading2"/>
+      </w:pPr>
+      <w:r>
+        <w:t>Keep each learner explaining</w:t>
+      </w:r>
+    </w:p>
+    <w:p>
+      <w:pPr>
+        <w:pStyle w:val="ListBullet"/>
+      </w:pPr>
+      <w:r>
+        <w:t>Ask: Which facts are given, and which would we have to assume? Learners mark relevant details before discussing answers.</w:t>
+      </w:r>
+    </w:p>
+    <w:p>
+      <w:pPr>
+        <w:pStyle w:val="ListBullet"/>
+      </w:pPr>
+      <w:r>
+        <w:t>Say: Predict first. Show the rule, information path or calculation that would produce the result. A correct guess is not yet an explanation.</w:t>
+      </w:r>
+    </w:p>
+    <w:p>
+      <w:pPr>
+        <w:pStyle w:val="ListBullet"/>
+      </w:pPr>
+      <w:r>
+        <w:t>In pairs, one learner solves while the other checks evidence; exchange roles. Remove the worked answer before independent assessment.</w:t>
+      </w:r>
+    </w:p>
+    <w:p>
+      <w:pPr>
+        <w:pStyle w:val="Heading2"/>
+      </w:pPr>
+      <w:r>
+        <w:t>Earlier wording, alternative practice and picture transcripts · reference / check after trying</w:t>
+      </w:r>
+    </w:p>
+    <w:p>
+      <w:pPr>
         <w:spacing w:line="336" w:lineRule="auto" w:after="180"/>
-        <w:shd w:fill="F1F6FC"/>
-      </w:pPr>
-      <w:r>
-        <w:rPr>
-          <w:b w:val="0"/>
-        </w:rPr>
-        <w:t>Working backwards from 6 therefore has several possible answers; it is not an instruction to divide equally.</w:t>
+      </w:pPr>
+      <w:r>
+        <w:rPr>
+          <w:b w:val="0"/>
+        </w:rPr>
+        <w:t>Demonstrate and guide practice</w:t>
       </w:r>
     </w:p>
     <w:p>
@@ -2491,7 +2988,135 @@
         <w:pStyle w:val="Heading3"/>
       </w:pPr>
       <w:r>
-        <w:t>What this example does not establish</w:t>
+        <w:t>Board sequence</w:t>
+      </w:r>
+    </w:p>
+    <w:p>
+      <w:pPr>
+        <w:spacing w:line="336" w:lineRule="auto" w:after="180"/>
+      </w:pPr>
+      <w:r>
+        <w:rPr>
+          <w:b w:val="0"/>
+        </w:rPr>
+        <w:t>Write the given facts: A playlist helper receives a mood, matches song tags and displays three titles.</w:t>
+      </w:r>
+    </w:p>
+    <w:p>
+      <w:pPr>
+        <w:spacing w:line="336" w:lineRule="auto" w:after="180"/>
+      </w:pPr>
+      <w:r>
+        <w:rPr>
+          <w:b w:val="0"/>
+        </w:rPr>
+        <w:t xml:space="preserve">Write the question to explain: Name </w:t>
+      </w:r>
+      <w:r>
+        <w:rPr>
+          <w:b/>
+        </w:rPr>
+        <w:t>input</w:t>
+      </w:r>
+      <w:r>
+        <w:rPr>
+          <w:b w:val="0"/>
+        </w:rPr>
+        <w:t xml:space="preserve">, </w:t>
+      </w:r>
+      <w:r>
+        <w:rPr>
+          <w:b/>
+        </w:rPr>
+        <w:t>process</w:t>
+      </w:r>
+      <w:r>
+        <w:rPr>
+          <w:b w:val="0"/>
+        </w:rPr>
+        <w:t xml:space="preserve"> and </w:t>
+      </w:r>
+      <w:r>
+        <w:rPr>
+          <w:b/>
+        </w:rPr>
+        <w:t>output</w:t>
+      </w:r>
+      <w:r>
+        <w:rPr>
+          <w:b w:val="0"/>
+        </w:rPr>
+        <w:t>. Is displaying titles the same as playing audio?</w:t>
+      </w:r>
+    </w:p>
+    <w:p>
+      <w:pPr>
+        <w:spacing w:line="336" w:lineRule="auto" w:after="180"/>
+      </w:pPr>
+      <w:r>
+        <w:rPr>
+          <w:b w:val="0"/>
+        </w:rPr>
+        <w:t xml:space="preserve">Reveal after </w:t>
+      </w:r>
+      <w:r>
+        <w:rPr>
+          <w:b/>
+        </w:rPr>
+        <w:t>prediction</w:t>
+      </w:r>
+      <w:r>
+        <w:rPr>
+          <w:b w:val="0"/>
+        </w:rPr>
+        <w:t xml:space="preserve">s: </w:t>
+      </w:r>
+      <w:r>
+        <w:rPr>
+          <w:b/>
+        </w:rPr>
+        <w:t>Input</w:t>
+      </w:r>
+      <w:r>
+        <w:rPr>
+          <w:b w:val="0"/>
+        </w:rPr>
+        <w:t xml:space="preserve"> is mood; </w:t>
+      </w:r>
+      <w:r>
+        <w:rPr>
+          <w:b/>
+        </w:rPr>
+        <w:t>process</w:t>
+      </w:r>
+      <w:r>
+        <w:rPr>
+          <w:b w:val="0"/>
+        </w:rPr>
+        <w:t xml:space="preserve"> is tag matching; </w:t>
+      </w:r>
+      <w:r>
+        <w:rPr>
+          <w:b/>
+        </w:rPr>
+        <w:t>output</w:t>
+      </w:r>
+      <w:r>
+        <w:rPr>
+          <w:b w:val="0"/>
+        </w:rPr>
+        <w:t xml:space="preserve"> is titles. Audio playback is another step. Matching can use fixed rules; the description alone does not establish machine learning.</w:t>
+      </w:r>
+    </w:p>
+    <w:p>
+      <w:pPr>
+        <w:spacing w:line="336" w:lineRule="auto" w:after="180"/>
+      </w:pPr>
+      <w:r>
+        <w:rPr>
+          <w:b w:val="0"/>
+        </w:rPr>
+        <w:t>Keep the fan case for optional later practice. Reserve the four-score case for the first independent attempt before feedback.</w:t>
       </w:r>
     </w:p>
     <w:p>
@@ -2499,452 +3124,23 @@
         <w:pStyle w:val="Heading3"/>
       </w:pPr>
       <w:r>
-        <w:t>Keep the stated limit</w:t>
+        <w:t>Classroom dialogue</w:t>
       </w:r>
     </w:p>
     <w:p>
       <w:pPr>
         <w:spacing w:line="336" w:lineRule="auto" w:after="180"/>
-        <w:shd w:fill="FFF5E6"/>
-      </w:pPr>
-      <w:r>
-        <w:rPr>
-          <w:b w:val="0"/>
-        </w:rPr>
-        <w:t>The two-colour assumption matters. Extra colours would prevent inferring blue from total and red alone.</w:t>
-      </w:r>
-    </w:p>
-    <w:p>
-      <w:pPr>
-        <w:pStyle w:val="Heading3"/>
-      </w:pPr>
-      <w:r>
-        <w:t>Change one thing in the pictured case</w:t>
-      </w:r>
-    </w:p>
-    <w:p>
-      <w:pPr>
-        <w:pStyle w:val="Heading3"/>
-      </w:pPr>
-      <w:r>
-        <w:t>Change one thing</w:t>
-      </w:r>
-    </w:p>
-    <w:p>
-      <w:pPr>
-        <w:spacing w:line="336" w:lineRule="auto" w:after="180"/>
-        <w:shd w:fill="F5F1FB"/>
-      </w:pPr>
-      <w:r>
-        <w:rPr>
-          <w:b w:val="0"/>
-        </w:rPr>
-        <w:t>Change: Store red count alongside total.</w:t>
-      </w:r>
-    </w:p>
-    <w:p>
-      <w:pPr>
-        <w:pStyle w:val="Heading3"/>
-      </w:pPr>
-      <w:r>
-        <w:t>Predicted result</w:t>
-      </w:r>
-    </w:p>
-    <w:p>
-      <w:pPr>
-        <w:spacing w:line="336" w:lineRule="auto" w:after="180"/>
-        <w:shd w:fill="F1F6FC"/>
-      </w:pPr>
+      </w:pPr>
+      <w:r>
+        <w:rPr>
+          <w:b w:val="0"/>
+        </w:rPr>
+        <w:t xml:space="preserve">Reveal reasoning one step at a time. Explain why a tempting alternative fails. Write units and denominators for arithmetic, </w:t>
+      </w:r>
       <w:r>
         <w:rPr>
           <w:b/>
         </w:rPr>
-        <w:t>Prediction</w:t>
-      </w:r>
-      <w:r>
-        <w:rPr>
-          <w:b w:val="0"/>
-        </w:rPr>
-        <w:t>: The records become (6,2) and (6,5).</w:t>
-      </w:r>
-    </w:p>
-    <w:p>
-      <w:pPr>
-        <w:pStyle w:val="Heading3"/>
-      </w:pPr>
-      <w:r>
-        <w:t>Why the result follows</w:t>
-      </w:r>
-    </w:p>
-    <w:p>
-      <w:pPr>
-        <w:spacing w:line="336" w:lineRule="auto" w:after="180"/>
-        <w:shd w:fill="F1F6FC"/>
-      </w:pPr>
-      <w:r>
-        <w:rPr>
-          <w:b w:val="0"/>
-        </w:rPr>
-        <w:t>Reason: Blue count can now be recovered by total minus red, assuming these are the only colours.</w:t>
-      </w:r>
-    </w:p>
-    <w:p>
-      <w:pPr>
-        <w:pStyle w:val="Heading3"/>
-      </w:pPr>
-      <w:r>
-        <w:t>Ask while showing the picture</w:t>
-      </w:r>
-    </w:p>
-    <w:p>
-      <w:pPr>
-        <w:pStyle w:val="Heading3"/>
-      </w:pPr>
-      <w:r>
-        <w:t>Ask while showing the picture · 6</w:t>
-      </w:r>
-    </w:p>
-    <w:p>
-      <w:pPr>
-        <w:spacing w:line="336" w:lineRule="auto" w:after="180"/>
-      </w:pPr>
-      <w:r>
-        <w:rPr>
-          <w:b w:val="0"/>
-        </w:rPr>
-        <w:t xml:space="preserve">Cover the result. Ask learners to name the </w:t>
-      </w:r>
-      <w:r>
-        <w:rPr>
-          <w:b/>
-        </w:rPr>
-        <w:t>input</w:t>
-      </w:r>
-      <w:r>
-        <w:rPr>
-          <w:b w:val="0"/>
-        </w:rPr>
-        <w:t xml:space="preserve">s and predict the next step. Uncover one step, connect the icon to the actual procedure, and explain its </w:t>
-      </w:r>
-      <w:r>
-        <w:rPr>
-          <w:b/>
-        </w:rPr>
-        <w:t>evidence</w:t>
-      </w:r>
-      <w:r>
-        <w:rPr>
-          <w:b w:val="0"/>
-        </w:rPr>
-        <w:t>. Then change the supplied condition and compare.</w:t>
-      </w:r>
-    </w:p>
-    <w:p>
-      <w:pPr>
-        <w:spacing w:line="336" w:lineRule="auto" w:after="180"/>
-      </w:pPr>
-      <w:r>
-        <w:rPr>
-          <w:b w:val="0"/>
-        </w:rPr>
-        <w:t xml:space="preserve">The picture is a </w:t>
-      </w:r>
-      <w:r>
-        <w:rPr>
-          <w:b/>
-        </w:rPr>
-        <w:t>representation</w:t>
-      </w:r>
-      <w:r>
-        <w:rPr>
-          <w:b w:val="0"/>
-        </w:rPr>
-        <w:t>; it does not document execution of a real AI model.</w:t>
-      </w:r>
-    </w:p>
-    <w:p>
-      <w:pPr>
-        <w:pStyle w:val="Heading1"/>
-      </w:pPr>
-      <w:r>
-        <w:t>03. Demonstrate and guide practice</w:t>
-      </w:r>
-    </w:p>
-    <w:p>
-      <w:r>
-        <w:t>Demonstrate Input, Process, Output, reduce support deliberately and check individual reasoning before discussing answers.</w:t>
-      </w:r>
-    </w:p>
-    <w:p>
-      <w:pPr>
-        <w:pStyle w:val="Heading3"/>
-      </w:pPr>
-      <w:r>
-        <w:t>Board sequence</w:t>
-      </w:r>
-    </w:p>
-    <w:p>
-      <w:pPr>
-        <w:pStyle w:val="Heading3"/>
-      </w:pPr>
-      <w:r>
-        <w:t>1. Put the facts on the board</w:t>
-      </w:r>
-    </w:p>
-    <w:p>
-      <w:pPr>
-        <w:spacing w:line="336" w:lineRule="auto" w:after="180"/>
-        <w:shd w:fill="F4F9FC"/>
-      </w:pPr>
-      <w:r>
-        <w:rPr>
-          <w:b w:val="0"/>
-        </w:rPr>
-        <w:t>Write the given facts: A playlist helper receives a mood, matches song tags and displays three titles.</w:t>
-      </w:r>
-    </w:p>
-    <w:p>
-      <w:pPr>
-        <w:pStyle w:val="Heading3"/>
-      </w:pPr>
-      <w:r>
-        <w:t>2. State the decision to explain</w:t>
-      </w:r>
-    </w:p>
-    <w:p>
-      <w:pPr>
-        <w:spacing w:line="336" w:lineRule="auto" w:after="180"/>
-        <w:shd w:fill="F5F1FB"/>
-      </w:pPr>
-      <w:r>
-        <w:rPr>
-          <w:b w:val="0"/>
-        </w:rPr>
-        <w:t xml:space="preserve">Write the question to explain: Name </w:t>
-      </w:r>
-      <w:r>
-        <w:rPr>
-          <w:b/>
-        </w:rPr>
-        <w:t>input</w:t>
-      </w:r>
-      <w:r>
-        <w:rPr>
-          <w:b w:val="0"/>
-        </w:rPr>
-        <w:t xml:space="preserve">, </w:t>
-      </w:r>
-      <w:r>
-        <w:rPr>
-          <w:b/>
-        </w:rPr>
-        <w:t>process</w:t>
-      </w:r>
-      <w:r>
-        <w:rPr>
-          <w:b w:val="0"/>
-        </w:rPr>
-        <w:t xml:space="preserve"> and </w:t>
-      </w:r>
-      <w:r>
-        <w:rPr>
-          <w:b/>
-        </w:rPr>
-        <w:t>output</w:t>
-      </w:r>
-      <w:r>
-        <w:rPr>
-          <w:b w:val="0"/>
-        </w:rPr>
-        <w:t>. Is displaying titles the same as playing audio?</w:t>
-      </w:r>
-    </w:p>
-    <w:p>
-      <w:pPr>
-        <w:pStyle w:val="Heading3"/>
-      </w:pPr>
-      <w:r>
-        <w:t>3. Reveal the worked reasoning</w:t>
-      </w:r>
-    </w:p>
-    <w:p>
-      <w:pPr>
-        <w:spacing w:line="336" w:lineRule="auto" w:after="180"/>
-        <w:shd w:fill="F1F6FC"/>
-      </w:pPr>
-      <w:r>
-        <w:rPr>
-          <w:b w:val="0"/>
-        </w:rPr>
-        <w:t xml:space="preserve">Reveal after </w:t>
-      </w:r>
-      <w:r>
-        <w:rPr>
-          <w:b/>
-        </w:rPr>
-        <w:t>prediction</w:t>
-      </w:r>
-      <w:r>
-        <w:rPr>
-          <w:b w:val="0"/>
-        </w:rPr>
-        <w:t xml:space="preserve">s: </w:t>
-      </w:r>
-      <w:r>
-        <w:rPr>
-          <w:b/>
-        </w:rPr>
-        <w:t>Input</w:t>
-      </w:r>
-      <w:r>
-        <w:rPr>
-          <w:b w:val="0"/>
-        </w:rPr>
-        <w:t xml:space="preserve"> is mood; </w:t>
-      </w:r>
-      <w:r>
-        <w:rPr>
-          <w:b/>
-        </w:rPr>
-        <w:t>process</w:t>
-      </w:r>
-      <w:r>
-        <w:rPr>
-          <w:b w:val="0"/>
-        </w:rPr>
-        <w:t xml:space="preserve"> is tag matching; </w:t>
-      </w:r>
-      <w:r>
-        <w:rPr>
-          <w:b/>
-        </w:rPr>
-        <w:t>output</w:t>
-      </w:r>
-      <w:r>
-        <w:rPr>
-          <w:b w:val="0"/>
-        </w:rPr>
-        <w:t xml:space="preserve"> is titles. Audio playback is another step. Matching can use fixed rules; the description alone does not establish machine learning.</w:t>
-      </w:r>
-    </w:p>
-    <w:p>
-      <w:pPr>
-        <w:pStyle w:val="Heading3"/>
-      </w:pPr>
-      <w:r>
-        <w:t>Hold back the independent task</w:t>
-      </w:r>
-    </w:p>
-    <w:p>
-      <w:pPr>
-        <w:spacing w:line="336" w:lineRule="auto" w:after="180"/>
-        <w:shd w:fill="F5F1FB"/>
-      </w:pPr>
-      <w:r>
-        <w:rPr>
-          <w:b w:val="0"/>
-        </w:rPr>
-        <w:t xml:space="preserve">Keep for an independent attempt: A classroom fan receives a temperature reading, compares it with 25 degrees C, and turns on. Name the </w:t>
-      </w:r>
-      <w:r>
-        <w:rPr>
-          <w:b/>
-        </w:rPr>
-        <w:t>input</w:t>
-      </w:r>
-      <w:r>
-        <w:rPr>
-          <w:b w:val="0"/>
-        </w:rPr>
-        <w:t xml:space="preserve">, </w:t>
-      </w:r>
-      <w:r>
-        <w:rPr>
-          <w:b/>
-        </w:rPr>
-        <w:t>process</w:t>
-      </w:r>
-      <w:r>
-        <w:rPr>
-          <w:b w:val="0"/>
-        </w:rPr>
-        <w:t xml:space="preserve"> and </w:t>
-      </w:r>
-      <w:r>
-        <w:rPr>
-          <w:b/>
-        </w:rPr>
-        <w:t>output</w:t>
-      </w:r>
-      <w:r>
-        <w:rPr>
-          <w:b w:val="0"/>
-        </w:rPr>
-        <w:t>. What should happen if the reading is missing?</w:t>
-      </w:r>
-    </w:p>
-    <w:p>
-      <w:pPr>
-        <w:pStyle w:val="Heading3"/>
-      </w:pPr>
-      <w:r>
-        <w:t>Classroom dialogue</w:t>
-      </w:r>
-    </w:p>
-    <w:p>
-      <w:pPr>
-        <w:pStyle w:val="Heading3"/>
-      </w:pPr>
-      <w:r>
-        <w:t>Ask the class</w:t>
-      </w:r>
-    </w:p>
-    <w:p>
-      <w:pPr>
-        <w:spacing w:line="336" w:lineRule="auto" w:after="180"/>
-        <w:shd w:fill="F5F1FB"/>
-      </w:pPr>
-      <w:r>
-        <w:rPr>
-          <w:b w:val="0"/>
-        </w:rPr>
-        <w:t>Ask: Which facts are given, and which would we have to assume? Learners mark relevant details before discussing answers.</w:t>
-      </w:r>
-    </w:p>
-    <w:p>
-      <w:pPr>
-        <w:pStyle w:val="Heading3"/>
-      </w:pPr>
-      <w:r>
-        <w:t>Language to model</w:t>
-      </w:r>
-    </w:p>
-    <w:p>
-      <w:pPr>
-        <w:spacing w:line="336" w:lineRule="auto" w:after="180"/>
-        <w:shd w:fill="F1F6F8"/>
-      </w:pPr>
-      <w:r>
-        <w:rPr>
-          <w:b w:val="0"/>
-        </w:rPr>
-        <w:t>Say: Predict first. Show the rule, information path or calculation that would produce the result. A correct guess is not yet an explanation.</w:t>
-      </w:r>
-    </w:p>
-    <w:p>
-      <w:pPr>
-        <w:spacing w:line="336" w:lineRule="auto" w:after="180"/>
-      </w:pPr>
-      <w:r>
-        <w:rPr>
-          <w:b w:val="0"/>
-        </w:rPr>
-        <w:t xml:space="preserve">Reveal reasoning one step at a time. Explain why a tempting alternative fails. Write units and denominators for arithmetic, </w:t>
-      </w:r>
-      <w:r>
-        <w:rPr>
-          <w:b/>
-        </w:rPr>
         <w:t>trace</w:t>
       </w:r>
       <w:r>
@@ -2952,29 +3148,6 @@
           <w:b w:val="0"/>
         </w:rPr>
         <w:t xml:space="preserve"> conditions for decisions, and identify supporting sources for claims.</w:t>
-      </w:r>
-    </w:p>
-    <w:p>
-      <w:pPr>
-        <w:spacing w:line="336" w:lineRule="auto" w:after="180"/>
-      </w:pPr>
-      <w:r>
-        <w:rPr>
-          <w:b w:val="0"/>
-        </w:rPr>
-        <w:t xml:space="preserve">In pairs, one learner solves while the other checks </w:t>
-      </w:r>
-      <w:r>
-        <w:rPr>
-          <w:b/>
-        </w:rPr>
-        <w:t>evidence</w:t>
-      </w:r>
-      <w:r>
-        <w:rPr>
-          <w:b w:val="0"/>
-        </w:rPr>
-        <w:t>; exchange roles. Remove the worked answer before independent assessment.</w:t>
       </w:r>
     </w:p>
     <w:p>
@@ -3240,535 +3413,103 @@
         <w:pStyle w:val="Heading3"/>
       </w:pPr>
       <w:r>
-        <w:t>Completion practice</w:t>
+        <w:t>Individual reasoning check</w:t>
+      </w:r>
+    </w:p>
+    <w:p>
+      <w:pPr>
+        <w:pStyle w:val="Heading3"/>
+      </w:pPr>
+      <w:r>
+        <w:t>Pictorial practice question</w:t>
+      </w:r>
+    </w:p>
+    <w:p>
+      <w:pPr>
+        <w:pStyle w:val="Heading3"/>
+      </w:pPr>
+      <w:r>
+        <w:t>Reasoned teacher answer</w:t>
+      </w:r>
+    </w:p>
+    <w:p>
+      <w:pPr>
+        <w:pStyle w:val="Heading1"/>
+      </w:pPr>
+      <w:r>
+        <w:t>04. Run the music-helper investigation</w:t>
+      </w:r>
+    </w:p>
+    <w:p>
+      <w:r>
+        <w:t>A fully specified rule makes the expected and actual paper trace inspectable.</w:t>
+      </w:r>
+    </w:p>
+    <w:p>
+      <w:pPr>
+        <w:pStyle w:val="Heading2"/>
+      </w:pPr>
+      <w:r>
+        <w:t>Prepare the supplied toy system</w:t>
       </w:r>
     </w:p>
     <w:p>
       <w:pPr>
         <w:spacing w:line="336" w:lineRule="auto" w:after="180"/>
-        <w:shd w:fill="F5F1FB"/>
-      </w:pPr>
-      <w:r>
-        <w:rPr>
-          <w:b w:val="0"/>
-        </w:rPr>
-        <w:t>Completion task: A record stores only total visitors=3. Give two different arrival schedules that produce this total. Can the total tell us the busiest hour? Explain.</w:t>
-      </w:r>
-    </w:p>
-    <w:p>
-      <w:pPr>
-        <w:pStyle w:val="Heading3"/>
-      </w:pPr>
-      <w:r>
-        <w:t>Reasoning to listen for</w:t>
-      </w:r>
-    </w:p>
-    <w:p>
-      <w:pPr>
-        <w:spacing w:line="336" w:lineRule="auto" w:after="180"/>
-        <w:shd w:fill="F1F6FC"/>
-      </w:pPr>
-      <w:r>
-        <w:rPr>
-          <w:b w:val="0"/>
-        </w:rPr>
-        <w:t>Teacher check: Examples: three visitors at 09:00, or one each at 09:00, 10:00 and 11:00. Both total 3, but their busiest-hour patterns differ.</w:t>
-      </w:r>
-    </w:p>
-    <w:p>
-      <w:pPr>
-        <w:spacing w:line="336" w:lineRule="auto" w:after="180"/>
-        <w:shd w:fill="F1F6FC"/>
-      </w:pPr>
-      <w:r>
-        <w:rPr>
-          <w:b w:val="0"/>
-        </w:rPr>
-        <w:t>The total lacks arrival-time information, so the busiest hour cannot be recovered from it alone.</w:t>
-      </w:r>
-    </w:p>
-    <w:p>
-      <w:pPr>
-        <w:spacing w:line="336" w:lineRule="auto" w:after="180"/>
-      </w:pPr>
-      <w:r>
-        <w:rPr>
-          <w:b w:val="0"/>
-        </w:rPr>
-        <w:t xml:space="preserve">Start by identifying the given </w:t>
-      </w:r>
-      <w:r>
-        <w:rPr>
-          <w:b/>
-        </w:rPr>
-        <w:t>input</w:t>
-      </w:r>
-      <w:r>
-        <w:rPr>
-          <w:b w:val="0"/>
-        </w:rPr>
-        <w:t xml:space="preserve">s together. Leave the intermediate steps blank. If needed, model one step, then withdraw that help on the next step. Move to a full </w:t>
-      </w:r>
-      <w:r>
-        <w:rPr>
-          <w:b/>
-        </w:rPr>
-        <w:t>trace</w:t>
-      </w:r>
-      <w:r>
-        <w:rPr>
-          <w:b w:val="0"/>
-        </w:rPr>
-        <w:t xml:space="preserve"> only when the partial </w:t>
-      </w:r>
-      <w:r>
-        <w:rPr>
-          <w:b/>
-        </w:rPr>
-        <w:t>trace</w:t>
-      </w:r>
-      <w:r>
-        <w:rPr>
-          <w:b w:val="0"/>
-        </w:rPr>
-        <w:t xml:space="preserve"> is understood.</w:t>
-      </w:r>
-    </w:p>
-    <w:p>
-      <w:pPr>
-        <w:spacing w:line="336" w:lineRule="auto" w:after="180"/>
-      </w:pPr>
-      <w:r>
-        <w:rPr>
-          <w:b w:val="0"/>
-        </w:rPr>
-        <w:t>For partners, alternate explainer and checker; collect a response from every learner before discussion.</w:t>
-      </w:r>
-    </w:p>
-    <w:p>
-      <w:pPr>
-        <w:pStyle w:val="Heading3"/>
-      </w:pPr>
-      <w:r>
-        <w:t>Individual reasoning check</w:t>
-      </w:r>
-    </w:p>
-    <w:p>
-      <w:pPr>
-        <w:spacing w:line="336" w:lineRule="auto" w:after="180"/>
-      </w:pPr>
-      <w:r>
-        <w:rPr>
-          <w:b w:val="0"/>
-        </w:rPr>
-        <w:t xml:space="preserve">Use the worked case for </w:t>
-      </w:r>
-      <w:r>
-        <w:rPr>
-          <w:b/>
-        </w:rPr>
-        <w:t>Representation</w:t>
-      </w:r>
-      <w:r>
-        <w:rPr>
-          <w:b w:val="0"/>
-        </w:rPr>
-        <w:t xml:space="preserve">s and information paths. Proposed explanation: “Every </w:t>
-      </w:r>
-      <w:r>
-        <w:rPr>
-          <w:b/>
-        </w:rPr>
-        <w:t>output</w:t>
-      </w:r>
-      <w:r>
-        <w:rPr>
-          <w:b w:val="0"/>
-        </w:rPr>
-        <w:t xml:space="preserve"> is the final action”. Decide whether this explanation is supported.</w:t>
-      </w:r>
-    </w:p>
-    <w:p>
-      <w:pPr>
-        <w:spacing w:line="336" w:lineRule="auto" w:after="180"/>
-      </w:pPr>
-      <w:r>
-        <w:rPr>
-          <w:b w:val="0"/>
-        </w:rPr>
-        <w:t>Point to the step or supplied fact that decides; explain your repair if needed.</w:t>
-      </w:r>
-    </w:p>
-    <w:p>
-      <w:pPr>
-        <w:pStyle w:val="Heading3"/>
-      </w:pPr>
-      <w:r>
-        <w:t>Expected repair</w:t>
-      </w:r>
-    </w:p>
-    <w:p>
-      <w:pPr>
-        <w:spacing w:line="336" w:lineRule="auto" w:after="180"/>
-        <w:shd w:fill="F1F6FC"/>
-      </w:pPr>
-      <w:r>
-        <w:rPr>
-          <w:b w:val="0"/>
-        </w:rPr>
-        <w:t xml:space="preserve">Expected correction: </w:t>
-      </w:r>
-      <w:r>
-        <w:rPr>
-          <w:b/>
-        </w:rPr>
-        <w:t>Trace</w:t>
-      </w:r>
-      <w:r>
-        <w:rPr>
-          <w:b w:val="0"/>
-        </w:rPr>
-        <w:t xml:space="preserve"> an </w:t>
-      </w:r>
-      <w:r>
-        <w:rPr>
-          <w:b/>
-        </w:rPr>
-        <w:t>output</w:t>
-      </w:r>
-      <w:r>
-        <w:rPr>
-          <w:b w:val="0"/>
-        </w:rPr>
-        <w:t xml:space="preserve"> entering the next stage. Ask whether the borrowing or speech stage exists and has run.</w:t>
-      </w:r>
-    </w:p>
-    <w:p>
-      <w:pPr>
-        <w:spacing w:line="336" w:lineRule="auto" w:after="180"/>
-      </w:pPr>
-      <w:r>
-        <w:rPr>
-          <w:b w:val="0"/>
-        </w:rPr>
-        <w:t>Collect explanations, not only yes/no votes. If a misunderstanding is common, re-model the relevant step for the class.</w:t>
-      </w:r>
-    </w:p>
-    <w:p>
-      <w:pPr>
-        <w:spacing w:line="336" w:lineRule="auto" w:after="180"/>
-      </w:pPr>
-      <w:r>
-        <w:rPr>
-          <w:b w:val="0"/>
-        </w:rPr>
-        <w:t>If it affects a few learners, give a short targeted group explanation while others solve a more demanding variation.</w:t>
-      </w:r>
-    </w:p>
-    <w:p>
-      <w:pPr>
-        <w:pStyle w:val="Heading3"/>
-      </w:pPr>
-      <w:r>
-        <w:t>Pictorial practice question</w:t>
-      </w:r>
-    </w:p>
-    <w:p>
-      <w:pPr>
-        <w:spacing w:line="336" w:lineRule="auto" w:after="180"/>
-      </w:pPr>
-      <w:r>
-        <w:rPr>
-          <w:b w:val="0"/>
-        </w:rPr>
-        <w:t>Use the richer record to find blue pencils in Box B. Explain why total alone was insufficient.</w:t>
-      </w:r>
-    </w:p>
-    <w:p>
-      <w:pPr>
-        <w:pStyle w:val="Heading3"/>
-      </w:pPr>
-      <w:r>
-        <w:t>Reasoned teacher answer</w:t>
-      </w:r>
-    </w:p>
-    <w:p>
-      <w:pPr>
-        <w:spacing w:line="336" w:lineRule="auto" w:after="180"/>
-      </w:pPr>
-      <w:r>
-        <w:rPr>
-          <w:b w:val="0"/>
-        </w:rPr>
-        <w:t>6−5=1 blue pencil. Total 6 alone fits many red/blue combinations, including both boxes.</w:t>
-      </w:r>
-    </w:p>
-    <w:p>
-      <w:pPr>
-        <w:spacing w:line="336" w:lineRule="auto" w:after="180"/>
-      </w:pPr>
-      <w:r>
-        <w:rPr>
-          <w:b w:val="0"/>
-        </w:rPr>
-        <w:t>Changed-case reasoning: The records become (6,2) and (6,5). Blue count can now be recovered by total minus red, assuming these are the only colours.</w:t>
-      </w:r>
-    </w:p>
-    <w:p>
-      <w:pPr>
-        <w:spacing w:line="336" w:lineRule="auto" w:after="180"/>
-      </w:pPr>
-      <w:r>
-        <w:rPr>
-          <w:b w:val="0"/>
-        </w:rPr>
-        <w:t xml:space="preserve">Collect each learner’s explanation before discussion. Use the first missing connection between </w:t>
-      </w:r>
-      <w:r>
-        <w:rPr>
-          <w:b/>
-        </w:rPr>
-        <w:t>input</w:t>
-      </w:r>
-      <w:r>
-        <w:rPr>
-          <w:b w:val="0"/>
-        </w:rPr>
-        <w:t xml:space="preserve">, deciding step and result to choose support. This question is worked-case practice, not fresh mastery </w:t>
-      </w:r>
-      <w:r>
-        <w:rPr>
-          <w:b/>
-        </w:rPr>
-        <w:t>evidence</w:t>
-      </w:r>
-      <w:r>
-        <w:rPr>
-          <w:b w:val="0"/>
-        </w:rPr>
-        <w:t>.</w:t>
-      </w:r>
-    </w:p>
-    <w:p>
-      <w:pPr>
-        <w:pStyle w:val="Heading1"/>
-      </w:pPr>
-      <w:r>
-        <w:t>04. Run the weekly evidence lab</w:t>
-      </w:r>
-    </w:p>
-    <w:p>
-      <w:r>
-        <w:t>Run the Input, Process, Output investigation and use the first unsupported step to choose a teaching response.</w:t>
-      </w:r>
-    </w:p>
-    <w:p>
-      <w:pPr>
-        <w:spacing w:line="336" w:lineRule="auto" w:after="180"/>
-      </w:pPr>
-      <w:r>
-        <w:rPr>
-          <w:b w:val="0"/>
-        </w:rPr>
-        <w:t xml:space="preserve">Predict first, test honestly, and explain what the </w:t>
-      </w:r>
-      <w:r>
-        <w:rPr>
-          <w:b/>
-        </w:rPr>
-        <w:t>evidence</w:t>
-      </w:r>
-      <w:r>
-        <w:rPr>
-          <w:b w:val="0"/>
-        </w:rPr>
-        <w:t xml:space="preserve"> means.</w:t>
-      </w:r>
-    </w:p>
-    <w:p>
-      <w:pPr>
-        <w:pStyle w:val="Heading3"/>
-      </w:pPr>
-      <w:r>
-        <w:t>1. Predict</w:t>
-      </w:r>
-    </w:p>
-    <w:p>
-      <w:pPr>
-        <w:spacing w:line="336" w:lineRule="auto" w:after="180"/>
-        <w:shd w:fill="F4F9FC"/>
-      </w:pPr>
-      <w:r>
-        <w:rPr>
-          <w:b w:val="0"/>
-        </w:rPr>
-        <w:t xml:space="preserve">State your </w:t>
-      </w:r>
-      <w:r>
-        <w:rPr>
-          <w:b/>
-        </w:rPr>
-        <w:t>prediction</w:t>
-      </w:r>
-      <w:r>
-        <w:rPr>
-          <w:b w:val="0"/>
-        </w:rPr>
-        <w:t xml:space="preserve"> before the result is known.</w:t>
-      </w:r>
-    </w:p>
-    <w:p>
-      <w:pPr>
-        <w:pStyle w:val="Heading3"/>
-      </w:pPr>
-      <w:r>
-        <w:t>2. Investigate</w:t>
-      </w:r>
-    </w:p>
-    <w:p>
-      <w:pPr>
-        <w:spacing w:line="336" w:lineRule="auto" w:after="180"/>
-        <w:shd w:fill="F4F9FC"/>
-      </w:pPr>
-      <w:r>
-        <w:rPr>
-          <w:b w:val="0"/>
-        </w:rPr>
-        <w:t xml:space="preserve">Complete the task: </w:t>
-      </w:r>
-      <w:r>
-        <w:rPr>
-          <w:b/>
-        </w:rPr>
-        <w:t>Trace</w:t>
-      </w:r>
-      <w:r>
-        <w:rPr>
-          <w:b w:val="0"/>
-        </w:rPr>
-        <w:t xml:space="preserve"> a music recommender and draw all three stages.</w:t>
-      </w:r>
-    </w:p>
-    <w:p>
-      <w:pPr>
-        <w:pStyle w:val="Heading3"/>
-      </w:pPr>
-      <w:r>
-        <w:t>3. Compare cases</w:t>
-      </w:r>
-    </w:p>
-    <w:p>
-      <w:pPr>
-        <w:spacing w:line="336" w:lineRule="auto" w:after="180"/>
-        <w:shd w:fill="F4F9FC"/>
-      </w:pPr>
-      <w:r>
-        <w:rPr>
-          <w:b w:val="0"/>
-        </w:rPr>
+      </w:pPr>
+      <w:r>
+        <w:rPr>
+          <w:b w:val="0"/>
+        </w:rPr>
+        <w:t>Use the student lesson’s fictional two-mood helper: calm → Quiet River; lively → Jumping Feet; missing or unrecognised mood → ask for calm or lively. Pairs predict, then apply the rule on paper. A calm input produces the first title; a blank input produces the request. Distinguish a paper trace from a real software run. Reserve the four-score case for the individual first attempt.</w:t>
+      </w:r>
+    </w:p>
+    <w:p>
+      <w:pPr>
+        <w:pStyle w:val="Heading2"/>
+      </w:pPr>
+      <w:r>
+        <w:t>Run and record the cases</w:t>
+      </w:r>
+    </w:p>
+    <w:p>
+      <w:pPr>
+        <w:pStyle w:val="ListNumber"/>
+      </w:pPr>
+      <w:r>
+        <w:t>Complete the task: Trace a music recommender and draw all three stages.</w:t>
+      </w:r>
+    </w:p>
+    <w:p>
+      <w:pPr>
+        <w:pStyle w:val="ListNumber"/>
+      </w:pPr>
+      <w:r>
         <w:t>Keep a normal case and an edge case clearly separated.</w:t>
       </w:r>
     </w:p>
     <w:p>
       <w:pPr>
-        <w:pStyle w:val="Heading3"/>
-      </w:pPr>
-      <w:r>
-        <w:t>4. Record honestly</w:t>
-      </w:r>
-    </w:p>
-    <w:p>
-      <w:pPr>
-        <w:spacing w:line="336" w:lineRule="auto" w:after="180"/>
-        <w:shd w:fill="F4F9FC"/>
-      </w:pPr>
-      <w:r>
-        <w:rPr>
-          <w:b w:val="0"/>
-        </w:rPr>
-        <w:t xml:space="preserve">Record what happened—even when it does not match your </w:t>
-      </w:r>
-      <w:r>
-        <w:rPr>
-          <w:b/>
-        </w:rPr>
-        <w:t>prediction</w:t>
-      </w:r>
-      <w:r>
-        <w:rPr>
-          <w:b w:val="0"/>
-        </w:rPr>
-        <w:t>.</w:t>
-      </w:r>
-    </w:p>
-    <w:p>
-      <w:pPr>
-        <w:pStyle w:val="Heading3"/>
-      </w:pPr>
-      <w:r>
-        <w:t>5. Explain and plan the next test</w:t>
-      </w:r>
-    </w:p>
-    <w:p>
-      <w:pPr>
-        <w:spacing w:line="336" w:lineRule="auto" w:after="180"/>
-        <w:shd w:fill="F4F9FC"/>
-      </w:pPr>
-      <w:r>
-        <w:rPr>
-          <w:b w:val="0"/>
-        </w:rPr>
+        <w:pStyle w:val="ListNumber"/>
+      </w:pPr>
+      <w:r>
+        <w:t>Record what happened—even when it does not match your prediction.</w:t>
+      </w:r>
+    </w:p>
+    <w:p>
+      <w:pPr>
+        <w:pStyle w:val="ListNumber"/>
+      </w:pPr>
+      <w:r>
         <w:t>Explain the result, one limitation, and the next useful test.</w:t>
       </w:r>
     </w:p>
     <w:p>
       <w:pPr>
-        <w:pStyle w:val="Heading3"/>
-      </w:pPr>
-      <w:r>
-        <w:t>Use a fresh case after support</w:t>
-      </w:r>
-    </w:p>
-    <w:p>
-      <w:pPr>
-        <w:spacing w:line="336" w:lineRule="auto" w:after="180"/>
-        <w:shd w:fill="FFF5E6"/>
-      </w:pPr>
-      <w:r>
-        <w:rPr>
-          <w:b w:val="0"/>
-        </w:rPr>
-        <w:t>INDEPENDENCE After support is removed, repeat the proof with a fresh case.</w:t>
-      </w:r>
-    </w:p>
-    <w:p>
-      <w:pPr>
-        <w:pStyle w:val="Heading3"/>
-      </w:pPr>
-      <w:r>
-        <w:t>Make the lab runnable</w:t>
-      </w:r>
-    </w:p>
-    <w:p>
-      <w:pPr>
-        <w:spacing w:line="336" w:lineRule="auto" w:after="180"/>
-      </w:pPr>
-      <w:r>
-        <w:rPr>
-          <w:b w:val="0"/>
-        </w:rPr>
-        <w:t>Use the concrete case as the shared normal case and the independent question as a second case. Each pair creates a boundary or missing-information case and predicts its result before testing.</w:t>
-      </w:r>
-    </w:p>
-    <w:p>
-      <w:pPr>
-        <w:spacing w:line="336" w:lineRule="auto" w:after="180"/>
-      </w:pPr>
-      <w:r>
-        <w:rPr>
-          <w:b w:val="0"/>
-        </w:rPr>
-        <w:t>Keep the expected result separate from an observed mistake.</w:t>
+        <w:pStyle w:val="Heading2"/>
+      </w:pPr>
+      <w:r>
+        <w:t>Keep a checkable record</w:t>
       </w:r>
     </w:p>
     <w:tbl>
@@ -3919,42 +3660,57 @@
     </w:tbl>
     <w:p>
       <w:pPr>
-        <w:pStyle w:val="Heading3"/>
-      </w:pPr>
-      <w:r>
-        <w:t>Diagnose and reteach</w:t>
-      </w:r>
-    </w:p>
-    <w:p>
-      <w:pPr>
-        <w:pStyle w:val="Heading3"/>
-      </w:pPr>
-      <w:r>
-        <w:t>Find the unsupported claim</w:t>
+        <w:pStyle w:val="Heading2"/>
+      </w:pPr>
+      <w:r>
+        <w:t>Diagnose the first misunderstanding</w:t>
       </w:r>
     </w:p>
     <w:p>
       <w:pPr>
         <w:spacing w:line="336" w:lineRule="auto" w:after="180"/>
-        <w:shd w:fill="F5F1FB"/>
-      </w:pPr>
-      <w:r>
-        <w:rPr>
-          <w:b w:val="0"/>
-        </w:rPr>
-        <w:t xml:space="preserve">CLAIM TO REPAIR The fan's movement is the </w:t>
+      </w:pPr>
+      <w:r>
+        <w:rPr>
+          <w:b w:val="0"/>
+        </w:rPr>
+        <w:t xml:space="preserve">Every </w:t>
       </w:r>
       <w:r>
         <w:rPr>
           <w:b/>
         </w:rPr>
-        <w:t>input</w:t>
-      </w:r>
-      <w:r>
-        <w:rPr>
-          <w:b w:val="0"/>
-        </w:rPr>
-        <w:t>.</w:t>
+        <w:t>output</w:t>
+      </w:r>
+      <w:r>
+        <w:rPr>
+          <w:b w:val="0"/>
+        </w:rPr>
+        <w:t xml:space="preserve"> is the final action: </w:t>
+      </w:r>
+      <w:r>
+        <w:rPr>
+          <w:b/>
+        </w:rPr>
+        <w:t>Trace</w:t>
+      </w:r>
+      <w:r>
+        <w:rPr>
+          <w:b w:val="0"/>
+        </w:rPr>
+        <w:t xml:space="preserve"> an </w:t>
+      </w:r>
+      <w:r>
+        <w:rPr>
+          <w:b/>
+        </w:rPr>
+        <w:t>output</w:t>
+      </w:r>
+      <w:r>
+        <w:rPr>
+          <w:b w:val="0"/>
+        </w:rPr>
+        <w:t xml:space="preserve"> entering the next stage. Ask whether the borrowing or speech stage exists and has run.</w:t>
       </w:r>
     </w:p>
     <w:p>
@@ -3965,19 +3721,7 @@
         <w:rPr>
           <w:b w:val="0"/>
         </w:rPr>
-        <w:t xml:space="preserve">For guessing, return to given facts and request a </w:t>
-      </w:r>
-      <w:r>
-        <w:rPr>
-          <w:b/>
-        </w:rPr>
-        <w:t>trace</w:t>
-      </w:r>
-      <w:r>
-        <w:rPr>
-          <w:b w:val="0"/>
-        </w:rPr>
-        <w:t>. For vocabulary without application, use one example and one non-example. For arithmetic errors, check the setup before the calculation.</w:t>
+        <w:t>More calculation can recover discarded details: Ask students to distinguish two original records with the same retained value. No deterministic calculation of that value alone can know which original occurred.</w:t>
       </w:r>
     </w:p>
     <w:p>
@@ -3988,92 +3732,15 @@
         <w:rPr>
           <w:b w:val="0"/>
         </w:rPr>
-        <w:t>Finish with a different uncoached case before recording mastery.</w:t>
-      </w:r>
-    </w:p>
-    <w:p>
-      <w:pPr>
-        <w:pStyle w:val="Heading3"/>
-      </w:pPr>
-      <w:r>
-        <w:t>Address these additional misconceptions</w:t>
-      </w:r>
-    </w:p>
-    <w:p>
-      <w:pPr>
-        <w:spacing w:line="336" w:lineRule="auto" w:after="180"/>
-      </w:pPr>
-      <w:r>
-        <w:rPr>
-          <w:b w:val="0"/>
-        </w:rPr>
-        <w:t xml:space="preserve">Every </w:t>
-      </w:r>
-      <w:r>
-        <w:rPr>
-          <w:b/>
-        </w:rPr>
-        <w:t>output</w:t>
-      </w:r>
-      <w:r>
-        <w:rPr>
-          <w:b w:val="0"/>
-        </w:rPr>
-        <w:t xml:space="preserve"> is the final action: </w:t>
-      </w:r>
-      <w:r>
-        <w:rPr>
-          <w:b/>
-        </w:rPr>
-        <w:t>Trace</w:t>
-      </w:r>
-      <w:r>
-        <w:rPr>
-          <w:b w:val="0"/>
-        </w:rPr>
-        <w:t xml:space="preserve"> an </w:t>
-      </w:r>
-      <w:r>
-        <w:rPr>
-          <w:b/>
-        </w:rPr>
-        <w:t>output</w:t>
-      </w:r>
-      <w:r>
-        <w:rPr>
-          <w:b w:val="0"/>
-        </w:rPr>
-        <w:t xml:space="preserve"> entering the next stage. Ask whether the borrowing or speech stage exists and has run.</w:t>
-      </w:r>
-    </w:p>
-    <w:p>
-      <w:pPr>
-        <w:spacing w:line="336" w:lineRule="auto" w:after="180"/>
-      </w:pPr>
-      <w:r>
-        <w:rPr>
-          <w:b w:val="0"/>
-        </w:rPr>
-        <w:t>More calculation can recover discarded details: Ask students to distinguish two original records with the same retained value. No deterministic calculation of that value alone can know which original occurred.</w:t>
-      </w:r>
-    </w:p>
-    <w:p>
-      <w:pPr>
-        <w:spacing w:line="336" w:lineRule="auto" w:after="180"/>
-      </w:pPr>
-      <w:r>
-        <w:rPr>
-          <w:b w:val="0"/>
-        </w:rPr>
         <w:t>A data type tells us what the data means: Compare a title, a summary and a full chapter. All can be text while supporting different questions.</w:t>
       </w:r>
     </w:p>
     <w:p>
       <w:pPr>
-        <w:pStyle w:val="Heading3"/>
-      </w:pPr>
-      <w:r>
-        <w:t>Match the support to the first error</w:t>
+        <w:pStyle w:val="Heading2"/>
+      </w:pPr>
+      <w:r>
+        <w:t>Choose the next teaching action</w:t>
       </w:r>
     </w:p>
     <w:tbl>
@@ -4246,15 +3913,701 @@
     </w:p>
     <w:p>
       <w:pPr>
+        <w:pStyle w:val="Heading2"/>
+      </w:pPr>
+      <w:r>
+        <w:t>Earlier wording, alternative practice and picture transcripts · reference / check after trying</w:t>
+      </w:r>
+    </w:p>
+    <w:p>
+      <w:pPr>
+        <w:spacing w:line="336" w:lineRule="auto" w:after="180"/>
+      </w:pPr>
+      <w:r>
+        <w:rPr>
+          <w:b w:val="0"/>
+        </w:rPr>
+        <w:t>Run the weekly evidence lab</w:t>
+      </w:r>
+    </w:p>
+    <w:p>
+      <w:pPr>
+        <w:spacing w:line="336" w:lineRule="auto" w:after="180"/>
+      </w:pPr>
+      <w:r>
+        <w:rPr>
+          <w:b w:val="0"/>
+        </w:rPr>
+        <w:t xml:space="preserve">Predict first, test honestly, and explain what the </w:t>
+      </w:r>
+      <w:r>
+        <w:rPr>
+          <w:b/>
+        </w:rPr>
+        <w:t>evidence</w:t>
+      </w:r>
+      <w:r>
+        <w:rPr>
+          <w:b w:val="0"/>
+        </w:rPr>
+        <w:t xml:space="preserve"> means.</w:t>
+      </w:r>
+    </w:p>
+    <w:p>
+      <w:pPr>
+        <w:spacing w:line="336" w:lineRule="auto" w:after="180"/>
+      </w:pPr>
+      <w:r>
+        <w:rPr>
+          <w:b w:val="0"/>
+        </w:rPr>
+        <w:t xml:space="preserve">State your </w:t>
+      </w:r>
+      <w:r>
+        <w:rPr>
+          <w:b/>
+        </w:rPr>
+        <w:t>prediction</w:t>
+      </w:r>
+      <w:r>
+        <w:rPr>
+          <w:b w:val="0"/>
+        </w:rPr>
+        <w:t xml:space="preserve"> before the result is known.</w:t>
+      </w:r>
+    </w:p>
+    <w:p>
+      <w:pPr>
+        <w:spacing w:line="336" w:lineRule="auto" w:after="180"/>
+      </w:pPr>
+      <w:r>
+        <w:rPr>
+          <w:b w:val="0"/>
+        </w:rPr>
+        <w:t>INDEPENDENCE After support is removed, repeat the proof with a fresh case.</w:t>
+      </w:r>
+    </w:p>
+    <w:p>
+      <w:pPr>
+        <w:pStyle w:val="Heading3"/>
+      </w:pPr>
+      <w:r>
+        <w:t>Make the lab runnable</w:t>
+      </w:r>
+    </w:p>
+    <w:p>
+      <w:pPr>
+        <w:spacing w:line="336" w:lineRule="auto" w:after="180"/>
+      </w:pPr>
+      <w:r>
+        <w:rPr>
+          <w:b w:val="0"/>
+        </w:rPr>
+        <w:t>Use the supplied two-mood music helper for shared practice. Each pair creates a missing or unrecognised mood case and predicts the rule’s request before tracing it. Reserve the four-score case for the individual first attempt; keep expected and observed paper-trace results separate.</w:t>
+      </w:r>
+    </w:p>
+    <w:p>
+      <w:pPr>
+        <w:pStyle w:val="Heading3"/>
+      </w:pPr>
+      <w:r>
+        <w:t>Diagnose and reteach</w:t>
+      </w:r>
+    </w:p>
+    <w:p>
+      <w:pPr>
+        <w:spacing w:line="336" w:lineRule="auto" w:after="180"/>
+      </w:pPr>
+      <w:r>
+        <w:rPr>
+          <w:b w:val="0"/>
+        </w:rPr>
+        <w:t xml:space="preserve">CLAIM TO REPAIR The fan's movement is the </w:t>
+      </w:r>
+      <w:r>
+        <w:rPr>
+          <w:b/>
+        </w:rPr>
+        <w:t>input</w:t>
+      </w:r>
+      <w:r>
+        <w:rPr>
+          <w:b w:val="0"/>
+        </w:rPr>
+        <w:t>.</w:t>
+      </w:r>
+    </w:p>
+    <w:p>
+      <w:pPr>
+        <w:spacing w:line="336" w:lineRule="auto" w:after="180"/>
+      </w:pPr>
+      <w:r>
+        <w:rPr>
+          <w:b w:val="0"/>
+        </w:rPr>
+        <w:t xml:space="preserve">For guessing, return to given facts and request a </w:t>
+      </w:r>
+      <w:r>
+        <w:rPr>
+          <w:b/>
+        </w:rPr>
+        <w:t>trace</w:t>
+      </w:r>
+      <w:r>
+        <w:rPr>
+          <w:b w:val="0"/>
+        </w:rPr>
+        <w:t>. For vocabulary without application, use one example and one non-example. For arithmetic errors, check the setup before the calculation.</w:t>
+      </w:r>
+    </w:p>
+    <w:p>
+      <w:pPr>
+        <w:spacing w:line="336" w:lineRule="auto" w:after="180"/>
+      </w:pPr>
+      <w:r>
+        <w:rPr>
+          <w:b w:val="0"/>
+        </w:rPr>
+        <w:t>Finish with a different uncoached case before recording mastery.</w:t>
+      </w:r>
+    </w:p>
+    <w:p>
+      <w:pPr>
+        <w:pStyle w:val="Heading3"/>
+      </w:pPr>
+      <w:r>
+        <w:t>Address these additional misconceptions</w:t>
+      </w:r>
+    </w:p>
+    <w:p>
+      <w:pPr>
+        <w:pStyle w:val="Heading3"/>
+      </w:pPr>
+      <w:r>
+        <w:t>Match the support to the first error</w:t>
+      </w:r>
+    </w:p>
+    <w:p>
+      <w:pPr>
         <w:pStyle w:val="Heading1"/>
       </w:pPr>
       <w:r>
-        <w:t>05. Assess and explain the answers</w:t>
-      </w:r>
-    </w:p>
-    <w:p>
-      <w:r>
-        <w:t>Use the Input, Process, Output questions, teacher keys and criteria after the relevant attempts. Previously discussed cases are practice; protect the separately selected independent task.</w:t>
+        <w:t>05. Assess the four-score explanation</w:t>
+      </w:r>
+    </w:p>
+    <w:p>
+      <w:r>
+        <w:t>Reserve this answer until the learner has made the first independent attempt.</w:t>
+      </w:r>
+    </w:p>
+    <w:p>
+      <w:pPr>
+        <w:pStyle w:val="Heading2"/>
+      </w:pPr>
+      <w:r>
+        <w:t>Selected independent question and key</w:t>
+      </w:r>
+    </w:p>
+    <w:p>
+      <w:pPr>
+        <w:spacing w:line="336" w:lineRule="auto" w:after="180"/>
+      </w:pPr>
+      <w:r>
+        <w:rPr>
+          <w:b w:val="0"/>
+        </w:rPr>
+        <w:t>Selected case: A classroom device receives four scores and stores only their total, 20. A student claims that every score must be 5. Give two different lists of four nonnegative whole-number scores with total 20.</w:t>
+      </w:r>
+    </w:p>
+    <w:p>
+      <w:pPr>
+        <w:spacing w:line="336" w:lineRule="auto" w:after="180"/>
+      </w:pPr>
+      <w:r>
+        <w:rPr>
+          <w:b w:val="0"/>
+        </w:rPr>
+        <w:t>Explain precisely what the stored total establishes and what it does not.</w:t>
+      </w:r>
+    </w:p>
+    <w:p>
+      <w:pPr>
+        <w:spacing w:line="336" w:lineRule="auto" w:after="180"/>
+      </w:pPr>
+      <w:r>
+        <w:rPr>
+          <w:b w:val="0"/>
+        </w:rPr>
+        <w:t xml:space="preserve">For example [5,5,5,5] and [2,4,6,8] both total 20. The stored total establishes the sum under the stated recording </w:t>
+      </w:r>
+      <w:r>
+        <w:rPr>
+          <w:b/>
+        </w:rPr>
+        <w:t>process</w:t>
+      </w:r>
+      <w:r>
+        <w:rPr>
+          <w:b w:val="0"/>
+        </w:rPr>
+        <w:t>, but not the individual scores or their equality.</w:t>
+      </w:r>
+    </w:p>
+    <w:p>
+      <w:pPr>
+        <w:spacing w:line="336" w:lineRule="auto" w:after="180"/>
+      </w:pPr>
+      <w:r>
+        <w:rPr>
+          <w:b w:val="0"/>
+        </w:rPr>
+        <w:t>A list with fewer than four entries or a different total is not a valid counterexample.</w:t>
+      </w:r>
+    </w:p>
+    <w:p>
+      <w:pPr>
+        <w:pStyle w:val="Heading2"/>
+      </w:pPr>
+      <w:r>
+        <w:t>Judge explanation, trace and limits</w:t>
+      </w:r>
+    </w:p>
+    <w:tbl>
+      <w:tblPr>
+        <w:tblStyle w:val="LightShading-Accent1"/>
+        <w:tblW w:type="auto" w:w="0"/>
+        <w:tblLook w:firstColumn="1" w:firstRow="1" w:lastColumn="0" w:lastRow="0" w:noHBand="0" w:noVBand="1" w:val="04A0"/>
+      </w:tblPr>
+      <w:tblGrid>
+        <w:gridCol w:w="5112"/>
+        <w:gridCol w:w="5112"/>
+      </w:tblGrid>
+      <w:tr>
+        <w:trPr>
+          <w:tblHeader/>
+        </w:trPr>
+        <w:tc>
+          <w:tcPr>
+            <w:tcW w:type="dxa" w:w="5112"/>
+          </w:tcPr>
+          <w:p>
+            <w:r>
+              <w:t>Dimension</w:t>
+            </w:r>
+          </w:p>
+        </w:tc>
+        <w:tc>
+          <w:tcPr>
+            <w:tcW w:type="dxa" w:w="5112"/>
+          </w:tcPr>
+          <w:p>
+            <w:r>
+              <w:t>Evidence required</w:t>
+            </w:r>
+          </w:p>
+        </w:tc>
+      </w:tr>
+      <w:tr>
+        <w:tc>
+          <w:tcPr>
+            <w:tcW w:type="dxa" w:w="5112"/>
+          </w:tcPr>
+          <w:p>
+            <w:r>
+              <w:t>Explanation</w:t>
+            </w:r>
+          </w:p>
+        </w:tc>
+        <w:tc>
+          <w:tcPr>
+            <w:tcW w:type="dxa" w:w="5112"/>
+          </w:tcPr>
+          <w:p>
+            <w:r>
+              <w:t>Names the applicable idea or procedure and ties it to the supplied facts.</w:t>
+            </w:r>
+          </w:p>
+        </w:tc>
+      </w:tr>
+      <w:tr>
+        <w:tc>
+          <w:tcPr>
+            <w:tcW w:type="dxa" w:w="5112"/>
+          </w:tcPr>
+          <w:p>
+            <w:r>
+              <w:t>Trace and result</w:t>
+            </w:r>
+          </w:p>
+        </w:tc>
+        <w:tc>
+          <w:tcPr>
+            <w:tcW w:type="dxa" w:w="5112"/>
+          </w:tcPr>
+          <w:p>
+            <w:r>
+              <w:t>Preserves the given inputs and shows the relevant intermediate steps; distinguishes a prediction from an observed execution.</w:t>
+            </w:r>
+          </w:p>
+        </w:tc>
+      </w:tr>
+      <w:tr>
+        <w:tc>
+          <w:tcPr>
+            <w:tcW w:type="dxa" w:w="5112"/>
+          </w:tcPr>
+          <w:p>
+            <w:r>
+              <w:t>Limits</w:t>
+            </w:r>
+          </w:p>
+        </w:tc>
+        <w:tc>
+          <w:tcPr>
+            <w:tcW w:type="dxa" w:w="5112"/>
+          </w:tcPr>
+          <w:p>
+            <w:r>
+              <w:t>States the assumptions, missing evidence or conditions under which the result would change.</w:t>
+            </w:r>
+          </w:p>
+        </w:tc>
+      </w:tr>
+    </w:tbl>
+    <w:p>
+      <w:pPr>
+        <w:spacing w:line="336" w:lineRule="auto" w:after="180"/>
+      </w:pPr>
+      <w:r>
+        <w:rPr>
+          <w:b w:val="0"/>
+        </w:rPr>
+        <w:t xml:space="preserve">Record each dimension as not yet, with support, or independent. Accept a valid alternative procedure with a defensible </w:t>
+      </w:r>
+      <w:r>
+        <w:rPr>
+          <w:b/>
+        </w:rPr>
+        <w:t>trace</w:t>
+      </w:r>
+      <w:r>
+        <w:rPr>
+          <w:b w:val="0"/>
+        </w:rPr>
+        <w:t>.</w:t>
+      </w:r>
+    </w:p>
+    <w:p>
+      <w:pPr>
+        <w:spacing w:line="336" w:lineRule="auto" w:after="180"/>
+      </w:pPr>
+      <w:r>
+        <w:rPr>
+          <w:b w:val="0"/>
+        </w:rPr>
+        <w:t xml:space="preserve">Do not penalise an honestly recorded model failure if the learner correctly explains its </w:t>
+      </w:r>
+      <w:r>
+        <w:rPr>
+          <w:b/>
+        </w:rPr>
+        <w:t>evidence</w:t>
+      </w:r>
+      <w:r>
+        <w:rPr>
+          <w:b w:val="0"/>
+        </w:rPr>
+        <w:t xml:space="preserve"> and limits.</w:t>
+      </w:r>
+    </w:p>
+    <w:p>
+      <w:pPr>
+        <w:pStyle w:val="Heading2"/>
+      </w:pPr>
+      <w:r>
+        <w:t>Give feedback that changes the next attempt</w:t>
+      </w:r>
+    </w:p>
+    <w:p>
+      <w:pPr>
+        <w:spacing w:line="336" w:lineRule="auto" w:after="180"/>
+      </w:pPr>
+      <w:r>
+        <w:rPr>
+          <w:b w:val="0"/>
+        </w:rPr>
+        <w:t>Name the earliest unsupported step and give one action to repair it. Have the learner make that repair now and explain why. Then assess the relevant skill on a fresh, fully specified case.</w:t>
+      </w:r>
+    </w:p>
+    <w:p>
+      <w:pPr>
+        <w:spacing w:line="336" w:lineRule="auto" w:after="180"/>
+      </w:pPr>
+      <w:r>
+        <w:rPr>
+          <w:b w:val="0"/>
+        </w:rPr>
+        <w:t>Confirm it was not previously practised with feedback; solve and check the new case before assigning it. A follow-up design prompt is a starting brief, not automatically an equivalent test.</w:t>
+      </w:r>
+    </w:p>
+    <w:p>
+      <w:pPr>
+        <w:pStyle w:val="Heading2"/>
+      </w:pPr>
+      <w:r>
+        <w:t>Workbook W1: catalogue filter</w:t>
+      </w:r>
+    </w:p>
+    <w:p>
+      <w:pPr>
+        <w:spacing w:line="336" w:lineRule="auto" w:after="180"/>
+      </w:pPr>
+      <w:r>
+        <w:rPr>
+          <w:b w:val="0"/>
+        </w:rPr>
+        <w:t>The kiosk receives genre=science and maximum pages=120. The catalogue contains A science 80 pages, B science 150 pages and C mystery 90 pages. It keeps records with the requested genre and no more than 120 pages.</w:t>
+      </w:r>
+    </w:p>
+    <w:p>
+      <w:pPr>
+        <w:spacing w:line="336" w:lineRule="auto" w:after="180"/>
+      </w:pPr>
+      <w:r>
+        <w:rPr>
+          <w:b w:val="0"/>
+        </w:rPr>
+        <w:t xml:space="preserve">Draw the </w:t>
+      </w:r>
+      <w:r>
+        <w:rPr>
+          <w:b/>
+        </w:rPr>
+        <w:t>input</w:t>
+      </w:r>
+      <w:r>
+        <w:rPr>
+          <w:b w:val="0"/>
+        </w:rPr>
+        <w:t xml:space="preserve">, </w:t>
+      </w:r>
+      <w:r>
+        <w:rPr>
+          <w:b/>
+        </w:rPr>
+        <w:t>process</w:t>
+      </w:r>
+      <w:r>
+        <w:rPr>
+          <w:b w:val="0"/>
+        </w:rPr>
+        <w:t xml:space="preserve"> and </w:t>
+      </w:r>
+      <w:r>
+        <w:rPr>
+          <w:b/>
+        </w:rPr>
+        <w:t>output</w:t>
+      </w:r>
+      <w:r>
+        <w:rPr>
+          <w:b w:val="0"/>
+        </w:rPr>
+        <w:t>, naming the surviving record.</w:t>
+      </w:r>
+    </w:p>
+    <w:p>
+      <w:pPr>
+        <w:spacing w:line="336" w:lineRule="auto" w:after="180"/>
+      </w:pPr>
+      <w:r>
+        <w:rPr>
+          <w:b/>
+        </w:rPr>
+        <w:t>Input</w:t>
+      </w:r>
+      <w:r>
+        <w:rPr>
+          <w:b w:val="0"/>
+        </w:rPr>
+        <w:t xml:space="preserve"> includes both request fields and all three catalogue records. The </w:t>
+      </w:r>
+      <w:r>
+        <w:rPr>
+          <w:b/>
+        </w:rPr>
+        <w:t>process</w:t>
+      </w:r>
+      <w:r>
+        <w:rPr>
+          <w:b w:val="0"/>
+        </w:rPr>
+        <w:t xml:space="preserve"> checks science AND pages&lt;=120. </w:t>
+      </w:r>
+      <w:r>
+        <w:rPr>
+          <w:b/>
+        </w:rPr>
+        <w:t>Output</w:t>
+      </w:r>
+      <w:r>
+        <w:rPr>
+          <w:b w:val="0"/>
+        </w:rPr>
+        <w:t xml:space="preserve"> contains A only; B fails the length condition and C fails the genre condition.</w:t>
+      </w:r>
+    </w:p>
+    <w:p>
+      <w:pPr>
+        <w:spacing w:line="336" w:lineRule="auto" w:after="180"/>
+      </w:pPr>
+      <w:r>
+        <w:rPr>
+          <w:b w:val="0"/>
+        </w:rPr>
+        <w:t>Listing A does not establish that a copy was reserved.</w:t>
+      </w:r>
+    </w:p>
+    <w:p>
+      <w:pPr>
+        <w:pStyle w:val="Heading2"/>
+      </w:pPr>
+      <w:r>
+        <w:t>Workbook W2: visitor schedules</w:t>
+      </w:r>
+    </w:p>
+    <w:p>
+      <w:pPr>
+        <w:spacing w:line="336" w:lineRule="auto" w:after="180"/>
+      </w:pPr>
+      <w:r>
+        <w:rPr>
+          <w:b w:val="0"/>
+        </w:rPr>
+        <w:t>A record stores only total visitors=3. Give two different arrival schedules that produce this total. Can the total tell us the busiest hour? Explain.</w:t>
+      </w:r>
+    </w:p>
+    <w:p>
+      <w:pPr>
+        <w:spacing w:line="336" w:lineRule="auto" w:after="180"/>
+      </w:pPr>
+      <w:r>
+        <w:rPr>
+          <w:b w:val="0"/>
+        </w:rPr>
+        <w:t>Examples: three visitors at 09:00, or one each at 09:00, 10:00 and 11:00. Both total 3, but their busiest-hour patterns differ. The total lacks arrival-time information, so the busiest hour cannot be recovered from it alone.</w:t>
+      </w:r>
+    </w:p>
+    <w:p>
+      <w:pPr>
+        <w:pStyle w:val="Heading2"/>
+      </w:pPr>
+      <w:r>
+        <w:t>Workbook W3: sufficient information</w:t>
+      </w:r>
+    </w:p>
+    <w:p>
+      <w:pPr>
+        <w:spacing w:line="336" w:lineRule="auto" w:after="180"/>
+      </w:pPr>
+      <w:r>
+        <w:rPr>
+          <w:b w:val="0"/>
+        </w:rPr>
+        <w:t>For each task, choose the information needed: decide whether a book is under 120 pages; quote its first sentence exactly; decide whether a copy is available now. Explain why a genre tag alone is insufficient for all three.</w:t>
+      </w:r>
+    </w:p>
+    <w:p>
+      <w:pPr>
+        <w:spacing w:line="336" w:lineRule="auto" w:after="180"/>
+      </w:pPr>
+      <w:r>
+        <w:rPr>
+          <w:b w:val="0"/>
+        </w:rPr>
+        <w:t>Use the page count for the length condition, the actual first sentence from the correct edition for an exact quote, and a current copy-availability record for availability. Genre supplies none of those facts.</w:t>
+      </w:r>
+    </w:p>
+    <w:p>
+      <w:pPr>
+        <w:spacing w:line="336" w:lineRule="auto" w:after="180"/>
+      </w:pPr>
+      <w:r>
+        <w:rPr>
+          <w:b w:val="0"/>
+        </w:rPr>
+        <w:t>Even suitable records must be checked for the correct edition or time.</w:t>
+      </w:r>
+    </w:p>
+    <w:p>
+      <w:pPr>
+        <w:pStyle w:val="Heading2"/>
+      </w:pPr>
+      <w:r>
+        <w:t>Workbook W5: voice-calculator diagnosis</w:t>
+      </w:r>
+    </w:p>
+    <w:p>
+      <w:pPr>
+        <w:spacing w:line="336" w:lineRule="auto" w:after="180"/>
+      </w:pPr>
+      <w:r>
+        <w:rPr>
+          <w:b w:val="0"/>
+        </w:rPr>
+        <w:t>A voice calculator receives a spoken request for 16 divided by 4. Its transcript says 60 divided by 4 and its calculator returns 15.</w:t>
+      </w:r>
+    </w:p>
+    <w:p>
+      <w:pPr>
+        <w:spacing w:line="336" w:lineRule="auto" w:after="180"/>
+      </w:pPr>
+      <w:r>
+        <w:rPr>
+          <w:b w:val="0"/>
+        </w:rPr>
+        <w:t>Identify the first incorrect stage, show the intended result and propose a check before calculation.</w:t>
+      </w:r>
+    </w:p>
+    <w:p>
+      <w:pPr>
+        <w:spacing w:line="336" w:lineRule="auto" w:after="180"/>
+      </w:pPr>
+      <w:r>
+        <w:rPr>
+          <w:b w:val="0"/>
+        </w:rPr>
+        <w:t>Transcription first changes 16 to 60. The calculator correctly computes the wrong supplied expression. The intended result is 4.</w:t>
+      </w:r>
+    </w:p>
+    <w:p>
+      <w:pPr>
+        <w:spacing w:line="336" w:lineRule="auto" w:after="180"/>
+      </w:pPr>
+      <w:r>
+        <w:rPr>
+          <w:b w:val="0"/>
+        </w:rPr>
+        <w:t>Display or confirm the interpreted numbers before calculating, rather than changing the arithmetic code to force the expected answer.</w:t>
+      </w:r>
+    </w:p>
+    <w:p>
+      <w:pPr>
+        <w:pStyle w:val="Heading2"/>
+      </w:pPr>
+      <w:r>
+        <w:t>Earlier wording, alternative practice and picture transcripts · reference / check after trying</w:t>
+      </w:r>
+    </w:p>
+    <w:p>
+      <w:pPr>
+        <w:spacing w:line="336" w:lineRule="auto" w:after="180"/>
+      </w:pPr>
+      <w:r>
+        <w:rPr>
+          <w:b w:val="0"/>
+        </w:rPr>
+        <w:t>Assess and explain the answers</w:t>
       </w:r>
     </w:p>
     <w:p>
@@ -4267,28 +4620,74 @@
     </w:p>
     <w:p>
       <w:pPr>
+        <w:spacing w:line="336" w:lineRule="auto" w:after="180"/>
+      </w:pPr>
+      <w:r>
+        <w:rPr>
+          <w:b/>
+        </w:rPr>
+        <w:t>Input</w:t>
+      </w:r>
+      <w:r>
+        <w:rPr>
+          <w:b w:val="0"/>
+        </w:rPr>
+        <w:t xml:space="preserve"> is mood; </w:t>
+      </w:r>
+      <w:r>
+        <w:rPr>
+          <w:b/>
+        </w:rPr>
+        <w:t>process</w:t>
+      </w:r>
+      <w:r>
+        <w:rPr>
+          <w:b w:val="0"/>
+        </w:rPr>
+        <w:t xml:space="preserve"> is tag matching; </w:t>
+      </w:r>
+      <w:r>
+        <w:rPr>
+          <w:b/>
+        </w:rPr>
+        <w:t>output</w:t>
+      </w:r>
+      <w:r>
+        <w:rPr>
+          <w:b w:val="0"/>
+        </w:rPr>
+        <w:t xml:space="preserve"> is titles. Audio playback is another step. Matching can use fixed rules; the description alone does not establish machine learning.</w:t>
+      </w:r>
+    </w:p>
+    <w:p>
+      <w:pPr>
         <w:pStyle w:val="Heading3"/>
       </w:pPr>
       <w:r>
-        <w:t>Teacher key · Worked case answer</w:t>
+        <w:t>Additional transfer practice: fan</w:t>
       </w:r>
     </w:p>
     <w:p>
       <w:pPr>
         <w:spacing w:line="336" w:lineRule="auto" w:after="180"/>
-        <w:shd w:fill="F1F6FC"/>
-      </w:pPr>
+      </w:pPr>
+      <w:r>
+        <w:rPr>
+          <w:b w:val="0"/>
+        </w:rPr>
+        <w:t xml:space="preserve">A classroom fan receives a temperature reading, compares it with 25 degrees C, and turns on. Name the </w:t>
+      </w:r>
       <w:r>
         <w:rPr>
           <w:b/>
         </w:rPr>
-        <w:t>Input</w:t>
-      </w:r>
-      <w:r>
-        <w:rPr>
-          <w:b w:val="0"/>
-        </w:rPr>
-        <w:t xml:space="preserve"> is mood; </w:t>
+        <w:t>input</w:t>
+      </w:r>
+      <w:r>
+        <w:rPr>
+          <w:b w:val="0"/>
+        </w:rPr>
+        <w:t xml:space="preserve">, </w:t>
       </w:r>
       <w:r>
         <w:rPr>
@@ -4300,7 +4699,7 @@
         <w:rPr>
           <w:b w:val="0"/>
         </w:rPr>
-        <w:t xml:space="preserve"> is tag matching; </w:t>
+        <w:t xml:space="preserve"> and </w:t>
       </w:r>
       <w:r>
         <w:rPr>
@@ -4312,7 +4711,7 @@
         <w:rPr>
           <w:b w:val="0"/>
         </w:rPr>
-        <w:t xml:space="preserve"> is titles. Audio playback is another step. Matching can use fixed rules; the description alone does not establish machine learning.</w:t>
+        <w:t>. What should happen if the reading is missing?</w:t>
       </w:r>
     </w:p>
     <w:p>
@@ -4320,85 +4719,12 @@
         <w:pStyle w:val="Heading3"/>
       </w:pPr>
       <w:r>
-        <w:t>Independent question</w:t>
-      </w:r>
-    </w:p>
-    <w:p>
-      <w:pPr>
-        <w:pStyle w:val="Heading3"/>
-      </w:pPr>
-      <w:r>
-        <w:t>Independent question · withhold the key</w:t>
+        <w:t>Reasoned fan-practice answer</w:t>
       </w:r>
     </w:p>
     <w:p>
       <w:pPr>
         <w:spacing w:line="336" w:lineRule="auto" w:after="180"/>
-        <w:shd w:fill="F5F1FB"/>
-      </w:pPr>
-      <w:r>
-        <w:rPr>
-          <w:b w:val="0"/>
-        </w:rPr>
-        <w:t xml:space="preserve">A classroom fan receives a temperature reading, compares it with 25 degrees C, and turns on. Name the </w:t>
-      </w:r>
-      <w:r>
-        <w:rPr>
-          <w:b/>
-        </w:rPr>
-        <w:t>input</w:t>
-      </w:r>
-      <w:r>
-        <w:rPr>
-          <w:b w:val="0"/>
-        </w:rPr>
-        <w:t xml:space="preserve">, </w:t>
-      </w:r>
-      <w:r>
-        <w:rPr>
-          <w:b/>
-        </w:rPr>
-        <w:t>process</w:t>
-      </w:r>
-      <w:r>
-        <w:rPr>
-          <w:b w:val="0"/>
-        </w:rPr>
-        <w:t xml:space="preserve"> and </w:t>
-      </w:r>
-      <w:r>
-        <w:rPr>
-          <w:b/>
-        </w:rPr>
-        <w:t>output</w:t>
-      </w:r>
-      <w:r>
-        <w:rPr>
-          <w:b w:val="0"/>
-        </w:rPr>
-        <w:t>. What should happen if the reading is missing?</w:t>
-      </w:r>
-    </w:p>
-    <w:p>
-      <w:pPr>
-        <w:pStyle w:val="Heading3"/>
-      </w:pPr>
-      <w:r>
-        <w:t>Expected independent answer</w:t>
-      </w:r>
-    </w:p>
-    <w:p>
-      <w:pPr>
-        <w:pStyle w:val="Heading3"/>
-      </w:pPr>
-      <w:r>
-        <w:t>Teacher key · Expected independent answer</w:t>
-      </w:r>
-    </w:p>
-    <w:p>
-      <w:pPr>
-        <w:spacing w:line="336" w:lineRule="auto" w:after="180"/>
-        <w:shd w:fill="F1F6FC"/>
       </w:pPr>
       <w:r>
         <w:rPr>
@@ -4746,40 +5072,262 @@
     </w:p>
     <w:p>
       <w:pPr>
+        <w:spacing w:line="336" w:lineRule="auto" w:after="180"/>
+      </w:pPr>
+      <w:r>
+        <w:rPr>
+          <w:b/>
+        </w:rPr>
+        <w:t>Input</w:t>
+      </w:r>
+      <w:r>
+        <w:rPr>
+          <w:b w:val="0"/>
+        </w:rPr>
+        <w:t xml:space="preserve"> is the genre request, </w:t>
+      </w:r>
+      <w:r>
+        <w:rPr>
+          <w:b/>
+        </w:rPr>
+        <w:t>process</w:t>
+      </w:r>
+      <w:r>
+        <w:rPr>
+          <w:b w:val="0"/>
+        </w:rPr>
+        <w:t xml:space="preserve">ing is catalogue filtering, </w:t>
+      </w:r>
+      <w:r>
+        <w:rPr>
+          <w:b/>
+        </w:rPr>
+        <w:t>output</w:t>
+      </w:r>
+      <w:r>
+        <w:rPr>
+          <w:b w:val="0"/>
+        </w:rPr>
+        <w:t xml:space="preserve"> is three titles. There is no audio-</w:t>
+      </w:r>
+      <w:r>
+        <w:rPr>
+          <w:b/>
+        </w:rPr>
+        <w:t>output</w:t>
+      </w:r>
+      <w:r>
+        <w:rPr>
+          <w:b w:val="0"/>
+        </w:rPr>
+        <w:t xml:space="preserve"> stage. Filtering could use a </w:t>
+      </w:r>
+      <w:r>
+        <w:rPr>
+          <w:b/>
+        </w:rPr>
+        <w:t>written rule</w:t>
+      </w:r>
+      <w:r>
+        <w:rPr>
+          <w:b w:val="0"/>
+        </w:rPr>
+        <w:t>; the description does not establish learning.</w:t>
+      </w:r>
+    </w:p>
+    <w:p>
+      <w:pPr>
+        <w:spacing w:line="336" w:lineRule="auto" w:after="180"/>
+      </w:pPr>
+      <w:r>
+        <w:rPr>
+          <w:b w:val="0"/>
+        </w:rPr>
+        <w:t>The claim confuses title display with reading aloud.</w:t>
+      </w:r>
+    </w:p>
+    <w:p>
+      <w:pPr>
         <w:pStyle w:val="Heading3"/>
       </w:pPr>
       <w:r>
-        <w:t>Teacher key · Original transfer answer</w:t>
+        <w:t>Explanations for the additional workbook examples</w:t>
+      </w:r>
+    </w:p>
+    <w:p>
+      <w:pPr>
+        <w:pStyle w:val="Heading3"/>
+      </w:pPr>
+      <w:r>
+        <w:t>W1 Trace a request</w:t>
+      </w:r>
+    </w:p>
+    <w:p>
+      <w:pPr>
+        <w:pStyle w:val="Heading3"/>
+      </w:pPr>
+      <w:r>
+        <w:t>W2 Finish the visitor example</w:t>
+      </w:r>
+    </w:p>
+    <w:p>
+      <w:pPr>
+        <w:pStyle w:val="Heading3"/>
+      </w:pPr>
+      <w:r>
+        <w:t>W3 Choose a sufficient representation</w:t>
+      </w:r>
+    </w:p>
+    <w:p>
+      <w:pPr>
+        <w:pStyle w:val="Heading3"/>
+      </w:pPr>
+      <w:r>
+        <w:t>W4 Investigate a new loss of information</w:t>
       </w:r>
     </w:p>
     <w:p>
       <w:pPr>
         <w:spacing w:line="336" w:lineRule="auto" w:after="180"/>
-        <w:shd w:fill="F1F6FC"/>
-      </w:pPr>
+      </w:pPr>
+      <w:r>
+        <w:rPr>
+          <w:b w:val="0"/>
+        </w:rPr>
+        <w:t>A classroom device receives four scores and stores only their total, 20. A student claims that every score must be 5. Give two different lists of four nonnegative whole-number scores with total 20.</w:t>
+      </w:r>
+    </w:p>
+    <w:p>
+      <w:pPr>
+        <w:spacing w:line="336" w:lineRule="auto" w:after="180"/>
+      </w:pPr>
+      <w:r>
+        <w:rPr>
+          <w:b w:val="0"/>
+        </w:rPr>
+        <w:t>Explain precisely what the stored total establishes and what it does not.</w:t>
+      </w:r>
+    </w:p>
+    <w:p>
+      <w:pPr>
+        <w:spacing w:line="336" w:lineRule="auto" w:after="180"/>
+      </w:pPr>
+      <w:r>
+        <w:rPr>
+          <w:b w:val="0"/>
+        </w:rPr>
+        <w:t xml:space="preserve">For example [5,5,5,5] and [2,4,6,8] both total 20. The stored total establishes the sum under the stated recording </w:t>
+      </w:r>
       <w:r>
         <w:rPr>
           <w:b/>
         </w:rPr>
-        <w:t>Input</w:t>
-      </w:r>
-      <w:r>
-        <w:rPr>
-          <w:b w:val="0"/>
-        </w:rPr>
-        <w:t xml:space="preserve"> is the genre request, </w:t>
+        <w:t>process</w:t>
+      </w:r>
+      <w:r>
+        <w:rPr>
+          <w:b w:val="0"/>
+        </w:rPr>
+        <w:t>, but not the individual scores or their equality.</w:t>
+      </w:r>
+    </w:p>
+    <w:p>
+      <w:pPr>
+        <w:spacing w:line="336" w:lineRule="auto" w:after="180"/>
+      </w:pPr>
+      <w:r>
+        <w:rPr>
+          <w:b w:val="0"/>
+        </w:rPr>
+        <w:t>A list with fewer than four entries or a different total is not a valid counterexample.</w:t>
+      </w:r>
+    </w:p>
+    <w:p>
+      <w:pPr>
+        <w:pStyle w:val="Heading3"/>
+      </w:pPr>
+      <w:r>
+        <w:t>W5 Diagnose before repairing</w:t>
+      </w:r>
+    </w:p>
+    <w:p>
+      <w:pPr>
+        <w:pStyle w:val="Heading3"/>
+      </w:pPr>
+      <w:r>
+        <w:t>Assess independent transfer</w:t>
+      </w:r>
+    </w:p>
+    <w:p>
+      <w:pPr>
+        <w:pStyle w:val="Heading3"/>
+      </w:pPr>
+      <w:r>
+        <w:t>Selected case answer</w:t>
+      </w:r>
+    </w:p>
+    <w:p>
+      <w:pPr>
+        <w:pStyle w:val="Heading3"/>
+      </w:pPr>
+      <w:r>
+        <w:t>Feedback that the learner uses</w:t>
+      </w:r>
+    </w:p>
+    <w:p>
+      <w:pPr>
+        <w:pStyle w:val="Heading1"/>
+      </w:pPr>
+      <w:r>
+        <w:t>06. Connect, adapt and revisit</w:t>
+      </w:r>
+    </w:p>
+    <w:p>
+      <w:r>
+        <w:t>Retain one project map and use changed cases to check understanding later.</w:t>
+      </w:r>
+    </w:p>
+    <w:p>
+      <w:pPr>
+        <w:pStyle w:val="Heading2"/>
+      </w:pPr>
+      <w:r>
+        <w:t>Project evidence to keep</w:t>
+      </w:r>
+    </w:p>
+    <w:p>
+      <w:pPr>
+        <w:spacing w:line="336" w:lineRule="auto" w:after="180"/>
+      </w:pPr>
+      <w:r>
+        <w:rPr>
+          <w:b w:val="0"/>
+        </w:rPr>
+        <w:t xml:space="preserve">Draw the Classroom Sorter's first </w:t>
       </w:r>
       <w:r>
         <w:rPr>
           <w:b/>
         </w:rPr>
+        <w:t>input</w:t>
+      </w:r>
+      <w:r>
+        <w:rPr>
+          <w:b w:val="0"/>
+        </w:rPr>
+        <w:t>-</w:t>
+      </w:r>
+      <w:r>
+        <w:rPr>
+          <w:b/>
+        </w:rPr>
         <w:t>process</w:t>
       </w:r>
       <w:r>
         <w:rPr>
           <w:b w:val="0"/>
         </w:rPr>
-        <w:t xml:space="preserve">ing is catalogue filtering, </w:t>
+        <w:t>-</w:t>
       </w:r>
       <w:r>
         <w:rPr>
@@ -4791,1011 +5339,170 @@
         <w:rPr>
           <w:b w:val="0"/>
         </w:rPr>
-        <w:t xml:space="preserve"> is three titles. There is no audio-</w:t>
+        <w:t xml:space="preserve"> map and show where a person may review the result.</w:t>
+      </w:r>
+    </w:p>
+    <w:p>
+      <w:pPr>
+        <w:spacing w:line="336" w:lineRule="auto" w:after="180"/>
+      </w:pPr>
+      <w:r>
+        <w:rPr>
+          <w:b w:val="0"/>
+        </w:rPr>
+        <w:t xml:space="preserve">Keep the decision, </w:t>
       </w:r>
       <w:r>
         <w:rPr>
           <w:b/>
         </w:rPr>
+        <w:t>input</w:t>
+      </w:r>
+      <w:r>
+        <w:rPr>
+          <w:b w:val="0"/>
+        </w:rPr>
+        <w:t xml:space="preserve">, result, explanation and remaining limitation in the project </w:t>
+      </w:r>
+      <w:r>
+        <w:rPr>
+          <w:b/>
+        </w:rPr>
+        <w:t>evidence</w:t>
+      </w:r>
+      <w:r>
+        <w:rPr>
+          <w:b w:val="0"/>
+        </w:rPr>
+        <w:t xml:space="preserve"> record. Retrieve this record next week rather than restarting the project.</w:t>
+      </w:r>
+    </w:p>
+    <w:p>
+      <w:pPr>
+        <w:spacing w:line="336" w:lineRule="auto" w:after="180"/>
+      </w:pPr>
+      <w:r>
+        <w:rPr>
+          <w:b w:val="0"/>
+        </w:rPr>
+        <w:t xml:space="preserve">Choose sorter </w:t>
+      </w:r>
+      <w:r>
+        <w:rPr>
+          <w:b/>
+        </w:rPr>
+        <w:t>input</w:t>
+      </w:r>
+      <w:r>
+        <w:rPr>
+          <w:b w:val="0"/>
+        </w:rPr>
+        <w:t>s that retain the clues needed for its decision; draw the transformation and identify discarded details.</w:t>
+      </w:r>
+    </w:p>
+    <w:p>
+      <w:pPr>
+        <w:pStyle w:val="Heading2"/>
+      </w:pPr>
+      <w:r>
+        <w:t>Support without giving away the reasoning</w:t>
+      </w:r>
+    </w:p>
+    <w:p>
+      <w:pPr>
+        <w:spacing w:line="336" w:lineRule="auto" w:after="180"/>
+      </w:pPr>
+      <w:r>
+        <w:rPr>
+          <w:b w:val="0"/>
+        </w:rPr>
+        <w:t xml:space="preserve">Use physical cards, spoken explanations and a three-stage drawing. Read aloud without giving the answer. Stretch: compare two </w:t>
+      </w:r>
+      <w:r>
+        <w:rPr>
+          <w:b/>
+        </w:rPr>
+        <w:t>mechanism</w:t>
+      </w:r>
+      <w:r>
+        <w:rPr>
+          <w:b w:val="0"/>
+        </w:rPr>
+        <w:t xml:space="preserve">s with the same visible </w:t>
+      </w:r>
+      <w:r>
+        <w:rPr>
+          <w:b/>
+        </w:rPr>
         <w:t>output</w:t>
       </w:r>
       <w:r>
         <w:rPr>
           <w:b w:val="0"/>
         </w:rPr>
-        <w:t xml:space="preserve"> stage. Filtering could use a </w:t>
+        <w:t xml:space="preserve"> and explain what </w:t>
       </w:r>
       <w:r>
         <w:rPr>
           <w:b/>
         </w:rPr>
-        <w:t>written rule</w:t>
-      </w:r>
-      <w:r>
-        <w:rPr>
-          <w:b w:val="0"/>
-        </w:rPr>
-        <w:t>; the description does not establish learning.</w:t>
+        <w:t>evidence</w:t>
+      </w:r>
+      <w:r>
+        <w:rPr>
+          <w:b w:val="0"/>
+        </w:rPr>
+        <w:t xml:space="preserve"> distinguishes them.</w:t>
       </w:r>
     </w:p>
     <w:p>
       <w:pPr>
         <w:spacing w:line="336" w:lineRule="auto" w:after="180"/>
-        <w:shd w:fill="F1F6FC"/>
-      </w:pPr>
-      <w:r>
-        <w:rPr>
-          <w:b w:val="0"/>
-        </w:rPr>
-        <w:t>The claim confuses title display with reading aloud.</w:t>
-      </w:r>
-    </w:p>
-    <w:p>
-      <w:pPr>
-        <w:pStyle w:val="Heading3"/>
-      </w:pPr>
-      <w:r>
-        <w:t>Explanations for the additional workbook examples</w:t>
-      </w:r>
-    </w:p>
-    <w:p>
-      <w:pPr>
-        <w:pStyle w:val="Heading3"/>
-      </w:pPr>
-      <w:r>
-        <w:t>W1 Trace a request</w:t>
-      </w:r>
-    </w:p>
-    <w:p>
-      <w:pPr>
-        <w:pStyle w:val="Heading3"/>
-      </w:pPr>
-      <w:r>
-        <w:t>Workbook question · W1</w:t>
+      </w:pPr>
+      <w:r>
+        <w:rPr>
+          <w:b w:val="0"/>
+        </w:rPr>
+        <w:t xml:space="preserve">Provide four empty boxes and counters for learners who need arithmetic support. Let them explain </w:t>
+      </w:r>
+      <w:r>
+        <w:rPr>
+          <w:b/>
+        </w:rPr>
+        <w:t>information loss</w:t>
+      </w:r>
+      <w:r>
+        <w:rPr>
+          <w:b w:val="0"/>
+        </w:rPr>
+        <w:t xml:space="preserve"> orally.</w:t>
       </w:r>
     </w:p>
     <w:p>
       <w:pPr>
         <w:spacing w:line="336" w:lineRule="auto" w:after="180"/>
-        <w:shd w:fill="F5F1FB"/>
-      </w:pPr>
-      <w:r>
-        <w:rPr>
-          <w:b w:val="0"/>
-        </w:rPr>
-        <w:t>The kiosk receives genre=science and maximum pages=120. The catalogue contains A science 80 pages, B science 150 pages and C mystery 90 pages. It keeps records with the requested genre and no more than 120 pages.</w:t>
+      </w:pPr>
+      <w:r>
+        <w:rPr>
+          <w:b w:val="0"/>
+        </w:rPr>
+        <w:t>Extension: ask which extra field, such as minimum score, would rule out one of their lists and whether it would uniquely determine the original list.</w:t>
       </w:r>
     </w:p>
     <w:p>
       <w:pPr>
         <w:spacing w:line="336" w:lineRule="auto" w:after="180"/>
-        <w:shd w:fill="F5F1FB"/>
-      </w:pPr>
-      <w:r>
-        <w:rPr>
-          <w:b w:val="0"/>
-        </w:rPr>
-        <w:t xml:space="preserve">Draw the </w:t>
-      </w:r>
-      <w:r>
-        <w:rPr>
-          <w:b/>
-        </w:rPr>
-        <w:t>input</w:t>
-      </w:r>
-      <w:r>
-        <w:rPr>
-          <w:b w:val="0"/>
-        </w:rPr>
-        <w:t xml:space="preserve">, </w:t>
-      </w:r>
-      <w:r>
-        <w:rPr>
-          <w:b/>
-        </w:rPr>
-        <w:t>process</w:t>
-      </w:r>
-      <w:r>
-        <w:rPr>
-          <w:b w:val="0"/>
-        </w:rPr>
-        <w:t xml:space="preserve"> and </w:t>
-      </w:r>
-      <w:r>
-        <w:rPr>
-          <w:b/>
-        </w:rPr>
-        <w:t>output</w:t>
-      </w:r>
-      <w:r>
-        <w:rPr>
-          <w:b w:val="0"/>
-        </w:rPr>
-        <w:t>, naming the surviving record.</w:t>
-      </w:r>
-    </w:p>
-    <w:p>
-      <w:pPr>
-        <w:pStyle w:val="Heading3"/>
-      </w:pPr>
-      <w:r>
-        <w:t>Teacher reasoning · W1</w:t>
+      </w:pPr>
+      <w:r>
+        <w:rPr>
+          <w:b w:val="0"/>
+        </w:rPr>
+        <w:t>W4 is secure when both lists contain four nonnegative whole numbers, both sum to 20, at least one is not all fives, and the explanation distinguishes sum from individual values.</w:t>
       </w:r>
     </w:p>
     <w:p>
       <w:pPr>
         <w:spacing w:line="336" w:lineRule="auto" w:after="180"/>
-        <w:shd w:fill="F1F6FC"/>
-      </w:pPr>
-      <w:r>
-        <w:rPr>
-          <w:b/>
-        </w:rPr>
-        <w:t>Input</w:t>
-      </w:r>
-      <w:r>
-        <w:rPr>
-          <w:b w:val="0"/>
-        </w:rPr>
-        <w:t xml:space="preserve"> includes both request fields and all three catalogue records. The </w:t>
-      </w:r>
-      <w:r>
-        <w:rPr>
-          <w:b/>
-        </w:rPr>
-        <w:t>process</w:t>
-      </w:r>
-      <w:r>
-        <w:rPr>
-          <w:b w:val="0"/>
-        </w:rPr>
-        <w:t xml:space="preserve"> checks science AND pages&lt;=120. </w:t>
-      </w:r>
-      <w:r>
-        <w:rPr>
-          <w:b/>
-        </w:rPr>
-        <w:t>Output</w:t>
-      </w:r>
-      <w:r>
-        <w:rPr>
-          <w:b w:val="0"/>
-        </w:rPr>
-        <w:t xml:space="preserve"> contains A only; B fails the length condition and C fails the genre condition.</w:t>
-      </w:r>
-    </w:p>
-    <w:p>
-      <w:pPr>
-        <w:spacing w:line="336" w:lineRule="auto" w:after="180"/>
-        <w:shd w:fill="F1F6FC"/>
-      </w:pPr>
-      <w:r>
-        <w:rPr>
-          <w:b w:val="0"/>
-        </w:rPr>
-        <w:t>Listing A does not establish that a copy was reserved.</w:t>
-      </w:r>
-    </w:p>
-    <w:p>
-      <w:pPr>
-        <w:pStyle w:val="Heading3"/>
-      </w:pPr>
-      <w:r>
-        <w:t>W2 Finish the visitor example</w:t>
-      </w:r>
-    </w:p>
-    <w:p>
-      <w:pPr>
-        <w:pStyle w:val="Heading3"/>
-      </w:pPr>
-      <w:r>
-        <w:t>Workbook question · W2</w:t>
-      </w:r>
-    </w:p>
-    <w:p>
-      <w:pPr>
-        <w:spacing w:line="336" w:lineRule="auto" w:after="180"/>
-        <w:shd w:fill="F5F1FB"/>
-      </w:pPr>
-      <w:r>
-        <w:rPr>
-          <w:b w:val="0"/>
-        </w:rPr>
-        <w:t>A record stores only total visitors=3. Give two different arrival schedules that produce this total. Can the total tell us the busiest hour? Explain.</w:t>
-      </w:r>
-    </w:p>
-    <w:p>
-      <w:pPr>
-        <w:pStyle w:val="Heading3"/>
-      </w:pPr>
-      <w:r>
-        <w:t>Teacher reasoning · W2</w:t>
-      </w:r>
-    </w:p>
-    <w:p>
-      <w:pPr>
-        <w:spacing w:line="336" w:lineRule="auto" w:after="180"/>
-        <w:shd w:fill="F1F6FC"/>
-      </w:pPr>
-      <w:r>
-        <w:rPr>
-          <w:b w:val="0"/>
-        </w:rPr>
-        <w:t>Examples: three visitors at 09:00, or one each at 09:00, 10:00 and 11:00. Both total 3, but their busiest-hour patterns differ. The total lacks arrival-time information, so the busiest hour cannot be recovered from it alone.</w:t>
-      </w:r>
-    </w:p>
-    <w:p>
-      <w:pPr>
-        <w:pStyle w:val="Heading3"/>
-      </w:pPr>
-      <w:r>
-        <w:t>W3 Choose a sufficient representation</w:t>
-      </w:r>
-    </w:p>
-    <w:p>
-      <w:pPr>
-        <w:pStyle w:val="Heading3"/>
-      </w:pPr>
-      <w:r>
-        <w:t>Workbook question · W3</w:t>
-      </w:r>
-    </w:p>
-    <w:p>
-      <w:pPr>
-        <w:spacing w:line="336" w:lineRule="auto" w:after="180"/>
-        <w:shd w:fill="F5F1FB"/>
-      </w:pPr>
-      <w:r>
-        <w:rPr>
-          <w:b w:val="0"/>
-        </w:rPr>
-        <w:t>For each task, choose the information needed: decide whether a book is under 120 pages; quote its first sentence exactly; decide whether a copy is available now. Explain why a genre tag alone is insufficient for all three.</w:t>
-      </w:r>
-    </w:p>
-    <w:p>
-      <w:pPr>
-        <w:pStyle w:val="Heading3"/>
-      </w:pPr>
-      <w:r>
-        <w:t>Teacher reasoning · W3</w:t>
-      </w:r>
-    </w:p>
-    <w:p>
-      <w:pPr>
-        <w:spacing w:line="336" w:lineRule="auto" w:after="180"/>
-        <w:shd w:fill="F1F6FC"/>
-      </w:pPr>
-      <w:r>
-        <w:rPr>
-          <w:b w:val="0"/>
-        </w:rPr>
-        <w:t>Use the page count for the length condition, the actual first sentence from the correct edition for an exact quote, and a current copy-availability record for availability. Genre supplies none of those facts.</w:t>
-      </w:r>
-    </w:p>
-    <w:p>
-      <w:pPr>
-        <w:spacing w:line="336" w:lineRule="auto" w:after="180"/>
-        <w:shd w:fill="F1F6FC"/>
-      </w:pPr>
-      <w:r>
-        <w:rPr>
-          <w:b w:val="0"/>
-        </w:rPr>
-        <w:t>Even suitable records must be checked for the correct edition or time.</w:t>
-      </w:r>
-    </w:p>
-    <w:p>
-      <w:pPr>
-        <w:pStyle w:val="Heading3"/>
-      </w:pPr>
-      <w:r>
-        <w:t>W4 Investigate a new loss of information</w:t>
-      </w:r>
-    </w:p>
-    <w:p>
-      <w:pPr>
-        <w:pStyle w:val="Heading3"/>
-      </w:pPr>
-      <w:r>
-        <w:t>Workbook question · W4</w:t>
-      </w:r>
-    </w:p>
-    <w:p>
-      <w:pPr>
-        <w:spacing w:line="336" w:lineRule="auto" w:after="180"/>
-        <w:shd w:fill="F5F1FB"/>
-      </w:pPr>
-      <w:r>
-        <w:rPr>
-          <w:b w:val="0"/>
-        </w:rPr>
-        <w:t>A classroom device receives four scores and stores only their total, 20. A student claims that every score must be 5. Give two different lists of four nonnegative whole-number scores with total 20.</w:t>
-      </w:r>
-    </w:p>
-    <w:p>
-      <w:pPr>
-        <w:spacing w:line="336" w:lineRule="auto" w:after="180"/>
-        <w:shd w:fill="F5F1FB"/>
-      </w:pPr>
-      <w:r>
-        <w:rPr>
-          <w:b w:val="0"/>
-        </w:rPr>
-        <w:t>Explain precisely what the stored total establishes and what it does not.</w:t>
-      </w:r>
-    </w:p>
-    <w:p>
-      <w:pPr>
-        <w:pStyle w:val="Heading3"/>
-      </w:pPr>
-      <w:r>
-        <w:t>Teacher reasoning · W4</w:t>
-      </w:r>
-    </w:p>
-    <w:p>
-      <w:pPr>
-        <w:spacing w:line="336" w:lineRule="auto" w:after="180"/>
-        <w:shd w:fill="F1F6FC"/>
-      </w:pPr>
-      <w:r>
-        <w:rPr>
-          <w:b w:val="0"/>
-        </w:rPr>
-        <w:t xml:space="preserve">For example [5,5,5,5] and [2,4,6,8] both total 20. The stored total establishes the sum under the stated recording </w:t>
-      </w:r>
-      <w:r>
-        <w:rPr>
-          <w:b/>
-        </w:rPr>
-        <w:t>process</w:t>
-      </w:r>
-      <w:r>
-        <w:rPr>
-          <w:b w:val="0"/>
-        </w:rPr>
-        <w:t>, but not the individual scores or their equality.</w:t>
-      </w:r>
-    </w:p>
-    <w:p>
-      <w:pPr>
-        <w:spacing w:line="336" w:lineRule="auto" w:after="180"/>
-        <w:shd w:fill="F1F6FC"/>
-      </w:pPr>
-      <w:r>
-        <w:rPr>
-          <w:b w:val="0"/>
-        </w:rPr>
-        <w:t>A list with fewer than four entries or a different total is not a valid counterexample.</w:t>
-      </w:r>
-    </w:p>
-    <w:p>
-      <w:pPr>
-        <w:pStyle w:val="Heading3"/>
-      </w:pPr>
-      <w:r>
-        <w:t>W5 Diagnose before repairing</w:t>
-      </w:r>
-    </w:p>
-    <w:p>
-      <w:pPr>
-        <w:pStyle w:val="Heading3"/>
-      </w:pPr>
-      <w:r>
-        <w:t>Workbook question · W5</w:t>
-      </w:r>
-    </w:p>
-    <w:p>
-      <w:pPr>
-        <w:spacing w:line="336" w:lineRule="auto" w:after="180"/>
-        <w:shd w:fill="F5F1FB"/>
-      </w:pPr>
-      <w:r>
-        <w:rPr>
-          <w:b w:val="0"/>
-        </w:rPr>
-        <w:t>A voice calculator receives a spoken request for 16 divided by 4. Its transcript says 60 divided by 4 and its calculator returns 15.</w:t>
-      </w:r>
-    </w:p>
-    <w:p>
-      <w:pPr>
-        <w:spacing w:line="336" w:lineRule="auto" w:after="180"/>
-        <w:shd w:fill="F5F1FB"/>
-      </w:pPr>
-      <w:r>
-        <w:rPr>
-          <w:b w:val="0"/>
-        </w:rPr>
-        <w:t>Identify the first incorrect stage, show the intended result and propose a check before calculation.</w:t>
-      </w:r>
-    </w:p>
-    <w:p>
-      <w:pPr>
-        <w:pStyle w:val="Heading3"/>
-      </w:pPr>
-      <w:r>
-        <w:t>Teacher reasoning · W5</w:t>
-      </w:r>
-    </w:p>
-    <w:p>
-      <w:pPr>
-        <w:spacing w:line="336" w:lineRule="auto" w:after="180"/>
-        <w:shd w:fill="F1F6FC"/>
-      </w:pPr>
-      <w:r>
-        <w:rPr>
-          <w:b w:val="0"/>
-        </w:rPr>
-        <w:t>Transcription first changes 16 to 60. The calculator correctly computes the wrong supplied expression. The intended result is 4.</w:t>
-      </w:r>
-    </w:p>
-    <w:p>
-      <w:pPr>
-        <w:spacing w:line="336" w:lineRule="auto" w:after="180"/>
-        <w:shd w:fill="F1F6FC"/>
-      </w:pPr>
-      <w:r>
-        <w:rPr>
-          <w:b w:val="0"/>
-        </w:rPr>
-        <w:t>Display or confirm the interpreted numbers before calculating, rather than changing the arithmetic code to force the expected answer.</w:t>
-      </w:r>
-    </w:p>
-    <w:p>
-      <w:pPr>
-        <w:pStyle w:val="Heading3"/>
-      </w:pPr>
-      <w:r>
-        <w:t>Assess independent transfer</w:t>
-      </w:r>
-    </w:p>
-    <w:p>
-      <w:pPr>
-        <w:pStyle w:val="Heading3"/>
-      </w:pPr>
-      <w:r>
-        <w:t>Independent question · withhold the key</w:t>
-      </w:r>
-    </w:p>
-    <w:p>
-      <w:pPr>
-        <w:spacing w:line="336" w:lineRule="auto" w:after="180"/>
-        <w:shd w:fill="F5F1FB"/>
-      </w:pPr>
-      <w:r>
-        <w:rPr>
-          <w:b w:val="0"/>
-        </w:rPr>
-        <w:t>Selected case: A classroom device receives four scores and stores only their total, 20. A student claims that every score must be 5. Give two different lists of four nonnegative whole-number scores with total 20.</w:t>
-      </w:r>
-    </w:p>
-    <w:p>
-      <w:pPr>
-        <w:spacing w:line="336" w:lineRule="auto" w:after="180"/>
-        <w:shd w:fill="F5F1FB"/>
-      </w:pPr>
-      <w:r>
-        <w:rPr>
-          <w:b w:val="0"/>
-        </w:rPr>
-        <w:t>Explain precisely what the stored total establishes and what it does not.</w:t>
-      </w:r>
-    </w:p>
-    <w:p>
-      <w:pPr>
-        <w:pStyle w:val="Heading3"/>
-      </w:pPr>
-      <w:r>
-        <w:t>Selected case answer</w:t>
-      </w:r>
-    </w:p>
-    <w:p>
-      <w:pPr>
-        <w:pStyle w:val="Heading3"/>
-      </w:pPr>
-      <w:r>
-        <w:t>Teacher key · Selected case answer</w:t>
-      </w:r>
-    </w:p>
-    <w:p>
-      <w:pPr>
-        <w:spacing w:line="336" w:lineRule="auto" w:after="180"/>
-        <w:shd w:fill="F1F6FC"/>
-      </w:pPr>
-      <w:r>
-        <w:rPr>
-          <w:b w:val="0"/>
-        </w:rPr>
-        <w:t xml:space="preserve">For example [5,5,5,5] and [2,4,6,8] both total 20. The stored total establishes the sum under the stated recording </w:t>
-      </w:r>
-      <w:r>
-        <w:rPr>
-          <w:b/>
-        </w:rPr>
-        <w:t>process</w:t>
-      </w:r>
-      <w:r>
-        <w:rPr>
-          <w:b w:val="0"/>
-        </w:rPr>
-        <w:t>, but not the individual scores or their equality.</w:t>
-      </w:r>
-    </w:p>
-    <w:p>
-      <w:pPr>
-        <w:spacing w:line="336" w:lineRule="auto" w:after="180"/>
-        <w:shd w:fill="F1F6FC"/>
-      </w:pPr>
-      <w:r>
-        <w:rPr>
-          <w:b w:val="0"/>
-        </w:rPr>
-        <w:t>A list with fewer than four entries or a different total is not a valid counterexample.</w:t>
-      </w:r>
-    </w:p>
-    <w:tbl>
-      <w:tblPr>
-        <w:tblStyle w:val="LightShading-Accent1"/>
-        <w:tblW w:type="auto" w:w="0"/>
-        <w:tblLook w:firstColumn="1" w:firstRow="1" w:lastColumn="0" w:lastRow="0" w:noHBand="0" w:noVBand="1" w:val="04A0"/>
-      </w:tblPr>
-      <w:tblGrid>
-        <w:gridCol w:w="5112"/>
-        <w:gridCol w:w="5112"/>
-      </w:tblGrid>
-      <w:tr>
-        <w:trPr>
-          <w:tblHeader/>
-        </w:trPr>
-        <w:tc>
-          <w:tcPr>
-            <w:tcW w:type="dxa" w:w="5112"/>
-          </w:tcPr>
-          <w:p>
-            <w:r>
-              <w:t>Dimension</w:t>
-            </w:r>
-          </w:p>
-        </w:tc>
-        <w:tc>
-          <w:tcPr>
-            <w:tcW w:type="dxa" w:w="5112"/>
-          </w:tcPr>
-          <w:p>
-            <w:r>
-              <w:t>Evidence required</w:t>
-            </w:r>
-          </w:p>
-        </w:tc>
-      </w:tr>
-      <w:tr>
-        <w:tc>
-          <w:tcPr>
-            <w:tcW w:type="dxa" w:w="5112"/>
-          </w:tcPr>
-          <w:p>
-            <w:r>
-              <w:t>Explanation</w:t>
-            </w:r>
-          </w:p>
-        </w:tc>
-        <w:tc>
-          <w:tcPr>
-            <w:tcW w:type="dxa" w:w="5112"/>
-          </w:tcPr>
-          <w:p>
-            <w:r>
-              <w:t>Names the applicable idea or procedure and ties it to the supplied facts.</w:t>
-            </w:r>
-          </w:p>
-        </w:tc>
-      </w:tr>
-      <w:tr>
-        <w:tc>
-          <w:tcPr>
-            <w:tcW w:type="dxa" w:w="5112"/>
-          </w:tcPr>
-          <w:p>
-            <w:r>
-              <w:t>Trace and result</w:t>
-            </w:r>
-          </w:p>
-        </w:tc>
-        <w:tc>
-          <w:tcPr>
-            <w:tcW w:type="dxa" w:w="5112"/>
-          </w:tcPr>
-          <w:p>
-            <w:r>
-              <w:t>Preserves the given inputs and shows the relevant intermediate steps; distinguishes a prediction from an observed execution.</w:t>
-            </w:r>
-          </w:p>
-        </w:tc>
-      </w:tr>
-      <w:tr>
-        <w:tc>
-          <w:tcPr>
-            <w:tcW w:type="dxa" w:w="5112"/>
-          </w:tcPr>
-          <w:p>
-            <w:r>
-              <w:t>Limits</w:t>
-            </w:r>
-          </w:p>
-        </w:tc>
-        <w:tc>
-          <w:tcPr>
-            <w:tcW w:type="dxa" w:w="5112"/>
-          </w:tcPr>
-          <w:p>
-            <w:r>
-              <w:t>States the assumptions, missing evidence or conditions under which the result would change.</w:t>
-            </w:r>
-          </w:p>
-        </w:tc>
-      </w:tr>
-    </w:tbl>
-    <w:p>
-      <w:pPr>
-        <w:pStyle w:val="Heading3"/>
-      </w:pPr>
-      <w:r>
-        <w:t>Teacher key · Selected case answer</w:t>
-      </w:r>
-    </w:p>
-    <w:p>
-      <w:pPr>
-        <w:spacing w:line="336" w:lineRule="auto" w:after="180"/>
-        <w:shd w:fill="F1F6FC"/>
-      </w:pPr>
-      <w:r>
-        <w:rPr>
-          <w:b w:val="0"/>
-        </w:rPr>
-        <w:t xml:space="preserve">Record each dimension as not yet, with support, or independent. Accept a valid alternative procedure with a defensible </w:t>
-      </w:r>
-      <w:r>
-        <w:rPr>
-          <w:b/>
-        </w:rPr>
-        <w:t>trace</w:t>
-      </w:r>
-      <w:r>
-        <w:rPr>
-          <w:b w:val="0"/>
-        </w:rPr>
-        <w:t>.</w:t>
-      </w:r>
-    </w:p>
-    <w:p>
-      <w:pPr>
-        <w:spacing w:line="336" w:lineRule="auto" w:after="180"/>
-        <w:shd w:fill="F1F6FC"/>
-      </w:pPr>
-      <w:r>
-        <w:rPr>
-          <w:b w:val="0"/>
-        </w:rPr>
-        <w:t xml:space="preserve">Do not penalise an honestly recorded model failure if the learner correctly explains its </w:t>
-      </w:r>
-      <w:r>
-        <w:rPr>
-          <w:b/>
-        </w:rPr>
-        <w:t>evidence</w:t>
-      </w:r>
-      <w:r>
-        <w:rPr>
-          <w:b w:val="0"/>
-        </w:rPr>
-        <w:t xml:space="preserve"> and limits.</w:t>
-      </w:r>
-    </w:p>
-    <w:p>
-      <w:pPr>
-        <w:pStyle w:val="Heading3"/>
-      </w:pPr>
-      <w:r>
-        <w:t>Feedback that the learner uses</w:t>
-      </w:r>
-    </w:p>
-    <w:p>
-      <w:pPr>
-        <w:spacing w:line="336" w:lineRule="auto" w:after="180"/>
-      </w:pPr>
-      <w:r>
-        <w:rPr>
-          <w:b w:val="0"/>
-        </w:rPr>
-        <w:t>Name the earliest unsupported step and give one action to repair it. Have the learner make that repair now and explain why. Then assess the relevant skill on a fresh, fully specified case.</w:t>
-      </w:r>
-    </w:p>
-    <w:p>
-      <w:pPr>
-        <w:spacing w:line="336" w:lineRule="auto" w:after="180"/>
-      </w:pPr>
-      <w:r>
-        <w:rPr>
-          <w:b w:val="0"/>
-        </w:rPr>
-        <w:t>Confirm it was not previously practised with feedback; solve and check the new case before assigning it. A follow-up design prompt is a starting brief, not automatically an equivalent test.</w:t>
-      </w:r>
-    </w:p>
-    <w:p>
-      <w:pPr>
-        <w:pStyle w:val="Heading1"/>
-      </w:pPr>
-      <w:r>
-        <w:t>06. Connect and extend learning</w:t>
-      </w:r>
-    </w:p>
-    <w:p>
-      <w:r>
-        <w:t>Connect Input, Process, Output to Helpful Classroom Sorter, adapt support and plan a later changed-case check.</w:t>
-      </w:r>
-    </w:p>
-    <w:p>
-      <w:pPr>
-        <w:pStyle w:val="Heading3"/>
-      </w:pPr>
-      <w:r>
-        <w:t>Helpful Classroom Sorter</w:t>
-      </w:r>
-    </w:p>
-    <w:p>
-      <w:pPr>
-        <w:spacing w:line="336" w:lineRule="auto" w:after="180"/>
-      </w:pPr>
-      <w:r>
-        <w:rPr>
-          <w:b w:val="0"/>
-        </w:rPr>
-        <w:t xml:space="preserve">Draw the Classroom Sorter's first </w:t>
-      </w:r>
-      <w:r>
-        <w:rPr>
-          <w:b/>
-        </w:rPr>
-        <w:t>input</w:t>
-      </w:r>
-      <w:r>
-        <w:rPr>
-          <w:b w:val="0"/>
-        </w:rPr>
-        <w:t>-</w:t>
-      </w:r>
-      <w:r>
-        <w:rPr>
-          <w:b/>
-        </w:rPr>
-        <w:t>process</w:t>
-      </w:r>
-      <w:r>
-        <w:rPr>
-          <w:b w:val="0"/>
-        </w:rPr>
-        <w:t>-</w:t>
-      </w:r>
-      <w:r>
-        <w:rPr>
-          <w:b/>
-        </w:rPr>
-        <w:t>output</w:t>
-      </w:r>
-      <w:r>
-        <w:rPr>
-          <w:b w:val="0"/>
-        </w:rPr>
-        <w:t xml:space="preserve"> map and show where a person may review the result.</w:t>
-      </w:r>
-    </w:p>
-    <w:p>
-      <w:pPr>
-        <w:spacing w:line="336" w:lineRule="auto" w:after="180"/>
-      </w:pPr>
-      <w:r>
-        <w:rPr>
-          <w:b w:val="0"/>
-        </w:rPr>
-        <w:t xml:space="preserve">Keep the decision, </w:t>
-      </w:r>
-      <w:r>
-        <w:rPr>
-          <w:b/>
-        </w:rPr>
-        <w:t>input</w:t>
-      </w:r>
-      <w:r>
-        <w:rPr>
-          <w:b w:val="0"/>
-        </w:rPr>
-        <w:t xml:space="preserve">, result, explanation and remaining limitation in the project </w:t>
-      </w:r>
-      <w:r>
-        <w:rPr>
-          <w:b/>
-        </w:rPr>
-        <w:t>evidence</w:t>
-      </w:r>
-      <w:r>
-        <w:rPr>
-          <w:b w:val="0"/>
-        </w:rPr>
-        <w:t xml:space="preserve"> record. Retrieve this record next week rather than restarting the project.</w:t>
-      </w:r>
-    </w:p>
-    <w:p>
-      <w:pPr>
-        <w:pStyle w:val="Heading3"/>
-      </w:pPr>
-      <w:r>
-        <w:t>Support and stretch</w:t>
-      </w:r>
-    </w:p>
-    <w:p>
-      <w:pPr>
-        <w:spacing w:line="336" w:lineRule="auto" w:after="180"/>
-      </w:pPr>
-      <w:r>
-        <w:rPr>
-          <w:b w:val="0"/>
-        </w:rPr>
-        <w:t xml:space="preserve">Use physical cards, spoken explanations and a three-stage drawing. Read aloud without giving the answer. Stretch: compare two </w:t>
-      </w:r>
-      <w:r>
-        <w:rPr>
-          <w:b/>
-        </w:rPr>
-        <w:t>mechanism</w:t>
-      </w:r>
-      <w:r>
-        <w:rPr>
-          <w:b w:val="0"/>
-        </w:rPr>
-        <w:t xml:space="preserve">s with the same visible </w:t>
-      </w:r>
-      <w:r>
-        <w:rPr>
-          <w:b/>
-        </w:rPr>
-        <w:t>output</w:t>
-      </w:r>
-      <w:r>
-        <w:rPr>
-          <w:b w:val="0"/>
-        </w:rPr>
-        <w:t xml:space="preserve"> and explain what </w:t>
-      </w:r>
-      <w:r>
-        <w:rPr>
-          <w:b/>
-        </w:rPr>
-        <w:t>evidence</w:t>
-      </w:r>
-      <w:r>
-        <w:rPr>
-          <w:b w:val="0"/>
-        </w:rPr>
-        <w:t xml:space="preserve"> distinguishes them.</w:t>
-      </w:r>
-    </w:p>
-    <w:p>
-      <w:pPr>
-        <w:pStyle w:val="Heading3"/>
-      </w:pPr>
-      <w:r>
-        <w:t>Exit reflection</w:t>
-      </w:r>
-    </w:p>
-    <w:p>
-      <w:pPr>
-        <w:spacing w:line="336" w:lineRule="auto" w:after="180"/>
-      </w:pPr>
-      <w:r>
-        <w:rPr>
-          <w:b w:val="0"/>
-        </w:rPr>
-        <w:t xml:space="preserve">Ask for one decision the learner can now justify and one situation requiring more </w:t>
-      </w:r>
-      <w:r>
-        <w:rPr>
-          <w:b/>
-        </w:rPr>
-        <w:t>evidence</w:t>
-      </w:r>
-      <w:r>
-        <w:rPr>
-          <w:b w:val="0"/>
-        </w:rPr>
-        <w:t xml:space="preserve"> or human review. Confidence ratings are separate from correct independent performance.</w:t>
-      </w:r>
-    </w:p>
-    <w:p>
-      <w:pPr>
-        <w:pStyle w:val="Heading3"/>
-      </w:pPr>
-      <w:r>
-        <w:t>Bridge to the next week</w:t>
-      </w:r>
-    </w:p>
-    <w:p>
-      <w:pPr>
-        <w:spacing w:line="336" w:lineRule="auto" w:after="180"/>
-      </w:pPr>
-      <w:r>
-        <w:rPr>
-          <w:b w:val="0"/>
-        </w:rPr>
-        <w:t xml:space="preserve">Next: Week 3: Sensors Are Messengers. Retrieve today’s </w:t>
-      </w:r>
-      <w:r>
-        <w:rPr>
-          <w:b/>
-        </w:rPr>
-        <w:t>evidence</w:t>
-      </w:r>
-      <w:r>
-        <w:rPr>
-          <w:b w:val="0"/>
-        </w:rPr>
-        <w:t xml:space="preserve"> and identify what carries forward and what is new.</w:t>
-      </w:r>
-    </w:p>
-    <w:p>
-      <w:pPr>
-        <w:pStyle w:val="Heading3"/>
-      </w:pPr>
-      <w:r>
-        <w:t>Support and fresh reassessment</w:t>
-      </w:r>
-    </w:p>
-    <w:p>
-      <w:pPr>
-        <w:spacing w:line="336" w:lineRule="auto" w:after="180"/>
-      </w:pPr>
-      <w:r>
-        <w:rPr>
-          <w:b w:val="0"/>
-        </w:rPr>
-        <w:t xml:space="preserve">Provide four empty boxes and counters for learners who need arithmetic support. Let them explain </w:t>
-      </w:r>
-      <w:r>
-        <w:rPr>
-          <w:b/>
-        </w:rPr>
-        <w:t>information loss</w:t>
-      </w:r>
-      <w:r>
-        <w:rPr>
-          <w:b w:val="0"/>
-        </w:rPr>
-        <w:t xml:space="preserve"> orally.</w:t>
-      </w:r>
-    </w:p>
-    <w:p>
-      <w:pPr>
-        <w:spacing w:line="336" w:lineRule="auto" w:after="180"/>
-      </w:pPr>
-      <w:r>
-        <w:rPr>
-          <w:b w:val="0"/>
-        </w:rPr>
-        <w:t>Extension: ask which extra field, such as minimum score, would rule out one of their lists and whether it would uniquely determine the original list.</w:t>
-      </w:r>
-    </w:p>
-    <w:p>
-      <w:pPr>
-        <w:spacing w:line="336" w:lineRule="auto" w:after="180"/>
-      </w:pPr>
-      <w:r>
-        <w:rPr>
-          <w:b w:val="0"/>
-        </w:rPr>
-        <w:t>W4 is secure when both lists contain four nonnegative whole numbers, both sum to 20, at least one is not all fives, and the explanation distinguishes sum from individual values.</w:t>
-      </w:r>
-    </w:p>
-    <w:p>
-      <w:pPr>
-        <w:spacing w:line="336" w:lineRule="auto" w:after="180"/>
       </w:pPr>
       <w:r>
         <w:rPr>
@@ -5806,21 +5513,10 @@
     </w:p>
     <w:p>
       <w:pPr>
-        <w:spacing w:line="336" w:lineRule="auto" w:after="180"/>
-      </w:pPr>
-      <w:r>
-        <w:rPr>
-          <w:b w:val="0"/>
-        </w:rPr>
-        <w:t>Week 3 examines how physical signals become measurements, including the units and conditions needed to interpret recorded values.</w:t>
-      </w:r>
-    </w:p>
-    <w:p>
-      <w:pPr>
-        <w:pStyle w:val="Heading3"/>
-      </w:pPr>
-      <w:r>
-        <w:t>Plan the delayed return</w:t>
+        <w:pStyle w:val="Heading2"/>
+      </w:pPr>
+      <w:r>
+        <w:t>Plan and record the return check</w:t>
       </w:r>
     </w:p>
     <w:p>
@@ -6037,60 +5733,176 @@
     </w:p>
     <w:p>
       <w:pPr>
+        <w:pStyle w:val="Heading2"/>
+      </w:pPr>
+      <w:r>
+        <w:t>Bridge to sensors</w:t>
+      </w:r>
+    </w:p>
+    <w:p>
+      <w:pPr>
+        <w:spacing w:line="336" w:lineRule="auto" w:after="180"/>
+      </w:pPr>
+      <w:r>
+        <w:rPr>
+          <w:b w:val="0"/>
+        </w:rPr>
+        <w:t xml:space="preserve">Ask for one decision the learner can now justify and one situation requiring more </w:t>
+      </w:r>
+      <w:r>
+        <w:rPr>
+          <w:b/>
+        </w:rPr>
+        <w:t>evidence</w:t>
+      </w:r>
+      <w:r>
+        <w:rPr>
+          <w:b w:val="0"/>
+        </w:rPr>
+        <w:t xml:space="preserve"> or human review. Confidence ratings are separate from correct independent performance.</w:t>
+      </w:r>
+    </w:p>
+    <w:p>
+      <w:pPr>
+        <w:spacing w:line="336" w:lineRule="auto" w:after="180"/>
+      </w:pPr>
+      <w:r>
+        <w:rPr>
+          <w:b w:val="0"/>
+        </w:rPr>
+        <w:t xml:space="preserve">Next: Week 3: Sensors Are Messengers. Retrieve today’s </w:t>
+      </w:r>
+      <w:r>
+        <w:rPr>
+          <w:b/>
+        </w:rPr>
+        <w:t>evidence</w:t>
+      </w:r>
+      <w:r>
+        <w:rPr>
+          <w:b w:val="0"/>
+        </w:rPr>
+        <w:t xml:space="preserve"> and identify what carries forward and what is new.</w:t>
+      </w:r>
+    </w:p>
+    <w:p>
+      <w:pPr>
+        <w:spacing w:line="336" w:lineRule="auto" w:after="180"/>
+      </w:pPr>
+      <w:r>
+        <w:rPr>
+          <w:b w:val="0"/>
+        </w:rPr>
+        <w:t>Week 3 examines how physical signals become measurements, including the units and conditions needed to interpret recorded values.</w:t>
+      </w:r>
+    </w:p>
+    <w:p>
+      <w:pPr>
+        <w:pStyle w:val="Heading2"/>
+      </w:pPr>
+      <w:r>
+        <w:t>Earlier wording, alternative practice and picture transcripts · reference / check after trying</w:t>
+      </w:r>
+    </w:p>
+    <w:p>
+      <w:pPr>
+        <w:spacing w:line="336" w:lineRule="auto" w:after="180"/>
+      </w:pPr>
+      <w:r>
+        <w:rPr>
+          <w:b w:val="0"/>
+        </w:rPr>
+        <w:t>Connect and extend learning</w:t>
+      </w:r>
+    </w:p>
+    <w:p>
+      <w:pPr>
         <w:pStyle w:val="Heading3"/>
       </w:pPr>
       <w:r>
+        <w:t>Helpful Classroom Sorter</w:t>
+      </w:r>
+    </w:p>
+    <w:p>
+      <w:pPr>
+        <w:pStyle w:val="Heading3"/>
+      </w:pPr>
+      <w:r>
+        <w:t>Support and stretch</w:t>
+      </w:r>
+    </w:p>
+    <w:p>
+      <w:pPr>
+        <w:pStyle w:val="Heading3"/>
+      </w:pPr>
+      <w:r>
+        <w:t>Exit reflection</w:t>
+      </w:r>
+    </w:p>
+    <w:p>
+      <w:pPr>
+        <w:pStyle w:val="Heading3"/>
+      </w:pPr>
+      <w:r>
+        <w:t>Bridge to the next week</w:t>
+      </w:r>
+    </w:p>
+    <w:p>
+      <w:pPr>
+        <w:pStyle w:val="Heading3"/>
+      </w:pPr>
+      <w:r>
+        <w:t>Support and fresh reassessment</w:t>
+      </w:r>
+    </w:p>
+    <w:p>
+      <w:pPr>
+        <w:pStyle w:val="Heading3"/>
+      </w:pPr>
+      <w:r>
+        <w:t>Plan the delayed return</w:t>
+      </w:r>
+    </w:p>
+    <w:p>
+      <w:pPr>
+        <w:pStyle w:val="Heading3"/>
+      </w:pPr>
+      <w:r>
         <w:t>Project evidence from this case</w:t>
       </w:r>
     </w:p>
     <w:p>
       <w:pPr>
+        <w:pStyle w:val="Heading1"/>
+      </w:pPr>
+      <w:r>
+        <w:t>Reference bank and extra practice</w:t>
+      </w:r>
+    </w:p>
+    <w:p>
+      <w:pPr>
+        <w:pStyle w:val="Heading1"/>
+      </w:pPr>
+      <w:r>
+        <w:t>07. Reference: alternative planning checklist</w:t>
+      </w:r>
+    </w:p>
+    <w:p>
+      <w:r>
+        <w:t>Use this as a planning reminder alongside the main route, rather than repeating a second lesson.</w:t>
+      </w:r>
+    </w:p>
+    <w:p>
+      <w:pPr>
+        <w:pStyle w:val="Heading2"/>
+      </w:pPr>
+      <w:r>
+        <w:t>Preparation and schedule</w:t>
+      </w:r>
+    </w:p>
+    <w:p>
+      <w:pPr>
         <w:spacing w:line="336" w:lineRule="auto" w:after="180"/>
-      </w:pPr>
-      <w:r>
-        <w:rPr>
-          <w:b w:val="0"/>
-        </w:rPr>
-        <w:t xml:space="preserve">Choose sorter </w:t>
-      </w:r>
-      <w:r>
-        <w:rPr>
-          <w:b/>
-        </w:rPr>
-        <w:t>input</w:t>
-      </w:r>
-      <w:r>
-        <w:rPr>
-          <w:b w:val="0"/>
-        </w:rPr>
-        <w:t>s that retain the clues needed for its decision; draw the transformation and identify discarded details.</w:t>
-      </w:r>
-    </w:p>
-    <w:p>
-      <w:pPr>
-        <w:pStyle w:val="Heading1"/>
-      </w:pPr>
-      <w:r>
-        <w:t>07. Prepare, teach and assess</w:t>
-      </w:r>
-    </w:p>
-    <w:p>
-      <w:r>
-        <w:t>Use this preparation summary alongside the detailed Input, Process, Output lesson; it is a checklist rather than a replacement for the full sequence.</w:t>
-      </w:r>
-    </w:p>
-    <w:p>
-      <w:pPr>
-        <w:pStyle w:val="Heading3"/>
-      </w:pPr>
-      <w:r>
-        <w:t>Teaching target</w:t>
-      </w:r>
-    </w:p>
-    <w:p>
-      <w:pPr>
-        <w:spacing w:line="336" w:lineRule="auto" w:after="180"/>
-        <w:shd w:fill="EDF7F3"/>
       </w:pPr>
       <w:r>
         <w:rPr>
@@ -6279,6 +6091,14 @@
     </w:tbl>
     <w:p>
       <w:pPr>
+        <w:pStyle w:val="Heading2"/>
+      </w:pPr>
+      <w:r>
+        <w:t>Practice and assessment reminders</w:t>
+      </w:r>
+    </w:p>
+    <w:p>
+      <w:pPr>
         <w:spacing w:line="336" w:lineRule="auto" w:after="180"/>
       </w:pPr>
       <w:r>
@@ -6290,16 +6110,7 @@
     </w:p>
     <w:p>
       <w:pPr>
-        <w:pStyle w:val="Heading3"/>
-      </w:pPr>
-      <w:r>
-        <w:t>Supported practice answer</w:t>
-      </w:r>
-    </w:p>
-    <w:p>
-      <w:pPr>
         <w:spacing w:line="336" w:lineRule="auto" w:after="180"/>
-        <w:shd w:fill="F1F6FC"/>
       </w:pPr>
       <w:r>
         <w:rPr>
@@ -6311,7 +6122,6 @@
     <w:p>
       <w:pPr>
         <w:spacing w:line="336" w:lineRule="auto" w:after="180"/>
-        <w:shd w:fill="F1F6FC"/>
       </w:pPr>
       <w:r>
         <w:rPr>
@@ -6368,16 +6178,7 @@
     </w:p>
     <w:p>
       <w:pPr>
-        <w:pStyle w:val="Heading3"/>
-      </w:pPr>
-      <w:r>
-        <w:t>Repair the misconception</w:t>
-      </w:r>
-    </w:p>
-    <w:p>
-      <w:pPr>
         <w:spacing w:line="336" w:lineRule="auto" w:after="180"/>
-        <w:shd w:fill="FFF5E6"/>
       </w:pPr>
       <w:r>
         <w:rPr>
@@ -6412,16 +6213,7 @@
     </w:p>
     <w:p>
       <w:pPr>
-        <w:pStyle w:val="Heading3"/>
-      </w:pPr>
-      <w:r>
-        <w:t>Support without giving away the answer</w:t>
-      </w:r>
-    </w:p>
-    <w:p>
-      <w:pPr>
         <w:spacing w:line="336" w:lineRule="auto" w:after="180"/>
-        <w:shd w:fill="F1F6F8"/>
       </w:pPr>
       <w:r>
         <w:rPr>
@@ -6444,16 +6236,7 @@
     </w:p>
     <w:p>
       <w:pPr>
-        <w:pStyle w:val="Heading3"/>
-      </w:pPr>
-      <w:r>
-        <w:t>Extend the reasoning</w:t>
-      </w:r>
-    </w:p>
-    <w:p>
-      <w:pPr>
         <w:spacing w:line="336" w:lineRule="auto" w:after="180"/>
-        <w:shd w:fill="F5F1FB"/>
       </w:pPr>
       <w:r>
         <w:rPr>
@@ -6477,7 +6260,6 @@
     <w:p>
       <w:pPr>
         <w:spacing w:line="336" w:lineRule="auto" w:after="180"/>
-        <w:shd w:fill="F5F1FB"/>
       </w:pPr>
       <w:r>
         <w:rPr>
@@ -6488,16 +6270,7 @@
     </w:p>
     <w:p>
       <w:pPr>
-        <w:pStyle w:val="Heading3"/>
-      </w:pPr>
-      <w:r>
-        <w:t>Protect the independent attempt</w:t>
-      </w:r>
-    </w:p>
-    <w:p>
-      <w:pPr>
         <w:spacing w:line="336" w:lineRule="auto" w:after="180"/>
-        <w:shd w:fill="FFF5E6"/>
       </w:pPr>
       <w:r>
         <w:rPr>
@@ -6692,16 +6465,7 @@
     </w:tbl>
     <w:p>
       <w:pPr>
-        <w:pStyle w:val="Heading3"/>
-      </w:pPr>
-      <w:r>
-        <w:t>Project checkpoint</w:t>
-      </w:r>
-    </w:p>
-    <w:p>
-      <w:pPr>
         <w:spacing w:line="336" w:lineRule="auto" w:after="180"/>
-        <w:shd w:fill="EDF7F3"/>
       </w:pPr>
       <w:r>
         <w:rPr>
@@ -6750,12 +6514,20 @@
         <w:pStyle w:val="Heading1"/>
       </w:pPr>
       <w:r>
-        <w:t>08. Use feedback, labs and repair paths</w:t>
-      </w:r>
-    </w:p>
-    <w:p>
-      <w:r>
-        <w:t>Use feedback, earlier review and portfolios purposefully. Apply the coding routine only when this lesson has an executable lab.</w:t>
+        <w:t>08. Reference: feedback and digital records</w:t>
+      </w:r>
+    </w:p>
+    <w:p>
+      <w:r>
+        <w:t>The paper activities need no coding account; use tools when they help retain evidence.</w:t>
+      </w:r>
+    </w:p>
+    <w:p>
+      <w:pPr>
+        <w:pStyle w:val="Heading2"/>
+      </w:pPr>
+      <w:r>
+        <w:t>Separate practice and assessment</w:t>
       </w:r>
     </w:p>
     <w:p>
@@ -6794,10 +6566,64 @@
     </w:p>
     <w:p>
       <w:pPr>
-        <w:pStyle w:val="Heading3"/>
-      </w:pPr>
-      <w:r>
-        <w:t>For later coding lessons</w:t>
+        <w:pStyle w:val="Heading2"/>
+      </w:pPr>
+      <w:r>
+        <w:t>Repair and portfolio record</w:t>
+      </w:r>
+    </w:p>
+    <w:p>
+      <w:pPr>
+        <w:spacing w:line="336" w:lineRule="auto" w:after="180"/>
+      </w:pPr>
+      <w:r>
+        <w:rPr>
+          <w:b w:val="0"/>
+        </w:rPr>
+        <w:t>Use the earlier worked-explanation links to address a specific missing building block, then return to the current question. Adapt this suggestion after observing the learner; it is not an automatic diagnosis.</w:t>
+      </w:r>
+    </w:p>
+    <w:p>
+      <w:pPr>
+        <w:spacing w:line="336" w:lineRule="auto" w:after="180"/>
+      </w:pPr>
+      <w:r>
+        <w:rPr>
+          <w:b w:val="0"/>
+        </w:rPr>
+        <w:t xml:space="preserve">Collect the completed-work portfolio as </w:t>
+      </w:r>
+      <w:r>
+        <w:rPr>
+          <w:b/>
+        </w:rPr>
+        <w:t>evidence</w:t>
+      </w:r>
+      <w:r>
+        <w:rPr>
+          <w:b w:val="0"/>
+        </w:rPr>
+        <w:t xml:space="preserve">. Record support separately from correctness, and assess explanation, </w:t>
+      </w:r>
+      <w:r>
+        <w:rPr>
+          <w:b/>
+        </w:rPr>
+        <w:t>trace</w:t>
+      </w:r>
+      <w:r>
+        <w:rPr>
+          <w:b w:val="0"/>
+        </w:rPr>
+        <w:t>/test and limitations. Progress ticks and quiz selections alone do not establish mastery.</w:t>
+      </w:r>
+    </w:p>
+    <w:p>
+      <w:pPr>
+        <w:pStyle w:val="Heading2"/>
+      </w:pPr>
+      <w:r>
+        <w:t>Earlier wording, alternative practice and picture transcripts · reference / check after trying</w:t>
       </w:r>
     </w:p>
     <w:p>
@@ -6808,7 +6634,6 @@
     <w:p>
       <w:pPr>
         <w:spacing w:line="336" w:lineRule="auto" w:after="180"/>
-        <w:shd w:fill="F1F6F8"/>
       </w:pPr>
       <w:r>
         <w:rPr>
@@ -6831,89 +6656,20 @@
     </w:p>
     <w:p>
       <w:pPr>
-        <w:spacing w:line="336" w:lineRule="auto" w:after="180"/>
-      </w:pPr>
-      <w:r>
-        <w:rPr>
-          <w:b w:val="0"/>
-        </w:rPr>
-        <w:t>Use the earlier worked-explanation links to address a specific missing building block, then return to the current question. Adapt this suggestion after observing the learner; it is not an automatic diagnosis.</w:t>
-      </w:r>
-    </w:p>
-    <w:p>
-      <w:pPr>
-        <w:spacing w:line="336" w:lineRule="auto" w:after="180"/>
-      </w:pPr>
-      <w:r>
-        <w:rPr>
-          <w:b w:val="0"/>
-        </w:rPr>
-        <w:t xml:space="preserve">Collect the completed-work portfolio as </w:t>
-      </w:r>
-      <w:r>
-        <w:rPr>
-          <w:b/>
-        </w:rPr>
-        <w:t>evidence</w:t>
-      </w:r>
-      <w:r>
-        <w:rPr>
-          <w:b w:val="0"/>
-        </w:rPr>
-        <w:t xml:space="preserve">. Record support separately from correctness, and assess explanation, </w:t>
-      </w:r>
-      <w:r>
-        <w:rPr>
-          <w:b/>
-        </w:rPr>
-        <w:t>trace</w:t>
-      </w:r>
-      <w:r>
-        <w:rPr>
-          <w:b w:val="0"/>
-        </w:rPr>
-        <w:t>/test and limitations. Progress ticks and quiz selections alone do not establish mastery.</w:t>
-      </w:r>
-    </w:p>
-    <w:p>
-      <w:pPr>
         <w:pStyle w:val="Heading1"/>
       </w:pPr>
       <w:r>
-        <w:t>09. Visual concept journey</w:t>
-      </w:r>
-    </w:p>
-    <w:p>
-      <w:r>
-        <w:t>Show one Input, Process, Output graphic at a time, request a prediction and discuss its trace before the independent assessment.</w:t>
-      </w:r>
-    </w:p>
-    <w:p>
-      <w:pPr>
-        <w:spacing w:line="336" w:lineRule="auto" w:after="180"/>
-      </w:pPr>
-      <w:r>
-        <w:rPr>
-          <w:b w:val="0"/>
-        </w:rPr>
-        <w:t xml:space="preserve">Use one picture at a time. Hide a worked result before asking for a </w:t>
-      </w:r>
-      <w:r>
-        <w:rPr>
-          <w:b/>
-        </w:rPr>
-        <w:t>prediction</w:t>
-      </w:r>
-      <w:r>
-        <w:rPr>
-          <w:b w:val="0"/>
-        </w:rPr>
-        <w:t>, then reveal it for feedback. These are supported teaching cases; retain the separate independent assessment for a fresh first attempt.</w:t>
-      </w:r>
-    </w:p>
-    <w:p>
-      <w:pPr>
-        <w:pStyle w:val="Heading3"/>
+        <w:t>09. Reference: teach with the six pictures</w:t>
+      </w:r>
+    </w:p>
+    <w:p>
+      <w:r>
+        <w:t>Choose the image for the teaching move, then use its adjacent explanation.</w:t>
+      </w:r>
+    </w:p>
+    <w:p>
+      <w:pPr>
+        <w:pStyle w:val="Heading2"/>
       </w:pPr>
       <w:r>
         <w:t>01. Input, Process, Output: the case</w:t>
@@ -6924,7 +6680,7 @@
         <w:drawing>
           <wp:inline xmlns:a="http://schemas.openxmlformats.org/drawingml/2006/main" xmlns:pic="http://schemas.openxmlformats.org/drawingml/2006/picture">
             <wp:extent cx="5486400" cy="2834640"/>
-            <wp:docPr id="3" name="Picture 3" descr="A fictional classroom cupboard records coloured pencils, then reports just a total. Supplied facts: Box A has 2 red and 4 blue pencils. Box B has 5 red and 1 blue. The process adds colour counts and stores only the total, not the two counts."/>
+            <wp:docPr id="5" name="Picture 5" descr="A fictional classroom cupboard records coloured pencils, then reports just a total. Supplied facts: Box A has 2 red and 4 blue pencils. Box B has 5 red and 1 blue. The process adds colour counts and stores only the total, not the two counts."/>
             <wp:cNvGraphicFramePr>
               <a:graphicFrameLocks noChangeAspect="1"/>
             </wp:cNvGraphicFramePr>
@@ -6936,7 +6692,7 @@
                     <pic:cNvPicPr/>
                   </pic:nvPicPr>
                   <pic:blipFill>
-                    <a:blip r:embed="rId11"/>
+                    <a:blip r:embed="rId13"/>
                     <a:stretch>
                       <a:fillRect/>
                     </a:stretch>
@@ -6992,7 +6748,6 @@
     <w:p>
       <w:pPr>
         <w:spacing w:line="336" w:lineRule="auto" w:after="180"/>
-        <w:shd w:fill="F5F1FB"/>
       </w:pPr>
       <w:r>
         <w:rPr>
@@ -7003,16 +6758,7 @@
     </w:p>
     <w:p>
       <w:pPr>
-        <w:pStyle w:val="Heading3"/>
-      </w:pPr>
-      <w:r>
-        <w:t>Discuss while showing the picture</w:t>
-      </w:r>
-    </w:p>
-    <w:p>
-      <w:pPr>
         <w:spacing w:line="336" w:lineRule="auto" w:after="180"/>
-        <w:shd w:fill="F1F6F8"/>
       </w:pPr>
       <w:r>
         <w:rPr>
@@ -7023,7 +6769,7 @@
     </w:p>
     <w:p>
       <w:pPr>
-        <w:pStyle w:val="Heading3"/>
+        <w:pStyle w:val="Heading2"/>
       </w:pPr>
       <w:r>
         <w:t>02. Follow the deciding steps</w:t>
@@ -7034,7 +6780,7 @@
         <w:drawing>
           <wp:inline xmlns:a="http://schemas.openxmlformats.org/drawingml/2006/main" xmlns:pic="http://schemas.openxmlformats.org/drawingml/2006/picture">
             <wp:extent cx="5486400" cy="4005072"/>
-            <wp:docPr id="4" name="Picture 4" descr="Read colours: A: red 2, blue 4. B: red 5, blue 1. → Add counts: A: 2+4=6. B: 5+1=6. → Store total: Both records become total 6. → Ask a new question: The saved totals cannot tell which box has more red pencils."/>
+            <wp:docPr id="6" name="Picture 6" descr="Read colours: A: red 2, blue 4. B: red 5, blue 1. → Add counts: A: 2+4=6. B: 5+1=6. → Store total: Both records become total 6. → Ask a new question: The saved totals cannot tell which box has more red pencils."/>
             <wp:cNvGraphicFramePr>
               <a:graphicFrameLocks noChangeAspect="1"/>
             </wp:cNvGraphicFramePr>
@@ -7046,7 +6792,7 @@
                     <pic:cNvPicPr/>
                   </pic:nvPicPr>
                   <pic:blipFill>
-                    <a:blip r:embed="rId12"/>
+                    <a:blip r:embed="rId10"/>
                     <a:stretch>
                       <a:fillRect/>
                     </a:stretch>
@@ -7079,7 +6825,6 @@
     <w:p>
       <w:pPr>
         <w:spacing w:line="336" w:lineRule="auto" w:after="180"/>
-        <w:shd w:fill="F5F1FB"/>
       </w:pPr>
       <w:r>
         <w:rPr>
@@ -7102,16 +6847,7 @@
     </w:p>
     <w:p>
       <w:pPr>
-        <w:pStyle w:val="Heading3"/>
-      </w:pPr>
-      <w:r>
-        <w:t>Discuss while showing the picture</w:t>
-      </w:r>
-    </w:p>
-    <w:p>
-      <w:pPr>
         <w:spacing w:line="336" w:lineRule="auto" w:after="180"/>
-        <w:shd w:fill="F1F6F8"/>
       </w:pPr>
       <w:r>
         <w:rPr>
@@ -7134,7 +6870,7 @@
     </w:p>
     <w:p>
       <w:pPr>
-        <w:pStyle w:val="Heading3"/>
+        <w:pStyle w:val="Heading2"/>
       </w:pPr>
       <w:r>
         <w:t>03. Different pencil colours. The same total.</w:t>
@@ -7145,7 +6881,7 @@
         <w:drawing>
           <wp:inline xmlns:a="http://schemas.openxmlformats.org/drawingml/2006/main" xmlns:pic="http://schemas.openxmlformats.org/drawingml/2006/picture">
             <wp:extent cx="5486400" cy="3014472"/>
-            <wp:docPr id="5" name="Picture 5" descr="Box A: 2 red pencils and 4 blue, total 6. Box B: 5 red pencils and 1 blue, total 6. The equal totals do not preserve the colour counts."/>
+            <wp:docPr id="7" name="Picture 7" descr="Box A: 2 red pencils and 4 blue, total 6. Box B: 5 red pencils and 1 blue, total 6. The equal totals do not preserve the colour counts."/>
             <wp:cNvGraphicFramePr>
               <a:graphicFrameLocks noChangeAspect="1"/>
             </wp:cNvGraphicFramePr>
@@ -7157,7 +6893,7 @@
                     <pic:cNvPicPr/>
                   </pic:nvPicPr>
                   <pic:blipFill>
-                    <a:blip r:embed="rId13"/>
+                    <a:blip r:embed="rId9"/>
                     <a:stretch>
                       <a:fillRect/>
                     </a:stretch>
@@ -7190,7 +6926,6 @@
     <w:p>
       <w:pPr>
         <w:spacing w:line="336" w:lineRule="auto" w:after="180"/>
-        <w:shd w:fill="F5F1FB"/>
       </w:pPr>
       <w:r>
         <w:rPr>
@@ -7201,16 +6936,7 @@
     </w:p>
     <w:p>
       <w:pPr>
-        <w:pStyle w:val="Heading3"/>
-      </w:pPr>
-      <w:r>
-        <w:t>Discuss while showing the picture</w:t>
-      </w:r>
-    </w:p>
-    <w:p>
-      <w:pPr>
         <w:spacing w:line="336" w:lineRule="auto" w:after="180"/>
-        <w:shd w:fill="F1F6F8"/>
       </w:pPr>
       <w:r>
         <w:rPr>
@@ -7222,7 +6948,6 @@
     <w:p>
       <w:pPr>
         <w:spacing w:line="336" w:lineRule="auto" w:after="180"/>
-        <w:shd w:fill="F1F6F8"/>
       </w:pPr>
       <w:r>
         <w:rPr>
@@ -7233,7 +6958,7 @@
     </w:p>
     <w:p>
       <w:pPr>
-        <w:pStyle w:val="Heading3"/>
+        <w:pStyle w:val="Heading2"/>
       </w:pPr>
       <w:r>
         <w:t>04. Change one thing. Trace what follows.</w:t>
@@ -7244,7 +6969,7 @@
         <w:drawing>
           <wp:inline xmlns:a="http://schemas.openxmlformats.org/drawingml/2006/main" xmlns:pic="http://schemas.openxmlformats.org/drawingml/2006/picture">
             <wp:extent cx="5486400" cy="3026664"/>
-            <wp:docPr id="6" name="Picture 6" descr="Original case: The saved totals cannot tell which box has more red pencils. Changed condition: Store red count alongside total. Expected result: The records become (6,2) and (6,5). Reason: Blue count can now be recovered by total minus red, assuming these are the only colours."/>
+            <wp:docPr id="8" name="Picture 8" descr="Original case: The saved totals cannot tell which box has more red pencils. Changed condition: Store red count alongside total. Expected result: The records become (6,2) and (6,5). Reason: Blue count can now be recovered by total minus red, assuming these are the only colours."/>
             <wp:cNvGraphicFramePr>
               <a:graphicFrameLocks noChangeAspect="1"/>
             </wp:cNvGraphicFramePr>
@@ -7300,7 +7025,6 @@
     <w:p>
       <w:pPr>
         <w:spacing w:line="336" w:lineRule="auto" w:after="180"/>
-        <w:shd w:fill="F5F1FB"/>
       </w:pPr>
       <w:r>
         <w:rPr>
@@ -7311,16 +7035,7 @@
     </w:p>
     <w:p>
       <w:pPr>
-        <w:pStyle w:val="Heading3"/>
-      </w:pPr>
-      <w:r>
-        <w:t>Discuss while showing the picture</w:t>
-      </w:r>
-    </w:p>
-    <w:p>
-      <w:pPr>
         <w:spacing w:line="336" w:lineRule="auto" w:after="180"/>
-        <w:shd w:fill="F1F6F8"/>
       </w:pPr>
       <w:r>
         <w:rPr>
@@ -7332,7 +7047,6 @@
     <w:p>
       <w:pPr>
         <w:spacing w:line="336" w:lineRule="auto" w:after="180"/>
-        <w:shd w:fill="F1F6F8"/>
       </w:pPr>
       <w:r>
         <w:rPr>
@@ -7343,7 +7057,7 @@
     </w:p>
     <w:p>
       <w:pPr>
-        <w:pStyle w:val="Heading3"/>
+        <w:pStyle w:val="Heading2"/>
       </w:pPr>
       <w:r>
         <w:t>05. Connect the explanation to its limit</w:t>
@@ -7354,7 +7068,7 @@
         <w:drawing>
           <wp:inline xmlns:a="http://schemas.openxmlformats.org/drawingml/2006/main" xmlns:pic="http://schemas.openxmlformats.org/drawingml/2006/picture">
             <wp:extent cx="5486400" cy="2834640"/>
-            <wp:docPr id="7" name="Picture 7" descr="Adding preserves the number of pencils but discards how that number was divided between colours. Both distinct inputs lead to the same stored output. Working backwards from 6 therefore has several possible answers; it is not an instruction to divide equally. Limit: The two-colour assumption matters. Extra colours would prevent inferring blue from total and red alone."/>
+            <wp:docPr id="9" name="Picture 9" descr="Adding preserves the number of pencils but discards how that number was divided between colours. Both distinct inputs lead to the same stored output. Working backwards from 6 therefore has several possible answers; it is not an instruction to divide equally. Limit: The two-colour assumption matters. Extra colours would prevent inferring blue from total and red alone."/>
             <wp:cNvGraphicFramePr>
               <a:graphicFrameLocks noChangeAspect="1"/>
             </wp:cNvGraphicFramePr>
@@ -7434,7 +7148,6 @@
     <w:p>
       <w:pPr>
         <w:spacing w:line="336" w:lineRule="auto" w:after="180"/>
-        <w:shd w:fill="F5F1FB"/>
       </w:pPr>
       <w:r>
         <w:rPr>
@@ -7445,16 +7158,7 @@
     </w:p>
     <w:p>
       <w:pPr>
-        <w:pStyle w:val="Heading3"/>
-      </w:pPr>
-      <w:r>
-        <w:t>Discuss while showing the picture</w:t>
-      </w:r>
-    </w:p>
-    <w:p>
-      <w:pPr>
         <w:spacing w:line="336" w:lineRule="auto" w:after="180"/>
-        <w:shd w:fill="F1F6F8"/>
       </w:pPr>
       <w:r>
         <w:rPr>
@@ -7466,7 +7170,6 @@
     <w:p>
       <w:pPr>
         <w:spacing w:line="336" w:lineRule="auto" w:after="180"/>
-        <w:shd w:fill="F1F6F8"/>
       </w:pPr>
       <w:r>
         <w:rPr>
@@ -7477,7 +7180,7 @@
     </w:p>
     <w:p>
       <w:pPr>
-        <w:pStyle w:val="Heading3"/>
+        <w:pStyle w:val="Heading2"/>
       </w:pPr>
       <w:r>
         <w:t>06. Make the idea visible in your project</w:t>
@@ -7488,7 +7191,7 @@
         <w:drawing>
           <wp:inline xmlns:a="http://schemas.openxmlformats.org/drawingml/2006/main" xmlns:pic="http://schemas.openxmlformats.org/drawingml/2006/picture">
             <wp:extent cx="5486400" cy="3380232"/>
-            <wp:docPr id="8" name="Picture 8" descr="Choose sorter inputs that retain the clues needed for its decision; draw the transformation and identify discarded details. Draw your input, deciding step, result and limit. Supported question: Use the richer record to find blue pencils in Box B. Explain why total alone was insufficient."/>
+            <wp:docPr id="10" name="Picture 10" descr="Choose sorter inputs that retain the clues needed for its decision; draw the transformation and identify discarded details. Draw your input, deciding step, result and limit. Supported question: Use the richer record to find blue pencils in Box B. Explain why total alone was insufficient."/>
             <wp:cNvGraphicFramePr>
               <a:graphicFrameLocks noChangeAspect="1"/>
             </wp:cNvGraphicFramePr>
@@ -7568,7 +7271,6 @@
     <w:p>
       <w:pPr>
         <w:spacing w:line="336" w:lineRule="auto" w:after="180"/>
-        <w:shd w:fill="F5F1FB"/>
       </w:pPr>
       <w:r>
         <w:rPr>
@@ -7603,58 +7305,127 @@
     </w:p>
     <w:p>
       <w:pPr>
+        <w:spacing w:line="336" w:lineRule="auto" w:after="180"/>
+      </w:pPr>
+      <w:r>
+        <w:rPr>
+          <w:b w:val="0"/>
+        </w:rPr>
+        <w:t xml:space="preserve">Teacher prompt: Draw your project </w:t>
+      </w:r>
+      <w:r>
+        <w:rPr>
+          <w:b/>
+        </w:rPr>
+        <w:t>trace</w:t>
+      </w:r>
+      <w:r>
+        <w:rPr>
+          <w:b w:val="0"/>
+        </w:rPr>
+        <w:t xml:space="preserve"> and justify the deciding step using </w:t>
+      </w:r>
+      <w:r>
+        <w:rPr>
+          <w:b/>
+        </w:rPr>
+        <w:t>evidence</w:t>
+      </w:r>
+      <w:r>
+        <w:rPr>
+          <w:b w:val="0"/>
+        </w:rPr>
+        <w:t>. Ask learners to describe one label or arrow in ordinary words. Use the adjacent transcript if the image is difficult to see.</w:t>
+      </w:r>
+    </w:p>
+    <w:p>
+      <w:pPr>
+        <w:spacing w:line="336" w:lineRule="auto" w:after="180"/>
+      </w:pPr>
+      <w:r>
+        <w:rPr>
+          <w:b w:val="0"/>
+        </w:rPr>
+        <w:t>Supported practice key: 6−5=1 blue pencil. Total 6 alone fits many red/blue combinations, including both boxes.</w:t>
+      </w:r>
+    </w:p>
+    <w:p>
+      <w:pPr>
+        <w:pStyle w:val="Heading2"/>
+      </w:pPr>
+      <w:r>
+        <w:t>Earlier wording, alternative practice and picture transcripts · reference / check after trying</w:t>
+      </w:r>
+    </w:p>
+    <w:p>
+      <w:pPr>
+        <w:spacing w:line="336" w:lineRule="auto" w:after="180"/>
+      </w:pPr>
+      <w:r>
+        <w:rPr>
+          <w:b w:val="0"/>
+        </w:rPr>
+        <w:t xml:space="preserve">Use one picture at a time. Hide a worked result before asking for a </w:t>
+      </w:r>
+      <w:r>
+        <w:rPr>
+          <w:b/>
+        </w:rPr>
+        <w:t>prediction</w:t>
+      </w:r>
+      <w:r>
+        <w:rPr>
+          <w:b w:val="0"/>
+        </w:rPr>
+        <w:t>, then reveal it for feedback. These are supported teaching cases; retain the separate independent assessment for a fresh first attempt.</w:t>
+      </w:r>
+    </w:p>
+    <w:p>
+      <w:pPr>
         <w:pStyle w:val="Heading3"/>
       </w:pPr>
       <w:r>
-        <w:t>Discuss while showing the picture</w:t>
-      </w:r>
-    </w:p>
-    <w:p>
-      <w:pPr>
-        <w:spacing w:line="336" w:lineRule="auto" w:after="180"/>
-        <w:shd w:fill="F1F6F8"/>
-      </w:pPr>
-      <w:r>
-        <w:rPr>
-          <w:b w:val="0"/>
-        </w:rPr>
-        <w:t xml:space="preserve">Teacher prompt: Draw your project </w:t>
-      </w:r>
-      <w:r>
-        <w:rPr>
-          <w:b/>
-        </w:rPr>
-        <w:t>trace</w:t>
-      </w:r>
-      <w:r>
-        <w:rPr>
-          <w:b w:val="0"/>
-        </w:rPr>
-        <w:t xml:space="preserve"> and justify the deciding step using </w:t>
-      </w:r>
-      <w:r>
-        <w:rPr>
-          <w:b/>
-        </w:rPr>
-        <w:t>evidence</w:t>
-      </w:r>
-      <w:r>
-        <w:rPr>
-          <w:b w:val="0"/>
-        </w:rPr>
-        <w:t>. Ask learners to describe one label or arrow in ordinary words. Use the adjacent transcript if the image is difficult to see.</w:t>
-      </w:r>
-    </w:p>
-    <w:p>
-      <w:pPr>
-        <w:spacing w:line="336" w:lineRule="auto" w:after="180"/>
-        <w:shd w:fill="F1F6F8"/>
-      </w:pPr>
-      <w:r>
-        <w:rPr>
-          <w:b w:val="0"/>
-        </w:rPr>
-        <w:t>Supported practice key: 6−5=1 blue pencil. Total 6 alone fits many red/blue combinations, including both boxes.</w:t>
+        <w:t>01. Input, Process, Output: the case</w:t>
+      </w:r>
+    </w:p>
+    <w:p>
+      <w:pPr>
+        <w:pStyle w:val="Heading3"/>
+      </w:pPr>
+      <w:r>
+        <w:t>02. Follow the deciding steps</w:t>
+      </w:r>
+    </w:p>
+    <w:p>
+      <w:pPr>
+        <w:pStyle w:val="Heading3"/>
+      </w:pPr>
+      <w:r>
+        <w:t>03. Different pencil colours. The same total.</w:t>
+      </w:r>
+    </w:p>
+    <w:p>
+      <w:pPr>
+        <w:pStyle w:val="Heading3"/>
+      </w:pPr>
+      <w:r>
+        <w:t>04. Change one thing. Trace what follows.</w:t>
+      </w:r>
+    </w:p>
+    <w:p>
+      <w:pPr>
+        <w:pStyle w:val="Heading3"/>
+      </w:pPr>
+      <w:r>
+        <w:t>05. Connect the explanation to its limit</w:t>
+      </w:r>
+    </w:p>
+    <w:p>
+      <w:pPr>
+        <w:pStyle w:val="Heading3"/>
+      </w:pPr>
+      <w:r>
+        <w:t>06. Make the idea visible in your project</w:t>
       </w:r>
     </w:p>
     <w:sectPr>
